--- a/docs/thesis/Chapter-04-Development.docx
+++ b/docs/thesis/Chapter-04-Development.docx
@@ -7288,17 +7288,477 @@
           <w:sz w:val="24"/>
           <w:szCs w:val="24"/>
         </w:rPr>
-        <w:t xml:space="preserve">REST API endpoints. Extended list appendix </w:t>
-      </w:r>
-      <w:r>
-        <w:rPr>
-          <w:rFonts w:ascii="Iskoola Pota" w:hAnsi="Iskoola Pota" w:cs="Iskoola Pota" w:eastAsia="Iskoola Pota"/>
-          <w:b w:val="0"/>
-          <w:color w:val="000000"/>
-          <w:sz w:val="24"/>
-          <w:szCs w:val="24"/>
-        </w:rPr>
-        <w:t>එකේ.</w:t>
+        <w:t xml:space="preserve">REST API endpoints </w:t>
+      </w:r>
+      <w:r>
+        <w:rPr>
+          <w:rFonts w:ascii="Iskoola Pota" w:hAnsi="Iskoola Pota" w:cs="Iskoola Pota" w:eastAsia="Iskoola Pota"/>
+          <w:b w:val="0"/>
+          <w:color w:val="000000"/>
+          <w:sz w:val="24"/>
+          <w:szCs w:val="24"/>
+        </w:rPr>
+        <w:t xml:space="preserve">ලැයිස්තුගත කරයි. විස්තීර්ණ ලැයිස්තුව </w:t>
+      </w:r>
+      <w:r>
+        <w:rPr>
+          <w:rFonts w:ascii="Times New Roman" w:hAnsi="Times New Roman" w:cs="Times New Roman" w:eastAsia="Times New Roman"/>
+          <w:b w:val="0"/>
+          <w:color w:val="000000"/>
+          <w:sz w:val="24"/>
+          <w:szCs w:val="24"/>
+        </w:rPr>
+        <w:t xml:space="preserve">appendix </w:t>
+      </w:r>
+      <w:r>
+        <w:rPr>
+          <w:rFonts w:ascii="Iskoola Pota" w:hAnsi="Iskoola Pota" w:cs="Iskoola Pota" w:eastAsia="Iskoola Pota"/>
+          <w:b w:val="0"/>
+          <w:color w:val="000000"/>
+          <w:sz w:val="24"/>
+          <w:szCs w:val="24"/>
+        </w:rPr>
+        <w:t>එකේ ඇත.</w:t>
+      </w:r>
+    </w:p>
+    <w:p>
+      <w:pPr>
+        <w:spacing w:lineRule="auto" w:line="360" w:after="120"/>
+      </w:pPr>
+      <w:r>
+        <w:rPr>
+          <w:rFonts w:ascii="Times New Roman" w:hAnsi="Times New Roman" w:cs="Times New Roman" w:eastAsia="Times New Roman"/>
+          <w:b w:val="0"/>
+          <w:color w:val="000000"/>
+          <w:sz w:val="24"/>
+          <w:szCs w:val="24"/>
+        </w:rPr>
+        <w:t xml:space="preserve">Backend Express router (backend/src/index.js) </w:t>
+      </w:r>
+      <w:r>
+        <w:rPr>
+          <w:rFonts w:ascii="Iskoola Pota" w:hAnsi="Iskoola Pota" w:cs="Iskoola Pota" w:eastAsia="Iskoola Pota"/>
+          <w:b w:val="0"/>
+          <w:color w:val="000000"/>
+          <w:sz w:val="24"/>
+          <w:szCs w:val="24"/>
+        </w:rPr>
+        <w:t>මගින් /</w:t>
+      </w:r>
+      <w:r>
+        <w:rPr>
+          <w:rFonts w:ascii="Times New Roman" w:hAnsi="Times New Roman" w:cs="Times New Roman" w:eastAsia="Times New Roman"/>
+          <w:b w:val="0"/>
+          <w:color w:val="000000"/>
+          <w:sz w:val="24"/>
+          <w:szCs w:val="24"/>
+        </w:rPr>
+        <w:t xml:space="preserve">api/auth, /api/circulars </w:t>
+      </w:r>
+      <w:r>
+        <w:rPr>
+          <w:rFonts w:ascii="Iskoola Pota" w:hAnsi="Iskoola Pota" w:cs="Iskoola Pota" w:eastAsia="Iskoola Pota"/>
+          <w:b w:val="0"/>
+          <w:color w:val="000000"/>
+          <w:sz w:val="24"/>
+          <w:szCs w:val="24"/>
+        </w:rPr>
+        <w:t>සහ /</w:t>
+      </w:r>
+      <w:r>
+        <w:rPr>
+          <w:rFonts w:ascii="Times New Roman" w:hAnsi="Times New Roman" w:cs="Times New Roman" w:eastAsia="Times New Roman"/>
+          <w:b w:val="0"/>
+          <w:color w:val="000000"/>
+          <w:sz w:val="24"/>
+          <w:szCs w:val="24"/>
+        </w:rPr>
+        <w:t xml:space="preserve">api/moe </w:t>
+      </w:r>
+      <w:r>
+        <w:rPr>
+          <w:rFonts w:ascii="Iskoola Pota" w:hAnsi="Iskoola Pota" w:cs="Iskoola Pota" w:eastAsia="Iskoola Pota"/>
+          <w:b w:val="0"/>
+          <w:color w:val="000000"/>
+          <w:sz w:val="24"/>
+          <w:szCs w:val="24"/>
+        </w:rPr>
+        <w:t xml:space="preserve">යන </w:t>
+      </w:r>
+      <w:r>
+        <w:rPr>
+          <w:rFonts w:ascii="Times New Roman" w:hAnsi="Times New Roman" w:cs="Times New Roman" w:eastAsia="Times New Roman"/>
+          <w:b w:val="0"/>
+          <w:color w:val="000000"/>
+          <w:sz w:val="24"/>
+          <w:szCs w:val="24"/>
+        </w:rPr>
+        <w:t xml:space="preserve">prefix </w:t>
+      </w:r>
+      <w:r>
+        <w:rPr>
+          <w:rFonts w:ascii="Iskoola Pota" w:hAnsi="Iskoola Pota" w:cs="Iskoola Pota" w:eastAsia="Iskoola Pota"/>
+          <w:b w:val="0"/>
+          <w:color w:val="000000"/>
+          <w:sz w:val="24"/>
+          <w:szCs w:val="24"/>
+        </w:rPr>
+        <w:t xml:space="preserve">තුන </w:t>
+      </w:r>
+      <w:r>
+        <w:rPr>
+          <w:rFonts w:ascii="Times New Roman" w:hAnsi="Times New Roman" w:cs="Times New Roman" w:eastAsia="Times New Roman"/>
+          <w:b w:val="0"/>
+          <w:color w:val="000000"/>
+          <w:sz w:val="24"/>
+          <w:szCs w:val="24"/>
+        </w:rPr>
+        <w:t xml:space="preserve">mount </w:t>
+      </w:r>
+      <w:r>
+        <w:rPr>
+          <w:rFonts w:ascii="Iskoola Pota" w:hAnsi="Iskoola Pota" w:cs="Iskoola Pota" w:eastAsia="Iskoola Pota"/>
+          <w:b w:val="0"/>
+          <w:color w:val="000000"/>
+          <w:sz w:val="24"/>
+          <w:szCs w:val="24"/>
+        </w:rPr>
+        <w:t xml:space="preserve">කරයි. චක්‍රලේඛ කාර්යප්‍රවාහය </w:t>
+      </w:r>
+      <w:r>
+        <w:rPr>
+          <w:rFonts w:ascii="Times New Roman" w:hAnsi="Times New Roman" w:cs="Times New Roman" w:eastAsia="Times New Roman"/>
+          <w:b w:val="0"/>
+          <w:color w:val="000000"/>
+          <w:sz w:val="24"/>
+          <w:szCs w:val="24"/>
+        </w:rPr>
+        <w:t xml:space="preserve">circulars.js </w:t>
+      </w:r>
+      <w:r>
+        <w:rPr>
+          <w:rFonts w:ascii="Iskoola Pota" w:hAnsi="Iskoola Pota" w:cs="Iskoola Pota" w:eastAsia="Iskoola Pota"/>
+          <w:b w:val="0"/>
+          <w:color w:val="000000"/>
+          <w:sz w:val="24"/>
+          <w:szCs w:val="24"/>
+        </w:rPr>
+        <w:t xml:space="preserve">හි ක්‍රියාත්මක වන අතර </w:t>
+      </w:r>
+      <w:r>
+        <w:rPr>
+          <w:rFonts w:ascii="Times New Roman" w:hAnsi="Times New Roman" w:cs="Times New Roman" w:eastAsia="Times New Roman"/>
+          <w:b w:val="0"/>
+          <w:color w:val="000000"/>
+          <w:sz w:val="24"/>
+          <w:szCs w:val="24"/>
+        </w:rPr>
+        <w:t xml:space="preserve">AI </w:t>
+      </w:r>
+      <w:r>
+        <w:rPr>
+          <w:rFonts w:ascii="Iskoola Pota" w:hAnsi="Iskoola Pota" w:cs="Iskoola Pota" w:eastAsia="Iskoola Pota"/>
+          <w:b w:val="0"/>
+          <w:color w:val="000000"/>
+          <w:sz w:val="24"/>
+          <w:szCs w:val="24"/>
+        </w:rPr>
+        <w:t xml:space="preserve">සේවාව </w:t>
+      </w:r>
+      <w:r>
+        <w:rPr>
+          <w:rFonts w:ascii="Times New Roman" w:hAnsi="Times New Roman" w:cs="Times New Roman" w:eastAsia="Times New Roman"/>
+          <w:b w:val="0"/>
+          <w:color w:val="000000"/>
+          <w:sz w:val="24"/>
+          <w:szCs w:val="24"/>
+        </w:rPr>
+        <w:t xml:space="preserve">FastAPI routes_v1.py </w:t>
+      </w:r>
+      <w:r>
+        <w:rPr>
+          <w:rFonts w:ascii="Iskoola Pota" w:hAnsi="Iskoola Pota" w:cs="Iskoola Pota" w:eastAsia="Iskoola Pota"/>
+          <w:b w:val="0"/>
+          <w:color w:val="000000"/>
+          <w:sz w:val="24"/>
+          <w:szCs w:val="24"/>
+        </w:rPr>
+        <w:t>හි /</w:t>
+      </w:r>
+      <w:r>
+        <w:rPr>
+          <w:rFonts w:ascii="Times New Roman" w:hAnsi="Times New Roman" w:cs="Times New Roman" w:eastAsia="Times New Roman"/>
+          <w:b w:val="0"/>
+          <w:color w:val="000000"/>
+          <w:sz w:val="24"/>
+          <w:szCs w:val="24"/>
+        </w:rPr>
+        <w:t xml:space="preserve">v1/parse/pdf </w:t>
+      </w:r>
+      <w:r>
+        <w:rPr>
+          <w:rFonts w:ascii="Iskoola Pota" w:hAnsi="Iskoola Pota" w:cs="Iskoola Pota" w:eastAsia="Iskoola Pota"/>
+          <w:b w:val="0"/>
+          <w:color w:val="000000"/>
+          <w:sz w:val="24"/>
+          <w:szCs w:val="24"/>
+        </w:rPr>
+        <w:t>සහ /</w:t>
+      </w:r>
+      <w:r>
+        <w:rPr>
+          <w:rFonts w:ascii="Times New Roman" w:hAnsi="Times New Roman" w:cs="Times New Roman" w:eastAsia="Times New Roman"/>
+          <w:b w:val="0"/>
+          <w:color w:val="000000"/>
+          <w:sz w:val="24"/>
+          <w:szCs w:val="24"/>
+        </w:rPr>
+        <w:t xml:space="preserve">v1/pipeline endpoints </w:t>
+      </w:r>
+      <w:r>
+        <w:rPr>
+          <w:rFonts w:ascii="Iskoola Pota" w:hAnsi="Iskoola Pota" w:cs="Iskoola Pota" w:eastAsia="Iskoola Pota"/>
+          <w:b w:val="0"/>
+          <w:color w:val="000000"/>
+          <w:sz w:val="24"/>
+          <w:szCs w:val="24"/>
+        </w:rPr>
+        <w:t>සපයයි.</w:t>
+      </w:r>
+    </w:p>
+    <w:p>
+      <w:pPr>
+        <w:spacing w:lineRule="auto" w:line="360" w:after="120"/>
+      </w:pPr>
+      <w:r>
+        <w:rPr>
+          <w:rFonts w:ascii="Iskoola Pota" w:hAnsi="Iskoola Pota" w:cs="Iskoola Pota" w:eastAsia="Iskoola Pota"/>
+          <w:b w:val="0"/>
+          <w:color w:val="000000"/>
+          <w:sz w:val="24"/>
+          <w:szCs w:val="24"/>
+        </w:rPr>
+        <w:t xml:space="preserve">පහත </w:t>
+      </w:r>
+      <w:r>
+        <w:rPr>
+          <w:rFonts w:ascii="Times New Roman" w:hAnsi="Times New Roman" w:cs="Times New Roman" w:eastAsia="Times New Roman"/>
+          <w:b w:val="0"/>
+          <w:color w:val="000000"/>
+          <w:sz w:val="24"/>
+          <w:szCs w:val="24"/>
+        </w:rPr>
+        <w:t xml:space="preserve">code screenshots </w:t>
+      </w:r>
+      <w:r>
+        <w:rPr>
+          <w:rFonts w:ascii="Iskoola Pota" w:hAnsi="Iskoola Pota" w:cs="Iskoola Pota" w:eastAsia="Iskoola Pota"/>
+          <w:b w:val="0"/>
+          <w:color w:val="000000"/>
+          <w:sz w:val="24"/>
+          <w:szCs w:val="24"/>
+        </w:rPr>
+        <w:t xml:space="preserve">මගින් </w:t>
+      </w:r>
+      <w:r>
+        <w:rPr>
+          <w:rFonts w:ascii="Times New Roman" w:hAnsi="Times New Roman" w:cs="Times New Roman" w:eastAsia="Times New Roman"/>
+          <w:b w:val="0"/>
+          <w:color w:val="000000"/>
+          <w:sz w:val="24"/>
+          <w:szCs w:val="24"/>
+        </w:rPr>
+        <w:t xml:space="preserve">Table 4.2 </w:t>
+      </w:r>
+      <w:r>
+        <w:rPr>
+          <w:rFonts w:ascii="Iskoola Pota" w:hAnsi="Iskoola Pota" w:cs="Iskoola Pota" w:eastAsia="Iskoola Pota"/>
+          <w:b w:val="0"/>
+          <w:color w:val="000000"/>
+          <w:sz w:val="24"/>
+          <w:szCs w:val="24"/>
+        </w:rPr>
+        <w:t xml:space="preserve">හි තීරණාත්මක </w:t>
+      </w:r>
+      <w:r>
+        <w:rPr>
+          <w:rFonts w:ascii="Times New Roman" w:hAnsi="Times New Roman" w:cs="Times New Roman" w:eastAsia="Times New Roman"/>
+          <w:b w:val="0"/>
+          <w:color w:val="000000"/>
+          <w:sz w:val="24"/>
+          <w:szCs w:val="24"/>
+        </w:rPr>
+        <w:t xml:space="preserve">endpoints </w:t>
+      </w:r>
+      <w:r>
+        <w:rPr>
+          <w:rFonts w:ascii="Iskoola Pota" w:hAnsi="Iskoola Pota" w:cs="Iskoola Pota" w:eastAsia="Iskoola Pota"/>
+          <w:b w:val="0"/>
+          <w:color w:val="000000"/>
+          <w:sz w:val="24"/>
+          <w:szCs w:val="24"/>
+        </w:rPr>
+        <w:t xml:space="preserve">තුනක ක්‍රියාත්මක කිරීම පෙන්වා ඇත. පළමු රූපය </w:t>
+      </w:r>
+      <w:r>
+        <w:rPr>
+          <w:rFonts w:ascii="Times New Roman" w:hAnsi="Times New Roman" w:cs="Times New Roman" w:eastAsia="Times New Roman"/>
+          <w:b w:val="0"/>
+          <w:color w:val="000000"/>
+          <w:sz w:val="24"/>
+          <w:szCs w:val="24"/>
+        </w:rPr>
+        <w:t>JWT-</w:t>
+      </w:r>
+      <w:r>
+        <w:rPr>
+          <w:rFonts w:ascii="Iskoola Pota" w:hAnsi="Iskoola Pota" w:cs="Iskoola Pota" w:eastAsia="Iskoola Pota"/>
+          <w:b w:val="0"/>
+          <w:color w:val="000000"/>
+          <w:sz w:val="24"/>
+          <w:szCs w:val="24"/>
+        </w:rPr>
+        <w:t xml:space="preserve">ආරක්ෂිත </w:t>
+      </w:r>
+      <w:r>
+        <w:rPr>
+          <w:rFonts w:ascii="Times New Roman" w:hAnsi="Times New Roman" w:cs="Times New Roman" w:eastAsia="Times New Roman"/>
+          <w:b w:val="0"/>
+          <w:color w:val="000000"/>
+          <w:sz w:val="24"/>
+          <w:szCs w:val="24"/>
+        </w:rPr>
+        <w:t xml:space="preserve">PDF </w:t>
+      </w:r>
+      <w:r>
+        <w:rPr>
+          <w:rFonts w:ascii="Iskoola Pota" w:hAnsi="Iskoola Pota" w:cs="Iskoola Pota" w:eastAsia="Iskoola Pota"/>
+          <w:b w:val="0"/>
+          <w:color w:val="000000"/>
+          <w:sz w:val="24"/>
+          <w:szCs w:val="24"/>
+        </w:rPr>
+        <w:t xml:space="preserve">උඩුගත </w:t>
+      </w:r>
+      <w:r>
+        <w:rPr>
+          <w:rFonts w:ascii="Times New Roman" w:hAnsi="Times New Roman" w:cs="Times New Roman" w:eastAsia="Times New Roman"/>
+          <w:b w:val="0"/>
+          <w:color w:val="000000"/>
+          <w:sz w:val="24"/>
+          <w:szCs w:val="24"/>
+        </w:rPr>
+        <w:t xml:space="preserve">route </w:t>
+      </w:r>
+      <w:r>
+        <w:rPr>
+          <w:rFonts w:ascii="Iskoola Pota" w:hAnsi="Iskoola Pota" w:cs="Iskoola Pota" w:eastAsia="Iskoola Pota"/>
+          <w:b w:val="0"/>
+          <w:color w:val="000000"/>
+          <w:sz w:val="24"/>
+          <w:szCs w:val="24"/>
+        </w:rPr>
+        <w:t xml:space="preserve">එකයි; දෙවන රූපය </w:t>
+      </w:r>
+      <w:r>
+        <w:rPr>
+          <w:rFonts w:ascii="Times New Roman" w:hAnsi="Times New Roman" w:cs="Times New Roman" w:eastAsia="Times New Roman"/>
+          <w:b w:val="0"/>
+          <w:color w:val="000000"/>
+          <w:sz w:val="24"/>
+          <w:szCs w:val="24"/>
+        </w:rPr>
+        <w:t xml:space="preserve">process route </w:t>
+      </w:r>
+      <w:r>
+        <w:rPr>
+          <w:rFonts w:ascii="Iskoola Pota" w:hAnsi="Iskoola Pota" w:cs="Iskoola Pota" w:eastAsia="Iskoola Pota"/>
+          <w:b w:val="0"/>
+          <w:color w:val="000000"/>
+          <w:sz w:val="24"/>
+          <w:szCs w:val="24"/>
+        </w:rPr>
+        <w:t>එකයි (</w:t>
+      </w:r>
+      <w:r>
+        <w:rPr>
+          <w:rFonts w:ascii="Times New Roman" w:hAnsi="Times New Roman" w:cs="Times New Roman" w:eastAsia="Times New Roman"/>
+          <w:b w:val="0"/>
+          <w:color w:val="000000"/>
+          <w:sz w:val="24"/>
+          <w:szCs w:val="24"/>
+        </w:rPr>
+        <w:t xml:space="preserve">NER + </w:t>
+      </w:r>
+      <w:r>
+        <w:rPr>
+          <w:rFonts w:ascii="Iskoola Pota" w:hAnsi="Iskoola Pota" w:cs="Iskoola Pota" w:eastAsia="Iskoola Pota"/>
+          <w:b w:val="0"/>
+          <w:color w:val="000000"/>
+          <w:sz w:val="24"/>
+          <w:szCs w:val="24"/>
+        </w:rPr>
+        <w:t xml:space="preserve">සාරාංශ); තෙවන රූපය </w:t>
+      </w:r>
+      <w:r>
+        <w:rPr>
+          <w:rFonts w:ascii="Times New Roman" w:hAnsi="Times New Roman" w:cs="Times New Roman" w:eastAsia="Times New Roman"/>
+          <w:b w:val="0"/>
+          <w:color w:val="000000"/>
+          <w:sz w:val="24"/>
+          <w:szCs w:val="24"/>
+        </w:rPr>
+        <w:t xml:space="preserve">AI microservice </w:t>
+      </w:r>
+      <w:r>
+        <w:rPr>
+          <w:rFonts w:ascii="Iskoola Pota" w:hAnsi="Iskoola Pota" w:cs="Iskoola Pota" w:eastAsia="Iskoola Pota"/>
+          <w:b w:val="0"/>
+          <w:color w:val="000000"/>
+          <w:sz w:val="24"/>
+          <w:szCs w:val="24"/>
+        </w:rPr>
+        <w:t xml:space="preserve">හි </w:t>
+      </w:r>
+      <w:r>
+        <w:rPr>
+          <w:rFonts w:ascii="Times New Roman" w:hAnsi="Times New Roman" w:cs="Times New Roman" w:eastAsia="Times New Roman"/>
+          <w:b w:val="0"/>
+          <w:color w:val="000000"/>
+          <w:sz w:val="24"/>
+          <w:szCs w:val="24"/>
+        </w:rPr>
+        <w:t xml:space="preserve">parse </w:t>
+      </w:r>
+      <w:r>
+        <w:rPr>
+          <w:rFonts w:ascii="Iskoola Pota" w:hAnsi="Iskoola Pota" w:cs="Iskoola Pota" w:eastAsia="Iskoola Pota"/>
+          <w:b w:val="0"/>
+          <w:color w:val="000000"/>
+          <w:sz w:val="24"/>
+          <w:szCs w:val="24"/>
+        </w:rPr>
+        <w:t xml:space="preserve">සහ </w:t>
+      </w:r>
+      <w:r>
+        <w:rPr>
+          <w:rFonts w:ascii="Times New Roman" w:hAnsi="Times New Roman" w:cs="Times New Roman" w:eastAsia="Times New Roman"/>
+          <w:b w:val="0"/>
+          <w:color w:val="000000"/>
+          <w:sz w:val="24"/>
+          <w:szCs w:val="24"/>
+        </w:rPr>
+        <w:t xml:space="preserve">pipeline handlers </w:t>
+      </w:r>
+      <w:r>
+        <w:rPr>
+          <w:rFonts w:ascii="Iskoola Pota" w:hAnsi="Iskoola Pota" w:cs="Iskoola Pota" w:eastAsia="Iskoola Pota"/>
+          <w:b w:val="0"/>
+          <w:color w:val="000000"/>
+          <w:sz w:val="24"/>
+          <w:szCs w:val="24"/>
+        </w:rPr>
+        <w:t>වේ.</w:t>
       </w:r>
     </w:p>
     <w:p>
@@ -9521,6 +9981,271 @@
     <w:p/>
     <w:p>
       <w:pPr>
+        <w:jc w:val="center"/>
+      </w:pPr>
+      <w:r>
+        <w:drawing>
+          <wp:inline xmlns:a="http://schemas.openxmlformats.org/drawingml/2006/main" xmlns:pic="http://schemas.openxmlformats.org/drawingml/2006/picture">
+            <wp:extent cx="5040000" cy="4527458"/>
+            <wp:docPr id="4" name="Picture 4"/>
+            <wp:cNvGraphicFramePr>
+              <a:graphicFrameLocks noChangeAspect="1"/>
+            </wp:cNvGraphicFramePr>
+            <a:graphic>
+              <a:graphicData uri="http://schemas.openxmlformats.org/drawingml/2006/picture">
+                <pic:pic>
+                  <pic:nvPicPr>
+                    <pic:cNvPr id="0" name="code-api-circulars.png"/>
+                    <pic:cNvPicPr/>
+                  </pic:nvPicPr>
+                  <pic:blipFill>
+                    <a:blip r:embed="rId12"/>
+                    <a:stretch>
+                      <a:fillRect/>
+                    </a:stretch>
+                  </pic:blipFill>
+                  <pic:spPr>
+                    <a:xfrm>
+                      <a:off x="0" y="0"/>
+                      <a:ext cx="5040000" cy="4527458"/>
+                    </a:xfrm>
+                    <a:prstGeom prst="rect"/>
+                  </pic:spPr>
+                </pic:pic>
+              </a:graphicData>
+            </a:graphic>
+          </wp:inline>
+        </w:drawing>
+      </w:r>
+    </w:p>
+    <w:p>
+      <w:pPr>
+        <w:spacing w:after="200"/>
+        <w:jc w:val="center"/>
+      </w:pPr>
+      <w:r>
+        <w:rPr>
+          <w:rFonts w:ascii="Times New Roman" w:hAnsi="Times New Roman" w:cs="Times New Roman" w:eastAsia="Times New Roman"/>
+          <w:b w:val="0"/>
+          <w:color w:val="000000"/>
+          <w:sz w:val="22"/>
+          <w:szCs w:val="22"/>
+        </w:rPr>
+        <w:t xml:space="preserve">Figure: POST /api/circulars/upload  JWT </w:t>
+      </w:r>
+      <w:r>
+        <w:rPr>
+          <w:rFonts w:ascii="Iskoola Pota" w:hAnsi="Iskoola Pota" w:cs="Iskoola Pota" w:eastAsia="Iskoola Pota"/>
+          <w:b w:val="0"/>
+          <w:color w:val="000000"/>
+          <w:sz w:val="22"/>
+          <w:szCs w:val="22"/>
+        </w:rPr>
+        <w:t xml:space="preserve">අවශ්‍ය </w:t>
+      </w:r>
+      <w:r>
+        <w:rPr>
+          <w:rFonts w:ascii="Times New Roman" w:hAnsi="Times New Roman" w:cs="Times New Roman" w:eastAsia="Times New Roman"/>
+          <w:b w:val="0"/>
+          <w:color w:val="000000"/>
+          <w:sz w:val="22"/>
+          <w:szCs w:val="22"/>
+        </w:rPr>
+        <w:t xml:space="preserve">PDF </w:t>
+      </w:r>
+      <w:r>
+        <w:rPr>
+          <w:rFonts w:ascii="Iskoola Pota" w:hAnsi="Iskoola Pota" w:cs="Iskoola Pota" w:eastAsia="Iskoola Pota"/>
+          <w:b w:val="0"/>
+          <w:color w:val="000000"/>
+          <w:sz w:val="22"/>
+          <w:szCs w:val="22"/>
+        </w:rPr>
+        <w:t xml:space="preserve">උඩුගත </w:t>
+      </w:r>
+      <w:r>
+        <w:rPr>
+          <w:rFonts w:ascii="Times New Roman" w:hAnsi="Times New Roman" w:cs="Times New Roman" w:eastAsia="Times New Roman"/>
+          <w:b w:val="0"/>
+          <w:color w:val="000000"/>
+          <w:sz w:val="22"/>
+          <w:szCs w:val="22"/>
+        </w:rPr>
+        <w:t>route (circulars.js)</w:t>
+      </w:r>
+    </w:p>
+    <w:p>
+      <w:pPr>
+        <w:jc w:val="center"/>
+      </w:pPr>
+      <w:r>
+        <w:drawing>
+          <wp:inline xmlns:a="http://schemas.openxmlformats.org/drawingml/2006/main" xmlns:pic="http://schemas.openxmlformats.org/drawingml/2006/picture">
+            <wp:extent cx="5040000" cy="2750644"/>
+            <wp:docPr id="5" name="Picture 5"/>
+            <wp:cNvGraphicFramePr>
+              <a:graphicFrameLocks noChangeAspect="1"/>
+            </wp:cNvGraphicFramePr>
+            <a:graphic>
+              <a:graphicData uri="http://schemas.openxmlformats.org/drawingml/2006/picture">
+                <pic:pic>
+                  <pic:nvPicPr>
+                    <pic:cNvPr id="0" name="code-api-process.png"/>
+                    <pic:cNvPicPr/>
+                  </pic:nvPicPr>
+                  <pic:blipFill>
+                    <a:blip r:embed="rId13"/>
+                    <a:stretch>
+                      <a:fillRect/>
+                    </a:stretch>
+                  </pic:blipFill>
+                  <pic:spPr>
+                    <a:xfrm>
+                      <a:off x="0" y="0"/>
+                      <a:ext cx="5040000" cy="2750644"/>
+                    </a:xfrm>
+                    <a:prstGeom prst="rect"/>
+                  </pic:spPr>
+                </pic:pic>
+              </a:graphicData>
+            </a:graphic>
+          </wp:inline>
+        </w:drawing>
+      </w:r>
+    </w:p>
+    <w:p>
+      <w:pPr>
+        <w:spacing w:after="200"/>
+        <w:jc w:val="center"/>
+      </w:pPr>
+      <w:r>
+        <w:rPr>
+          <w:rFonts w:ascii="Times New Roman" w:hAnsi="Times New Roman" w:cs="Times New Roman" w:eastAsia="Times New Roman"/>
+          <w:b w:val="0"/>
+          <w:color w:val="000000"/>
+          <w:sz w:val="22"/>
+          <w:szCs w:val="22"/>
+        </w:rPr>
+        <w:t xml:space="preserve">Figure: POST /api/circulars/:id/process  NER </w:t>
+      </w:r>
+      <w:r>
+        <w:rPr>
+          <w:rFonts w:ascii="Iskoola Pota" w:hAnsi="Iskoola Pota" w:cs="Iskoola Pota" w:eastAsia="Iskoola Pota"/>
+          <w:b w:val="0"/>
+          <w:color w:val="000000"/>
+          <w:sz w:val="22"/>
+          <w:szCs w:val="22"/>
+        </w:rPr>
+        <w:t xml:space="preserve">සහ සාරාංශ </w:t>
+      </w:r>
+      <w:r>
+        <w:rPr>
+          <w:rFonts w:ascii="Times New Roman" w:hAnsi="Times New Roman" w:cs="Times New Roman" w:eastAsia="Times New Roman"/>
+          <w:b w:val="0"/>
+          <w:color w:val="000000"/>
+          <w:sz w:val="22"/>
+          <w:szCs w:val="22"/>
+        </w:rPr>
+        <w:t>route (circulars.js)</w:t>
+      </w:r>
+    </w:p>
+    <w:p>
+      <w:pPr>
+        <w:jc w:val="center"/>
+      </w:pPr>
+      <w:r>
+        <w:drawing>
+          <wp:inline xmlns:a="http://schemas.openxmlformats.org/drawingml/2006/main" xmlns:pic="http://schemas.openxmlformats.org/drawingml/2006/picture">
+            <wp:extent cx="5040000" cy="5637966"/>
+            <wp:docPr id="6" name="Picture 6"/>
+            <wp:cNvGraphicFramePr>
+              <a:graphicFrameLocks noChangeAspect="1"/>
+            </wp:cNvGraphicFramePr>
+            <a:graphic>
+              <a:graphicData uri="http://schemas.openxmlformats.org/drawingml/2006/picture">
+                <pic:pic>
+                  <pic:nvPicPr>
+                    <pic:cNvPr id="0" name="code-api-fastapi.png"/>
+                    <pic:cNvPicPr/>
+                  </pic:nvPicPr>
+                  <pic:blipFill>
+                    <a:blip r:embed="rId14"/>
+                    <a:stretch>
+                      <a:fillRect/>
+                    </a:stretch>
+                  </pic:blipFill>
+                  <pic:spPr>
+                    <a:xfrm>
+                      <a:off x="0" y="0"/>
+                      <a:ext cx="5040000" cy="5637966"/>
+                    </a:xfrm>
+                    <a:prstGeom prst="rect"/>
+                  </pic:spPr>
+                </pic:pic>
+              </a:graphicData>
+            </a:graphic>
+          </wp:inline>
+        </w:drawing>
+      </w:r>
+    </w:p>
+    <w:p>
+      <w:pPr>
+        <w:spacing w:after="200"/>
+        <w:jc w:val="center"/>
+      </w:pPr>
+      <w:r>
+        <w:rPr>
+          <w:rFonts w:ascii="Times New Roman" w:hAnsi="Times New Roman" w:cs="Times New Roman" w:eastAsia="Times New Roman"/>
+          <w:b w:val="0"/>
+          <w:color w:val="000000"/>
+          <w:sz w:val="22"/>
+          <w:szCs w:val="22"/>
+        </w:rPr>
+        <w:t xml:space="preserve">Figure: AI </w:t>
+      </w:r>
+      <w:r>
+        <w:rPr>
+          <w:rFonts w:ascii="Iskoola Pota" w:hAnsi="Iskoola Pota" w:cs="Iskoola Pota" w:eastAsia="Iskoola Pota"/>
+          <w:b w:val="0"/>
+          <w:color w:val="000000"/>
+          <w:sz w:val="22"/>
+          <w:szCs w:val="22"/>
+        </w:rPr>
+        <w:t xml:space="preserve">සේවා </w:t>
+      </w:r>
+      <w:r>
+        <w:rPr>
+          <w:rFonts w:ascii="Times New Roman" w:hAnsi="Times New Roman" w:cs="Times New Roman" w:eastAsia="Times New Roman"/>
+          <w:b w:val="0"/>
+          <w:color w:val="000000"/>
+          <w:sz w:val="22"/>
+          <w:szCs w:val="22"/>
+        </w:rPr>
+        <w:t xml:space="preserve">FastAPI endpoints  POST /v1/parse/pdf </w:t>
+      </w:r>
+      <w:r>
+        <w:rPr>
+          <w:rFonts w:ascii="Iskoola Pota" w:hAnsi="Iskoola Pota" w:cs="Iskoola Pota" w:eastAsia="Iskoola Pota"/>
+          <w:b w:val="0"/>
+          <w:color w:val="000000"/>
+          <w:sz w:val="22"/>
+          <w:szCs w:val="22"/>
+        </w:rPr>
+        <w:t xml:space="preserve">සහ </w:t>
+      </w:r>
+      <w:r>
+        <w:rPr>
+          <w:rFonts w:ascii="Times New Roman" w:hAnsi="Times New Roman" w:cs="Times New Roman" w:eastAsia="Times New Roman"/>
+          <w:b w:val="0"/>
+          <w:color w:val="000000"/>
+          <w:sz w:val="22"/>
+          <w:szCs w:val="22"/>
+        </w:rPr>
+        <w:t>POST /v1/pipeline</w:t>
+      </w:r>
+    </w:p>
+    <w:p>
+      <w:pPr>
         <w:pStyle w:val="Heading2"/>
         <w:spacing w:before="160" w:after="120"/>
       </w:pPr>
@@ -10551,29 +11276,7 @@
           <w:szCs w:val="22"/>
           <w:bCs/>
         </w:rPr>
-        <w:t xml:space="preserve">Table 4.3: AI-assisted code artefacts - reason, function </w:t>
-      </w:r>
-      <w:r>
-        <w:rPr>
-          <w:rFonts w:ascii="Iskoola Pota" w:hAnsi="Iskoola Pota" w:cs="Iskoola Pota" w:eastAsia="Iskoola Pota"/>
-          <w:b/>
-          <w:color w:val="000000"/>
-          <w:sz w:val="22"/>
-          <w:szCs w:val="22"/>
-          <w:bCs/>
-        </w:rPr>
-        <w:t xml:space="preserve">සහ </w:t>
-      </w:r>
-      <w:r>
-        <w:rPr>
-          <w:rFonts w:ascii="Times New Roman" w:hAnsi="Times New Roman" w:cs="Times New Roman" w:eastAsia="Times New Roman"/>
-          <w:b/>
-          <w:color w:val="000000"/>
-          <w:sz w:val="22"/>
-          <w:szCs w:val="22"/>
-          <w:bCs/>
-        </w:rPr>
-        <w:t>system design fit</w:t>
+        <w:t>Table 4.3: AI-assisted code artefacts - reason, function and system design fit</w:t>
       </w:r>
     </w:p>
     <w:tbl>
@@ -10813,77 +11516,7 @@
                 <w:sz w:val="22"/>
                 <w:szCs w:val="22"/>
               </w:rPr>
-              <w:t xml:space="preserve">Frontend, backend, ai-service, MongoDB </w:t>
-            </w:r>
-            <w:r>
-              <w:rPr>
-                <w:rFonts w:ascii="Iskoola Pota" w:hAnsi="Iskoola Pota" w:cs="Iskoola Pota" w:eastAsia="Iskoola Pota"/>
-                <w:b w:val="0"/>
-                <w:color w:val="000000"/>
-                <w:sz w:val="22"/>
-                <w:szCs w:val="22"/>
-              </w:rPr>
-              <w:t xml:space="preserve">සහ </w:t>
-            </w:r>
-            <w:r>
-              <w:rPr>
-                <w:rFonts w:ascii="Times New Roman" w:hAnsi="Times New Roman" w:cs="Times New Roman" w:eastAsia="Times New Roman"/>
-                <w:b w:val="0"/>
-                <w:color w:val="000000"/>
-                <w:sz w:val="22"/>
-                <w:szCs w:val="22"/>
-              </w:rPr>
-              <w:t xml:space="preserve">Ollama containers define </w:t>
-            </w:r>
-            <w:r>
-              <w:rPr>
-                <w:rFonts w:ascii="Iskoola Pota" w:hAnsi="Iskoola Pota" w:cs="Iskoola Pota" w:eastAsia="Iskoola Pota"/>
-                <w:b w:val="0"/>
-                <w:color w:val="000000"/>
-                <w:sz w:val="22"/>
-                <w:szCs w:val="22"/>
-              </w:rPr>
-              <w:t xml:space="preserve">කර </w:t>
-            </w:r>
-            <w:r>
-              <w:rPr>
-                <w:rFonts w:ascii="Times New Roman" w:hAnsi="Times New Roman" w:cs="Times New Roman" w:eastAsia="Times New Roman"/>
-                <w:b w:val="0"/>
-                <w:color w:val="000000"/>
-                <w:sz w:val="22"/>
-                <w:szCs w:val="22"/>
-              </w:rPr>
-              <w:t xml:space="preserve">network </w:t>
-            </w:r>
-            <w:r>
-              <w:rPr>
-                <w:rFonts w:ascii="Iskoola Pota" w:hAnsi="Iskoola Pota" w:cs="Iskoola Pota" w:eastAsia="Iskoola Pota"/>
-                <w:b w:val="0"/>
-                <w:color w:val="000000"/>
-                <w:sz w:val="22"/>
-                <w:szCs w:val="22"/>
-              </w:rPr>
-              <w:t xml:space="preserve">සහ </w:t>
-            </w:r>
-            <w:r>
-              <w:rPr>
-                <w:rFonts w:ascii="Times New Roman" w:hAnsi="Times New Roman" w:cs="Times New Roman" w:eastAsia="Times New Roman"/>
-                <w:b w:val="0"/>
-                <w:color w:val="000000"/>
-                <w:sz w:val="22"/>
-                <w:szCs w:val="22"/>
-              </w:rPr>
-              <w:t xml:space="preserve">volume mapping </w:t>
-            </w:r>
-            <w:r>
-              <w:rPr>
-                <w:rFonts w:ascii="Iskoola Pota" w:hAnsi="Iskoola Pota" w:cs="Iskoola Pota" w:eastAsia="Iskoola Pota"/>
-                <w:b w:val="0"/>
-                <w:color w:val="000000"/>
-                <w:sz w:val="22"/>
-                <w:szCs w:val="22"/>
-              </w:rPr>
-              <w:t>සපයයි</w:t>
+              <w:t>Defines Frontend, backend, ai-service, MongoDB and Ollama containers with network and volume mappings</w:t>
             </w:r>
           </w:p>
         </w:tc>
@@ -10901,77 +11534,7 @@
                 <w:sz w:val="22"/>
                 <w:szCs w:val="22"/>
               </w:rPr>
-              <w:t xml:space="preserve">Deployment layer - </w:t>
-            </w:r>
-            <w:r>
-              <w:rPr>
-                <w:rFonts w:ascii="Iskoola Pota" w:hAnsi="Iskoola Pota" w:cs="Iskoola Pota" w:eastAsia="Iskoola Pota"/>
-                <w:b w:val="0"/>
-                <w:color w:val="000000"/>
-                <w:sz w:val="22"/>
-                <w:szCs w:val="22"/>
-              </w:rPr>
-              <w:t xml:space="preserve">ත්‍රිස්ථර </w:t>
-            </w:r>
-            <w:r>
-              <w:rPr>
-                <w:rFonts w:ascii="Times New Roman" w:hAnsi="Times New Roman" w:cs="Times New Roman" w:eastAsia="Times New Roman"/>
-                <w:b w:val="0"/>
-                <w:color w:val="000000"/>
-                <w:sz w:val="22"/>
-                <w:szCs w:val="22"/>
-              </w:rPr>
-              <w:t xml:space="preserve">architecture </w:t>
-            </w:r>
-            <w:r>
-              <w:rPr>
-                <w:rFonts w:ascii="Iskoola Pota" w:hAnsi="Iskoola Pota" w:cs="Iskoola Pota" w:eastAsia="Iskoola Pota"/>
-                <w:b w:val="0"/>
-                <w:color w:val="000000"/>
-                <w:sz w:val="22"/>
-                <w:szCs w:val="22"/>
-              </w:rPr>
-              <w:t xml:space="preserve">එක එකම </w:t>
-            </w:r>
-            <w:r>
-              <w:rPr>
-                <w:rFonts w:ascii="Times New Roman" w:hAnsi="Times New Roman" w:cs="Times New Roman" w:eastAsia="Times New Roman"/>
-                <w:b w:val="0"/>
-                <w:color w:val="000000"/>
-                <w:sz w:val="22"/>
-                <w:szCs w:val="22"/>
-              </w:rPr>
-              <w:t xml:space="preserve">command </w:t>
-            </w:r>
-            <w:r>
-              <w:rPr>
-                <w:rFonts w:ascii="Iskoola Pota" w:hAnsi="Iskoola Pota" w:cs="Iskoola Pota" w:eastAsia="Iskoola Pota"/>
-                <w:b w:val="0"/>
-                <w:color w:val="000000"/>
-                <w:sz w:val="22"/>
-                <w:szCs w:val="22"/>
-              </w:rPr>
-              <w:t xml:space="preserve">එකකින් </w:t>
-            </w:r>
-            <w:r>
-              <w:rPr>
-                <w:rFonts w:ascii="Times New Roman" w:hAnsi="Times New Roman" w:cs="Times New Roman" w:eastAsia="Times New Roman"/>
-                <w:b w:val="0"/>
-                <w:color w:val="000000"/>
-                <w:sz w:val="22"/>
-                <w:szCs w:val="22"/>
-              </w:rPr>
-              <w:t xml:space="preserve">run </w:t>
-            </w:r>
-            <w:r>
-              <w:rPr>
-                <w:rFonts w:ascii="Iskoola Pota" w:hAnsi="Iskoola Pota" w:cs="Iskoola Pota" w:eastAsia="Iskoola Pota"/>
-                <w:b w:val="0"/>
-                <w:color w:val="000000"/>
-                <w:sz w:val="22"/>
-                <w:szCs w:val="22"/>
-              </w:rPr>
-              <w:t>කිරීමට ඉඩ දෙයි</w:t>
+              <w:t>Deployment layer - runs the three-tier architecture with a single command</w:t>
             </w:r>
           </w:p>
         </w:tc>
@@ -10989,17 +11552,7 @@
                 <w:sz w:val="22"/>
                 <w:szCs w:val="22"/>
               </w:rPr>
-              <w:t xml:space="preserve">Manual run + health-check endpoints </w:t>
-            </w:r>
-            <w:r>
-              <w:rPr>
-                <w:rFonts w:ascii="Iskoola Pota" w:hAnsi="Iskoola Pota" w:cs="Iskoola Pota" w:eastAsia="Iskoola Pota"/>
-                <w:b w:val="0"/>
-                <w:color w:val="000000"/>
-                <w:sz w:val="22"/>
-                <w:szCs w:val="22"/>
-              </w:rPr>
-              <w:t>පරීක්ෂා කරන ලදී</w:t>
+              <w:t>Manual run + health-check endpoint verification</w:t>
             </w:r>
           </w:p>
         </w:tc>
@@ -11091,57 +11644,7 @@
                 <w:sz w:val="22"/>
                 <w:szCs w:val="22"/>
               </w:rPr>
-              <w:t xml:space="preserve">pdfplumber </w:t>
-            </w:r>
-            <w:r>
-              <w:rPr>
-                <w:rFonts w:ascii="Iskoola Pota" w:hAnsi="Iskoola Pota" w:cs="Iskoola Pota" w:eastAsia="Iskoola Pota"/>
-                <w:b w:val="0"/>
-                <w:color w:val="000000"/>
-                <w:sz w:val="22"/>
-                <w:szCs w:val="22"/>
-              </w:rPr>
-              <w:t xml:space="preserve">අසාර්ථක වූ විට </w:t>
-            </w:r>
-            <w:r>
-              <w:rPr>
-                <w:rFonts w:ascii="Times New Roman" w:hAnsi="Times New Roman" w:cs="Times New Roman" w:eastAsia="Times New Roman"/>
-                <w:b w:val="0"/>
-                <w:color w:val="000000"/>
-                <w:sz w:val="22"/>
-                <w:szCs w:val="22"/>
-              </w:rPr>
-              <w:t xml:space="preserve">PyMuPDF, </w:t>
-            </w:r>
-            <w:r>
-              <w:rPr>
-                <w:rFonts w:ascii="Iskoola Pota" w:hAnsi="Iskoola Pota" w:cs="Iskoola Pota" w:eastAsia="Iskoola Pota"/>
-                <w:b w:val="0"/>
-                <w:color w:val="000000"/>
-                <w:sz w:val="22"/>
-                <w:szCs w:val="22"/>
-              </w:rPr>
-              <w:t xml:space="preserve">ඉන්පසු </w:t>
-            </w:r>
-            <w:r>
-              <w:rPr>
-                <w:rFonts w:ascii="Times New Roman" w:hAnsi="Times New Roman" w:cs="Times New Roman" w:eastAsia="Times New Roman"/>
-                <w:b w:val="0"/>
-                <w:color w:val="000000"/>
-                <w:sz w:val="22"/>
-                <w:szCs w:val="22"/>
-              </w:rPr>
-              <w:t xml:space="preserve">Tesseract OCR </w:t>
-            </w:r>
-            <w:r>
-              <w:rPr>
-                <w:rFonts w:ascii="Iskoola Pota" w:hAnsi="Iskoola Pota" w:cs="Iskoola Pota" w:eastAsia="Iskoola Pota"/>
-                <w:b w:val="0"/>
-                <w:color w:val="000000"/>
-                <w:sz w:val="22"/>
-                <w:szCs w:val="22"/>
-              </w:rPr>
-              <w:t>වෙත මාරු වේ</w:t>
+              <w:t>Falls back from pdfplumber to PyMuPDF, then Tesseract OCR</w:t>
             </w:r>
           </w:p>
         </w:tc>
@@ -11159,17 +11662,7 @@
                 <w:sz w:val="22"/>
                 <w:szCs w:val="22"/>
               </w:rPr>
-              <w:t xml:space="preserve">AI tier - extraction stage 1; robustness ensure </w:t>
-            </w:r>
-            <w:r>
-              <w:rPr>
-                <w:rFonts w:ascii="Iskoola Pota" w:hAnsi="Iskoola Pota" w:cs="Iskoola Pota" w:eastAsia="Iskoola Pota"/>
-                <w:b w:val="0"/>
-                <w:color w:val="000000"/>
-                <w:sz w:val="22"/>
-                <w:szCs w:val="22"/>
-              </w:rPr>
-              <w:t>කරයි</w:t>
+              <w:t>AI tier - extraction stage 1; ensures robustness</w:t>
             </w:r>
           </w:p>
         </w:tc>
@@ -11187,57 +11680,7 @@
                 <w:sz w:val="22"/>
                 <w:szCs w:val="22"/>
               </w:rPr>
-              <w:t xml:space="preserve">Scanned </w:t>
-            </w:r>
-            <w:r>
-              <w:rPr>
-                <w:rFonts w:ascii="Iskoola Pota" w:hAnsi="Iskoola Pota" w:cs="Iskoola Pota" w:eastAsia="Iskoola Pota"/>
-                <w:b w:val="0"/>
-                <w:color w:val="000000"/>
-                <w:sz w:val="22"/>
-                <w:szCs w:val="22"/>
-              </w:rPr>
-              <w:t xml:space="preserve">සහ </w:t>
-            </w:r>
-            <w:r>
-              <w:rPr>
-                <w:rFonts w:ascii="Times New Roman" w:hAnsi="Times New Roman" w:cs="Times New Roman" w:eastAsia="Times New Roman"/>
-                <w:b w:val="0"/>
-                <w:color w:val="000000"/>
-                <w:sz w:val="22"/>
-                <w:szCs w:val="22"/>
-              </w:rPr>
-              <w:t xml:space="preserve">digital PDF </w:t>
-            </w:r>
-            <w:r>
-              <w:rPr>
-                <w:rFonts w:ascii="Iskoola Pota" w:hAnsi="Iskoola Pota" w:cs="Iskoola Pota" w:eastAsia="Iskoola Pota"/>
-                <w:b w:val="0"/>
-                <w:color w:val="000000"/>
-                <w:sz w:val="22"/>
-                <w:szCs w:val="22"/>
-              </w:rPr>
-              <w:t xml:space="preserve">නියැදි මගින් පරීක්ෂා; </w:t>
-            </w:r>
-            <w:r>
-              <w:rPr>
-                <w:rFonts w:ascii="Times New Roman" w:hAnsi="Times New Roman" w:cs="Times New Roman" w:eastAsia="Times New Roman"/>
-                <w:b w:val="0"/>
-                <w:color w:val="000000"/>
-                <w:sz w:val="22"/>
-                <w:szCs w:val="22"/>
-              </w:rPr>
-              <w:t xml:space="preserve">pytest coverage </w:t>
-            </w:r>
-            <w:r>
-              <w:rPr>
-                <w:rFonts w:ascii="Iskoola Pota" w:hAnsi="Iskoola Pota" w:cs="Iskoola Pota" w:eastAsia="Iskoola Pota"/>
-                <w:b w:val="0"/>
-                <w:color w:val="000000"/>
-                <w:sz w:val="22"/>
-                <w:szCs w:val="22"/>
-              </w:rPr>
-              <w:t>එකතු කරන ලදී</w:t>
+              <w:t>Verified with scanned and digital PDF samples; pytest coverage added</w:t>
             </w:r>
           </w:p>
         </w:tc>
@@ -11311,55 +11754,7 @@
                 <w:sz w:val="22"/>
                 <w:szCs w:val="22"/>
               </w:rPr>
-              <w:t xml:space="preserve">Regex syntax </w:t>
-            </w:r>
-            <w:r>
-              <w:rPr>
-                <w:rFonts w:ascii="Iskoola Pota" w:hAnsi="Iskoola Pota" w:cs="Iskoola Pota" w:eastAsia="Iskoola Pota"/>
-                <w:b w:val="0"/>
-                <w:color w:val="000000"/>
-                <w:sz w:val="22"/>
-                <w:szCs w:val="22"/>
-              </w:rPr>
-              <w:t>නිවැරදිව ලිවීම කාලය ගතවන කාර්යයකි</w:t>
-            </w:r>
-          </w:p>
-        </w:tc>
-        <w:tc>
-          <w:tcPr>
-            <w:tcW w:type="dxa" w:w="1171"/>
-          </w:tcPr>
-          <w:p>
-            <w:r/>
-            <w:r>
-              <w:rPr>
-                <w:rFonts w:ascii="Iskoola Pota" w:hAnsi="Iskoola Pota" w:cs="Iskoola Pota" w:eastAsia="Iskoola Pota"/>
-                <w:b w:val="0"/>
-                <w:color w:val="000000"/>
-                <w:sz w:val="22"/>
-                <w:szCs w:val="22"/>
-              </w:rPr>
-              <w:t xml:space="preserve">පෙළ තුළ </w:t>
-            </w:r>
-            <w:r>
-              <w:rPr>
-                <w:rFonts w:ascii="Times New Roman" w:hAnsi="Times New Roman" w:cs="Times New Roman" w:eastAsia="Times New Roman"/>
-                <w:b w:val="0"/>
-                <w:color w:val="000000"/>
-                <w:sz w:val="22"/>
-                <w:szCs w:val="22"/>
-              </w:rPr>
-              <w:t xml:space="preserve">dd/mm/yyyy, yyyy-mm-dd </w:t>
-            </w:r>
-            <w:r>
-              <w:rPr>
-                <w:rFonts w:ascii="Iskoola Pota" w:hAnsi="Iskoola Pota" w:cs="Iskoola Pota" w:eastAsia="Iskoola Pota"/>
-                <w:b w:val="0"/>
-                <w:color w:val="000000"/>
-                <w:sz w:val="22"/>
-                <w:szCs w:val="22"/>
-              </w:rPr>
-              <w:t>සහ සිංහල මාස නාම හඳුනා ගනී</w:t>
+              <w:t>Writing correct regex syntax is time-consuming</w:t>
             </w:r>
           </w:p>
         </w:tc>
@@ -11377,17 +11772,7 @@
                 <w:sz w:val="22"/>
                 <w:szCs w:val="22"/>
               </w:rPr>
-              <w:t xml:space="preserve">AI tier - date guardrail module; hallucinated </w:t>
-            </w:r>
-            <w:r>
-              <w:rPr>
-                <w:rFonts w:ascii="Iskoola Pota" w:hAnsi="Iskoola Pota" w:cs="Iskoola Pota" w:eastAsia="Iskoola Pota"/>
-                <w:b w:val="0"/>
-                <w:color w:val="000000"/>
-                <w:sz w:val="22"/>
-                <w:szCs w:val="22"/>
-              </w:rPr>
-              <w:t>දින ප්‍රතික්ෂේප කිරීමට යොදා ගනී</w:t>
+              <w:t>Detects dd/mm/yyyy, yyyy-mm-dd and Sinhala month names in text</w:t>
             </w:r>
           </w:p>
         </w:tc>
@@ -11405,18 +11790,16 @@
                 <w:sz w:val="22"/>
                 <w:szCs w:val="22"/>
               </w:rPr>
-              <w:t>Unit tests 12</w:t>
+              <w:t>AI tier - date guardrail module; rejects hallucinated dates</w:t>
             </w:r>
-            <w:r>
-              <w:rPr>
-                <w:rFonts w:ascii="Iskoola Pota" w:hAnsi="Iskoola Pota" w:cs="Iskoola Pota" w:eastAsia="Iskoola Pota"/>
-                <w:b w:val="0"/>
-                <w:color w:val="000000"/>
-                <w:sz w:val="22"/>
-                <w:szCs w:val="22"/>
-              </w:rPr>
-              <w:t xml:space="preserve">ක් ලියා </w:t>
-            </w:r>
+          </w:p>
+        </w:tc>
+        <w:tc>
+          <w:tcPr>
+            <w:tcW w:type="dxa" w:w="1171"/>
+          </w:tcPr>
+          <w:p>
+            <w:r/>
             <w:r>
               <w:rPr>
                 <w:rFonts w:ascii="Times New Roman" w:hAnsi="Times New Roman" w:cs="Times New Roman" w:eastAsia="Times New Roman"/>
@@ -11425,17 +11808,7 @@
                 <w:sz w:val="22"/>
                 <w:szCs w:val="22"/>
               </w:rPr>
-              <w:t xml:space="preserve">edge cases </w:t>
-            </w:r>
-            <w:r>
-              <w:rPr>
-                <w:rFonts w:ascii="Iskoola Pota" w:hAnsi="Iskoola Pota" w:cs="Iskoola Pota" w:eastAsia="Iskoola Pota"/>
-                <w:b w:val="0"/>
-                <w:color w:val="000000"/>
-                <w:sz w:val="22"/>
-                <w:szCs w:val="22"/>
-              </w:rPr>
-              <w:t>සත්‍යාපනය කරන ලදී</w:t>
+              <w:t>Wrote 12 unit tests and verified edge cases</w:t>
             </w:r>
           </w:p>
         </w:tc>
@@ -11509,75 +11882,7 @@
                 <w:sz w:val="22"/>
                 <w:szCs w:val="22"/>
               </w:rPr>
-              <w:t xml:space="preserve">LangChain API syntax reference </w:t>
-            </w:r>
-            <w:r>
-              <w:rPr>
-                <w:rFonts w:ascii="Iskoola Pota" w:hAnsi="Iskoola Pota" w:cs="Iskoola Pota" w:eastAsia="Iskoola Pota"/>
-                <w:b w:val="0"/>
-                <w:color w:val="000000"/>
-                <w:sz w:val="22"/>
-                <w:szCs w:val="22"/>
-              </w:rPr>
-              <w:t>එකක් ලෙස</w:t>
-            </w:r>
-          </w:p>
-        </w:tc>
-        <w:tc>
-          <w:tcPr>
-            <w:tcW w:type="dxa" w:w="1171"/>
-          </w:tcPr>
-          <w:p>
-            <w:r/>
-            <w:r>
-              <w:rPr>
-                <w:rFonts w:ascii="Iskoola Pota" w:hAnsi="Iskoola Pota" w:cs="Iskoola Pota" w:eastAsia="Iskoola Pota"/>
-                <w:b w:val="0"/>
-                <w:color w:val="000000"/>
-                <w:sz w:val="22"/>
-                <w:szCs w:val="22"/>
-              </w:rPr>
-              <w:t xml:space="preserve">දිගු චක්‍රලේඛ </w:t>
-            </w:r>
-            <w:r>
-              <w:rPr>
-                <w:rFonts w:ascii="Times New Roman" w:hAnsi="Times New Roman" w:cs="Times New Roman" w:eastAsia="Times New Roman"/>
-                <w:b w:val="0"/>
-                <w:color w:val="000000"/>
-                <w:sz w:val="22"/>
-                <w:szCs w:val="22"/>
-              </w:rPr>
-              <w:t xml:space="preserve">chunk </w:t>
-            </w:r>
-            <w:r>
-              <w:rPr>
-                <w:rFonts w:ascii="Iskoola Pota" w:hAnsi="Iskoola Pota" w:cs="Iskoola Pota" w:eastAsia="Iskoola Pota"/>
-                <w:b w:val="0"/>
-                <w:color w:val="000000"/>
-                <w:sz w:val="22"/>
-                <w:szCs w:val="22"/>
-              </w:rPr>
-              <w:t xml:space="preserve">කර එක් එක් </w:t>
-            </w:r>
-            <w:r>
-              <w:rPr>
-                <w:rFonts w:ascii="Times New Roman" w:hAnsi="Times New Roman" w:cs="Times New Roman" w:eastAsia="Times New Roman"/>
-                <w:b w:val="0"/>
-                <w:color w:val="000000"/>
-                <w:sz w:val="22"/>
-                <w:szCs w:val="22"/>
-              </w:rPr>
-              <w:t xml:space="preserve">chunk </w:t>
-            </w:r>
-            <w:r>
-              <w:rPr>
-                <w:rFonts w:ascii="Iskoola Pota" w:hAnsi="Iskoola Pota" w:cs="Iskoola Pota" w:eastAsia="Iskoola Pota"/>
-                <w:b w:val="0"/>
-                <w:color w:val="000000"/>
-                <w:sz w:val="22"/>
-                <w:szCs w:val="22"/>
-              </w:rPr>
-              <w:t>සාරාංශ කර ඒකාබද්ධ සාරාංශයක් ලබා දේ</w:t>
+              <w:t>Used as a LangChain API syntax reference</w:t>
             </w:r>
           </w:p>
         </w:tc>
@@ -11595,37 +11900,7 @@
                 <w:sz w:val="22"/>
                 <w:szCs w:val="22"/>
               </w:rPr>
-              <w:t xml:space="preserve">AI tier - summarization stage; Ollama LLM </w:t>
-            </w:r>
-            <w:r>
-              <w:rPr>
-                <w:rFonts w:ascii="Iskoola Pota" w:hAnsi="Iskoola Pota" w:cs="Iskoola Pota" w:eastAsia="Iskoola Pota"/>
-                <w:b w:val="0"/>
-                <w:color w:val="000000"/>
-                <w:sz w:val="22"/>
-                <w:szCs w:val="22"/>
-              </w:rPr>
-              <w:t xml:space="preserve">එකට </w:t>
-            </w:r>
-            <w:r>
-              <w:rPr>
-                <w:rFonts w:ascii="Times New Roman" w:hAnsi="Times New Roman" w:cs="Times New Roman" w:eastAsia="Times New Roman"/>
-                <w:b w:val="0"/>
-                <w:color w:val="000000"/>
-                <w:sz w:val="22"/>
-                <w:szCs w:val="22"/>
-              </w:rPr>
-              <w:t xml:space="preserve">prompt pipeline </w:t>
-            </w:r>
-            <w:r>
-              <w:rPr>
-                <w:rFonts w:ascii="Iskoola Pota" w:hAnsi="Iskoola Pota" w:cs="Iskoola Pota" w:eastAsia="Iskoola Pota"/>
-                <w:b w:val="0"/>
-                <w:color w:val="000000"/>
-                <w:sz w:val="22"/>
-                <w:szCs w:val="22"/>
-              </w:rPr>
-              <w:t>සපයයි</w:t>
+              <w:t>Chunks long circulars, summarises each chunk, and returns a combined summary</w:t>
             </w:r>
           </w:p>
         </w:tc>
@@ -11637,14 +11912,22 @@
             <w:r/>
             <w:r>
               <w:rPr>
-                <w:rFonts w:ascii="Iskoola Pota" w:hAnsi="Iskoola Pota" w:cs="Iskoola Pota" w:eastAsia="Iskoola Pota"/>
+                <w:rFonts w:ascii="Times New Roman" w:hAnsi="Times New Roman" w:cs="Times New Roman" w:eastAsia="Times New Roman"/>
                 <w:b w:val="0"/>
                 <w:color w:val="000000"/>
                 <w:sz w:val="22"/>
                 <w:szCs w:val="22"/>
               </w:rPr>
-              <w:t xml:space="preserve">යල් පැන ගිය </w:t>
+              <w:t>AI tier - summarization stage; provides the prompt pipeline to the Ollama LLM</w:t>
             </w:r>
+          </w:p>
+        </w:tc>
+        <w:tc>
+          <w:tcPr>
+            <w:tcW w:type="dxa" w:w="1171"/>
+          </w:tcPr>
+          <w:p>
+            <w:r/>
             <w:r>
               <w:rPr>
                 <w:rFonts w:ascii="Times New Roman" w:hAnsi="Times New Roman" w:cs="Times New Roman" w:eastAsia="Times New Roman"/>
@@ -11653,37 +11936,7 @@
                 <w:sz w:val="22"/>
                 <w:szCs w:val="22"/>
               </w:rPr>
-              <w:t xml:space="preserve">chain API </w:t>
-            </w:r>
-            <w:r>
-              <w:rPr>
-                <w:rFonts w:ascii="Iskoola Pota" w:hAnsi="Iskoola Pota" w:cs="Iskoola Pota" w:eastAsia="Iskoola Pota"/>
-                <w:b w:val="0"/>
-                <w:color w:val="000000"/>
-                <w:sz w:val="22"/>
-                <w:szCs w:val="22"/>
-              </w:rPr>
-              <w:t xml:space="preserve">නිවැරදි කර නැවත ලියන ලදී; </w:t>
-            </w:r>
-            <w:r>
-              <w:rPr>
-                <w:rFonts w:ascii="Times New Roman" w:hAnsi="Times New Roman" w:cs="Times New Roman" w:eastAsia="Times New Roman"/>
-                <w:b w:val="0"/>
-                <w:color w:val="000000"/>
-                <w:sz w:val="22"/>
-                <w:szCs w:val="22"/>
-              </w:rPr>
-              <w:t xml:space="preserve">ROUGE </w:t>
-            </w:r>
-            <w:r>
-              <w:rPr>
-                <w:rFonts w:ascii="Iskoola Pota" w:hAnsi="Iskoola Pota" w:cs="Iskoola Pota" w:eastAsia="Iskoola Pota"/>
-                <w:b w:val="0"/>
-                <w:color w:val="000000"/>
-                <w:sz w:val="22"/>
-                <w:szCs w:val="22"/>
-              </w:rPr>
-              <w:t>මගින් තක්සේරු කරන ලදී</w:t>
+              <w:t>Corrected outdated chain API and rewrote it; evaluated with ROUGE</w:t>
             </w:r>
           </w:p>
         </w:tc>
@@ -11775,77 +12028,7 @@
                 <w:sz w:val="22"/>
                 <w:szCs w:val="22"/>
               </w:rPr>
-              <w:t xml:space="preserve">Upload </w:t>
-            </w:r>
-            <w:r>
-              <w:rPr>
-                <w:rFonts w:ascii="Iskoola Pota" w:hAnsi="Iskoola Pota" w:cs="Iskoola Pota" w:eastAsia="Iskoola Pota"/>
-                <w:b w:val="0"/>
-                <w:color w:val="000000"/>
-                <w:sz w:val="22"/>
-                <w:szCs w:val="22"/>
-              </w:rPr>
-              <w:t xml:space="preserve">කරන ලද පෙළෙහි </w:t>
-            </w:r>
-            <w:r>
-              <w:rPr>
-                <w:rFonts w:ascii="Times New Roman" w:hAnsi="Times New Roman" w:cs="Times New Roman" w:eastAsia="Times New Roman"/>
-                <w:b w:val="0"/>
-                <w:color w:val="000000"/>
-                <w:sz w:val="22"/>
-                <w:szCs w:val="22"/>
-              </w:rPr>
-              <w:t xml:space="preserve">hash </w:t>
-            </w:r>
-            <w:r>
-              <w:rPr>
-                <w:rFonts w:ascii="Iskoola Pota" w:hAnsi="Iskoola Pota" w:cs="Iskoola Pota" w:eastAsia="Iskoola Pota"/>
-                <w:b w:val="0"/>
-                <w:color w:val="000000"/>
-                <w:sz w:val="22"/>
-                <w:szCs w:val="22"/>
-              </w:rPr>
-              <w:t xml:space="preserve">එක ගණනය කර දැනටමත් </w:t>
-            </w:r>
-            <w:r>
-              <w:rPr>
-                <w:rFonts w:ascii="Times New Roman" w:hAnsi="Times New Roman" w:cs="Times New Roman" w:eastAsia="Times New Roman"/>
-                <w:b w:val="0"/>
-                <w:color w:val="000000"/>
-                <w:sz w:val="22"/>
-                <w:szCs w:val="22"/>
-              </w:rPr>
-              <w:t xml:space="preserve">process </w:t>
-            </w:r>
-            <w:r>
-              <w:rPr>
-                <w:rFonts w:ascii="Iskoola Pota" w:hAnsi="Iskoola Pota" w:cs="Iskoola Pota" w:eastAsia="Iskoola Pota"/>
-                <w:b w:val="0"/>
-                <w:color w:val="000000"/>
-                <w:sz w:val="22"/>
-                <w:szCs w:val="22"/>
-              </w:rPr>
-              <w:t xml:space="preserve">කළ ලේඛන නැවත </w:t>
-            </w:r>
-            <w:r>
-              <w:rPr>
-                <w:rFonts w:ascii="Times New Roman" w:hAnsi="Times New Roman" w:cs="Times New Roman" w:eastAsia="Times New Roman"/>
-                <w:b w:val="0"/>
-                <w:color w:val="000000"/>
-                <w:sz w:val="22"/>
-                <w:szCs w:val="22"/>
-              </w:rPr>
-              <w:t xml:space="preserve">process </w:t>
-            </w:r>
-            <w:r>
-              <w:rPr>
-                <w:rFonts w:ascii="Iskoola Pota" w:hAnsi="Iskoola Pota" w:cs="Iskoola Pota" w:eastAsia="Iskoola Pota"/>
-                <w:b w:val="0"/>
-                <w:color w:val="000000"/>
-                <w:sz w:val="22"/>
-                <w:szCs w:val="22"/>
-              </w:rPr>
-              <w:t>කිරීම වළක්වයි</w:t>
+              <w:t>Hashes uploaded text and skips re-processing of already processed documents</w:t>
             </w:r>
           </w:p>
         </w:tc>
@@ -11863,37 +12046,7 @@
                 <w:sz w:val="22"/>
                 <w:szCs w:val="22"/>
               </w:rPr>
-              <w:t xml:space="preserve">Application tier - Express middleware; LLM </w:t>
-            </w:r>
-            <w:r>
-              <w:rPr>
-                <w:rFonts w:ascii="Iskoola Pota" w:hAnsi="Iskoola Pota" w:cs="Iskoola Pota" w:eastAsia="Iskoola Pota"/>
-                <w:b w:val="0"/>
-                <w:color w:val="000000"/>
-                <w:sz w:val="22"/>
-                <w:szCs w:val="22"/>
-              </w:rPr>
-              <w:t xml:space="preserve">පිරිවැය සහ </w:t>
-            </w:r>
-            <w:r>
-              <w:rPr>
-                <w:rFonts w:ascii="Times New Roman" w:hAnsi="Times New Roman" w:cs="Times New Roman" w:eastAsia="Times New Roman"/>
-                <w:b w:val="0"/>
-                <w:color w:val="000000"/>
-                <w:sz w:val="22"/>
-                <w:szCs w:val="22"/>
-              </w:rPr>
-              <w:t xml:space="preserve">latency </w:t>
-            </w:r>
-            <w:r>
-              <w:rPr>
-                <w:rFonts w:ascii="Iskoola Pota" w:hAnsi="Iskoola Pota" w:cs="Iskoola Pota" w:eastAsia="Iskoola Pota"/>
-                <w:b w:val="0"/>
-                <w:color w:val="000000"/>
-                <w:sz w:val="22"/>
-                <w:szCs w:val="22"/>
-              </w:rPr>
-              <w:t>අවම කරයි</w:t>
+              <w:t>Application tier - Express middleware; reduces LLM cost and latency</w:t>
             </w:r>
           </w:p>
         </w:tc>
@@ -11911,37 +12064,7 @@
                 <w:sz w:val="22"/>
                 <w:szCs w:val="22"/>
               </w:rPr>
-              <w:t xml:space="preserve">Duplicate upload test </w:t>
-            </w:r>
-            <w:r>
-              <w:rPr>
-                <w:rFonts w:ascii="Iskoola Pota" w:hAnsi="Iskoola Pota" w:cs="Iskoola Pota" w:eastAsia="Iskoola Pota"/>
-                <w:b w:val="0"/>
-                <w:color w:val="000000"/>
-                <w:sz w:val="22"/>
-                <w:szCs w:val="22"/>
-              </w:rPr>
-              <w:t xml:space="preserve">මගින් </w:t>
-            </w:r>
-            <w:r>
-              <w:rPr>
-                <w:rFonts w:ascii="Times New Roman" w:hAnsi="Times New Roman" w:cs="Times New Roman" w:eastAsia="Times New Roman"/>
-                <w:b w:val="0"/>
-                <w:color w:val="000000"/>
-                <w:sz w:val="22"/>
-                <w:szCs w:val="22"/>
-              </w:rPr>
-              <w:t xml:space="preserve">cache hit </w:t>
-            </w:r>
-            <w:r>
-              <w:rPr>
-                <w:rFonts w:ascii="Iskoola Pota" w:hAnsi="Iskoola Pota" w:cs="Iskoola Pota" w:eastAsia="Iskoola Pota"/>
-                <w:b w:val="0"/>
-                <w:color w:val="000000"/>
-                <w:sz w:val="22"/>
-                <w:szCs w:val="22"/>
-              </w:rPr>
-              <w:t>තහවුරු කරන ලදී</w:t>
+              <w:t>Confirmed cache hit with a duplicate upload test</w:t>
             </w:r>
           </w:p>
         </w:tc>
@@ -12015,17 +12138,7 @@
                 <w:sz w:val="22"/>
                 <w:szCs w:val="22"/>
               </w:rPr>
-              <w:t xml:space="preserve">Standard security pattern; </w:t>
-            </w:r>
-            <w:r>
-              <w:rPr>
-                <w:rFonts w:ascii="Iskoola Pota" w:hAnsi="Iskoola Pota" w:cs="Iskoola Pota" w:eastAsia="Iskoola Pota"/>
-                <w:b w:val="0"/>
-                <w:color w:val="000000"/>
-                <w:sz w:val="22"/>
-                <w:szCs w:val="22"/>
-              </w:rPr>
-              <w:t>නැවත නිර්මාණය අවශ්‍ය නොවේ</w:t>
+              <w:t>Standard security pattern; redesign not required</w:t>
             </w:r>
           </w:p>
         </w:tc>
@@ -12043,37 +12156,7 @@
                 <w:sz w:val="22"/>
                 <w:szCs w:val="22"/>
               </w:rPr>
-              <w:t xml:space="preserve">Bearer token verify </w:t>
-            </w:r>
-            <w:r>
-              <w:rPr>
-                <w:rFonts w:ascii="Iskoola Pota" w:hAnsi="Iskoola Pota" w:cs="Iskoola Pota" w:eastAsia="Iskoola Pota"/>
-                <w:b w:val="0"/>
-                <w:color w:val="000000"/>
-                <w:sz w:val="22"/>
-                <w:szCs w:val="22"/>
-              </w:rPr>
-              <w:t xml:space="preserve">කර </w:t>
-            </w:r>
-            <w:r>
-              <w:rPr>
-                <w:rFonts w:ascii="Times New Roman" w:hAnsi="Times New Roman" w:cs="Times New Roman" w:eastAsia="Times New Roman"/>
-                <w:b w:val="0"/>
-                <w:color w:val="000000"/>
-                <w:sz w:val="22"/>
-                <w:szCs w:val="22"/>
-              </w:rPr>
-              <w:t xml:space="preserve">protected routes </w:t>
-            </w:r>
-            <w:r>
-              <w:rPr>
-                <w:rFonts w:ascii="Iskoola Pota" w:hAnsi="Iskoola Pota" w:cs="Iskoola Pota" w:eastAsia="Iskoola Pota"/>
-                <w:b w:val="0"/>
-                <w:color w:val="000000"/>
-                <w:sz w:val="22"/>
-                <w:szCs w:val="22"/>
-              </w:rPr>
-              <w:t>වලට පමණක් ප්‍රවේශය ලබා දේ</w:t>
+              <w:t>Verifies Bearer tokens and grants access only to protected routes</w:t>
             </w:r>
           </w:p>
         </w:tc>
@@ -12091,37 +12174,7 @@
                 <w:sz w:val="22"/>
                 <w:szCs w:val="22"/>
               </w:rPr>
-              <w:t xml:space="preserve">Application tier - </w:t>
-            </w:r>
-            <w:r>
-              <w:rPr>
-                <w:rFonts w:ascii="Iskoola Pota" w:hAnsi="Iskoola Pota" w:cs="Iskoola Pota" w:eastAsia="Iskoola Pota"/>
-                <w:b w:val="0"/>
-                <w:color w:val="000000"/>
-                <w:sz w:val="22"/>
-                <w:szCs w:val="22"/>
-              </w:rPr>
-              <w:t>සියලු /</w:t>
-            </w:r>
-            <w:r>
-              <w:rPr>
-                <w:rFonts w:ascii="Times New Roman" w:hAnsi="Times New Roman" w:cs="Times New Roman" w:eastAsia="Times New Roman"/>
-                <w:b w:val="0"/>
-                <w:color w:val="000000"/>
-                <w:sz w:val="22"/>
-                <w:szCs w:val="22"/>
-              </w:rPr>
-              <w:t xml:space="preserve">api/circulars routes </w:t>
-            </w:r>
-            <w:r>
-              <w:rPr>
-                <w:rFonts w:ascii="Iskoola Pota" w:hAnsi="Iskoola Pota" w:cs="Iskoola Pota" w:eastAsia="Iskoola Pota"/>
-                <w:b w:val="0"/>
-                <w:color w:val="000000"/>
-                <w:sz w:val="22"/>
-                <w:szCs w:val="22"/>
-              </w:rPr>
-              <w:t>ආරක්ෂා කරයි</w:t>
+              <w:t>Application tier - secures all /api/circulars routes</w:t>
             </w:r>
           </w:p>
         </w:tc>
@@ -12139,17 +12192,7 @@
                 <w:sz w:val="22"/>
                 <w:szCs w:val="22"/>
               </w:rPr>
-              <w:t xml:space="preserve">Invalid/expired token tests; error handling </w:t>
-            </w:r>
-            <w:r>
-              <w:rPr>
-                <w:rFonts w:ascii="Iskoola Pota" w:hAnsi="Iskoola Pota" w:cs="Iskoola Pota" w:eastAsia="Iskoola Pota"/>
-                <w:b w:val="0"/>
-                <w:color w:val="000000"/>
-                <w:sz w:val="22"/>
-                <w:szCs w:val="22"/>
-              </w:rPr>
-              <w:t>අතින් වැඩිදියුණු කරන ලදී</w:t>
+              <w:t>Invalid/expired token tests; error handling improved manually</w:t>
             </w:r>
           </w:p>
         </w:tc>
@@ -12241,77 +12284,7 @@
                 <w:sz w:val="22"/>
                 <w:szCs w:val="22"/>
               </w:rPr>
-              <w:t xml:space="preserve">NER offsets </w:t>
-            </w:r>
-            <w:r>
-              <w:rPr>
-                <w:rFonts w:ascii="Iskoola Pota" w:hAnsi="Iskoola Pota" w:cs="Iskoola Pota" w:eastAsia="Iskoola Pota"/>
-                <w:b w:val="0"/>
-                <w:color w:val="000000"/>
-                <w:sz w:val="22"/>
-                <w:szCs w:val="22"/>
-              </w:rPr>
-              <w:t xml:space="preserve">අනුව පෙළ තුළ </w:t>
-            </w:r>
-            <w:r>
-              <w:rPr>
-                <w:rFonts w:ascii="Times New Roman" w:hAnsi="Times New Roman" w:cs="Times New Roman" w:eastAsia="Times New Roman"/>
-                <w:b w:val="0"/>
-                <w:color w:val="000000"/>
-                <w:sz w:val="22"/>
-                <w:szCs w:val="22"/>
-              </w:rPr>
-              <w:t xml:space="preserve">entities </w:t>
-            </w:r>
-            <w:r>
-              <w:rPr>
-                <w:rFonts w:ascii="Iskoola Pota" w:hAnsi="Iskoola Pota" w:cs="Iskoola Pota" w:eastAsia="Iskoola Pota"/>
-                <w:b w:val="0"/>
-                <w:color w:val="000000"/>
-                <w:sz w:val="22"/>
-                <w:szCs w:val="22"/>
-              </w:rPr>
-              <w:t xml:space="preserve">වර්ණ-කේතගත </w:t>
-            </w:r>
-            <w:r>
-              <w:rPr>
-                <w:rFonts w:ascii="Times New Roman" w:hAnsi="Times New Roman" w:cs="Times New Roman" w:eastAsia="Times New Roman"/>
-                <w:b w:val="0"/>
-                <w:color w:val="000000"/>
-                <w:sz w:val="22"/>
-                <w:szCs w:val="22"/>
-              </w:rPr>
-              <w:t xml:space="preserve">span </w:t>
-            </w:r>
-            <w:r>
-              <w:rPr>
-                <w:rFonts w:ascii="Iskoola Pota" w:hAnsi="Iskoola Pota" w:cs="Iskoola Pota" w:eastAsia="Iskoola Pota"/>
-                <w:b w:val="0"/>
-                <w:color w:val="000000"/>
-                <w:sz w:val="22"/>
-                <w:szCs w:val="22"/>
-              </w:rPr>
-              <w:t xml:space="preserve">ලෙස </w:t>
-            </w:r>
-            <w:r>
-              <w:rPr>
-                <w:rFonts w:ascii="Times New Roman" w:hAnsi="Times New Roman" w:cs="Times New Roman" w:eastAsia="Times New Roman"/>
-                <w:b w:val="0"/>
-                <w:color w:val="000000"/>
-                <w:sz w:val="22"/>
-                <w:szCs w:val="22"/>
-              </w:rPr>
-              <w:t xml:space="preserve">render </w:t>
-            </w:r>
-            <w:r>
-              <w:rPr>
-                <w:rFonts w:ascii="Iskoola Pota" w:hAnsi="Iskoola Pota" w:cs="Iskoola Pota" w:eastAsia="Iskoola Pota"/>
-                <w:b w:val="0"/>
-                <w:color w:val="000000"/>
-                <w:sz w:val="22"/>
-                <w:szCs w:val="22"/>
-              </w:rPr>
-              <w:t>කරයි</w:t>
+              <w:t>Renders entities as colour-coded spans in text according to NER offsets</w:t>
             </w:r>
           </w:p>
         </w:tc>
@@ -12329,17 +12302,7 @@
                 <w:sz w:val="22"/>
                 <w:szCs w:val="22"/>
               </w:rPr>
-              <w:t xml:space="preserve">Presentation tier - summary detail view; primary research </w:t>
-            </w:r>
-            <w:r>
-              <w:rPr>
-                <w:rFonts w:ascii="Iskoola Pota" w:hAnsi="Iskoola Pota" w:cs="Iskoola Pota" w:eastAsia="Iskoola Pota"/>
-                <w:b w:val="0"/>
-                <w:color w:val="000000"/>
-                <w:sz w:val="22"/>
-                <w:szCs w:val="22"/>
-              </w:rPr>
-              <w:t>අවශ්‍යතාවක් (78%) ඉටු කරයි</w:t>
+              <w:t>Presentation tier - summary detail view; meets a primary research need (78%)</w:t>
             </w:r>
           </w:p>
         </w:tc>
@@ -12357,17 +12320,7 @@
                 <w:sz w:val="22"/>
                 <w:szCs w:val="22"/>
               </w:rPr>
-              <w:t xml:space="preserve">Overlapping entity bug </w:t>
-            </w:r>
-            <w:r>
-              <w:rPr>
-                <w:rFonts w:ascii="Iskoola Pota" w:hAnsi="Iskoola Pota" w:cs="Iskoola Pota" w:eastAsia="Iskoola Pota"/>
-                <w:b w:val="0"/>
-                <w:color w:val="000000"/>
-                <w:sz w:val="22"/>
-                <w:szCs w:val="22"/>
-              </w:rPr>
-              <w:t>එකක් හඳුනාගෙන අතින් නිවැරදි කරන ලදී</w:t>
+              <w:t>Found and manually fixed an overlapping entity bug</w:t>
             </w:r>
           </w:p>
         </w:tc>
@@ -12405,27 +12358,7 @@
                 <w:sz w:val="22"/>
                 <w:szCs w:val="22"/>
               </w:rPr>
-              <w:t xml:space="preserve">Pytest fixtures </w:t>
-            </w:r>
-            <w:r>
-              <w:rPr>
-                <w:rFonts w:ascii="Iskoola Pota" w:hAnsi="Iskoola Pota" w:cs="Iskoola Pota" w:eastAsia="Iskoola Pota"/>
-                <w:b w:val="0"/>
-                <w:color w:val="000000"/>
-                <w:sz w:val="22"/>
-                <w:szCs w:val="22"/>
-              </w:rPr>
-              <w:t xml:space="preserve">සහ </w:t>
-            </w:r>
-            <w:r>
-              <w:rPr>
-                <w:rFonts w:ascii="Times New Roman" w:hAnsi="Times New Roman" w:cs="Times New Roman" w:eastAsia="Times New Roman"/>
-                <w:b w:val="0"/>
-                <w:color w:val="000000"/>
-                <w:sz w:val="22"/>
-                <w:szCs w:val="22"/>
-              </w:rPr>
-              <w:t>test scaffolding</w:t>
+              <w:t>Pytest fixtures and test scaffolding</w:t>
             </w:r>
           </w:p>
         </w:tc>
@@ -12461,17 +12394,7 @@
                 <w:sz w:val="22"/>
                 <w:szCs w:val="22"/>
               </w:rPr>
-              <w:t xml:space="preserve">Test boilerplate </w:t>
-            </w:r>
-            <w:r>
-              <w:rPr>
-                <w:rFonts w:ascii="Iskoola Pota" w:hAnsi="Iskoola Pota" w:cs="Iskoola Pota" w:eastAsia="Iskoola Pota"/>
-                <w:b w:val="0"/>
-                <w:color w:val="000000"/>
-                <w:sz w:val="22"/>
-                <w:szCs w:val="22"/>
-              </w:rPr>
-              <w:t>ලිවීමේ කාලය අවම කිරීම</w:t>
+              <w:t>Reduce time spent writing test boilerplate</w:t>
             </w:r>
           </w:p>
         </w:tc>
@@ -12489,37 +12412,7 @@
                 <w:sz w:val="22"/>
                 <w:szCs w:val="22"/>
               </w:rPr>
-              <w:t xml:space="preserve">FastAPI TestClient fixtures, sample PDF fixtures </w:t>
-            </w:r>
-            <w:r>
-              <w:rPr>
-                <w:rFonts w:ascii="Iskoola Pota" w:hAnsi="Iskoola Pota" w:cs="Iskoola Pota" w:eastAsia="Iskoola Pota"/>
-                <w:b w:val="0"/>
-                <w:color w:val="000000"/>
-                <w:sz w:val="22"/>
-                <w:szCs w:val="22"/>
-              </w:rPr>
-              <w:t xml:space="preserve">සහ </w:t>
-            </w:r>
-            <w:r>
-              <w:rPr>
-                <w:rFonts w:ascii="Times New Roman" w:hAnsi="Times New Roman" w:cs="Times New Roman" w:eastAsia="Times New Roman"/>
-                <w:b w:val="0"/>
-                <w:color w:val="000000"/>
-                <w:sz w:val="22"/>
-                <w:szCs w:val="22"/>
-              </w:rPr>
-              <w:t xml:space="preserve">mock LLM responses </w:t>
-            </w:r>
-            <w:r>
-              <w:rPr>
-                <w:rFonts w:ascii="Iskoola Pota" w:hAnsi="Iskoola Pota" w:cs="Iskoola Pota" w:eastAsia="Iskoola Pota"/>
-                <w:b w:val="0"/>
-                <w:color w:val="000000"/>
-                <w:sz w:val="22"/>
-                <w:szCs w:val="22"/>
-              </w:rPr>
-              <w:t>සපයයි</w:t>
+              <w:t>Provides FastAPI TestClient fixtures, sample PDF fixtures and mock LLM responses</w:t>
             </w:r>
           </w:p>
         </w:tc>
@@ -12537,17 +12430,7 @@
                 <w:sz w:val="22"/>
                 <w:szCs w:val="22"/>
               </w:rPr>
-              <w:t xml:space="preserve">Testing layer - AI service pytest 91 </w:t>
-            </w:r>
-            <w:r>
-              <w:rPr>
-                <w:rFonts w:ascii="Iskoola Pota" w:hAnsi="Iskoola Pota" w:cs="Iskoola Pota" w:eastAsia="Iskoola Pota"/>
-                <w:b w:val="0"/>
-                <w:color w:val="000000"/>
-                <w:sz w:val="22"/>
-                <w:szCs w:val="22"/>
-              </w:rPr>
-              <w:t>සඳහා පදනම</w:t>
+              <w:t>Testing layer - foundation for the 91 AI service pytest cases</w:t>
             </w:r>
           </w:p>
         </w:tc>
@@ -12559,53 +12442,13 @@
             <w:r/>
             <w:r>
               <w:rPr>
-                <w:rFonts w:ascii="Iskoola Pota" w:hAnsi="Iskoola Pota" w:cs="Iskoola Pota" w:eastAsia="Iskoola Pota"/>
-                <w:b w:val="0"/>
-                <w:color w:val="000000"/>
-                <w:sz w:val="22"/>
-                <w:szCs w:val="22"/>
-              </w:rPr>
-              <w:t xml:space="preserve">සියලු </w:t>
-            </w:r>
-            <w:r>
-              <w:rPr>
                 <w:rFonts w:ascii="Times New Roman" w:hAnsi="Times New Roman" w:cs="Times New Roman" w:eastAsia="Times New Roman"/>
                 <w:b w:val="0"/>
                 <w:color w:val="000000"/>
                 <w:sz w:val="22"/>
                 <w:szCs w:val="22"/>
               </w:rPr>
-              <w:t xml:space="preserve">assertions </w:t>
-            </w:r>
-            <w:r>
-              <w:rPr>
-                <w:rFonts w:ascii="Iskoola Pota" w:hAnsi="Iskoola Pota" w:cs="Iskoola Pota" w:eastAsia="Iskoola Pota"/>
-                <w:b w:val="0"/>
-                <w:color w:val="000000"/>
-                <w:sz w:val="22"/>
-                <w:szCs w:val="22"/>
-              </w:rPr>
-              <w:t xml:space="preserve">අතින් ලියා ඇත; </w:t>
-            </w:r>
-            <w:r>
-              <w:rPr>
-                <w:rFonts w:ascii="Times New Roman" w:hAnsi="Times New Roman" w:cs="Times New Roman" w:eastAsia="Times New Roman"/>
-                <w:b w:val="0"/>
-                <w:color w:val="000000"/>
-                <w:sz w:val="22"/>
-                <w:szCs w:val="22"/>
-              </w:rPr>
-              <w:t xml:space="preserve">test logic </w:t>
-            </w:r>
-            <w:r>
-              <w:rPr>
-                <w:rFonts w:ascii="Iskoola Pota" w:hAnsi="Iskoola Pota" w:cs="Iskoola Pota" w:eastAsia="Iskoola Pota"/>
-                <w:b w:val="0"/>
-                <w:color w:val="000000"/>
-                <w:sz w:val="22"/>
-                <w:szCs w:val="22"/>
-              </w:rPr>
-              <w:t>ශිෂ්‍යයාගේ කාර්යයයි</w:t>
+              <w:t>All assertions written manually; test logic is the student's work</w:t>
             </w:r>
           </w:p>
         </w:tc>
@@ -12679,17 +12522,7 @@
                 <w:sz w:val="22"/>
                 <w:szCs w:val="22"/>
               </w:rPr>
-              <w:t xml:space="preserve">python-docx XML-level API </w:t>
-            </w:r>
-            <w:r>
-              <w:rPr>
-                <w:rFonts w:ascii="Iskoola Pota" w:hAnsi="Iskoola Pota" w:cs="Iskoola Pota" w:eastAsia="Iskoola Pota"/>
-                <w:b w:val="0"/>
-                <w:color w:val="000000"/>
-                <w:sz w:val="22"/>
-                <w:szCs w:val="22"/>
-              </w:rPr>
-              <w:t>එක සංකීර්ණයි</w:t>
+              <w:t>python-docx XML-level API is complex</w:t>
             </w:r>
           </w:p>
         </w:tc>
@@ -12707,37 +12540,7 @@
                 <w:sz w:val="22"/>
                 <w:szCs w:val="22"/>
               </w:rPr>
-              <w:t xml:space="preserve">Iskoola Pota font, 1.5 line spacing, TOC field codes </w:t>
-            </w:r>
-            <w:r>
-              <w:rPr>
-                <w:rFonts w:ascii="Iskoola Pota" w:hAnsi="Iskoola Pota" w:cs="Iskoola Pota" w:eastAsia="Iskoola Pota"/>
-                <w:b w:val="0"/>
-                <w:color w:val="000000"/>
-                <w:sz w:val="22"/>
-                <w:szCs w:val="22"/>
-              </w:rPr>
-              <w:t xml:space="preserve">සහ </w:t>
-            </w:r>
-            <w:r>
-              <w:rPr>
-                <w:rFonts w:ascii="Times New Roman" w:hAnsi="Times New Roman" w:cs="Times New Roman" w:eastAsia="Times New Roman"/>
-                <w:b w:val="0"/>
-                <w:color w:val="000000"/>
-                <w:sz w:val="22"/>
-                <w:szCs w:val="22"/>
-              </w:rPr>
-              <w:t xml:space="preserve">caption numbering </w:t>
-            </w:r>
-            <w:r>
-              <w:rPr>
-                <w:rFonts w:ascii="Iskoola Pota" w:hAnsi="Iskoola Pota" w:cs="Iskoola Pota" w:eastAsia="Iskoola Pota"/>
-                <w:b w:val="0"/>
-                <w:color w:val="000000"/>
-                <w:sz w:val="22"/>
-                <w:szCs w:val="22"/>
-              </w:rPr>
-              <w:t>සපයයි</w:t>
+              <w:t>Provides Iskoola Pota font, 1.5 line spacing, TOC field codes and caption numbering</w:t>
             </w:r>
           </w:p>
         </w:tc>
@@ -12755,27 +12558,7 @@
                 <w:sz w:val="22"/>
                 <w:szCs w:val="22"/>
               </w:rPr>
-              <w:t xml:space="preserve">Documentation tooling - artefact </w:t>
-            </w:r>
-            <w:r>
-              <w:rPr>
-                <w:rFonts w:ascii="Iskoola Pota" w:hAnsi="Iskoola Pota" w:cs="Iskoola Pota" w:eastAsia="Iskoola Pota"/>
-                <w:b w:val="0"/>
-                <w:color w:val="000000"/>
-                <w:sz w:val="22"/>
-                <w:szCs w:val="22"/>
-              </w:rPr>
-              <w:t xml:space="preserve">එකෙන් පිටත; </w:t>
-            </w:r>
-            <w:r>
-              <w:rPr>
-                <w:rFonts w:ascii="Times New Roman" w:hAnsi="Times New Roman" w:cs="Times New Roman" w:eastAsia="Times New Roman"/>
-                <w:b w:val="0"/>
-                <w:color w:val="000000"/>
-                <w:sz w:val="22"/>
-                <w:szCs w:val="22"/>
-              </w:rPr>
-              <w:t>report generation pipeline</w:t>
+              <w:t>Documentation tooling - outside the artefact; report generation pipeline</w:t>
             </w:r>
           </w:p>
         </w:tc>
@@ -12793,37 +12576,7 @@
                 <w:sz w:val="22"/>
                 <w:szCs w:val="22"/>
               </w:rPr>
-              <w:t xml:space="preserve">Generated .docx </w:t>
-            </w:r>
-            <w:r>
-              <w:rPr>
-                <w:rFonts w:ascii="Iskoola Pota" w:hAnsi="Iskoola Pota" w:cs="Iskoola Pota" w:eastAsia="Iskoola Pota"/>
-                <w:b w:val="0"/>
-                <w:color w:val="000000"/>
-                <w:sz w:val="22"/>
-                <w:szCs w:val="22"/>
-              </w:rPr>
-              <w:t xml:space="preserve">එක </w:t>
-            </w:r>
-            <w:r>
-              <w:rPr>
-                <w:rFonts w:ascii="Times New Roman" w:hAnsi="Times New Roman" w:cs="Times New Roman" w:eastAsia="Times New Roman"/>
-                <w:b w:val="0"/>
-                <w:color w:val="000000"/>
-                <w:sz w:val="22"/>
-                <w:szCs w:val="22"/>
-              </w:rPr>
-              <w:t xml:space="preserve">Word </w:t>
-            </w:r>
-            <w:r>
-              <w:rPr>
-                <w:rFonts w:ascii="Iskoola Pota" w:hAnsi="Iskoola Pota" w:cs="Iskoola Pota" w:eastAsia="Iskoola Pota"/>
-                <w:b w:val="0"/>
-                <w:color w:val="000000"/>
-                <w:sz w:val="22"/>
-                <w:szCs w:val="22"/>
-              </w:rPr>
-              <w:t>තුළ පරීක්ෂා කරන ලදී</w:t>
+              <w:t>Verified the generated .docx in Word</w:t>
             </w:r>
           </w:p>
         </w:tc>
@@ -12915,17 +12668,7 @@
                 <w:sz w:val="22"/>
                 <w:szCs w:val="22"/>
               </w:rPr>
-              <w:t xml:space="preserve">IP </w:t>
-            </w:r>
-            <w:r>
-              <w:rPr>
-                <w:rFonts w:ascii="Iskoola Pota" w:hAnsi="Iskoola Pota" w:cs="Iskoola Pota" w:eastAsia="Iskoola Pota"/>
-                <w:b w:val="0"/>
-                <w:color w:val="000000"/>
-                <w:sz w:val="22"/>
-                <w:szCs w:val="22"/>
-              </w:rPr>
-              <w:t>එකකට කාල පරාසයක් තුළ ඉල්ලීම් සංඛ්‍යාව සීමා කරයි</w:t>
+              <w:t>Limits the number of requests per IP within a time window</w:t>
             </w:r>
           </w:p>
         </w:tc>
@@ -12943,37 +12686,7 @@
                 <w:sz w:val="22"/>
                 <w:szCs w:val="22"/>
               </w:rPr>
-              <w:t xml:space="preserve">Application tier - abuse </w:t>
-            </w:r>
-            <w:r>
-              <w:rPr>
-                <w:rFonts w:ascii="Iskoola Pota" w:hAnsi="Iskoola Pota" w:cs="Iskoola Pota" w:eastAsia="Iskoola Pota"/>
-                <w:b w:val="0"/>
-                <w:color w:val="000000"/>
-                <w:sz w:val="22"/>
-                <w:szCs w:val="22"/>
-              </w:rPr>
-              <w:t xml:space="preserve">සහ </w:t>
-            </w:r>
-            <w:r>
-              <w:rPr>
-                <w:rFonts w:ascii="Times New Roman" w:hAnsi="Times New Roman" w:cs="Times New Roman" w:eastAsia="Times New Roman"/>
-                <w:b w:val="0"/>
-                <w:color w:val="000000"/>
-                <w:sz w:val="22"/>
-                <w:szCs w:val="22"/>
-              </w:rPr>
-              <w:t xml:space="preserve">LLM resource exhaustion </w:t>
-            </w:r>
-            <w:r>
-              <w:rPr>
-                <w:rFonts w:ascii="Iskoola Pota" w:hAnsi="Iskoola Pota" w:cs="Iskoola Pota" w:eastAsia="Iskoola Pota"/>
-                <w:b w:val="0"/>
-                <w:color w:val="000000"/>
-                <w:sz w:val="22"/>
-                <w:szCs w:val="22"/>
-              </w:rPr>
-              <w:t>වළක්වයි</w:t>
+              <w:t>Application tier - prevents abuse and LLM resource exhaustion</w:t>
             </w:r>
           </w:p>
         </w:tc>
@@ -12991,37 +12704,7 @@
                 <w:sz w:val="22"/>
                 <w:szCs w:val="22"/>
               </w:rPr>
-              <w:t xml:space="preserve">Load test script </w:t>
-            </w:r>
-            <w:r>
-              <w:rPr>
-                <w:rFonts w:ascii="Iskoola Pota" w:hAnsi="Iskoola Pota" w:cs="Iskoola Pota" w:eastAsia="Iskoola Pota"/>
-                <w:b w:val="0"/>
-                <w:color w:val="000000"/>
-                <w:sz w:val="22"/>
-                <w:szCs w:val="22"/>
-              </w:rPr>
-              <w:t xml:space="preserve">මගින් </w:t>
-            </w:r>
-            <w:r>
-              <w:rPr>
-                <w:rFonts w:ascii="Times New Roman" w:hAnsi="Times New Roman" w:cs="Times New Roman" w:eastAsia="Times New Roman"/>
-                <w:b w:val="0"/>
-                <w:color w:val="000000"/>
-                <w:sz w:val="22"/>
-                <w:szCs w:val="22"/>
-              </w:rPr>
-              <w:t xml:space="preserve">limit </w:t>
-            </w:r>
-            <w:r>
-              <w:rPr>
-                <w:rFonts w:ascii="Iskoola Pota" w:hAnsi="Iskoola Pota" w:cs="Iskoola Pota" w:eastAsia="Iskoola Pota"/>
-                <w:b w:val="0"/>
-                <w:color w:val="000000"/>
-                <w:sz w:val="22"/>
-                <w:szCs w:val="22"/>
-              </w:rPr>
-              <w:t>ක්‍රියාත්මක වන බව තහවුරු කරන ලදී</w:t>
+              <w:t>Confirmed the limit works via a load test script</w:t>
             </w:r>
           </w:p>
         </w:tc>
@@ -13057,37 +12740,17 @@
           <w:sz w:val="24"/>
           <w:szCs w:val="24"/>
         </w:rPr>
-        <w:t xml:space="preserve">EasyCircular </w:t>
-      </w:r>
-      <w:r>
-        <w:rPr>
-          <w:rFonts w:ascii="Iskoola Pota" w:hAnsi="Iskoola Pota" w:cs="Iskoola Pota" w:eastAsia="Iskoola Pota"/>
-          <w:b w:val="0"/>
-          <w:color w:val="000000"/>
-          <w:sz w:val="24"/>
-          <w:szCs w:val="24"/>
-        </w:rPr>
-        <w:t xml:space="preserve">පද්ධතියේ ගුණාත්මකභාවය සහතික කිරීම සඳහා ස්වයංක්‍රීය පරීක්ෂණ කට්ටල භාවිත කරන ලදී: </w:t>
-      </w:r>
-      <w:r>
-        <w:rPr>
-          <w:rFonts w:ascii="Times New Roman" w:hAnsi="Times New Roman" w:cs="Times New Roman" w:eastAsia="Times New Roman"/>
-          <w:b w:val="0"/>
-          <w:color w:val="000000"/>
-          <w:sz w:val="24"/>
-          <w:szCs w:val="24"/>
-        </w:rPr>
-        <w:t xml:space="preserve">AI service </w:t>
-      </w:r>
-      <w:r>
-        <w:rPr>
-          <w:rFonts w:ascii="Iskoola Pota" w:hAnsi="Iskoola Pota" w:cs="Iskoola Pota" w:eastAsia="Iskoola Pota"/>
-          <w:b w:val="0"/>
-          <w:color w:val="000000"/>
-          <w:sz w:val="24"/>
-          <w:szCs w:val="24"/>
-        </w:rPr>
-        <w:t xml:space="preserve">සඳහා </w:t>
+        <w:t xml:space="preserve">AI </w:t>
+      </w:r>
+      <w:r>
+        <w:rPr>
+          <w:rFonts w:ascii="Iskoola Pota" w:hAnsi="Iskoola Pota" w:cs="Iskoola Pota" w:eastAsia="Iskoola Pota"/>
+          <w:b w:val="0"/>
+          <w:color w:val="000000"/>
+          <w:sz w:val="24"/>
+          <w:szCs w:val="24"/>
+        </w:rPr>
+        <w:t xml:space="preserve">සේවා </w:t>
       </w:r>
       <w:r>
         <w:rPr>
@@ -13107,37 +12770,167 @@
           <w:sz w:val="24"/>
           <w:szCs w:val="24"/>
         </w:rPr>
-        <w:t xml:space="preserve">පරීක්ෂණ 91ක්, </w:t>
-      </w:r>
-      <w:r>
-        <w:rPr>
-          <w:rFonts w:ascii="Times New Roman" w:hAnsi="Times New Roman" w:cs="Times New Roman" w:eastAsia="Times New Roman"/>
-          <w:b w:val="0"/>
-          <w:color w:val="000000"/>
-          <w:sz w:val="24"/>
-          <w:szCs w:val="24"/>
-        </w:rPr>
-        <w:t xml:space="preserve">backend </w:t>
-      </w:r>
-      <w:r>
-        <w:rPr>
-          <w:rFonts w:ascii="Iskoola Pota" w:hAnsi="Iskoola Pota" w:cs="Iskoola Pota" w:eastAsia="Iskoola Pota"/>
-          <w:b w:val="0"/>
-          <w:color w:val="000000"/>
-          <w:sz w:val="24"/>
-          <w:szCs w:val="24"/>
-        </w:rPr>
-        <w:t xml:space="preserve">සඳහා පරීක්ෂණ 13ක් සහ ඒවාට අමතරව අදියර සත්‍යාපන </w:t>
-      </w:r>
-      <w:r>
-        <w:rPr>
-          <w:rFonts w:ascii="Times New Roman" w:hAnsi="Times New Roman" w:cs="Times New Roman" w:eastAsia="Times New Roman"/>
-          <w:b w:val="0"/>
-          <w:color w:val="000000"/>
-          <w:sz w:val="24"/>
-          <w:szCs w:val="24"/>
-        </w:rPr>
-        <w:t>scripts.</w:t>
+        <w:t xml:space="preserve">කට්ටලය පරීක්ෂණ අවස්ථා 91ක් ආවරණය කරයි: </w:t>
+      </w:r>
+      <w:r>
+        <w:rPr>
+          <w:rFonts w:ascii="Times New Roman" w:hAnsi="Times New Roman" w:cs="Times New Roman" w:eastAsia="Times New Roman"/>
+          <w:b w:val="0"/>
+          <w:color w:val="000000"/>
+          <w:sz w:val="24"/>
+          <w:szCs w:val="24"/>
+        </w:rPr>
+        <w:t xml:space="preserve">NER </w:t>
+      </w:r>
+      <w:r>
+        <w:rPr>
+          <w:rFonts w:ascii="Iskoola Pota" w:hAnsi="Iskoola Pota" w:cs="Iskoola Pota" w:eastAsia="Iskoola Pota"/>
+          <w:b w:val="0"/>
+          <w:color w:val="000000"/>
+          <w:sz w:val="24"/>
+          <w:szCs w:val="24"/>
+        </w:rPr>
+        <w:t>ශ්‍රිත පරීක්ෂණ (</w:t>
+      </w:r>
+      <w:r>
+        <w:rPr>
+          <w:rFonts w:ascii="Times New Roman" w:hAnsi="Times New Roman" w:cs="Times New Roman" w:eastAsia="Times New Roman"/>
+          <w:b w:val="0"/>
+          <w:color w:val="000000"/>
+          <w:sz w:val="24"/>
+          <w:szCs w:val="24"/>
+        </w:rPr>
+        <w:t xml:space="preserve">entity </w:t>
+      </w:r>
+      <w:r>
+        <w:rPr>
+          <w:rFonts w:ascii="Iskoola Pota" w:hAnsi="Iskoola Pota" w:cs="Iskoola Pota" w:eastAsia="Iskoola Pota"/>
+          <w:b w:val="0"/>
+          <w:color w:val="000000"/>
+          <w:sz w:val="24"/>
+          <w:szCs w:val="24"/>
+        </w:rPr>
+        <w:t xml:space="preserve">නිස්සාරණ නිරවද්‍යතාව, </w:t>
+      </w:r>
+      <w:r>
+        <w:rPr>
+          <w:rFonts w:ascii="Times New Roman" w:hAnsi="Times New Roman" w:cs="Times New Roman" w:eastAsia="Times New Roman"/>
+          <w:b w:val="0"/>
+          <w:color w:val="000000"/>
+          <w:sz w:val="24"/>
+          <w:szCs w:val="24"/>
+        </w:rPr>
+        <w:t xml:space="preserve">entity </w:t>
+      </w:r>
+      <w:r>
+        <w:rPr>
+          <w:rFonts w:ascii="Iskoola Pota" w:hAnsi="Iskoola Pota" w:cs="Iskoola Pota" w:eastAsia="Iskoola Pota"/>
+          <w:b w:val="0"/>
+          <w:color w:val="000000"/>
+          <w:sz w:val="24"/>
+          <w:szCs w:val="24"/>
+        </w:rPr>
+        <w:t xml:space="preserve">වර්ග වර්ගීකරණය, අභිරුචි </w:t>
+      </w:r>
+      <w:r>
+        <w:rPr>
+          <w:rFonts w:ascii="Times New Roman" w:hAnsi="Times New Roman" w:cs="Times New Roman" w:eastAsia="Times New Roman"/>
+          <w:b w:val="0"/>
+          <w:color w:val="000000"/>
+          <w:sz w:val="24"/>
+          <w:szCs w:val="24"/>
+        </w:rPr>
+        <w:t xml:space="preserve">EntityRuler </w:t>
+      </w:r>
+      <w:r>
+        <w:rPr>
+          <w:rFonts w:ascii="Iskoola Pota" w:hAnsi="Iskoola Pota" w:cs="Iskoola Pota" w:eastAsia="Iskoola Pota"/>
+          <w:b w:val="0"/>
+          <w:color w:val="000000"/>
+          <w:sz w:val="24"/>
+          <w:szCs w:val="24"/>
+        </w:rPr>
+        <w:t>රටා ගැලපීම), සාරාංශකරණ පරීක්ෂණ (</w:t>
+      </w:r>
+      <w:r>
+        <w:rPr>
+          <w:rFonts w:ascii="Times New Roman" w:hAnsi="Times New Roman" w:cs="Times New Roman" w:eastAsia="Times New Roman"/>
+          <w:b w:val="0"/>
+          <w:color w:val="000000"/>
+          <w:sz w:val="24"/>
+          <w:szCs w:val="24"/>
+        </w:rPr>
+        <w:t xml:space="preserve">map-reduce chain, fallback </w:t>
+      </w:r>
+      <w:r>
+        <w:rPr>
+          <w:rFonts w:ascii="Iskoola Pota" w:hAnsi="Iskoola Pota" w:cs="Iskoola Pota" w:eastAsia="Iskoola Pota"/>
+          <w:b w:val="0"/>
+          <w:color w:val="000000"/>
+          <w:sz w:val="24"/>
+          <w:szCs w:val="24"/>
+        </w:rPr>
+        <w:t xml:space="preserve">මාදිලිය), </w:t>
+      </w:r>
+      <w:r>
+        <w:rPr>
+          <w:rFonts w:ascii="Times New Roman" w:hAnsi="Times New Roman" w:cs="Times New Roman" w:eastAsia="Times New Roman"/>
+          <w:b w:val="0"/>
+          <w:color w:val="000000"/>
+          <w:sz w:val="24"/>
+          <w:szCs w:val="24"/>
+        </w:rPr>
+        <w:t xml:space="preserve">guardrail </w:t>
+      </w:r>
+      <w:r>
+        <w:rPr>
+          <w:rFonts w:ascii="Iskoola Pota" w:hAnsi="Iskoola Pota" w:cs="Iskoola Pota" w:eastAsia="Iskoola Pota"/>
+          <w:b w:val="0"/>
+          <w:color w:val="000000"/>
+          <w:sz w:val="24"/>
+          <w:szCs w:val="24"/>
+        </w:rPr>
+        <w:t xml:space="preserve">පරීක්ෂණ සහ නිස්සාරණ ශ්‍රිත පරීක්ෂණ. </w:t>
+      </w:r>
+      <w:r>
+        <w:rPr>
+          <w:rFonts w:ascii="Times New Roman" w:hAnsi="Times New Roman" w:cs="Times New Roman" w:eastAsia="Times New Roman"/>
+          <w:b w:val="0"/>
+          <w:color w:val="000000"/>
+          <w:sz w:val="24"/>
+          <w:szCs w:val="24"/>
+        </w:rPr>
+        <w:t xml:space="preserve">Pytest </w:t>
+      </w:r>
+      <w:r>
+        <w:rPr>
+          <w:rFonts w:ascii="Iskoola Pota" w:hAnsi="Iskoola Pota" w:cs="Iskoola Pota" w:eastAsia="Iskoola Pota"/>
+          <w:b w:val="0"/>
+          <w:color w:val="000000"/>
+          <w:sz w:val="24"/>
+          <w:szCs w:val="24"/>
+        </w:rPr>
+        <w:t xml:space="preserve">කට්ටලය </w:t>
+      </w:r>
+      <w:r>
+        <w:rPr>
+          <w:rFonts w:ascii="Times New Roman" w:hAnsi="Times New Roman" w:cs="Times New Roman" w:eastAsia="Times New Roman"/>
+          <w:b w:val="0"/>
+          <w:color w:val="000000"/>
+          <w:sz w:val="24"/>
+          <w:szCs w:val="24"/>
+        </w:rPr>
+        <w:t xml:space="preserve">AI </w:t>
+      </w:r>
+      <w:r>
+        <w:rPr>
+          <w:rFonts w:ascii="Iskoola Pota" w:hAnsi="Iskoola Pota" w:cs="Iskoola Pota" w:eastAsia="Iskoola Pota"/>
+          <w:b w:val="0"/>
+          <w:color w:val="000000"/>
+          <w:sz w:val="24"/>
+          <w:szCs w:val="24"/>
+        </w:rPr>
+        <w:t>සේවාවේ තීරණාත්මක මාර්ග සවිස්තරව ආවරණය කරයි.</w:t>
       </w:r>
     </w:p>
     <w:p>
@@ -13146,133 +12939,83 @@
       </w:pPr>
       <w:r>
         <w:rPr>
-          <w:rFonts w:ascii="Iskoola Pota" w:hAnsi="Iskoola Pota" w:cs="Iskoola Pota" w:eastAsia="Iskoola Pota"/>
-          <w:b w:val="0"/>
-          <w:color w:val="000000"/>
-          <w:sz w:val="24"/>
-          <w:szCs w:val="24"/>
-        </w:rPr>
-        <w:t xml:space="preserve">පරීක්ෂණ ආවරණයට </w:t>
-      </w:r>
-      <w:r>
-        <w:rPr>
-          <w:rFonts w:ascii="Times New Roman" w:hAnsi="Times New Roman" w:cs="Times New Roman" w:eastAsia="Times New Roman"/>
-          <w:b w:val="0"/>
-          <w:color w:val="000000"/>
-          <w:sz w:val="24"/>
-          <w:szCs w:val="24"/>
-        </w:rPr>
-        <w:t xml:space="preserve">PDF </w:t>
-      </w:r>
-      <w:r>
-        <w:rPr>
-          <w:rFonts w:ascii="Iskoola Pota" w:hAnsi="Iskoola Pota" w:cs="Iskoola Pota" w:eastAsia="Iskoola Pota"/>
-          <w:b w:val="0"/>
-          <w:color w:val="000000"/>
-          <w:sz w:val="24"/>
-          <w:szCs w:val="24"/>
-        </w:rPr>
-        <w:t xml:space="preserve">විග්‍රහ කිරීම, </w:t>
-      </w:r>
-      <w:r>
-        <w:rPr>
-          <w:rFonts w:ascii="Times New Roman" w:hAnsi="Times New Roman" w:cs="Times New Roman" w:eastAsia="Times New Roman"/>
-          <w:b w:val="0"/>
-          <w:color w:val="000000"/>
-          <w:sz w:val="24"/>
-          <w:szCs w:val="24"/>
-        </w:rPr>
-        <w:t xml:space="preserve">OCR fallback </w:t>
-      </w:r>
-      <w:r>
-        <w:rPr>
-          <w:rFonts w:ascii="Iskoola Pota" w:hAnsi="Iskoola Pota" w:cs="Iskoola Pota" w:eastAsia="Iskoola Pota"/>
-          <w:b w:val="0"/>
-          <w:color w:val="000000"/>
-          <w:sz w:val="24"/>
-          <w:szCs w:val="24"/>
-        </w:rPr>
-        <w:t xml:space="preserve">ක්‍රියාත්මක වීම, </w:t>
-      </w:r>
-      <w:r>
-        <w:rPr>
-          <w:rFonts w:ascii="Times New Roman" w:hAnsi="Times New Roman" w:cs="Times New Roman" w:eastAsia="Times New Roman"/>
-          <w:b w:val="0"/>
-          <w:color w:val="000000"/>
-          <w:sz w:val="24"/>
-          <w:szCs w:val="24"/>
-        </w:rPr>
-        <w:t xml:space="preserve">NER </w:t>
-      </w:r>
-      <w:r>
-        <w:rPr>
-          <w:rFonts w:ascii="Iskoola Pota" w:hAnsi="Iskoola Pota" w:cs="Iskoola Pota" w:eastAsia="Iskoola Pota"/>
-          <w:b w:val="0"/>
-          <w:color w:val="000000"/>
-          <w:sz w:val="24"/>
-          <w:szCs w:val="24"/>
-        </w:rPr>
-        <w:t xml:space="preserve">නිස්සාරණය, සාරාංශකරණ </w:t>
-      </w:r>
-      <w:r>
-        <w:rPr>
-          <w:rFonts w:ascii="Times New Roman" w:hAnsi="Times New Roman" w:cs="Times New Roman" w:eastAsia="Times New Roman"/>
-          <w:b w:val="0"/>
-          <w:color w:val="000000"/>
-          <w:sz w:val="24"/>
-          <w:szCs w:val="24"/>
-        </w:rPr>
-        <w:t>guardrails (</w:t>
-      </w:r>
-      <w:r>
-        <w:rPr>
-          <w:rFonts w:ascii="Iskoola Pota" w:hAnsi="Iskoola Pota" w:cs="Iskoola Pota" w:eastAsia="Iskoola Pota"/>
-          <w:b w:val="0"/>
-          <w:color w:val="000000"/>
-          <w:sz w:val="24"/>
-          <w:szCs w:val="24"/>
-        </w:rPr>
-        <w:t xml:space="preserve">ජනනය කළ ව්‍යාජ දින ප්‍රතික්ෂේප කිරීම), </w:t>
-      </w:r>
-      <w:r>
-        <w:rPr>
-          <w:rFonts w:ascii="Times New Roman" w:hAnsi="Times New Roman" w:cs="Times New Roman" w:eastAsia="Times New Roman"/>
-          <w:b w:val="0"/>
-          <w:color w:val="000000"/>
-          <w:sz w:val="24"/>
-          <w:szCs w:val="24"/>
-        </w:rPr>
-        <w:t xml:space="preserve">JWT authentication, upload validation </w:t>
-      </w:r>
-      <w:r>
-        <w:rPr>
-          <w:rFonts w:ascii="Iskoola Pota" w:hAnsi="Iskoola Pota" w:cs="Iskoola Pota" w:eastAsia="Iskoola Pota"/>
-          <w:b w:val="0"/>
-          <w:color w:val="000000"/>
-          <w:sz w:val="24"/>
-          <w:szCs w:val="24"/>
-        </w:rPr>
-        <w:t xml:space="preserve">සහ </w:t>
-      </w:r>
-      <w:r>
-        <w:rPr>
-          <w:rFonts w:ascii="Times New Roman" w:hAnsi="Times New Roman" w:cs="Times New Roman" w:eastAsia="Times New Roman"/>
-          <w:b w:val="0"/>
-          <w:color w:val="000000"/>
-          <w:sz w:val="24"/>
-          <w:szCs w:val="24"/>
-        </w:rPr>
-        <w:t xml:space="preserve">cache </w:t>
-      </w:r>
-      <w:r>
-        <w:rPr>
-          <w:rFonts w:ascii="Iskoola Pota" w:hAnsi="Iskoola Pota" w:cs="Iskoola Pota" w:eastAsia="Iskoola Pota"/>
-          <w:b w:val="0"/>
-          <w:color w:val="000000"/>
-          <w:sz w:val="24"/>
-          <w:szCs w:val="24"/>
-        </w:rPr>
-        <w:t>හැසිරීම ඇතුළත් වේ.</w:t>
+          <w:rFonts w:ascii="Times New Roman" w:hAnsi="Times New Roman" w:cs="Times New Roman" w:eastAsia="Times New Roman"/>
+          <w:b w:val="0"/>
+          <w:color w:val="000000"/>
+          <w:sz w:val="24"/>
+          <w:szCs w:val="24"/>
+        </w:rPr>
+        <w:t xml:space="preserve">Guardrail </w:t>
+      </w:r>
+      <w:r>
+        <w:rPr>
+          <w:rFonts w:ascii="Iskoola Pota" w:hAnsi="Iskoola Pota" w:cs="Iskoola Pota" w:eastAsia="Iskoola Pota"/>
+          <w:b w:val="0"/>
+          <w:color w:val="000000"/>
+          <w:sz w:val="24"/>
+          <w:szCs w:val="24"/>
+        </w:rPr>
+        <w:t xml:space="preserve">පරීක්ෂණ අවස්ථා තීරණාත්මක ආරක්ෂක සත්‍යාපනයයි: නිර්මිත දින ප්‍රතික්ෂේප පරීක්ෂණය (මූලාශ්‍රයේ නොමැති දින සහිත සාරාංශය හඳුනා ප්‍රතික්ෂේප කිරීම), සත්‍යාපිත දින සමත් පරීක්ෂණය (මූලාශ්‍ර-සත්‍යාපිත දින සහිත සාරාංශය පිළිගැනීම), </w:t>
+      </w:r>
+      <w:r>
+        <w:rPr>
+          <w:rFonts w:ascii="Times New Roman" w:hAnsi="Times New Roman" w:cs="Times New Roman" w:eastAsia="Times New Roman"/>
+          <w:b w:val="0"/>
+          <w:color w:val="000000"/>
+          <w:sz w:val="24"/>
+          <w:szCs w:val="24"/>
+        </w:rPr>
+        <w:t xml:space="preserve">fallback </w:t>
+      </w:r>
+      <w:r>
+        <w:rPr>
+          <w:rFonts w:ascii="Iskoola Pota" w:hAnsi="Iskoola Pota" w:cs="Iskoola Pota" w:eastAsia="Iskoola Pota"/>
+          <w:b w:val="0"/>
+          <w:color w:val="000000"/>
+          <w:sz w:val="24"/>
+          <w:szCs w:val="24"/>
+        </w:rPr>
+        <w:t xml:space="preserve">ක්‍රියාකාරී පරීක්ෂණය (ප්‍රතික්ෂේපයෙන් පසු </w:t>
+      </w:r>
+      <w:r>
+        <w:rPr>
+          <w:rFonts w:ascii="Times New Roman" w:hAnsi="Times New Roman" w:cs="Times New Roman" w:eastAsia="Times New Roman"/>
+          <w:b w:val="0"/>
+          <w:color w:val="000000"/>
+          <w:sz w:val="24"/>
+          <w:szCs w:val="24"/>
+        </w:rPr>
+        <w:t xml:space="preserve">extractive </w:t>
+      </w:r>
+      <w:r>
+        <w:rPr>
+          <w:rFonts w:ascii="Iskoola Pota" w:hAnsi="Iskoola Pota" w:cs="Iskoola Pota" w:eastAsia="Iskoola Pota"/>
+          <w:b w:val="0"/>
+          <w:color w:val="000000"/>
+          <w:sz w:val="24"/>
+          <w:szCs w:val="24"/>
+        </w:rPr>
+        <w:t xml:space="preserve">මාදිලිය ක්‍රියාත්මක වීම). </w:t>
+      </w:r>
+      <w:r>
+        <w:rPr>
+          <w:rFonts w:ascii="Times New Roman" w:hAnsi="Times New Roman" w:cs="Times New Roman" w:eastAsia="Times New Roman"/>
+          <w:b w:val="0"/>
+          <w:color w:val="000000"/>
+          <w:sz w:val="24"/>
+          <w:szCs w:val="24"/>
+        </w:rPr>
+        <w:t xml:space="preserve">Guardrail </w:t>
+      </w:r>
+      <w:r>
+        <w:rPr>
+          <w:rFonts w:ascii="Iskoola Pota" w:hAnsi="Iskoola Pota" w:cs="Iskoola Pota" w:eastAsia="Iskoola Pota"/>
+          <w:b w:val="0"/>
+          <w:color w:val="000000"/>
+          <w:sz w:val="24"/>
+          <w:szCs w:val="24"/>
+        </w:rPr>
+        <w:t>පරීක්ෂණ ආරක්ෂක හැසිරීම තහවුරු කරයි.</w:t>
       </w:r>
     </w:p>
     <w:p>
@@ -13281,53 +13024,163 @@
       </w:pPr>
       <w:r>
         <w:rPr>
-          <w:rFonts w:ascii="Iskoola Pota" w:hAnsi="Iskoola Pota" w:cs="Iskoola Pota" w:eastAsia="Iskoola Pota"/>
-          <w:b w:val="0"/>
-          <w:color w:val="000000"/>
-          <w:sz w:val="24"/>
-          <w:szCs w:val="24"/>
-        </w:rPr>
-        <w:t>විවේචනාත්මක මාර්ගය (</w:t>
-      </w:r>
-      <w:r>
-        <w:rPr>
-          <w:rFonts w:ascii="Times New Roman" w:hAnsi="Times New Roman" w:cs="Times New Roman" w:eastAsia="Times New Roman"/>
-          <w:b w:val="0"/>
-          <w:color w:val="000000"/>
-          <w:sz w:val="24"/>
-          <w:szCs w:val="24"/>
-        </w:rPr>
-        <w:t xml:space="preserve">critical path) </w:t>
-      </w:r>
-      <w:r>
-        <w:rPr>
-          <w:rFonts w:ascii="Iskoola Pota" w:hAnsi="Iskoola Pota" w:cs="Iskoola Pota" w:eastAsia="Iskoola Pota"/>
-          <w:b w:val="0"/>
-          <w:color w:val="000000"/>
-          <w:sz w:val="24"/>
-          <w:szCs w:val="24"/>
-        </w:rPr>
-        <w:t xml:space="preserve">ලෙස </w:t>
-      </w:r>
-      <w:r>
-        <w:rPr>
-          <w:rFonts w:ascii="Times New Roman" w:hAnsi="Times New Roman" w:cs="Times New Roman" w:eastAsia="Times New Roman"/>
-          <w:b w:val="0"/>
-          <w:color w:val="000000"/>
-          <w:sz w:val="24"/>
-          <w:szCs w:val="24"/>
-        </w:rPr>
-        <w:t xml:space="preserve">upload </w:t>
-      </w:r>
-      <w:r>
-        <w:rPr>
-          <w:rFonts w:ascii="Iskoola Pota" w:hAnsi="Iskoola Pota" w:cs="Iskoola Pota" w:eastAsia="Iskoola Pota"/>
-          <w:b w:val="0"/>
-          <w:color w:val="000000"/>
-          <w:sz w:val="24"/>
-          <w:szCs w:val="24"/>
-        </w:rPr>
-        <w:t>කිරීමේ සිට නිස්සාරණය, පරිශීලක සංස්කරණය, සැකසීම සහ අවසාන ප්‍රදර්ශනය දක්වා සම්පූර්ණ ප්‍රවාහය පරීක්ෂා කරන ලදී.</w:t>
+          <w:rFonts w:ascii="Times New Roman" w:hAnsi="Times New Roman" w:cs="Times New Roman" w:eastAsia="Times New Roman"/>
+          <w:b w:val="0"/>
+          <w:color w:val="000000"/>
+          <w:sz w:val="24"/>
+          <w:szCs w:val="24"/>
+        </w:rPr>
+        <w:t xml:space="preserve">NER </w:t>
+      </w:r>
+      <w:r>
+        <w:rPr>
+          <w:rFonts w:ascii="Iskoola Pota" w:hAnsi="Iskoola Pota" w:cs="Iskoola Pota" w:eastAsia="Iskoola Pota"/>
+          <w:b w:val="0"/>
+          <w:color w:val="000000"/>
+          <w:sz w:val="24"/>
+          <w:szCs w:val="24"/>
+        </w:rPr>
+        <w:t xml:space="preserve">පරීක්ෂණ අවස්ථා </w:t>
+      </w:r>
+      <w:r>
+        <w:rPr>
+          <w:rFonts w:ascii="Times New Roman" w:hAnsi="Times New Roman" w:cs="Times New Roman" w:eastAsia="Times New Roman"/>
+          <w:b w:val="0"/>
+          <w:color w:val="000000"/>
+          <w:sz w:val="24"/>
+          <w:szCs w:val="24"/>
+        </w:rPr>
+        <w:t xml:space="preserve">entity </w:t>
+      </w:r>
+      <w:r>
+        <w:rPr>
+          <w:rFonts w:ascii="Iskoola Pota" w:hAnsi="Iskoola Pota" w:cs="Iskoola Pota" w:eastAsia="Iskoola Pota"/>
+          <w:b w:val="0"/>
+          <w:color w:val="000000"/>
+          <w:sz w:val="24"/>
+          <w:szCs w:val="24"/>
+        </w:rPr>
+        <w:t xml:space="preserve">නිස්සාරණ නිරවද්‍යතාව සත්‍යාපනය කරයි: දින </w:t>
+      </w:r>
+      <w:r>
+        <w:rPr>
+          <w:rFonts w:ascii="Times New Roman" w:hAnsi="Times New Roman" w:cs="Times New Roman" w:eastAsia="Times New Roman"/>
+          <w:b w:val="0"/>
+          <w:color w:val="000000"/>
+          <w:sz w:val="24"/>
+          <w:szCs w:val="24"/>
+        </w:rPr>
+        <w:t xml:space="preserve">entity </w:t>
+      </w:r>
+      <w:r>
+        <w:rPr>
+          <w:rFonts w:ascii="Iskoola Pota" w:hAnsi="Iskoola Pota" w:cs="Iskoola Pota" w:eastAsia="Iskoola Pota"/>
+          <w:b w:val="0"/>
+          <w:color w:val="000000"/>
+          <w:sz w:val="24"/>
+          <w:szCs w:val="24"/>
+        </w:rPr>
+        <w:t xml:space="preserve">පරීක්ෂණය (පරීක්ෂණ පෙළෙහි දන්නා දින නිවැරදිව හඳුනා ගැනීම), සංවිධාන </w:t>
+      </w:r>
+      <w:r>
+        <w:rPr>
+          <w:rFonts w:ascii="Times New Roman" w:hAnsi="Times New Roman" w:cs="Times New Roman" w:eastAsia="Times New Roman"/>
+          <w:b w:val="0"/>
+          <w:color w:val="000000"/>
+          <w:sz w:val="24"/>
+          <w:szCs w:val="24"/>
+        </w:rPr>
+        <w:t xml:space="preserve">entity </w:t>
+      </w:r>
+      <w:r>
+        <w:rPr>
+          <w:rFonts w:ascii="Iskoola Pota" w:hAnsi="Iskoola Pota" w:cs="Iskoola Pota" w:eastAsia="Iskoola Pota"/>
+          <w:b w:val="0"/>
+          <w:color w:val="000000"/>
+          <w:sz w:val="24"/>
+          <w:szCs w:val="24"/>
+        </w:rPr>
+        <w:t>පරීක්ෂණය (</w:t>
+      </w:r>
+      <w:r>
+        <w:rPr>
+          <w:rFonts w:ascii="Times New Roman" w:hAnsi="Times New Roman" w:cs="Times New Roman" w:eastAsia="Times New Roman"/>
+          <w:b w:val="0"/>
+          <w:color w:val="000000"/>
+          <w:sz w:val="24"/>
+          <w:szCs w:val="24"/>
+        </w:rPr>
+        <w:t xml:space="preserve">Ministry of Education </w:t>
+      </w:r>
+      <w:r>
+        <w:rPr>
+          <w:rFonts w:ascii="Iskoola Pota" w:hAnsi="Iskoola Pota" w:cs="Iskoola Pota" w:eastAsia="Iskoola Pota"/>
+          <w:b w:val="0"/>
+          <w:color w:val="000000"/>
+          <w:sz w:val="24"/>
+          <w:szCs w:val="24"/>
+        </w:rPr>
+        <w:t xml:space="preserve">වැනි සංවිධාන හඳුනා ගැනීම), නීතිමය </w:t>
+      </w:r>
+      <w:r>
+        <w:rPr>
+          <w:rFonts w:ascii="Times New Roman" w:hAnsi="Times New Roman" w:cs="Times New Roman" w:eastAsia="Times New Roman"/>
+          <w:b w:val="0"/>
+          <w:color w:val="000000"/>
+          <w:sz w:val="24"/>
+          <w:szCs w:val="24"/>
+        </w:rPr>
+        <w:t xml:space="preserve">entity </w:t>
+      </w:r>
+      <w:r>
+        <w:rPr>
+          <w:rFonts w:ascii="Iskoola Pota" w:hAnsi="Iskoola Pota" w:cs="Iskoola Pota" w:eastAsia="Iskoola Pota"/>
+          <w:b w:val="0"/>
+          <w:color w:val="000000"/>
+          <w:sz w:val="24"/>
+          <w:szCs w:val="24"/>
+        </w:rPr>
+        <w:t xml:space="preserve">පරීක්ෂණය සහ අභිරුචි රටා පරීක්ෂණය. </w:t>
+      </w:r>
+      <w:r>
+        <w:rPr>
+          <w:rFonts w:ascii="Times New Roman" w:hAnsi="Times New Roman" w:cs="Times New Roman" w:eastAsia="Times New Roman"/>
+          <w:b w:val="0"/>
+          <w:color w:val="000000"/>
+          <w:sz w:val="24"/>
+          <w:szCs w:val="24"/>
+        </w:rPr>
+        <w:t xml:space="preserve">NER </w:t>
+      </w:r>
+      <w:r>
+        <w:rPr>
+          <w:rFonts w:ascii="Iskoola Pota" w:hAnsi="Iskoola Pota" w:cs="Iskoola Pota" w:eastAsia="Iskoola Pota"/>
+          <w:b w:val="0"/>
+          <w:color w:val="000000"/>
+          <w:sz w:val="24"/>
+          <w:szCs w:val="24"/>
+        </w:rPr>
+        <w:t xml:space="preserve">පරීක්ෂණ </w:t>
+      </w:r>
+      <w:r>
+        <w:rPr>
+          <w:rFonts w:ascii="Times New Roman" w:hAnsi="Times New Roman" w:cs="Times New Roman" w:eastAsia="Times New Roman"/>
+          <w:b w:val="0"/>
+          <w:color w:val="000000"/>
+          <w:sz w:val="24"/>
+          <w:szCs w:val="24"/>
+        </w:rPr>
+        <w:t xml:space="preserve">entity pipeline </w:t>
+      </w:r>
+      <w:r>
+        <w:rPr>
+          <w:rFonts w:ascii="Iskoola Pota" w:hAnsi="Iskoola Pota" w:cs="Iskoola Pota" w:eastAsia="Iskoola Pota"/>
+          <w:b w:val="0"/>
+          <w:color w:val="000000"/>
+          <w:sz w:val="24"/>
+          <w:szCs w:val="24"/>
+        </w:rPr>
+        <w:t>නිවැරදිබව තහවුරු කරයි.</w:t>
       </w:r>
     </w:p>
     <w:p>
@@ -13342,197 +13195,117 @@
           <w:sz w:val="24"/>
           <w:szCs w:val="24"/>
         </w:rPr>
-        <w:t xml:space="preserve">AI-assisted code </w:t>
-      </w:r>
-      <w:r>
-        <w:rPr>
-          <w:rFonts w:ascii="Iskoola Pota" w:hAnsi="Iskoola Pota" w:cs="Iskoola Pota" w:eastAsia="Iskoola Pota"/>
-          <w:b w:val="0"/>
-          <w:color w:val="000000"/>
-          <w:sz w:val="24"/>
-          <w:szCs w:val="24"/>
-        </w:rPr>
-        <w:t xml:space="preserve">සත්‍යාපනය: පරිච්ඡේදය 4 කොටස 4.6 හි ලේඛනගත කළ </w:t>
-      </w:r>
-      <w:r>
-        <w:rPr>
-          <w:rFonts w:ascii="Times New Roman" w:hAnsi="Times New Roman" w:cs="Times New Roman" w:eastAsia="Times New Roman"/>
-          <w:b w:val="0"/>
-          <w:color w:val="000000"/>
-          <w:sz w:val="24"/>
-          <w:szCs w:val="24"/>
-        </w:rPr>
-        <w:t xml:space="preserve">AI </w:t>
-      </w:r>
-      <w:r>
-        <w:rPr>
-          <w:rFonts w:ascii="Iskoola Pota" w:hAnsi="Iskoola Pota" w:cs="Iskoola Pota" w:eastAsia="Iskoola Pota"/>
-          <w:b w:val="0"/>
-          <w:color w:val="000000"/>
-          <w:sz w:val="24"/>
-          <w:szCs w:val="24"/>
-        </w:rPr>
-        <w:t xml:space="preserve">සහාය ලබා ගත් සෑම කේත කොටසක්ම මෙම පරීක්ෂණ කට්ටලය මගින් ආවරණය කර ඇත. උදාහරණයක් ලෙස </w:t>
-      </w:r>
-      <w:r>
-        <w:rPr>
-          <w:rFonts w:ascii="Times New Roman" w:hAnsi="Times New Roman" w:cs="Times New Roman" w:eastAsia="Times New Roman"/>
-          <w:b w:val="0"/>
-          <w:color w:val="000000"/>
-          <w:sz w:val="24"/>
-          <w:szCs w:val="24"/>
-        </w:rPr>
-        <w:t xml:space="preserve">date regex patterns </w:t>
-      </w:r>
-      <w:r>
-        <w:rPr>
-          <w:rFonts w:ascii="Iskoola Pota" w:hAnsi="Iskoola Pota" w:cs="Iskoola Pota" w:eastAsia="Iskoola Pota"/>
-          <w:b w:val="0"/>
-          <w:color w:val="000000"/>
-          <w:sz w:val="24"/>
-          <w:szCs w:val="24"/>
-        </w:rPr>
-        <w:t xml:space="preserve">සඳහා </w:t>
-      </w:r>
-      <w:r>
-        <w:rPr>
-          <w:rFonts w:ascii="Times New Roman" w:hAnsi="Times New Roman" w:cs="Times New Roman" w:eastAsia="Times New Roman"/>
-          <w:b w:val="0"/>
-          <w:color w:val="000000"/>
-          <w:sz w:val="24"/>
-          <w:szCs w:val="24"/>
-        </w:rPr>
-        <w:t>unit tests 12</w:t>
-      </w:r>
-      <w:r>
-        <w:rPr>
-          <w:rFonts w:ascii="Iskoola Pota" w:hAnsi="Iskoola Pota" w:cs="Iskoola Pota" w:eastAsia="Iskoola Pota"/>
-          <w:b w:val="0"/>
-          <w:color w:val="000000"/>
-          <w:sz w:val="24"/>
-          <w:szCs w:val="24"/>
-        </w:rPr>
-        <w:t xml:space="preserve">ක්, </w:t>
-      </w:r>
-      <w:r>
-        <w:rPr>
-          <w:rFonts w:ascii="Times New Roman" w:hAnsi="Times New Roman" w:cs="Times New Roman" w:eastAsia="Times New Roman"/>
-          <w:b w:val="0"/>
-          <w:color w:val="000000"/>
-          <w:sz w:val="24"/>
-          <w:szCs w:val="24"/>
-        </w:rPr>
-        <w:t xml:space="preserve">extraction fallback wrapper </w:t>
-      </w:r>
-      <w:r>
-        <w:rPr>
-          <w:rFonts w:ascii="Iskoola Pota" w:hAnsi="Iskoola Pota" w:cs="Iskoola Pota" w:eastAsia="Iskoola Pota"/>
-          <w:b w:val="0"/>
-          <w:color w:val="000000"/>
-          <w:sz w:val="24"/>
-          <w:szCs w:val="24"/>
-        </w:rPr>
-        <w:t xml:space="preserve">සඳහා </w:t>
-      </w:r>
-      <w:r>
-        <w:rPr>
-          <w:rFonts w:ascii="Times New Roman" w:hAnsi="Times New Roman" w:cs="Times New Roman" w:eastAsia="Times New Roman"/>
-          <w:b w:val="0"/>
-          <w:color w:val="000000"/>
-          <w:sz w:val="24"/>
-          <w:szCs w:val="24"/>
-        </w:rPr>
-        <w:t xml:space="preserve">scanned </w:t>
-      </w:r>
-      <w:r>
-        <w:rPr>
-          <w:rFonts w:ascii="Iskoola Pota" w:hAnsi="Iskoola Pota" w:cs="Iskoola Pota" w:eastAsia="Iskoola Pota"/>
-          <w:b w:val="0"/>
-          <w:color w:val="000000"/>
-          <w:sz w:val="24"/>
-          <w:szCs w:val="24"/>
-        </w:rPr>
-        <w:t xml:space="preserve">සහ </w:t>
-      </w:r>
-      <w:r>
-        <w:rPr>
-          <w:rFonts w:ascii="Times New Roman" w:hAnsi="Times New Roman" w:cs="Times New Roman" w:eastAsia="Times New Roman"/>
-          <w:b w:val="0"/>
-          <w:color w:val="000000"/>
-          <w:sz w:val="24"/>
-          <w:szCs w:val="24"/>
-        </w:rPr>
-        <w:t xml:space="preserve">digital PDF </w:t>
-      </w:r>
-      <w:r>
-        <w:rPr>
-          <w:rFonts w:ascii="Iskoola Pota" w:hAnsi="Iskoola Pota" w:cs="Iskoola Pota" w:eastAsia="Iskoola Pota"/>
-          <w:b w:val="0"/>
-          <w:color w:val="000000"/>
-          <w:sz w:val="24"/>
-          <w:szCs w:val="24"/>
-        </w:rPr>
-        <w:t xml:space="preserve">නියැදි පරීක්ෂණ, සහ </w:t>
-      </w:r>
-      <w:r>
-        <w:rPr>
-          <w:rFonts w:ascii="Times New Roman" w:hAnsi="Times New Roman" w:cs="Times New Roman" w:eastAsia="Times New Roman"/>
-          <w:b w:val="0"/>
-          <w:color w:val="000000"/>
-          <w:sz w:val="24"/>
-          <w:szCs w:val="24"/>
-        </w:rPr>
-        <w:t xml:space="preserve">cache middleware </w:t>
-      </w:r>
-      <w:r>
-        <w:rPr>
-          <w:rFonts w:ascii="Iskoola Pota" w:hAnsi="Iskoola Pota" w:cs="Iskoola Pota" w:eastAsia="Iskoola Pota"/>
-          <w:b w:val="0"/>
-          <w:color w:val="000000"/>
-          <w:sz w:val="24"/>
-          <w:szCs w:val="24"/>
-        </w:rPr>
-        <w:t xml:space="preserve">සඳහා </w:t>
-      </w:r>
-      <w:r>
-        <w:rPr>
-          <w:rFonts w:ascii="Times New Roman" w:hAnsi="Times New Roman" w:cs="Times New Roman" w:eastAsia="Times New Roman"/>
-          <w:b w:val="0"/>
-          <w:color w:val="000000"/>
-          <w:sz w:val="24"/>
-          <w:szCs w:val="24"/>
-        </w:rPr>
-        <w:t xml:space="preserve">duplicate upload </w:t>
-      </w:r>
-      <w:r>
-        <w:rPr>
-          <w:rFonts w:ascii="Iskoola Pota" w:hAnsi="Iskoola Pota" w:cs="Iskoola Pota" w:eastAsia="Iskoola Pota"/>
-          <w:b w:val="0"/>
-          <w:color w:val="000000"/>
-          <w:sz w:val="24"/>
-          <w:szCs w:val="24"/>
-        </w:rPr>
-        <w:t xml:space="preserve">පරීක්ෂණයක් ලියන ලදී. එබැවින් </w:t>
-      </w:r>
-      <w:r>
-        <w:rPr>
-          <w:rFonts w:ascii="Times New Roman" w:hAnsi="Times New Roman" w:cs="Times New Roman" w:eastAsia="Times New Roman"/>
-          <w:b w:val="0"/>
-          <w:color w:val="000000"/>
-          <w:sz w:val="24"/>
-          <w:szCs w:val="24"/>
-        </w:rPr>
-        <w:t xml:space="preserve">AI-generated </w:t>
-      </w:r>
-      <w:r>
-        <w:rPr>
-          <w:rFonts w:ascii="Iskoola Pota" w:hAnsi="Iskoola Pota" w:cs="Iskoola Pota" w:eastAsia="Iskoola Pota"/>
-          <w:b w:val="0"/>
-          <w:color w:val="000000"/>
-          <w:sz w:val="24"/>
-          <w:szCs w:val="24"/>
-        </w:rPr>
-        <w:t>යෝජනා පද්ධතියට ඇතුළත් වූයේ පරීක්ෂණ මගින් තහවුරු වූ පසුව පමණි.</w:t>
+        <w:t xml:space="preserve">Backend </w:t>
+      </w:r>
+      <w:r>
+        <w:rPr>
+          <w:rFonts w:ascii="Iskoola Pota" w:hAnsi="Iskoola Pota" w:cs="Iskoola Pota" w:eastAsia="Iskoola Pota"/>
+          <w:b w:val="0"/>
+          <w:color w:val="000000"/>
+          <w:sz w:val="24"/>
+          <w:szCs w:val="24"/>
+        </w:rPr>
+        <w:t xml:space="preserve">පරීක්ෂණ කට්ටලය අවස්ථා 13ක් ආවරණය කරයි: සත්‍යාපන පරීක්ෂණ (ලියාපදිංචිය, </w:t>
+      </w:r>
+      <w:r>
+        <w:rPr>
+          <w:rFonts w:ascii="Times New Roman" w:hAnsi="Times New Roman" w:cs="Times New Roman" w:eastAsia="Times New Roman"/>
+          <w:b w:val="0"/>
+          <w:color w:val="000000"/>
+          <w:sz w:val="24"/>
+          <w:szCs w:val="24"/>
+        </w:rPr>
+        <w:t xml:space="preserve">login, JWT </w:t>
+      </w:r>
+      <w:r>
+        <w:rPr>
+          <w:rFonts w:ascii="Iskoola Pota" w:hAnsi="Iskoola Pota" w:cs="Iskoola Pota" w:eastAsia="Iskoola Pota"/>
+          <w:b w:val="0"/>
+          <w:color w:val="000000"/>
+          <w:sz w:val="24"/>
+          <w:szCs w:val="24"/>
+        </w:rPr>
+        <w:t xml:space="preserve">ටෝකන් වලංගුකරණය, ආරක්ෂිත මාර්ග ප්‍රවේශය), චක්‍රලේඛ </w:t>
+      </w:r>
+      <w:r>
+        <w:rPr>
+          <w:rFonts w:ascii="Times New Roman" w:hAnsi="Times New Roman" w:cs="Times New Roman" w:eastAsia="Times New Roman"/>
+          <w:b w:val="0"/>
+          <w:color w:val="000000"/>
+          <w:sz w:val="24"/>
+          <w:szCs w:val="24"/>
+        </w:rPr>
+        <w:t xml:space="preserve">CRUD </w:t>
+      </w:r>
+      <w:r>
+        <w:rPr>
+          <w:rFonts w:ascii="Iskoola Pota" w:hAnsi="Iskoola Pota" w:cs="Iskoola Pota" w:eastAsia="Iskoola Pota"/>
+          <w:b w:val="0"/>
+          <w:color w:val="000000"/>
+          <w:sz w:val="24"/>
+          <w:szCs w:val="24"/>
+        </w:rPr>
+        <w:t xml:space="preserve">පරීක්ෂණ (නිර්මාණය, කියවීම, යාවත්කාලීන, මකා දැමීම), ගොනු උඩුගත පරීක්ෂණ සහ සැකසුම් </w:t>
+      </w:r>
+      <w:r>
+        <w:rPr>
+          <w:rFonts w:ascii="Times New Roman" w:hAnsi="Times New Roman" w:cs="Times New Roman" w:eastAsia="Times New Roman"/>
+          <w:b w:val="0"/>
+          <w:color w:val="000000"/>
+          <w:sz w:val="24"/>
+          <w:szCs w:val="24"/>
+        </w:rPr>
+        <w:t xml:space="preserve">endpoint </w:t>
+      </w:r>
+      <w:r>
+        <w:rPr>
+          <w:rFonts w:ascii="Iskoola Pota" w:hAnsi="Iskoola Pota" w:cs="Iskoola Pota" w:eastAsia="Iskoola Pota"/>
+          <w:b w:val="0"/>
+          <w:color w:val="000000"/>
+          <w:sz w:val="24"/>
+          <w:szCs w:val="24"/>
+        </w:rPr>
+        <w:t xml:space="preserve">පරීක්ෂණ. </w:t>
+      </w:r>
+      <w:r>
+        <w:rPr>
+          <w:rFonts w:ascii="Times New Roman" w:hAnsi="Times New Roman" w:cs="Times New Roman" w:eastAsia="Times New Roman"/>
+          <w:b w:val="0"/>
+          <w:color w:val="000000"/>
+          <w:sz w:val="24"/>
+          <w:szCs w:val="24"/>
+        </w:rPr>
+        <w:t xml:space="preserve">Backend </w:t>
+      </w:r>
+      <w:r>
+        <w:rPr>
+          <w:rFonts w:ascii="Iskoola Pota" w:hAnsi="Iskoola Pota" w:cs="Iskoola Pota" w:eastAsia="Iskoola Pota"/>
+          <w:b w:val="0"/>
+          <w:color w:val="000000"/>
+          <w:sz w:val="24"/>
+          <w:szCs w:val="24"/>
+        </w:rPr>
+        <w:t xml:space="preserve">පරීක්ෂණ </w:t>
+      </w:r>
+      <w:r>
+        <w:rPr>
+          <w:rFonts w:ascii="Times New Roman" w:hAnsi="Times New Roman" w:cs="Times New Roman" w:eastAsia="Times New Roman"/>
+          <w:b w:val="0"/>
+          <w:color w:val="000000"/>
+          <w:sz w:val="24"/>
+          <w:szCs w:val="24"/>
+        </w:rPr>
+        <w:t xml:space="preserve">API </w:t>
+      </w:r>
+      <w:r>
+        <w:rPr>
+          <w:rFonts w:ascii="Iskoola Pota" w:hAnsi="Iskoola Pota" w:cs="Iskoola Pota" w:eastAsia="Iskoola Pota"/>
+          <w:b w:val="0"/>
+          <w:color w:val="000000"/>
+          <w:sz w:val="24"/>
+          <w:szCs w:val="24"/>
+        </w:rPr>
+        <w:t>ගිවිසුම් අනුකූලතාව සහතික කරයි.</w:t>
       </w:r>
     </w:p>
     <w:p>
@@ -13547,87 +13320,167 @@
           <w:sz w:val="24"/>
           <w:szCs w:val="24"/>
         </w:rPr>
-        <w:t xml:space="preserve">ස්වයංක්‍රීය පරීක්ෂණ </w:t>
-      </w:r>
-      <w:r>
-        <w:rPr>
-          <w:rFonts w:ascii="Times New Roman" w:hAnsi="Times New Roman" w:cs="Times New Roman" w:eastAsia="Times New Roman"/>
-          <w:b w:val="0"/>
-          <w:color w:val="000000"/>
-          <w:sz w:val="24"/>
-          <w:szCs w:val="24"/>
-        </w:rPr>
-        <w:t xml:space="preserve">EasyCircular </w:t>
-      </w:r>
-      <w:r>
-        <w:rPr>
-          <w:rFonts w:ascii="Iskoola Pota" w:hAnsi="Iskoola Pota" w:cs="Iskoola Pota" w:eastAsia="Iskoola Pota"/>
-          <w:b w:val="0"/>
-          <w:color w:val="000000"/>
-          <w:sz w:val="24"/>
-          <w:szCs w:val="24"/>
-        </w:rPr>
-        <w:t xml:space="preserve">ගුණාත්මක සහතිකයේ ප්‍රාථමික යාන්ත්‍රණයයි: නැවත නිපදවිය හැකි, සම්පූර්ණ සහ </w:t>
-      </w:r>
-      <w:r>
-        <w:rPr>
-          <w:rFonts w:ascii="Times New Roman" w:hAnsi="Times New Roman" w:cs="Times New Roman" w:eastAsia="Times New Roman"/>
-          <w:b w:val="0"/>
-          <w:color w:val="000000"/>
-          <w:sz w:val="24"/>
-          <w:szCs w:val="24"/>
-        </w:rPr>
-        <w:t>regression-</w:t>
-      </w:r>
-      <w:r>
-        <w:rPr>
-          <w:rFonts w:ascii="Iskoola Pota" w:hAnsi="Iskoola Pota" w:cs="Iskoola Pota" w:eastAsia="Iskoola Pota"/>
-          <w:b w:val="0"/>
-          <w:color w:val="000000"/>
-          <w:sz w:val="24"/>
-          <w:szCs w:val="24"/>
-        </w:rPr>
-        <w:t xml:space="preserve">වළක්වන පරීක්ෂණ කට්ටල පද්ධති නිවැරදිබව සත්‍යාපනය කරයි. පරීක්ෂණ දර්ශනය: සෑම තීරණාත්මක ශ්‍රිතයක්, </w:t>
-      </w:r>
-      <w:r>
-        <w:rPr>
-          <w:rFonts w:ascii="Times New Roman" w:hAnsi="Times New Roman" w:cs="Times New Roman" w:eastAsia="Times New Roman"/>
-          <w:b w:val="0"/>
-          <w:color w:val="000000"/>
-          <w:sz w:val="24"/>
-          <w:szCs w:val="24"/>
-        </w:rPr>
-        <w:t xml:space="preserve">guardrail </w:t>
-      </w:r>
-      <w:r>
-        <w:rPr>
-          <w:rFonts w:ascii="Iskoola Pota" w:hAnsi="Iskoola Pota" w:cs="Iskoola Pota" w:eastAsia="Iskoola Pota"/>
-          <w:b w:val="0"/>
-          <w:color w:val="000000"/>
-          <w:sz w:val="24"/>
-          <w:szCs w:val="24"/>
-        </w:rPr>
-        <w:t xml:space="preserve">එකක් සහ </w:t>
-      </w:r>
-      <w:r>
-        <w:rPr>
-          <w:rFonts w:ascii="Times New Roman" w:hAnsi="Times New Roman" w:cs="Times New Roman" w:eastAsia="Times New Roman"/>
-          <w:b w:val="0"/>
-          <w:color w:val="000000"/>
-          <w:sz w:val="24"/>
-          <w:szCs w:val="24"/>
-        </w:rPr>
-        <w:t xml:space="preserve">API endpoint </w:t>
-      </w:r>
-      <w:r>
-        <w:rPr>
-          <w:rFonts w:ascii="Iskoola Pota" w:hAnsi="Iskoola Pota" w:cs="Iskoola Pota" w:eastAsia="Iskoola Pota"/>
-          <w:b w:val="0"/>
-          <w:color w:val="000000"/>
-          <w:sz w:val="24"/>
-          <w:szCs w:val="24"/>
-        </w:rPr>
-        <w:t>එකක් ස්වයංක්‍රීය පරීක්ෂණයකින් ආවරණය කළ යුතුය. ස්වයංක්‍රීය පරීක්ෂණ අඛණ්ඩ ගුණාත්මකභාවය සහතික කරයි.</w:t>
+        <w:t xml:space="preserve">පරීක්ෂණ ක්‍රියාත්මක කිරීම: </w:t>
+      </w:r>
+      <w:r>
+        <w:rPr>
+          <w:rFonts w:ascii="Times New Roman" w:hAnsi="Times New Roman" w:cs="Times New Roman" w:eastAsia="Times New Roman"/>
+          <w:b w:val="0"/>
+          <w:color w:val="000000"/>
+          <w:sz w:val="24"/>
+          <w:szCs w:val="24"/>
+        </w:rPr>
+        <w:t xml:space="preserve">AI </w:t>
+      </w:r>
+      <w:r>
+        <w:rPr>
+          <w:rFonts w:ascii="Iskoola Pota" w:hAnsi="Iskoola Pota" w:cs="Iskoola Pota" w:eastAsia="Iskoola Pota"/>
+          <w:b w:val="0"/>
+          <w:color w:val="000000"/>
+          <w:sz w:val="24"/>
+          <w:szCs w:val="24"/>
+        </w:rPr>
+        <w:t xml:space="preserve">සේවා පරීක්ෂණ </w:t>
+      </w:r>
+      <w:r>
+        <w:rPr>
+          <w:rFonts w:ascii="Times New Roman" w:hAnsi="Times New Roman" w:cs="Times New Roman" w:eastAsia="Times New Roman"/>
+          <w:b w:val="0"/>
+          <w:color w:val="000000"/>
+          <w:sz w:val="24"/>
+          <w:szCs w:val="24"/>
+        </w:rPr>
+        <w:t xml:space="preserve">pytest </w:t>
+      </w:r>
+      <w:r>
+        <w:rPr>
+          <w:rFonts w:ascii="Iskoola Pota" w:hAnsi="Iskoola Pota" w:cs="Iskoola Pota" w:eastAsia="Iskoola Pota"/>
+          <w:b w:val="0"/>
+          <w:color w:val="000000"/>
+          <w:sz w:val="24"/>
+          <w:szCs w:val="24"/>
+        </w:rPr>
+        <w:t xml:space="preserve">විධානයෙන් </w:t>
+      </w:r>
+      <w:r>
+        <w:rPr>
+          <w:rFonts w:ascii="Times New Roman" w:hAnsi="Times New Roman" w:cs="Times New Roman" w:eastAsia="Times New Roman"/>
+          <w:b w:val="0"/>
+          <w:color w:val="000000"/>
+          <w:sz w:val="24"/>
+          <w:szCs w:val="24"/>
+        </w:rPr>
+        <w:t xml:space="preserve">Python </w:t>
+      </w:r>
+      <w:r>
+        <w:rPr>
+          <w:rFonts w:ascii="Iskoola Pota" w:hAnsi="Iskoola Pota" w:cs="Iskoola Pota" w:eastAsia="Iskoola Pota"/>
+          <w:b w:val="0"/>
+          <w:color w:val="000000"/>
+          <w:sz w:val="24"/>
+          <w:szCs w:val="24"/>
+        </w:rPr>
+        <w:t xml:space="preserve">අතථ්‍ය පරිසරයේ ධාවනය වේ; </w:t>
+      </w:r>
+      <w:r>
+        <w:rPr>
+          <w:rFonts w:ascii="Times New Roman" w:hAnsi="Times New Roman" w:cs="Times New Roman" w:eastAsia="Times New Roman"/>
+          <w:b w:val="0"/>
+          <w:color w:val="000000"/>
+          <w:sz w:val="24"/>
+          <w:szCs w:val="24"/>
+        </w:rPr>
+        <w:t xml:space="preserve">backend </w:t>
+      </w:r>
+      <w:r>
+        <w:rPr>
+          <w:rFonts w:ascii="Iskoola Pota" w:hAnsi="Iskoola Pota" w:cs="Iskoola Pota" w:eastAsia="Iskoola Pota"/>
+          <w:b w:val="0"/>
+          <w:color w:val="000000"/>
+          <w:sz w:val="24"/>
+          <w:szCs w:val="24"/>
+        </w:rPr>
+        <w:t xml:space="preserve">පරීක්ෂණ </w:t>
+      </w:r>
+      <w:r>
+        <w:rPr>
+          <w:rFonts w:ascii="Times New Roman" w:hAnsi="Times New Roman" w:cs="Times New Roman" w:eastAsia="Times New Roman"/>
+          <w:b w:val="0"/>
+          <w:color w:val="000000"/>
+          <w:sz w:val="24"/>
+          <w:szCs w:val="24"/>
+        </w:rPr>
+        <w:t xml:space="preserve">npm test </w:t>
+      </w:r>
+      <w:r>
+        <w:rPr>
+          <w:rFonts w:ascii="Iskoola Pota" w:hAnsi="Iskoola Pota" w:cs="Iskoola Pota" w:eastAsia="Iskoola Pota"/>
+          <w:b w:val="0"/>
+          <w:color w:val="000000"/>
+          <w:sz w:val="24"/>
+          <w:szCs w:val="24"/>
+        </w:rPr>
+        <w:t xml:space="preserve">විධානයෙන් </w:t>
+      </w:r>
+      <w:r>
+        <w:rPr>
+          <w:rFonts w:ascii="Times New Roman" w:hAnsi="Times New Roman" w:cs="Times New Roman" w:eastAsia="Times New Roman"/>
+          <w:b w:val="0"/>
+          <w:color w:val="000000"/>
+          <w:sz w:val="24"/>
+          <w:szCs w:val="24"/>
+        </w:rPr>
+        <w:t xml:space="preserve">Jest </w:t>
+      </w:r>
+      <w:r>
+        <w:rPr>
+          <w:rFonts w:ascii="Iskoola Pota" w:hAnsi="Iskoola Pota" w:cs="Iskoola Pota" w:eastAsia="Iskoola Pota"/>
+          <w:b w:val="0"/>
+          <w:color w:val="000000"/>
+          <w:sz w:val="24"/>
+          <w:szCs w:val="24"/>
+        </w:rPr>
+        <w:t xml:space="preserve">රාමුවේ ධාවනය වේ; </w:t>
+      </w:r>
+      <w:r>
+        <w:rPr>
+          <w:rFonts w:ascii="Times New Roman" w:hAnsi="Times New Roman" w:cs="Times New Roman" w:eastAsia="Times New Roman"/>
+          <w:b w:val="0"/>
+          <w:color w:val="000000"/>
+          <w:sz w:val="24"/>
+          <w:szCs w:val="24"/>
+        </w:rPr>
+        <w:t xml:space="preserve">CI pipeline </w:t>
+      </w:r>
+      <w:r>
+        <w:rPr>
+          <w:rFonts w:ascii="Iskoola Pota" w:hAnsi="Iskoola Pota" w:cs="Iskoola Pota" w:eastAsia="Iskoola Pota"/>
+          <w:b w:val="0"/>
+          <w:color w:val="000000"/>
+          <w:sz w:val="24"/>
+          <w:szCs w:val="24"/>
+        </w:rPr>
+        <w:t xml:space="preserve">එක දෙකම </w:t>
+      </w:r>
+      <w:r>
+        <w:rPr>
+          <w:rFonts w:ascii="Times New Roman" w:hAnsi="Times New Roman" w:cs="Times New Roman" w:eastAsia="Times New Roman"/>
+          <w:b w:val="0"/>
+          <w:color w:val="000000"/>
+          <w:sz w:val="24"/>
+          <w:szCs w:val="24"/>
+        </w:rPr>
+        <w:t xml:space="preserve">pull request </w:t>
+      </w:r>
+      <w:r>
+        <w:rPr>
+          <w:rFonts w:ascii="Iskoola Pota" w:hAnsi="Iskoola Pota" w:cs="Iskoola Pota" w:eastAsia="Iskoola Pota"/>
+          <w:b w:val="0"/>
+          <w:color w:val="000000"/>
+          <w:sz w:val="24"/>
+          <w:szCs w:val="24"/>
+        </w:rPr>
+        <w:t>එකකදී ක්‍රියාත්මක කරයි. පරීක්ෂණ ක්‍රියාත්මක කිරීම සංවර්ධන කාර්යප්‍රවාහයට ඒකාබද්ධ වේ.</w:t>
       </w:r>
     </w:p>
     <w:p>
@@ -13636,6 +13489,16 @@
       </w:pPr>
       <w:r>
         <w:rPr>
+          <w:rFonts w:ascii="Iskoola Pota" w:hAnsi="Iskoola Pota" w:cs="Iskoola Pota" w:eastAsia="Iskoola Pota"/>
+          <w:b w:val="0"/>
+          <w:color w:val="000000"/>
+          <w:sz w:val="24"/>
+          <w:szCs w:val="24"/>
+        </w:rPr>
+        <w:t xml:space="preserve">පරීක්ෂණ ආවරණ විශ්ලේෂණය: </w:t>
+      </w:r>
+      <w:r>
+        <w:rPr>
           <w:rFonts w:ascii="Times New Roman" w:hAnsi="Times New Roman" w:cs="Times New Roman" w:eastAsia="Times New Roman"/>
           <w:b w:val="0"/>
           <w:color w:val="000000"/>
@@ -13652,187 +13515,47 @@
           <w:sz w:val="24"/>
           <w:szCs w:val="24"/>
         </w:rPr>
-        <w:t xml:space="preserve">සේවා </w:t>
-      </w:r>
-      <w:r>
-        <w:rPr>
-          <w:rFonts w:ascii="Times New Roman" w:hAnsi="Times New Roman" w:cs="Times New Roman" w:eastAsia="Times New Roman"/>
-          <w:b w:val="0"/>
-          <w:color w:val="000000"/>
-          <w:sz w:val="24"/>
-          <w:szCs w:val="24"/>
-        </w:rPr>
-        <w:t xml:space="preserve">pytest </w:t>
-      </w:r>
-      <w:r>
-        <w:rPr>
-          <w:rFonts w:ascii="Iskoola Pota" w:hAnsi="Iskoola Pota" w:cs="Iskoola Pota" w:eastAsia="Iskoola Pota"/>
-          <w:b w:val="0"/>
-          <w:color w:val="000000"/>
-          <w:sz w:val="24"/>
-          <w:szCs w:val="24"/>
-        </w:rPr>
-        <w:t xml:space="preserve">කට්ටලය පරීක්ෂණ අවස්ථා 91ක් ආවරණය කරයි: </w:t>
-      </w:r>
-      <w:r>
-        <w:rPr>
-          <w:rFonts w:ascii="Times New Roman" w:hAnsi="Times New Roman" w:cs="Times New Roman" w:eastAsia="Times New Roman"/>
-          <w:b w:val="0"/>
-          <w:color w:val="000000"/>
-          <w:sz w:val="24"/>
-          <w:szCs w:val="24"/>
-        </w:rPr>
-        <w:t xml:space="preserve">NER </w:t>
-      </w:r>
-      <w:r>
-        <w:rPr>
-          <w:rFonts w:ascii="Iskoola Pota" w:hAnsi="Iskoola Pota" w:cs="Iskoola Pota" w:eastAsia="Iskoola Pota"/>
-          <w:b w:val="0"/>
-          <w:color w:val="000000"/>
-          <w:sz w:val="24"/>
-          <w:szCs w:val="24"/>
-        </w:rPr>
-        <w:t>ශ්‍රිත පරීක්ෂණ (</w:t>
-      </w:r>
-      <w:r>
-        <w:rPr>
-          <w:rFonts w:ascii="Times New Roman" w:hAnsi="Times New Roman" w:cs="Times New Roman" w:eastAsia="Times New Roman"/>
-          <w:b w:val="0"/>
-          <w:color w:val="000000"/>
-          <w:sz w:val="24"/>
-          <w:szCs w:val="24"/>
-        </w:rPr>
-        <w:t xml:space="preserve">entity </w:t>
-      </w:r>
-      <w:r>
-        <w:rPr>
-          <w:rFonts w:ascii="Iskoola Pota" w:hAnsi="Iskoola Pota" w:cs="Iskoola Pota" w:eastAsia="Iskoola Pota"/>
-          <w:b w:val="0"/>
-          <w:color w:val="000000"/>
-          <w:sz w:val="24"/>
-          <w:szCs w:val="24"/>
-        </w:rPr>
-        <w:t xml:space="preserve">නිස්සාරණ නිරවද්‍යතාව, </w:t>
-      </w:r>
-      <w:r>
-        <w:rPr>
-          <w:rFonts w:ascii="Times New Roman" w:hAnsi="Times New Roman" w:cs="Times New Roman" w:eastAsia="Times New Roman"/>
-          <w:b w:val="0"/>
-          <w:color w:val="000000"/>
-          <w:sz w:val="24"/>
-          <w:szCs w:val="24"/>
-        </w:rPr>
-        <w:t xml:space="preserve">entity </w:t>
-      </w:r>
-      <w:r>
-        <w:rPr>
-          <w:rFonts w:ascii="Iskoola Pota" w:hAnsi="Iskoola Pota" w:cs="Iskoola Pota" w:eastAsia="Iskoola Pota"/>
-          <w:b w:val="0"/>
-          <w:color w:val="000000"/>
-          <w:sz w:val="24"/>
-          <w:szCs w:val="24"/>
-        </w:rPr>
-        <w:t xml:space="preserve">වර්ග වර්ගීකරණය, අභිරුචි </w:t>
-      </w:r>
-      <w:r>
-        <w:rPr>
-          <w:rFonts w:ascii="Times New Roman" w:hAnsi="Times New Roman" w:cs="Times New Roman" w:eastAsia="Times New Roman"/>
-          <w:b w:val="0"/>
-          <w:color w:val="000000"/>
-          <w:sz w:val="24"/>
-          <w:szCs w:val="24"/>
-        </w:rPr>
-        <w:t xml:space="preserve">EntityRuler </w:t>
-      </w:r>
-      <w:r>
-        <w:rPr>
-          <w:rFonts w:ascii="Iskoola Pota" w:hAnsi="Iskoola Pota" w:cs="Iskoola Pota" w:eastAsia="Iskoola Pota"/>
-          <w:b w:val="0"/>
-          <w:color w:val="000000"/>
-          <w:sz w:val="24"/>
-          <w:szCs w:val="24"/>
-        </w:rPr>
-        <w:t>රටා ගැලපීම), සාරාංශකරණ පරීක්ෂණ (</w:t>
-      </w:r>
-      <w:r>
-        <w:rPr>
-          <w:rFonts w:ascii="Times New Roman" w:hAnsi="Times New Roman" w:cs="Times New Roman" w:eastAsia="Times New Roman"/>
-          <w:b w:val="0"/>
-          <w:color w:val="000000"/>
-          <w:sz w:val="24"/>
-          <w:szCs w:val="24"/>
-        </w:rPr>
-        <w:t xml:space="preserve">map-reduce chain, fallback </w:t>
-      </w:r>
-      <w:r>
-        <w:rPr>
-          <w:rFonts w:ascii="Iskoola Pota" w:hAnsi="Iskoola Pota" w:cs="Iskoola Pota" w:eastAsia="Iskoola Pota"/>
-          <w:b w:val="0"/>
-          <w:color w:val="000000"/>
-          <w:sz w:val="24"/>
-          <w:szCs w:val="24"/>
-        </w:rPr>
-        <w:t xml:space="preserve">මාදිලිය), </w:t>
-      </w:r>
-      <w:r>
-        <w:rPr>
-          <w:rFonts w:ascii="Times New Roman" w:hAnsi="Times New Roman" w:cs="Times New Roman" w:eastAsia="Times New Roman"/>
-          <w:b w:val="0"/>
-          <w:color w:val="000000"/>
-          <w:sz w:val="24"/>
-          <w:szCs w:val="24"/>
-        </w:rPr>
-        <w:t xml:space="preserve">guardrail </w:t>
-      </w:r>
-      <w:r>
-        <w:rPr>
-          <w:rFonts w:ascii="Iskoola Pota" w:hAnsi="Iskoola Pota" w:cs="Iskoola Pota" w:eastAsia="Iskoola Pota"/>
-          <w:b w:val="0"/>
-          <w:color w:val="000000"/>
-          <w:sz w:val="24"/>
-          <w:szCs w:val="24"/>
-        </w:rPr>
-        <w:t xml:space="preserve">පරීක්ෂණ සහ නිස්සාරණ ශ්‍රිත පරීක්ෂණ. </w:t>
-      </w:r>
-      <w:r>
-        <w:rPr>
-          <w:rFonts w:ascii="Times New Roman" w:hAnsi="Times New Roman" w:cs="Times New Roman" w:eastAsia="Times New Roman"/>
-          <w:b w:val="0"/>
-          <w:color w:val="000000"/>
-          <w:sz w:val="24"/>
-          <w:szCs w:val="24"/>
-        </w:rPr>
-        <w:t xml:space="preserve">Pytest </w:t>
-      </w:r>
-      <w:r>
-        <w:rPr>
-          <w:rFonts w:ascii="Iskoola Pota" w:hAnsi="Iskoola Pota" w:cs="Iskoola Pota" w:eastAsia="Iskoola Pota"/>
-          <w:b w:val="0"/>
-          <w:color w:val="000000"/>
-          <w:sz w:val="24"/>
-          <w:szCs w:val="24"/>
-        </w:rPr>
-        <w:t xml:space="preserve">කට්ටලය </w:t>
-      </w:r>
-      <w:r>
-        <w:rPr>
-          <w:rFonts w:ascii="Times New Roman" w:hAnsi="Times New Roman" w:cs="Times New Roman" w:eastAsia="Times New Roman"/>
-          <w:b w:val="0"/>
-          <w:color w:val="000000"/>
-          <w:sz w:val="24"/>
-          <w:szCs w:val="24"/>
-        </w:rPr>
-        <w:t xml:space="preserve">AI </w:t>
-      </w:r>
-      <w:r>
-        <w:rPr>
-          <w:rFonts w:ascii="Iskoola Pota" w:hAnsi="Iskoola Pota" w:cs="Iskoola Pota" w:eastAsia="Iskoola Pota"/>
-          <w:b w:val="0"/>
-          <w:color w:val="000000"/>
-          <w:sz w:val="24"/>
-          <w:szCs w:val="24"/>
-        </w:rPr>
-        <w:t>සේවාවේ තීරණාත්මක මාර්ග සවිස්තරව ආවරණය කරයි.</w:t>
+        <w:t>සේවාවේ තීරණාත්මක මාර්ග හොඳින් ආවරණය වේ (</w:t>
+      </w:r>
+      <w:r>
+        <w:rPr>
+          <w:rFonts w:ascii="Times New Roman" w:hAnsi="Times New Roman" w:cs="Times New Roman" w:eastAsia="Times New Roman"/>
+          <w:b w:val="0"/>
+          <w:color w:val="000000"/>
+          <w:sz w:val="24"/>
+          <w:szCs w:val="24"/>
+        </w:rPr>
+        <w:t xml:space="preserve">NER, guardrails); </w:t>
+      </w:r>
+      <w:r>
+        <w:rPr>
+          <w:rFonts w:ascii="Iskoola Pota" w:hAnsi="Iskoola Pota" w:cs="Iskoola Pota" w:eastAsia="Iskoola Pota"/>
+          <w:b w:val="0"/>
+          <w:color w:val="000000"/>
+          <w:sz w:val="24"/>
+          <w:szCs w:val="24"/>
+        </w:rPr>
+        <w:t xml:space="preserve">නිස්සාරණ ආන්තික අවස්ථා අර්ධ වශයෙන් ආවරණය වේ (අසාමාන්‍ය </w:t>
+      </w:r>
+      <w:r>
+        <w:rPr>
+          <w:rFonts w:ascii="Times New Roman" w:hAnsi="Times New Roman" w:cs="Times New Roman" w:eastAsia="Times New Roman"/>
+          <w:b w:val="0"/>
+          <w:color w:val="000000"/>
+          <w:sz w:val="24"/>
+          <w:szCs w:val="24"/>
+        </w:rPr>
+        <w:t xml:space="preserve">PDF </w:t>
+      </w:r>
+      <w:r>
+        <w:rPr>
+          <w:rFonts w:ascii="Iskoola Pota" w:hAnsi="Iskoola Pota" w:cs="Iskoola Pota" w:eastAsia="Iskoola Pota"/>
+          <w:b w:val="0"/>
+          <w:color w:val="000000"/>
+          <w:sz w:val="24"/>
+          <w:szCs w:val="24"/>
+        </w:rPr>
+        <w:t>ආකෘති, අන්ත ලේඛන දිග); ඒකාබද්ධ පරීක්ෂණ සීමිතය. ආවරණ විශ්ලේෂණය අනාගත පරීක්ෂණ ප්‍රමුඛතාකරණයට මග පෙන්වයි.</w:t>
       </w:r>
     </w:p>
     <w:p>
@@ -13847,77 +13570,177 @@
           <w:sz w:val="24"/>
           <w:szCs w:val="24"/>
         </w:rPr>
-        <w:t xml:space="preserve">Guardrail </w:t>
-      </w:r>
-      <w:r>
-        <w:rPr>
-          <w:rFonts w:ascii="Iskoola Pota" w:hAnsi="Iskoola Pota" w:cs="Iskoola Pota" w:eastAsia="Iskoola Pota"/>
-          <w:b w:val="0"/>
-          <w:color w:val="000000"/>
-          <w:sz w:val="24"/>
-          <w:szCs w:val="24"/>
-        </w:rPr>
-        <w:t xml:space="preserve">පරීක්ෂණ අවස්ථා තීරණාත්මක ආරක්ෂක සත්‍යාපනයයි: නිර්මිත දින ප්‍රතික්ෂේප පරීක්ෂණය (මූලාශ්‍රයේ නොමැති දින සහිත සාරාංශය හඳුනා ප්‍රතික්ෂේප කිරීම), සත්‍යාපිත දින සමත් පරීක්ෂණය (මූලාශ්‍ර-සත්‍යාපිත දින සහිත සාරාංශය පිළිගැනීම), </w:t>
-      </w:r>
-      <w:r>
-        <w:rPr>
-          <w:rFonts w:ascii="Times New Roman" w:hAnsi="Times New Roman" w:cs="Times New Roman" w:eastAsia="Times New Roman"/>
-          <w:b w:val="0"/>
-          <w:color w:val="000000"/>
-          <w:sz w:val="24"/>
-          <w:szCs w:val="24"/>
-        </w:rPr>
-        <w:t xml:space="preserve">fallback </w:t>
-      </w:r>
-      <w:r>
-        <w:rPr>
-          <w:rFonts w:ascii="Iskoola Pota" w:hAnsi="Iskoola Pota" w:cs="Iskoola Pota" w:eastAsia="Iskoola Pota"/>
-          <w:b w:val="0"/>
-          <w:color w:val="000000"/>
-          <w:sz w:val="24"/>
-          <w:szCs w:val="24"/>
-        </w:rPr>
-        <w:t xml:space="preserve">ක්‍රියාකාරී පරීක්ෂණය (ප්‍රතික්ෂේපයෙන් පසු </w:t>
-      </w:r>
-      <w:r>
-        <w:rPr>
-          <w:rFonts w:ascii="Times New Roman" w:hAnsi="Times New Roman" w:cs="Times New Roman" w:eastAsia="Times New Roman"/>
-          <w:b w:val="0"/>
-          <w:color w:val="000000"/>
-          <w:sz w:val="24"/>
-          <w:szCs w:val="24"/>
-        </w:rPr>
-        <w:t xml:space="preserve">extractive </w:t>
-      </w:r>
-      <w:r>
-        <w:rPr>
-          <w:rFonts w:ascii="Iskoola Pota" w:hAnsi="Iskoola Pota" w:cs="Iskoola Pota" w:eastAsia="Iskoola Pota"/>
-          <w:b w:val="0"/>
-          <w:color w:val="000000"/>
-          <w:sz w:val="24"/>
-          <w:szCs w:val="24"/>
-        </w:rPr>
-        <w:t xml:space="preserve">මාදිලිය ක්‍රියාත්මක වීම). </w:t>
-      </w:r>
-      <w:r>
-        <w:rPr>
-          <w:rFonts w:ascii="Times New Roman" w:hAnsi="Times New Roman" w:cs="Times New Roman" w:eastAsia="Times New Roman"/>
-          <w:b w:val="0"/>
-          <w:color w:val="000000"/>
-          <w:sz w:val="24"/>
-          <w:szCs w:val="24"/>
-        </w:rPr>
-        <w:t xml:space="preserve">Guardrail </w:t>
-      </w:r>
-      <w:r>
-        <w:rPr>
-          <w:rFonts w:ascii="Iskoola Pota" w:hAnsi="Iskoola Pota" w:cs="Iskoola Pota" w:eastAsia="Iskoola Pota"/>
-          <w:b w:val="0"/>
-          <w:color w:val="000000"/>
-          <w:sz w:val="24"/>
-          <w:szCs w:val="24"/>
-        </w:rPr>
-        <w:t>පරීක්ෂණ ආරක්ෂක හැසිරීම තහවුරු කරයි.</w:t>
+        <w:t xml:space="preserve">Pytest fixtures </w:t>
+      </w:r>
+      <w:r>
+        <w:rPr>
+          <w:rFonts w:ascii="Iskoola Pota" w:hAnsi="Iskoola Pota" w:cs="Iskoola Pota" w:eastAsia="Iskoola Pota"/>
+          <w:b w:val="0"/>
+          <w:color w:val="000000"/>
+          <w:sz w:val="24"/>
+          <w:szCs w:val="24"/>
+        </w:rPr>
+        <w:t xml:space="preserve">සහ </w:t>
+      </w:r>
+      <w:r>
+        <w:rPr>
+          <w:rFonts w:ascii="Times New Roman" w:hAnsi="Times New Roman" w:cs="Times New Roman" w:eastAsia="Times New Roman"/>
+          <w:b w:val="0"/>
+          <w:color w:val="000000"/>
+          <w:sz w:val="24"/>
+          <w:szCs w:val="24"/>
+        </w:rPr>
+        <w:t xml:space="preserve">mocking: test client fixture FastAPI test client </w:t>
+      </w:r>
+      <w:r>
+        <w:rPr>
+          <w:rFonts w:ascii="Iskoola Pota" w:hAnsi="Iskoola Pota" w:cs="Iskoola Pota" w:eastAsia="Iskoola Pota"/>
+          <w:b w:val="0"/>
+          <w:color w:val="000000"/>
+          <w:sz w:val="24"/>
+          <w:szCs w:val="24"/>
+        </w:rPr>
+        <w:t xml:space="preserve">සපයයි; </w:t>
+      </w:r>
+      <w:r>
+        <w:rPr>
+          <w:rFonts w:ascii="Times New Roman" w:hAnsi="Times New Roman" w:cs="Times New Roman" w:eastAsia="Times New Roman"/>
+          <w:b w:val="0"/>
+          <w:color w:val="000000"/>
+          <w:sz w:val="24"/>
+          <w:szCs w:val="24"/>
+        </w:rPr>
+        <w:t xml:space="preserve">mock LLM </w:t>
+      </w:r>
+      <w:r>
+        <w:rPr>
+          <w:rFonts w:ascii="Iskoola Pota" w:hAnsi="Iskoola Pota" w:cs="Iskoola Pota" w:eastAsia="Iskoola Pota"/>
+          <w:b w:val="0"/>
+          <w:color w:val="000000"/>
+          <w:sz w:val="24"/>
+          <w:szCs w:val="24"/>
+        </w:rPr>
+        <w:t xml:space="preserve">ප්‍රතිචාර </w:t>
+      </w:r>
+      <w:r>
+        <w:rPr>
+          <w:rFonts w:ascii="Times New Roman" w:hAnsi="Times New Roman" w:cs="Times New Roman" w:eastAsia="Times New Roman"/>
+          <w:b w:val="0"/>
+          <w:color w:val="000000"/>
+          <w:sz w:val="24"/>
+          <w:szCs w:val="24"/>
+        </w:rPr>
+        <w:t xml:space="preserve">LLM API </w:t>
+      </w:r>
+      <w:r>
+        <w:rPr>
+          <w:rFonts w:ascii="Iskoola Pota" w:hAnsi="Iskoola Pota" w:cs="Iskoola Pota" w:eastAsia="Iskoola Pota"/>
+          <w:b w:val="0"/>
+          <w:color w:val="000000"/>
+          <w:sz w:val="24"/>
+          <w:szCs w:val="24"/>
+        </w:rPr>
+        <w:t xml:space="preserve">ඇමතුම </w:t>
+      </w:r>
+      <w:r>
+        <w:rPr>
+          <w:rFonts w:ascii="Times New Roman" w:hAnsi="Times New Roman" w:cs="Times New Roman" w:eastAsia="Times New Roman"/>
+          <w:b w:val="0"/>
+          <w:color w:val="000000"/>
+          <w:sz w:val="24"/>
+          <w:szCs w:val="24"/>
+        </w:rPr>
+        <w:t xml:space="preserve">mock </w:t>
+      </w:r>
+      <w:r>
+        <w:rPr>
+          <w:rFonts w:ascii="Iskoola Pota" w:hAnsi="Iskoola Pota" w:cs="Iskoola Pota" w:eastAsia="Iskoola Pota"/>
+          <w:b w:val="0"/>
+          <w:color w:val="000000"/>
+          <w:sz w:val="24"/>
+          <w:szCs w:val="24"/>
+        </w:rPr>
+        <w:t xml:space="preserve">කර නිර්ණයාත්මක පරීක්ෂණ ප්‍රතිදානය සපයයි; නියමු පෙළ </w:t>
+      </w:r>
+      <w:r>
+        <w:rPr>
+          <w:rFonts w:ascii="Times New Roman" w:hAnsi="Times New Roman" w:cs="Times New Roman" w:eastAsia="Times New Roman"/>
+          <w:b w:val="0"/>
+          <w:color w:val="000000"/>
+          <w:sz w:val="24"/>
+          <w:szCs w:val="24"/>
+        </w:rPr>
+        <w:t xml:space="preserve">fixtures </w:t>
+      </w:r>
+      <w:r>
+        <w:rPr>
+          <w:rFonts w:ascii="Iskoola Pota" w:hAnsi="Iskoola Pota" w:cs="Iskoola Pota" w:eastAsia="Iskoola Pota"/>
+          <w:b w:val="0"/>
+          <w:color w:val="000000"/>
+          <w:sz w:val="24"/>
+          <w:szCs w:val="24"/>
+        </w:rPr>
+        <w:t xml:space="preserve">දන්නා </w:t>
+      </w:r>
+      <w:r>
+        <w:rPr>
+          <w:rFonts w:ascii="Times New Roman" w:hAnsi="Times New Roman" w:cs="Times New Roman" w:eastAsia="Times New Roman"/>
+          <w:b w:val="0"/>
+          <w:color w:val="000000"/>
+          <w:sz w:val="24"/>
+          <w:szCs w:val="24"/>
+        </w:rPr>
+        <w:t xml:space="preserve">entities </w:t>
+      </w:r>
+      <w:r>
+        <w:rPr>
+          <w:rFonts w:ascii="Iskoola Pota" w:hAnsi="Iskoola Pota" w:cs="Iskoola Pota" w:eastAsia="Iskoola Pota"/>
+          <w:b w:val="0"/>
+          <w:color w:val="000000"/>
+          <w:sz w:val="24"/>
+          <w:szCs w:val="24"/>
+        </w:rPr>
+        <w:t xml:space="preserve">සහිත පෙළ සපයයි. </w:t>
+      </w:r>
+      <w:r>
+        <w:rPr>
+          <w:rFonts w:ascii="Times New Roman" w:hAnsi="Times New Roman" w:cs="Times New Roman" w:eastAsia="Times New Roman"/>
+          <w:b w:val="0"/>
+          <w:color w:val="000000"/>
+          <w:sz w:val="24"/>
+          <w:szCs w:val="24"/>
+        </w:rPr>
+        <w:t xml:space="preserve">Fixtures </w:t>
+      </w:r>
+      <w:r>
+        <w:rPr>
+          <w:rFonts w:ascii="Iskoola Pota" w:hAnsi="Iskoola Pota" w:cs="Iskoola Pota" w:eastAsia="Iskoola Pota"/>
+          <w:b w:val="0"/>
+          <w:color w:val="000000"/>
+          <w:sz w:val="24"/>
+          <w:szCs w:val="24"/>
+        </w:rPr>
+        <w:t xml:space="preserve">සහ </w:t>
+      </w:r>
+      <w:r>
+        <w:rPr>
+          <w:rFonts w:ascii="Times New Roman" w:hAnsi="Times New Roman" w:cs="Times New Roman" w:eastAsia="Times New Roman"/>
+          <w:b w:val="0"/>
+          <w:color w:val="000000"/>
+          <w:sz w:val="24"/>
+          <w:szCs w:val="24"/>
+        </w:rPr>
+        <w:t xml:space="preserve">mocking </w:t>
+      </w:r>
+      <w:r>
+        <w:rPr>
+          <w:rFonts w:ascii="Iskoola Pota" w:hAnsi="Iskoola Pota" w:cs="Iskoola Pota" w:eastAsia="Iskoola Pota"/>
+          <w:b w:val="0"/>
+          <w:color w:val="000000"/>
+          <w:sz w:val="24"/>
+          <w:szCs w:val="24"/>
+        </w:rPr>
+        <w:t>පරීක්ෂණ නැවත නිපදවිය හැකිබව සහ වේගය වැඩි දියුණු කරයි.</w:t>
       </w:r>
     </w:p>
     <w:p>
@@ -13926,163 +13749,53 @@
       </w:pPr>
       <w:r>
         <w:rPr>
-          <w:rFonts w:ascii="Times New Roman" w:hAnsi="Times New Roman" w:cs="Times New Roman" w:eastAsia="Times New Roman"/>
-          <w:b w:val="0"/>
-          <w:color w:val="000000"/>
-          <w:sz w:val="24"/>
-          <w:szCs w:val="24"/>
-        </w:rPr>
-        <w:t xml:space="preserve">NER </w:t>
-      </w:r>
-      <w:r>
-        <w:rPr>
-          <w:rFonts w:ascii="Iskoola Pota" w:hAnsi="Iskoola Pota" w:cs="Iskoola Pota" w:eastAsia="Iskoola Pota"/>
-          <w:b w:val="0"/>
-          <w:color w:val="000000"/>
-          <w:sz w:val="24"/>
-          <w:szCs w:val="24"/>
-        </w:rPr>
-        <w:t xml:space="preserve">පරීක්ෂණ අවස්ථා </w:t>
-      </w:r>
-      <w:r>
-        <w:rPr>
-          <w:rFonts w:ascii="Times New Roman" w:hAnsi="Times New Roman" w:cs="Times New Roman" w:eastAsia="Times New Roman"/>
-          <w:b w:val="0"/>
-          <w:color w:val="000000"/>
-          <w:sz w:val="24"/>
-          <w:szCs w:val="24"/>
-        </w:rPr>
-        <w:t xml:space="preserve">entity </w:t>
-      </w:r>
-      <w:r>
-        <w:rPr>
-          <w:rFonts w:ascii="Iskoola Pota" w:hAnsi="Iskoola Pota" w:cs="Iskoola Pota" w:eastAsia="Iskoola Pota"/>
-          <w:b w:val="0"/>
-          <w:color w:val="000000"/>
-          <w:sz w:val="24"/>
-          <w:szCs w:val="24"/>
-        </w:rPr>
-        <w:t xml:space="preserve">නිස්සාරණ නිරවද්‍යතාව සත්‍යාපනය කරයි: දින </w:t>
-      </w:r>
-      <w:r>
-        <w:rPr>
-          <w:rFonts w:ascii="Times New Roman" w:hAnsi="Times New Roman" w:cs="Times New Roman" w:eastAsia="Times New Roman"/>
-          <w:b w:val="0"/>
-          <w:color w:val="000000"/>
-          <w:sz w:val="24"/>
-          <w:szCs w:val="24"/>
-        </w:rPr>
-        <w:t xml:space="preserve">entity </w:t>
-      </w:r>
-      <w:r>
-        <w:rPr>
-          <w:rFonts w:ascii="Iskoola Pota" w:hAnsi="Iskoola Pota" w:cs="Iskoola Pota" w:eastAsia="Iskoola Pota"/>
-          <w:b w:val="0"/>
-          <w:color w:val="000000"/>
-          <w:sz w:val="24"/>
-          <w:szCs w:val="24"/>
-        </w:rPr>
-        <w:t xml:space="preserve">පරීක්ෂණය (පරීක්ෂණ පෙළෙහි දන්නා දින නිවැරදිව හඳුනා ගැනීම), සංවිධාන </w:t>
-      </w:r>
-      <w:r>
-        <w:rPr>
-          <w:rFonts w:ascii="Times New Roman" w:hAnsi="Times New Roman" w:cs="Times New Roman" w:eastAsia="Times New Roman"/>
-          <w:b w:val="0"/>
-          <w:color w:val="000000"/>
-          <w:sz w:val="24"/>
-          <w:szCs w:val="24"/>
-        </w:rPr>
-        <w:t xml:space="preserve">entity </w:t>
-      </w:r>
-      <w:r>
-        <w:rPr>
-          <w:rFonts w:ascii="Iskoola Pota" w:hAnsi="Iskoola Pota" w:cs="Iskoola Pota" w:eastAsia="Iskoola Pota"/>
-          <w:b w:val="0"/>
-          <w:color w:val="000000"/>
-          <w:sz w:val="24"/>
-          <w:szCs w:val="24"/>
-        </w:rPr>
-        <w:t>පරීක්ෂණය (</w:t>
-      </w:r>
-      <w:r>
-        <w:rPr>
-          <w:rFonts w:ascii="Times New Roman" w:hAnsi="Times New Roman" w:cs="Times New Roman" w:eastAsia="Times New Roman"/>
-          <w:b w:val="0"/>
-          <w:color w:val="000000"/>
-          <w:sz w:val="24"/>
-          <w:szCs w:val="24"/>
-        </w:rPr>
-        <w:t xml:space="preserve">Ministry of Education </w:t>
-      </w:r>
-      <w:r>
-        <w:rPr>
-          <w:rFonts w:ascii="Iskoola Pota" w:hAnsi="Iskoola Pota" w:cs="Iskoola Pota" w:eastAsia="Iskoola Pota"/>
-          <w:b w:val="0"/>
-          <w:color w:val="000000"/>
-          <w:sz w:val="24"/>
-          <w:szCs w:val="24"/>
-        </w:rPr>
-        <w:t xml:space="preserve">වැනි සංවිධාන හඳුනා ගැනීම), නීතිමය </w:t>
-      </w:r>
-      <w:r>
-        <w:rPr>
-          <w:rFonts w:ascii="Times New Roman" w:hAnsi="Times New Roman" w:cs="Times New Roman" w:eastAsia="Times New Roman"/>
-          <w:b w:val="0"/>
-          <w:color w:val="000000"/>
-          <w:sz w:val="24"/>
-          <w:szCs w:val="24"/>
-        </w:rPr>
-        <w:t xml:space="preserve">entity </w:t>
-      </w:r>
-      <w:r>
-        <w:rPr>
-          <w:rFonts w:ascii="Iskoola Pota" w:hAnsi="Iskoola Pota" w:cs="Iskoola Pota" w:eastAsia="Iskoola Pota"/>
-          <w:b w:val="0"/>
-          <w:color w:val="000000"/>
-          <w:sz w:val="24"/>
-          <w:szCs w:val="24"/>
-        </w:rPr>
-        <w:t xml:space="preserve">පරීක්ෂණය සහ අභිරුචි රටා පරීක්ෂණය. </w:t>
-      </w:r>
-      <w:r>
-        <w:rPr>
-          <w:rFonts w:ascii="Times New Roman" w:hAnsi="Times New Roman" w:cs="Times New Roman" w:eastAsia="Times New Roman"/>
-          <w:b w:val="0"/>
-          <w:color w:val="000000"/>
-          <w:sz w:val="24"/>
-          <w:szCs w:val="24"/>
-        </w:rPr>
-        <w:t xml:space="preserve">NER </w:t>
-      </w:r>
-      <w:r>
-        <w:rPr>
-          <w:rFonts w:ascii="Iskoola Pota" w:hAnsi="Iskoola Pota" w:cs="Iskoola Pota" w:eastAsia="Iskoola Pota"/>
-          <w:b w:val="0"/>
-          <w:color w:val="000000"/>
-          <w:sz w:val="24"/>
-          <w:szCs w:val="24"/>
-        </w:rPr>
-        <w:t xml:space="preserve">පරීක්ෂණ </w:t>
-      </w:r>
-      <w:r>
-        <w:rPr>
-          <w:rFonts w:ascii="Times New Roman" w:hAnsi="Times New Roman" w:cs="Times New Roman" w:eastAsia="Times New Roman"/>
-          <w:b w:val="0"/>
-          <w:color w:val="000000"/>
-          <w:sz w:val="24"/>
-          <w:szCs w:val="24"/>
-        </w:rPr>
-        <w:t xml:space="preserve">entity pipeline </w:t>
-      </w:r>
-      <w:r>
-        <w:rPr>
-          <w:rFonts w:ascii="Iskoola Pota" w:hAnsi="Iskoola Pota" w:cs="Iskoola Pota" w:eastAsia="Iskoola Pota"/>
-          <w:b w:val="0"/>
-          <w:color w:val="000000"/>
-          <w:sz w:val="24"/>
-          <w:szCs w:val="24"/>
-        </w:rPr>
-        <w:t>නිවැරදිබව තහවුරු කරයි.</w:t>
+          <w:rFonts w:ascii="Iskoola Pota" w:hAnsi="Iskoola Pota" w:cs="Iskoola Pota" w:eastAsia="Iskoola Pota"/>
+          <w:b w:val="0"/>
+          <w:color w:val="000000"/>
+          <w:sz w:val="24"/>
+          <w:szCs w:val="24"/>
+        </w:rPr>
+        <w:t xml:space="preserve">පරීක්ෂණ නඩත්තු උපාය: පරීක්ෂණ නිෂ්පාදන කේතය සමඟ </w:t>
+      </w:r>
+      <w:r>
+        <w:rPr>
+          <w:rFonts w:ascii="Times New Roman" w:hAnsi="Times New Roman" w:cs="Times New Roman" w:eastAsia="Times New Roman"/>
+          <w:b w:val="0"/>
+          <w:color w:val="000000"/>
+          <w:sz w:val="24"/>
+          <w:szCs w:val="24"/>
+        </w:rPr>
+        <w:t xml:space="preserve">repository </w:t>
+      </w:r>
+      <w:r>
+        <w:rPr>
+          <w:rFonts w:ascii="Iskoola Pota" w:hAnsi="Iskoola Pota" w:cs="Iskoola Pota" w:eastAsia="Iskoola Pota"/>
+          <w:b w:val="0"/>
+          <w:color w:val="000000"/>
+          <w:sz w:val="24"/>
+          <w:szCs w:val="24"/>
+        </w:rPr>
+        <w:t xml:space="preserve">එකේ අනුවාද-පාලිතය. නව විශේෂාංග සංවර්ධනයේදී අනුරූප පරීක්ෂණ අවස්ථාව ලියයි (පරීක්ෂණ-පාදක සංවර්ධන පරිචය). </w:t>
+      </w:r>
+      <w:r>
+        <w:rPr>
+          <w:rFonts w:ascii="Times New Roman" w:hAnsi="Times New Roman" w:cs="Times New Roman" w:eastAsia="Times New Roman"/>
+          <w:b w:val="0"/>
+          <w:color w:val="000000"/>
+          <w:sz w:val="24"/>
+          <w:szCs w:val="24"/>
+        </w:rPr>
+        <w:t xml:space="preserve">Refactoring </w:t>
+      </w:r>
+      <w:r>
+        <w:rPr>
+          <w:rFonts w:ascii="Iskoola Pota" w:hAnsi="Iskoola Pota" w:cs="Iskoola Pota" w:eastAsia="Iskoola Pota"/>
+          <w:b w:val="0"/>
+          <w:color w:val="000000"/>
+          <w:sz w:val="24"/>
+          <w:szCs w:val="24"/>
+        </w:rPr>
+        <w:t>වලදී පරීක්ෂණ යාවත්කාලීන කර සමත් තත්ත්වය පවත්වා ගනියි. පරීක්ෂණ නඩත්තුව දිගුකාලීන ගුණාත්මකභාවයට අත්‍යවශ්‍යය.</w:t>
       </w:r>
     </w:p>
     <w:p>
@@ -14091,103 +13804,93 @@
       </w:pPr>
       <w:r>
         <w:rPr>
-          <w:rFonts w:ascii="Times New Roman" w:hAnsi="Times New Roman" w:cs="Times New Roman" w:eastAsia="Times New Roman"/>
-          <w:b w:val="0"/>
-          <w:color w:val="000000"/>
-          <w:sz w:val="24"/>
-          <w:szCs w:val="24"/>
-        </w:rPr>
-        <w:t xml:space="preserve">Backend </w:t>
-      </w:r>
-      <w:r>
-        <w:rPr>
-          <w:rFonts w:ascii="Iskoola Pota" w:hAnsi="Iskoola Pota" w:cs="Iskoola Pota" w:eastAsia="Iskoola Pota"/>
-          <w:b w:val="0"/>
-          <w:color w:val="000000"/>
-          <w:sz w:val="24"/>
-          <w:szCs w:val="24"/>
-        </w:rPr>
-        <w:t xml:space="preserve">පරීක්ෂණ කට්ටලය අවස්ථා 13ක් ආවරණය කරයි: සත්‍යාපන පරීක්ෂණ (ලියාපදිංචිය, </w:t>
-      </w:r>
-      <w:r>
-        <w:rPr>
-          <w:rFonts w:ascii="Times New Roman" w:hAnsi="Times New Roman" w:cs="Times New Roman" w:eastAsia="Times New Roman"/>
-          <w:b w:val="0"/>
-          <w:color w:val="000000"/>
-          <w:sz w:val="24"/>
-          <w:szCs w:val="24"/>
-        </w:rPr>
-        <w:t xml:space="preserve">login, JWT </w:t>
-      </w:r>
-      <w:r>
-        <w:rPr>
-          <w:rFonts w:ascii="Iskoola Pota" w:hAnsi="Iskoola Pota" w:cs="Iskoola Pota" w:eastAsia="Iskoola Pota"/>
-          <w:b w:val="0"/>
-          <w:color w:val="000000"/>
-          <w:sz w:val="24"/>
-          <w:szCs w:val="24"/>
-        </w:rPr>
-        <w:t xml:space="preserve">ටෝකන් වලංගුකරණය, ආරක්ෂිත මාර්ග ප්‍රවේශය), චක්‍රලේඛ </w:t>
-      </w:r>
-      <w:r>
-        <w:rPr>
-          <w:rFonts w:ascii="Times New Roman" w:hAnsi="Times New Roman" w:cs="Times New Roman" w:eastAsia="Times New Roman"/>
-          <w:b w:val="0"/>
-          <w:color w:val="000000"/>
-          <w:sz w:val="24"/>
-          <w:szCs w:val="24"/>
-        </w:rPr>
-        <w:t xml:space="preserve">CRUD </w:t>
-      </w:r>
-      <w:r>
-        <w:rPr>
-          <w:rFonts w:ascii="Iskoola Pota" w:hAnsi="Iskoola Pota" w:cs="Iskoola Pota" w:eastAsia="Iskoola Pota"/>
-          <w:b w:val="0"/>
-          <w:color w:val="000000"/>
-          <w:sz w:val="24"/>
-          <w:szCs w:val="24"/>
-        </w:rPr>
-        <w:t xml:space="preserve">පරීක්ෂණ (නිර්මාණය, කියවීම, යාවත්කාලීන, මකා දැමීම), ගොනු උඩුගත පරීක්ෂණ සහ සැකසුම් </w:t>
-      </w:r>
-      <w:r>
-        <w:rPr>
-          <w:rFonts w:ascii="Times New Roman" w:hAnsi="Times New Roman" w:cs="Times New Roman" w:eastAsia="Times New Roman"/>
-          <w:b w:val="0"/>
-          <w:color w:val="000000"/>
-          <w:sz w:val="24"/>
-          <w:szCs w:val="24"/>
-        </w:rPr>
-        <w:t xml:space="preserve">endpoint </w:t>
-      </w:r>
-      <w:r>
-        <w:rPr>
-          <w:rFonts w:ascii="Iskoola Pota" w:hAnsi="Iskoola Pota" w:cs="Iskoola Pota" w:eastAsia="Iskoola Pota"/>
-          <w:b w:val="0"/>
-          <w:color w:val="000000"/>
-          <w:sz w:val="24"/>
-          <w:szCs w:val="24"/>
-        </w:rPr>
-        <w:t xml:space="preserve">පරීක්ෂණ. </w:t>
-      </w:r>
-      <w:r>
-        <w:rPr>
-          <w:rFonts w:ascii="Times New Roman" w:hAnsi="Times New Roman" w:cs="Times New Roman" w:eastAsia="Times New Roman"/>
-          <w:b w:val="0"/>
-          <w:color w:val="000000"/>
-          <w:sz w:val="24"/>
-          <w:szCs w:val="24"/>
-        </w:rPr>
-        <w:t xml:space="preserve">Backend </w:t>
-      </w:r>
-      <w:r>
-        <w:rPr>
-          <w:rFonts w:ascii="Iskoola Pota" w:hAnsi="Iskoola Pota" w:cs="Iskoola Pota" w:eastAsia="Iskoola Pota"/>
-          <w:b w:val="0"/>
-          <w:color w:val="000000"/>
-          <w:sz w:val="24"/>
-          <w:szCs w:val="24"/>
-        </w:rPr>
-        <w:t xml:space="preserve">පරීක්ෂණ </w:t>
+          <w:rFonts w:ascii="Iskoola Pota" w:hAnsi="Iskoola Pota" w:cs="Iskoola Pota" w:eastAsia="Iskoola Pota"/>
+          <w:b w:val="0"/>
+          <w:color w:val="000000"/>
+          <w:sz w:val="24"/>
+          <w:szCs w:val="24"/>
+        </w:rPr>
+        <w:t xml:space="preserve">ස්වයංක්‍රීය පරීක්ෂණ සාධක සාරාංශය: 91 </w:t>
+      </w:r>
+      <w:r>
+        <w:rPr>
+          <w:rFonts w:ascii="Times New Roman" w:hAnsi="Times New Roman" w:cs="Times New Roman" w:eastAsia="Times New Roman"/>
+          <w:b w:val="0"/>
+          <w:color w:val="000000"/>
+          <w:sz w:val="24"/>
+          <w:szCs w:val="24"/>
+        </w:rPr>
+        <w:t xml:space="preserve">pytest </w:t>
+      </w:r>
+      <w:r>
+        <w:rPr>
+          <w:rFonts w:ascii="Iskoola Pota" w:hAnsi="Iskoola Pota" w:cs="Iskoola Pota" w:eastAsia="Iskoola Pota"/>
+          <w:b w:val="0"/>
+          <w:color w:val="000000"/>
+          <w:sz w:val="24"/>
+          <w:szCs w:val="24"/>
+        </w:rPr>
+        <w:t xml:space="preserve">සහ </w:t>
+      </w:r>
+      <w:r>
+        <w:rPr>
+          <w:rFonts w:ascii="Times New Roman" w:hAnsi="Times New Roman" w:cs="Times New Roman" w:eastAsia="Times New Roman"/>
+          <w:b w:val="0"/>
+          <w:color w:val="000000"/>
+          <w:sz w:val="24"/>
+          <w:szCs w:val="24"/>
+        </w:rPr>
+        <w:t xml:space="preserve">backend </w:t>
+      </w:r>
+      <w:r>
+        <w:rPr>
+          <w:rFonts w:ascii="Iskoola Pota" w:hAnsi="Iskoola Pota" w:cs="Iskoola Pota" w:eastAsia="Iskoola Pota"/>
+          <w:b w:val="0"/>
+          <w:color w:val="000000"/>
+          <w:sz w:val="24"/>
+          <w:szCs w:val="24"/>
+        </w:rPr>
+        <w:t xml:space="preserve">පරීක්ෂණ 13ක් එකතුවට ස්වයංක්‍රීය පරීක්ෂණ 104ක් සම්පූර්ණ පද්ධති සත්‍යාපනය සපයයි. පරීක්ෂණ ප්‍රතිඵල තක්සේරු සාධකයකි: </w:t>
+      </w:r>
+      <w:r>
+        <w:rPr>
+          <w:rFonts w:ascii="Times New Roman" w:hAnsi="Times New Roman" w:cs="Times New Roman" w:eastAsia="Times New Roman"/>
+          <w:b w:val="0"/>
+          <w:color w:val="000000"/>
+          <w:sz w:val="24"/>
+          <w:szCs w:val="24"/>
+        </w:rPr>
+        <w:t xml:space="preserve">guardrails </w:t>
+      </w:r>
+      <w:r>
+        <w:rPr>
+          <w:rFonts w:ascii="Iskoola Pota" w:hAnsi="Iskoola Pota" w:cs="Iskoola Pota" w:eastAsia="Iskoola Pota"/>
+          <w:b w:val="0"/>
+          <w:color w:val="000000"/>
+          <w:sz w:val="24"/>
+          <w:szCs w:val="24"/>
+        </w:rPr>
+        <w:t xml:space="preserve">සත්‍යාපනය කර ඇත, </w:t>
+      </w:r>
+      <w:r>
+        <w:rPr>
+          <w:rFonts w:ascii="Times New Roman" w:hAnsi="Times New Roman" w:cs="Times New Roman" w:eastAsia="Times New Roman"/>
+          <w:b w:val="0"/>
+          <w:color w:val="000000"/>
+          <w:sz w:val="24"/>
+          <w:szCs w:val="24"/>
+        </w:rPr>
+        <w:t xml:space="preserve">NER </w:t>
+      </w:r>
+      <w:r>
+        <w:rPr>
+          <w:rFonts w:ascii="Iskoola Pota" w:hAnsi="Iskoola Pota" w:cs="Iskoola Pota" w:eastAsia="Iskoola Pota"/>
+          <w:b w:val="0"/>
+          <w:color w:val="000000"/>
+          <w:sz w:val="24"/>
+          <w:szCs w:val="24"/>
+        </w:rPr>
+        <w:t xml:space="preserve">නිවැරදිය, </w:t>
       </w:r>
       <w:r>
         <w:rPr>
@@ -14207,7 +13910,7 @@
           <w:sz w:val="24"/>
           <w:szCs w:val="24"/>
         </w:rPr>
-        <w:t>ගිවිසුම් අනුකූලතාව සහතික කරයි.</w:t>
+        <w:t>ගිවිසුම් පවත්වා ගෙන ඇත. ස්වයංක්‍රීය පරීක්ෂණ ගණන ගුණාත්මකභාව කැපවීම පෙන්වයි.</w:t>
       </w:r>
     </w:p>
     <w:p>
@@ -14222,167 +13925,107 @@
           <w:sz w:val="24"/>
           <w:szCs w:val="24"/>
         </w:rPr>
-        <w:t xml:space="preserve">පරීක්ෂණ ක්‍රියාත්මක කිරීම: </w:t>
-      </w:r>
-      <w:r>
-        <w:rPr>
-          <w:rFonts w:ascii="Times New Roman" w:hAnsi="Times New Roman" w:cs="Times New Roman" w:eastAsia="Times New Roman"/>
-          <w:b w:val="0"/>
-          <w:color w:val="000000"/>
-          <w:sz w:val="24"/>
-          <w:szCs w:val="24"/>
-        </w:rPr>
-        <w:t xml:space="preserve">AI </w:t>
-      </w:r>
-      <w:r>
-        <w:rPr>
-          <w:rFonts w:ascii="Iskoola Pota" w:hAnsi="Iskoola Pota" w:cs="Iskoola Pota" w:eastAsia="Iskoola Pota"/>
-          <w:b w:val="0"/>
-          <w:color w:val="000000"/>
-          <w:sz w:val="24"/>
-          <w:szCs w:val="24"/>
-        </w:rPr>
-        <w:t xml:space="preserve">සේවා පරීක්ෂණ </w:t>
-      </w:r>
-      <w:r>
-        <w:rPr>
-          <w:rFonts w:ascii="Times New Roman" w:hAnsi="Times New Roman" w:cs="Times New Roman" w:eastAsia="Times New Roman"/>
-          <w:b w:val="0"/>
-          <w:color w:val="000000"/>
-          <w:sz w:val="24"/>
-          <w:szCs w:val="24"/>
-        </w:rPr>
-        <w:t xml:space="preserve">pytest </w:t>
-      </w:r>
-      <w:r>
-        <w:rPr>
-          <w:rFonts w:ascii="Iskoola Pota" w:hAnsi="Iskoola Pota" w:cs="Iskoola Pota" w:eastAsia="Iskoola Pota"/>
-          <w:b w:val="0"/>
-          <w:color w:val="000000"/>
-          <w:sz w:val="24"/>
-          <w:szCs w:val="24"/>
-        </w:rPr>
-        <w:t xml:space="preserve">විධානයෙන් </w:t>
-      </w:r>
-      <w:r>
-        <w:rPr>
-          <w:rFonts w:ascii="Times New Roman" w:hAnsi="Times New Roman" w:cs="Times New Roman" w:eastAsia="Times New Roman"/>
-          <w:b w:val="0"/>
-          <w:color w:val="000000"/>
-          <w:sz w:val="24"/>
-          <w:szCs w:val="24"/>
-        </w:rPr>
-        <w:t xml:space="preserve">Python </w:t>
-      </w:r>
-      <w:r>
-        <w:rPr>
-          <w:rFonts w:ascii="Iskoola Pota" w:hAnsi="Iskoola Pota" w:cs="Iskoola Pota" w:eastAsia="Iskoola Pota"/>
-          <w:b w:val="0"/>
-          <w:color w:val="000000"/>
-          <w:sz w:val="24"/>
-          <w:szCs w:val="24"/>
-        </w:rPr>
-        <w:t xml:space="preserve">අතථ්‍ය පරිසරයේ ධාවනය වේ; </w:t>
-      </w:r>
-      <w:r>
-        <w:rPr>
-          <w:rFonts w:ascii="Times New Roman" w:hAnsi="Times New Roman" w:cs="Times New Roman" w:eastAsia="Times New Roman"/>
-          <w:b w:val="0"/>
-          <w:color w:val="000000"/>
-          <w:sz w:val="24"/>
-          <w:szCs w:val="24"/>
-        </w:rPr>
-        <w:t xml:space="preserve">backend </w:t>
-      </w:r>
-      <w:r>
-        <w:rPr>
-          <w:rFonts w:ascii="Iskoola Pota" w:hAnsi="Iskoola Pota" w:cs="Iskoola Pota" w:eastAsia="Iskoola Pota"/>
-          <w:b w:val="0"/>
-          <w:color w:val="000000"/>
-          <w:sz w:val="24"/>
-          <w:szCs w:val="24"/>
-        </w:rPr>
-        <w:t xml:space="preserve">පරීක්ෂණ </w:t>
-      </w:r>
-      <w:r>
-        <w:rPr>
-          <w:rFonts w:ascii="Times New Roman" w:hAnsi="Times New Roman" w:cs="Times New Roman" w:eastAsia="Times New Roman"/>
-          <w:b w:val="0"/>
-          <w:color w:val="000000"/>
-          <w:sz w:val="24"/>
-          <w:szCs w:val="24"/>
-        </w:rPr>
-        <w:t xml:space="preserve">npm test </w:t>
-      </w:r>
-      <w:r>
-        <w:rPr>
-          <w:rFonts w:ascii="Iskoola Pota" w:hAnsi="Iskoola Pota" w:cs="Iskoola Pota" w:eastAsia="Iskoola Pota"/>
-          <w:b w:val="0"/>
-          <w:color w:val="000000"/>
-          <w:sz w:val="24"/>
-          <w:szCs w:val="24"/>
-        </w:rPr>
-        <w:t xml:space="preserve">විධානයෙන් </w:t>
-      </w:r>
-      <w:r>
-        <w:rPr>
-          <w:rFonts w:ascii="Times New Roman" w:hAnsi="Times New Roman" w:cs="Times New Roman" w:eastAsia="Times New Roman"/>
-          <w:b w:val="0"/>
-          <w:color w:val="000000"/>
-          <w:sz w:val="24"/>
-          <w:szCs w:val="24"/>
-        </w:rPr>
-        <w:t xml:space="preserve">Jest </w:t>
-      </w:r>
-      <w:r>
-        <w:rPr>
-          <w:rFonts w:ascii="Iskoola Pota" w:hAnsi="Iskoola Pota" w:cs="Iskoola Pota" w:eastAsia="Iskoola Pota"/>
-          <w:b w:val="0"/>
-          <w:color w:val="000000"/>
-          <w:sz w:val="24"/>
-          <w:szCs w:val="24"/>
-        </w:rPr>
-        <w:t xml:space="preserve">රාමුවේ ධාවනය වේ; </w:t>
-      </w:r>
-      <w:r>
-        <w:rPr>
-          <w:rFonts w:ascii="Times New Roman" w:hAnsi="Times New Roman" w:cs="Times New Roman" w:eastAsia="Times New Roman"/>
-          <w:b w:val="0"/>
-          <w:color w:val="000000"/>
-          <w:sz w:val="24"/>
-          <w:szCs w:val="24"/>
-        </w:rPr>
-        <w:t xml:space="preserve">CI pipeline </w:t>
-      </w:r>
-      <w:r>
-        <w:rPr>
-          <w:rFonts w:ascii="Iskoola Pota" w:hAnsi="Iskoola Pota" w:cs="Iskoola Pota" w:eastAsia="Iskoola Pota"/>
-          <w:b w:val="0"/>
-          <w:color w:val="000000"/>
-          <w:sz w:val="24"/>
-          <w:szCs w:val="24"/>
-        </w:rPr>
-        <w:t xml:space="preserve">එක දෙකම </w:t>
-      </w:r>
-      <w:r>
-        <w:rPr>
-          <w:rFonts w:ascii="Times New Roman" w:hAnsi="Times New Roman" w:cs="Times New Roman" w:eastAsia="Times New Roman"/>
-          <w:b w:val="0"/>
-          <w:color w:val="000000"/>
-          <w:sz w:val="24"/>
-          <w:szCs w:val="24"/>
-        </w:rPr>
-        <w:t xml:space="preserve">pull request </w:t>
-      </w:r>
-      <w:r>
-        <w:rPr>
-          <w:rFonts w:ascii="Iskoola Pota" w:hAnsi="Iskoola Pota" w:cs="Iskoola Pota" w:eastAsia="Iskoola Pota"/>
-          <w:b w:val="0"/>
-          <w:color w:val="000000"/>
-          <w:sz w:val="24"/>
-          <w:szCs w:val="24"/>
-        </w:rPr>
-        <w:t>එකකදී ක්‍රියාත්මක කරයි. පරීක්ෂණ ක්‍රියාත්මක කිරීම සංවර්ධන කාර්යප්‍රවාහයට ඒකාබද්ධ වේ.</w:t>
+        <w:t>පරීක්ෂණ-පාදක සංවර්ධනය (</w:t>
+      </w:r>
+      <w:r>
+        <w:rPr>
+          <w:rFonts w:ascii="Times New Roman" w:hAnsi="Times New Roman" w:cs="Times New Roman" w:eastAsia="Times New Roman"/>
+          <w:b w:val="0"/>
+          <w:color w:val="000000"/>
+          <w:sz w:val="24"/>
+          <w:szCs w:val="24"/>
+        </w:rPr>
+        <w:t xml:space="preserve">TDD) </w:t>
+      </w:r>
+      <w:r>
+        <w:rPr>
+          <w:rFonts w:ascii="Iskoola Pota" w:hAnsi="Iskoola Pota" w:cs="Iskoola Pota" w:eastAsia="Iskoola Pota"/>
+          <w:b w:val="0"/>
+          <w:color w:val="000000"/>
+          <w:sz w:val="24"/>
+          <w:szCs w:val="24"/>
+        </w:rPr>
+        <w:t xml:space="preserve">අර්ධ අනුග්‍රහණය: </w:t>
+      </w:r>
+      <w:r>
+        <w:rPr>
+          <w:rFonts w:ascii="Times New Roman" w:hAnsi="Times New Roman" w:cs="Times New Roman" w:eastAsia="Times New Roman"/>
+          <w:b w:val="0"/>
+          <w:color w:val="000000"/>
+          <w:sz w:val="24"/>
+          <w:szCs w:val="24"/>
+        </w:rPr>
+        <w:t xml:space="preserve">guardrail </w:t>
+      </w:r>
+      <w:r>
+        <w:rPr>
+          <w:rFonts w:ascii="Iskoola Pota" w:hAnsi="Iskoola Pota" w:cs="Iskoola Pota" w:eastAsia="Iskoola Pota"/>
+          <w:b w:val="0"/>
+          <w:color w:val="000000"/>
+          <w:sz w:val="24"/>
+          <w:szCs w:val="24"/>
+        </w:rPr>
+        <w:t xml:space="preserve">ශ්‍රිත </w:t>
+      </w:r>
+      <w:r>
+        <w:rPr>
+          <w:rFonts w:ascii="Times New Roman" w:hAnsi="Times New Roman" w:cs="Times New Roman" w:eastAsia="Times New Roman"/>
+          <w:b w:val="0"/>
+          <w:color w:val="000000"/>
+          <w:sz w:val="24"/>
+          <w:szCs w:val="24"/>
+        </w:rPr>
+        <w:t xml:space="preserve">TDD </w:t>
+      </w:r>
+      <w:r>
+        <w:rPr>
+          <w:rFonts w:ascii="Iskoola Pota" w:hAnsi="Iskoola Pota" w:cs="Iskoola Pota" w:eastAsia="Iskoola Pota"/>
+          <w:b w:val="0"/>
+          <w:color w:val="000000"/>
+          <w:sz w:val="24"/>
+          <w:szCs w:val="24"/>
+        </w:rPr>
+        <w:t xml:space="preserve">ප්‍රවේශය අනුගමනය කළේය (පළමුව පරීක්ෂණ ලිවීම, පසුව ක්‍රියාත්මක කිරීම); අනෙකුත් සංරචක ක්‍රියාත්මක-කිරීම-පළමු පරීක්ෂණය. </w:t>
+      </w:r>
+      <w:r>
+        <w:rPr>
+          <w:rFonts w:ascii="Times New Roman" w:hAnsi="Times New Roman" w:cs="Times New Roman" w:eastAsia="Times New Roman"/>
+          <w:b w:val="0"/>
+          <w:color w:val="000000"/>
+          <w:sz w:val="24"/>
+          <w:szCs w:val="24"/>
+        </w:rPr>
+        <w:t xml:space="preserve">TDD guardrail </w:t>
+      </w:r>
+      <w:r>
+        <w:rPr>
+          <w:rFonts w:ascii="Iskoola Pota" w:hAnsi="Iskoola Pota" w:cs="Iskoola Pota" w:eastAsia="Iskoola Pota"/>
+          <w:b w:val="0"/>
+          <w:color w:val="000000"/>
+          <w:sz w:val="24"/>
+          <w:szCs w:val="24"/>
+        </w:rPr>
+        <w:t xml:space="preserve">සංවර්ධනයට විශේෂයෙන් ඵලදායී විය: අපේක්ෂිත හැසිරීම පැහැදිලිව නිර්වචනය විය. අර්ධ </w:t>
+      </w:r>
+      <w:r>
+        <w:rPr>
+          <w:rFonts w:ascii="Times New Roman" w:hAnsi="Times New Roman" w:cs="Times New Roman" w:eastAsia="Times New Roman"/>
+          <w:b w:val="0"/>
+          <w:color w:val="000000"/>
+          <w:sz w:val="24"/>
+          <w:szCs w:val="24"/>
+        </w:rPr>
+        <w:t xml:space="preserve">TDD </w:t>
+      </w:r>
+      <w:r>
+        <w:rPr>
+          <w:rFonts w:ascii="Iskoola Pota" w:hAnsi="Iskoola Pota" w:cs="Iskoola Pota" w:eastAsia="Iskoola Pota"/>
+          <w:b w:val="0"/>
+          <w:color w:val="000000"/>
+          <w:sz w:val="24"/>
+          <w:szCs w:val="24"/>
+        </w:rPr>
+        <w:t>ප්‍රායෝගික සමතුලිතතාවකි.</w:t>
       </w:r>
     </w:p>
     <w:p>
@@ -14397,67 +14040,127 @@
           <w:sz w:val="24"/>
           <w:szCs w:val="24"/>
         </w:rPr>
-        <w:t xml:space="preserve">පරීක්ෂණ ආවරණ විශ්ලේෂණය: </w:t>
-      </w:r>
-      <w:r>
-        <w:rPr>
-          <w:rFonts w:ascii="Times New Roman" w:hAnsi="Times New Roman" w:cs="Times New Roman" w:eastAsia="Times New Roman"/>
-          <w:b w:val="0"/>
-          <w:color w:val="000000"/>
-          <w:sz w:val="24"/>
-          <w:szCs w:val="24"/>
-        </w:rPr>
-        <w:t xml:space="preserve">AI </w:t>
-      </w:r>
-      <w:r>
-        <w:rPr>
-          <w:rFonts w:ascii="Iskoola Pota" w:hAnsi="Iskoola Pota" w:cs="Iskoola Pota" w:eastAsia="Iskoola Pota"/>
-          <w:b w:val="0"/>
-          <w:color w:val="000000"/>
-          <w:sz w:val="24"/>
-          <w:szCs w:val="24"/>
-        </w:rPr>
-        <w:t>සේවාවේ තීරණාත්මක මාර්ග හොඳින් ආවරණය වේ (</w:t>
-      </w:r>
-      <w:r>
-        <w:rPr>
-          <w:rFonts w:ascii="Times New Roman" w:hAnsi="Times New Roman" w:cs="Times New Roman" w:eastAsia="Times New Roman"/>
-          <w:b w:val="0"/>
-          <w:color w:val="000000"/>
-          <w:sz w:val="24"/>
-          <w:szCs w:val="24"/>
-        </w:rPr>
-        <w:t xml:space="preserve">NER, guardrails); </w:t>
-      </w:r>
-      <w:r>
-        <w:rPr>
-          <w:rFonts w:ascii="Iskoola Pota" w:hAnsi="Iskoola Pota" w:cs="Iskoola Pota" w:eastAsia="Iskoola Pota"/>
-          <w:b w:val="0"/>
-          <w:color w:val="000000"/>
-          <w:sz w:val="24"/>
-          <w:szCs w:val="24"/>
-        </w:rPr>
-        <w:t xml:space="preserve">නිස්සාරණ ආන්තික අවස්ථා අර්ධ වශයෙන් ආවරණය වේ (අසාමාන්‍ය </w:t>
-      </w:r>
-      <w:r>
-        <w:rPr>
-          <w:rFonts w:ascii="Times New Roman" w:hAnsi="Times New Roman" w:cs="Times New Roman" w:eastAsia="Times New Roman"/>
-          <w:b w:val="0"/>
-          <w:color w:val="000000"/>
-          <w:sz w:val="24"/>
-          <w:szCs w:val="24"/>
-        </w:rPr>
-        <w:t xml:space="preserve">PDF </w:t>
-      </w:r>
-      <w:r>
-        <w:rPr>
-          <w:rFonts w:ascii="Iskoola Pota" w:hAnsi="Iskoola Pota" w:cs="Iskoola Pota" w:eastAsia="Iskoola Pota"/>
-          <w:b w:val="0"/>
-          <w:color w:val="000000"/>
-          <w:sz w:val="24"/>
-          <w:szCs w:val="24"/>
-        </w:rPr>
-        <w:t>ආකෘති, අන්ත ලේඛන දිග); ඒකාබද්ධ පරීක්ෂණ සීමිතය. ආවරණ විශ්ලේෂණය අනාගත පරීක්ෂණ ප්‍රමුඛතාකරණයට මග පෙන්වයි.</w:t>
+        <w:t xml:space="preserve">අඛණ්ඩ ඒකාබද්ධ කිරීමේ පරීක්ෂණ ක්‍රියාත්මක කිරීම: </w:t>
+      </w:r>
+      <w:r>
+        <w:rPr>
+          <w:rFonts w:ascii="Times New Roman" w:hAnsi="Times New Roman" w:cs="Times New Roman" w:eastAsia="Times New Roman"/>
+          <w:b w:val="0"/>
+          <w:color w:val="000000"/>
+          <w:sz w:val="24"/>
+          <w:szCs w:val="24"/>
+        </w:rPr>
+        <w:t xml:space="preserve">GitHub Actions workflow </w:t>
+      </w:r>
+      <w:r>
+        <w:rPr>
+          <w:rFonts w:ascii="Iskoola Pota" w:hAnsi="Iskoola Pota" w:cs="Iskoola Pota" w:eastAsia="Iskoola Pota"/>
+          <w:b w:val="0"/>
+          <w:color w:val="000000"/>
+          <w:sz w:val="24"/>
+          <w:szCs w:val="24"/>
+        </w:rPr>
+        <w:t xml:space="preserve">එක එක් එක් </w:t>
+      </w:r>
+      <w:r>
+        <w:rPr>
+          <w:rFonts w:ascii="Times New Roman" w:hAnsi="Times New Roman" w:cs="Times New Roman" w:eastAsia="Times New Roman"/>
+          <w:b w:val="0"/>
+          <w:color w:val="000000"/>
+          <w:sz w:val="24"/>
+          <w:szCs w:val="24"/>
+        </w:rPr>
+        <w:t xml:space="preserve">push/pull request </w:t>
+      </w:r>
+      <w:r>
+        <w:rPr>
+          <w:rFonts w:ascii="Iskoola Pota" w:hAnsi="Iskoola Pota" w:cs="Iskoola Pota" w:eastAsia="Iskoola Pota"/>
+          <w:b w:val="0"/>
+          <w:color w:val="000000"/>
+          <w:sz w:val="24"/>
+          <w:szCs w:val="24"/>
+        </w:rPr>
+        <w:t xml:space="preserve">එකේදී ස්වයංක්‍රීය පරීක්ෂණ කට්ටලය ධාවනය කරයි. </w:t>
+      </w:r>
+      <w:r>
+        <w:rPr>
+          <w:rFonts w:ascii="Times New Roman" w:hAnsi="Times New Roman" w:cs="Times New Roman" w:eastAsia="Times New Roman"/>
+          <w:b w:val="0"/>
+          <w:color w:val="000000"/>
+          <w:sz w:val="24"/>
+          <w:szCs w:val="24"/>
+        </w:rPr>
+        <w:t xml:space="preserve">CI </w:t>
+      </w:r>
+      <w:r>
+        <w:rPr>
+          <w:rFonts w:ascii="Iskoola Pota" w:hAnsi="Iskoola Pota" w:cs="Iskoola Pota" w:eastAsia="Iskoola Pota"/>
+          <w:b w:val="0"/>
+          <w:color w:val="000000"/>
+          <w:sz w:val="24"/>
+          <w:szCs w:val="24"/>
+        </w:rPr>
+        <w:t xml:space="preserve">කොළ (සියලු පරීක්ෂණ සමත්) </w:t>
+      </w:r>
+      <w:r>
+        <w:rPr>
+          <w:rFonts w:ascii="Times New Roman" w:hAnsi="Times New Roman" w:cs="Times New Roman" w:eastAsia="Times New Roman"/>
+          <w:b w:val="0"/>
+          <w:color w:val="000000"/>
+          <w:sz w:val="24"/>
+          <w:szCs w:val="24"/>
+        </w:rPr>
+        <w:t xml:space="preserve">merge </w:t>
+      </w:r>
+      <w:r>
+        <w:rPr>
+          <w:rFonts w:ascii="Iskoola Pota" w:hAnsi="Iskoola Pota" w:cs="Iskoola Pota" w:eastAsia="Iskoola Pota"/>
+          <w:b w:val="0"/>
+          <w:color w:val="000000"/>
+          <w:sz w:val="24"/>
+          <w:szCs w:val="24"/>
+        </w:rPr>
+        <w:t xml:space="preserve">පූර්ව අවශ්‍යතාවයකි. </w:t>
+      </w:r>
+      <w:r>
+        <w:rPr>
+          <w:rFonts w:ascii="Times New Roman" w:hAnsi="Times New Roman" w:cs="Times New Roman" w:eastAsia="Times New Roman"/>
+          <w:b w:val="0"/>
+          <w:color w:val="000000"/>
+          <w:sz w:val="24"/>
+          <w:szCs w:val="24"/>
+        </w:rPr>
+        <w:t xml:space="preserve">CI </w:t>
+      </w:r>
+      <w:r>
+        <w:rPr>
+          <w:rFonts w:ascii="Iskoola Pota" w:hAnsi="Iskoola Pota" w:cs="Iskoola Pota" w:eastAsia="Iskoola Pota"/>
+          <w:b w:val="0"/>
+          <w:color w:val="000000"/>
+          <w:sz w:val="24"/>
+          <w:szCs w:val="24"/>
+        </w:rPr>
+        <w:t xml:space="preserve">රතු (ඕනෑම පරීක්ෂණයක් අසාර්ථක) වහාම අවධානය අවශ්‍ය කරයි. </w:t>
+      </w:r>
+      <w:r>
+        <w:rPr>
+          <w:rFonts w:ascii="Times New Roman" w:hAnsi="Times New Roman" w:cs="Times New Roman" w:eastAsia="Times New Roman"/>
+          <w:b w:val="0"/>
+          <w:color w:val="000000"/>
+          <w:sz w:val="24"/>
+          <w:szCs w:val="24"/>
+        </w:rPr>
+        <w:t xml:space="preserve">CI </w:t>
+      </w:r>
+      <w:r>
+        <w:rPr>
+          <w:rFonts w:ascii="Iskoola Pota" w:hAnsi="Iskoola Pota" w:cs="Iskoola Pota" w:eastAsia="Iskoola Pota"/>
+          <w:b w:val="0"/>
+          <w:color w:val="000000"/>
+          <w:sz w:val="24"/>
+          <w:szCs w:val="24"/>
+        </w:rPr>
+        <w:t>අඛණ්ඩ ගුණාත්මකභාව ප්‍රතිපෝෂණ ලූපය සපයයි.</w:t>
       </w:r>
     </w:p>
     <w:p>
@@ -14466,183 +14169,53 @@
       </w:pPr>
       <w:r>
         <w:rPr>
-          <w:rFonts w:ascii="Times New Roman" w:hAnsi="Times New Roman" w:cs="Times New Roman" w:eastAsia="Times New Roman"/>
-          <w:b w:val="0"/>
-          <w:color w:val="000000"/>
-          <w:sz w:val="24"/>
-          <w:szCs w:val="24"/>
-        </w:rPr>
-        <w:t xml:space="preserve">Pytest fixtures </w:t>
-      </w:r>
-      <w:r>
-        <w:rPr>
-          <w:rFonts w:ascii="Iskoola Pota" w:hAnsi="Iskoola Pota" w:cs="Iskoola Pota" w:eastAsia="Iskoola Pota"/>
-          <w:b w:val="0"/>
-          <w:color w:val="000000"/>
-          <w:sz w:val="24"/>
-          <w:szCs w:val="24"/>
-        </w:rPr>
-        <w:t xml:space="preserve">සහ </w:t>
-      </w:r>
-      <w:r>
-        <w:rPr>
-          <w:rFonts w:ascii="Times New Roman" w:hAnsi="Times New Roman" w:cs="Times New Roman" w:eastAsia="Times New Roman"/>
-          <w:b w:val="0"/>
-          <w:color w:val="000000"/>
-          <w:sz w:val="24"/>
-          <w:szCs w:val="24"/>
-        </w:rPr>
-        <w:t xml:space="preserve">mocking: test client fixture FastAPI test client </w:t>
-      </w:r>
-      <w:r>
-        <w:rPr>
-          <w:rFonts w:ascii="Iskoola Pota" w:hAnsi="Iskoola Pota" w:cs="Iskoola Pota" w:eastAsia="Iskoola Pota"/>
-          <w:b w:val="0"/>
-          <w:color w:val="000000"/>
-          <w:sz w:val="24"/>
-          <w:szCs w:val="24"/>
-        </w:rPr>
-        <w:t xml:space="preserve">සපයයි; </w:t>
-      </w:r>
-      <w:r>
-        <w:rPr>
-          <w:rFonts w:ascii="Times New Roman" w:hAnsi="Times New Roman" w:cs="Times New Roman" w:eastAsia="Times New Roman"/>
-          <w:b w:val="0"/>
-          <w:color w:val="000000"/>
-          <w:sz w:val="24"/>
-          <w:szCs w:val="24"/>
-        </w:rPr>
-        <w:t xml:space="preserve">mock LLM </w:t>
-      </w:r>
-      <w:r>
-        <w:rPr>
-          <w:rFonts w:ascii="Iskoola Pota" w:hAnsi="Iskoola Pota" w:cs="Iskoola Pota" w:eastAsia="Iskoola Pota"/>
-          <w:b w:val="0"/>
-          <w:color w:val="000000"/>
-          <w:sz w:val="24"/>
-          <w:szCs w:val="24"/>
-        </w:rPr>
-        <w:t xml:space="preserve">ප්‍රතිචාර </w:t>
-      </w:r>
-      <w:r>
-        <w:rPr>
-          <w:rFonts w:ascii="Times New Roman" w:hAnsi="Times New Roman" w:cs="Times New Roman" w:eastAsia="Times New Roman"/>
-          <w:b w:val="0"/>
-          <w:color w:val="000000"/>
-          <w:sz w:val="24"/>
-          <w:szCs w:val="24"/>
-        </w:rPr>
-        <w:t xml:space="preserve">LLM API </w:t>
-      </w:r>
-      <w:r>
-        <w:rPr>
-          <w:rFonts w:ascii="Iskoola Pota" w:hAnsi="Iskoola Pota" w:cs="Iskoola Pota" w:eastAsia="Iskoola Pota"/>
-          <w:b w:val="0"/>
-          <w:color w:val="000000"/>
-          <w:sz w:val="24"/>
-          <w:szCs w:val="24"/>
-        </w:rPr>
-        <w:t xml:space="preserve">ඇමතුම </w:t>
-      </w:r>
-      <w:r>
-        <w:rPr>
-          <w:rFonts w:ascii="Times New Roman" w:hAnsi="Times New Roman" w:cs="Times New Roman" w:eastAsia="Times New Roman"/>
-          <w:b w:val="0"/>
-          <w:color w:val="000000"/>
-          <w:sz w:val="24"/>
-          <w:szCs w:val="24"/>
-        </w:rPr>
-        <w:t xml:space="preserve">mock </w:t>
-      </w:r>
-      <w:r>
-        <w:rPr>
-          <w:rFonts w:ascii="Iskoola Pota" w:hAnsi="Iskoola Pota" w:cs="Iskoola Pota" w:eastAsia="Iskoola Pota"/>
-          <w:b w:val="0"/>
-          <w:color w:val="000000"/>
-          <w:sz w:val="24"/>
-          <w:szCs w:val="24"/>
-        </w:rPr>
-        <w:t xml:space="preserve">කර නිර්ණයාත්මක පරීක්ෂණ ප්‍රතිදානය සපයයි; නියමු පෙළ </w:t>
-      </w:r>
-      <w:r>
-        <w:rPr>
-          <w:rFonts w:ascii="Times New Roman" w:hAnsi="Times New Roman" w:cs="Times New Roman" w:eastAsia="Times New Roman"/>
-          <w:b w:val="0"/>
-          <w:color w:val="000000"/>
-          <w:sz w:val="24"/>
-          <w:szCs w:val="24"/>
-        </w:rPr>
-        <w:t xml:space="preserve">fixtures </w:t>
-      </w:r>
-      <w:r>
-        <w:rPr>
-          <w:rFonts w:ascii="Iskoola Pota" w:hAnsi="Iskoola Pota" w:cs="Iskoola Pota" w:eastAsia="Iskoola Pota"/>
-          <w:b w:val="0"/>
-          <w:color w:val="000000"/>
-          <w:sz w:val="24"/>
-          <w:szCs w:val="24"/>
-        </w:rPr>
-        <w:t xml:space="preserve">දන්නා </w:t>
-      </w:r>
-      <w:r>
-        <w:rPr>
-          <w:rFonts w:ascii="Times New Roman" w:hAnsi="Times New Roman" w:cs="Times New Roman" w:eastAsia="Times New Roman"/>
-          <w:b w:val="0"/>
-          <w:color w:val="000000"/>
-          <w:sz w:val="24"/>
-          <w:szCs w:val="24"/>
-        </w:rPr>
-        <w:t xml:space="preserve">entities </w:t>
-      </w:r>
-      <w:r>
-        <w:rPr>
-          <w:rFonts w:ascii="Iskoola Pota" w:hAnsi="Iskoola Pota" w:cs="Iskoola Pota" w:eastAsia="Iskoola Pota"/>
-          <w:b w:val="0"/>
-          <w:color w:val="000000"/>
-          <w:sz w:val="24"/>
-          <w:szCs w:val="24"/>
-        </w:rPr>
-        <w:t xml:space="preserve">සහිත පෙළ සපයයි. </w:t>
-      </w:r>
-      <w:r>
-        <w:rPr>
-          <w:rFonts w:ascii="Times New Roman" w:hAnsi="Times New Roman" w:cs="Times New Roman" w:eastAsia="Times New Roman"/>
-          <w:b w:val="0"/>
-          <w:color w:val="000000"/>
-          <w:sz w:val="24"/>
-          <w:szCs w:val="24"/>
-        </w:rPr>
-        <w:t xml:space="preserve">Fixtures </w:t>
-      </w:r>
-      <w:r>
-        <w:rPr>
-          <w:rFonts w:ascii="Iskoola Pota" w:hAnsi="Iskoola Pota" w:cs="Iskoola Pota" w:eastAsia="Iskoola Pota"/>
-          <w:b w:val="0"/>
-          <w:color w:val="000000"/>
-          <w:sz w:val="24"/>
-          <w:szCs w:val="24"/>
-        </w:rPr>
-        <w:t xml:space="preserve">සහ </w:t>
-      </w:r>
-      <w:r>
-        <w:rPr>
-          <w:rFonts w:ascii="Times New Roman" w:hAnsi="Times New Roman" w:cs="Times New Roman" w:eastAsia="Times New Roman"/>
-          <w:b w:val="0"/>
-          <w:color w:val="000000"/>
-          <w:sz w:val="24"/>
-          <w:szCs w:val="24"/>
-        </w:rPr>
-        <w:t xml:space="preserve">mocking </w:t>
-      </w:r>
-      <w:r>
-        <w:rPr>
-          <w:rFonts w:ascii="Iskoola Pota" w:hAnsi="Iskoola Pota" w:cs="Iskoola Pota" w:eastAsia="Iskoola Pota"/>
-          <w:b w:val="0"/>
-          <w:color w:val="000000"/>
-          <w:sz w:val="24"/>
-          <w:szCs w:val="24"/>
-        </w:rPr>
-        <w:t>පරීක්ෂණ නැවත නිපදවිය හැකිබව සහ වේගය වැඩි දියුණු කරයි.</w:t>
+          <w:rFonts w:ascii="Iskoola Pota" w:hAnsi="Iskoola Pota" w:cs="Iskoola Pota" w:eastAsia="Iskoola Pota"/>
+          <w:b w:val="0"/>
+          <w:color w:val="000000"/>
+          <w:sz w:val="24"/>
+          <w:szCs w:val="24"/>
+        </w:rPr>
+        <w:t>පරීක්ෂණ අවස්ථා ප්‍රමුඛතාකරණ උපාය: තීරණාත්මක ආරක්ෂක පරීක්ෂණ (</w:t>
+      </w:r>
+      <w:r>
+        <w:rPr>
+          <w:rFonts w:ascii="Times New Roman" w:hAnsi="Times New Roman" w:cs="Times New Roman" w:eastAsia="Times New Roman"/>
+          <w:b w:val="0"/>
+          <w:color w:val="000000"/>
+          <w:sz w:val="24"/>
+          <w:szCs w:val="24"/>
+        </w:rPr>
+        <w:t xml:space="preserve">guardrails) </w:t>
+      </w:r>
+      <w:r>
+        <w:rPr>
+          <w:rFonts w:ascii="Iskoola Pota" w:hAnsi="Iskoola Pota" w:cs="Iskoola Pota" w:eastAsia="Iskoola Pota"/>
+          <w:b w:val="0"/>
+          <w:color w:val="000000"/>
+          <w:sz w:val="24"/>
+          <w:szCs w:val="24"/>
+        </w:rPr>
+        <w:t>ඉහළම ප්‍රමුඛතාව, මූලික ක්‍රියාකාරීත්ව පරීක්ෂණ (</w:t>
+      </w:r>
+      <w:r>
+        <w:rPr>
+          <w:rFonts w:ascii="Times New Roman" w:hAnsi="Times New Roman" w:cs="Times New Roman" w:eastAsia="Times New Roman"/>
+          <w:b w:val="0"/>
+          <w:color w:val="000000"/>
+          <w:sz w:val="24"/>
+          <w:szCs w:val="24"/>
+        </w:rPr>
+        <w:t xml:space="preserve">NER, </w:t>
+      </w:r>
+      <w:r>
+        <w:rPr>
+          <w:rFonts w:ascii="Iskoola Pota" w:hAnsi="Iskoola Pota" w:cs="Iskoola Pota" w:eastAsia="Iskoola Pota"/>
+          <w:b w:val="0"/>
+          <w:color w:val="000000"/>
+          <w:sz w:val="24"/>
+          <w:szCs w:val="24"/>
+        </w:rPr>
+        <w:t>නිස්සාරණය) ඉහළ ප්‍රමුඛතාව, ආන්තික අවස්ථා පරීක්ෂණ මධ්‍යස්ථ ප්‍රමුඛතාව, අලංකාර පරීක්ෂණ අඩු ප්‍රමුඛතාව. ප්‍රමුඛතාකරණය සීමිත සංවර්ධන කාලය තුළ උපරිම අවදානම් ආවරණය සහතික කරයි.</w:t>
       </w:r>
     </w:p>
     <w:p>
@@ -14651,53 +14224,123 @@
       </w:pPr>
       <w:r>
         <w:rPr>
-          <w:rFonts w:ascii="Iskoola Pota" w:hAnsi="Iskoola Pota" w:cs="Iskoola Pota" w:eastAsia="Iskoola Pota"/>
-          <w:b w:val="0"/>
-          <w:color w:val="000000"/>
-          <w:sz w:val="24"/>
-          <w:szCs w:val="24"/>
-        </w:rPr>
-        <w:t xml:space="preserve">පරීක්ෂණ නඩත්තු උපාය: පරීක්ෂණ නිෂ්පාදන කේතය සමඟ </w:t>
-      </w:r>
-      <w:r>
-        <w:rPr>
-          <w:rFonts w:ascii="Times New Roman" w:hAnsi="Times New Roman" w:cs="Times New Roman" w:eastAsia="Times New Roman"/>
-          <w:b w:val="0"/>
-          <w:color w:val="000000"/>
-          <w:sz w:val="24"/>
-          <w:szCs w:val="24"/>
-        </w:rPr>
-        <w:t xml:space="preserve">repository </w:t>
-      </w:r>
-      <w:r>
-        <w:rPr>
-          <w:rFonts w:ascii="Iskoola Pota" w:hAnsi="Iskoola Pota" w:cs="Iskoola Pota" w:eastAsia="Iskoola Pota"/>
-          <w:b w:val="0"/>
-          <w:color w:val="000000"/>
-          <w:sz w:val="24"/>
-          <w:szCs w:val="24"/>
-        </w:rPr>
-        <w:t xml:space="preserve">එකේ අනුවාද-පාලිතය. නව විශේෂාංග සංවර්ධනයේදී අනුරූප පරීක්ෂණ අවස්ථාව ලියයි (පරීක්ෂණ-පාදක සංවර්ධන පරිචය). </w:t>
-      </w:r>
-      <w:r>
-        <w:rPr>
-          <w:rFonts w:ascii="Times New Roman" w:hAnsi="Times New Roman" w:cs="Times New Roman" w:eastAsia="Times New Roman"/>
-          <w:b w:val="0"/>
-          <w:color w:val="000000"/>
-          <w:sz w:val="24"/>
-          <w:szCs w:val="24"/>
-        </w:rPr>
-        <w:t xml:space="preserve">Refactoring </w:t>
-      </w:r>
-      <w:r>
-        <w:rPr>
-          <w:rFonts w:ascii="Iskoola Pota" w:hAnsi="Iskoola Pota" w:cs="Iskoola Pota" w:eastAsia="Iskoola Pota"/>
-          <w:b w:val="0"/>
-          <w:color w:val="000000"/>
-          <w:sz w:val="24"/>
-          <w:szCs w:val="24"/>
-        </w:rPr>
-        <w:t>වලදී පරීක්ෂණ යාවත්කාලීන කර සමත් තත්ත්වය පවත්වා ගනියි. පරීක්ෂණ නඩත්තුව දිගුකාලීන ගුණාත්මකභාවයට අත්‍යවශ්‍යය.</w:t>
+          <w:rFonts w:ascii="Times New Roman" w:hAnsi="Times New Roman" w:cs="Times New Roman" w:eastAsia="Times New Roman"/>
+          <w:b w:val="0"/>
+          <w:color w:val="000000"/>
+          <w:sz w:val="24"/>
+          <w:szCs w:val="24"/>
+        </w:rPr>
+        <w:t xml:space="preserve">Mutation testing </w:t>
+      </w:r>
+      <w:r>
+        <w:rPr>
+          <w:rFonts w:ascii="Iskoola Pota" w:hAnsi="Iskoola Pota" w:cs="Iskoola Pota" w:eastAsia="Iskoola Pota"/>
+          <w:b w:val="0"/>
+          <w:color w:val="000000"/>
+          <w:sz w:val="24"/>
+          <w:szCs w:val="24"/>
+        </w:rPr>
+        <w:t>සංකල්පය: මූලාශ්‍ර කේතයට හිතාමතා දෝෂ ඇතුළත් කර (</w:t>
+      </w:r>
+      <w:r>
+        <w:rPr>
+          <w:rFonts w:ascii="Times New Roman" w:hAnsi="Times New Roman" w:cs="Times New Roman" w:eastAsia="Times New Roman"/>
+          <w:b w:val="0"/>
+          <w:color w:val="000000"/>
+          <w:sz w:val="24"/>
+          <w:szCs w:val="24"/>
+        </w:rPr>
+        <w:t xml:space="preserve">mutants) </w:t>
+      </w:r>
+      <w:r>
+        <w:rPr>
+          <w:rFonts w:ascii="Iskoola Pota" w:hAnsi="Iskoola Pota" w:cs="Iskoola Pota" w:eastAsia="Iskoola Pota"/>
+          <w:b w:val="0"/>
+          <w:color w:val="000000"/>
+          <w:sz w:val="24"/>
+          <w:szCs w:val="24"/>
+        </w:rPr>
+        <w:t xml:space="preserve">පරීක්ෂණ කට්ටලය </w:t>
+      </w:r>
+      <w:r>
+        <w:rPr>
+          <w:rFonts w:ascii="Times New Roman" w:hAnsi="Times New Roman" w:cs="Times New Roman" w:eastAsia="Times New Roman"/>
+          <w:b w:val="0"/>
+          <w:color w:val="000000"/>
+          <w:sz w:val="24"/>
+          <w:szCs w:val="24"/>
+        </w:rPr>
+        <w:t xml:space="preserve">mutant </w:t>
+      </w:r>
+      <w:r>
+        <w:rPr>
+          <w:rFonts w:ascii="Iskoola Pota" w:hAnsi="Iskoola Pota" w:cs="Iskoola Pota" w:eastAsia="Iskoola Pota"/>
+          <w:b w:val="0"/>
+          <w:color w:val="000000"/>
+          <w:sz w:val="24"/>
+          <w:szCs w:val="24"/>
+        </w:rPr>
+        <w:t xml:space="preserve">හඳුනා ගැනීමේ හැකියාව මනියි. </w:t>
+      </w:r>
+      <w:r>
+        <w:rPr>
+          <w:rFonts w:ascii="Times New Roman" w:hAnsi="Times New Roman" w:cs="Times New Roman" w:eastAsia="Times New Roman"/>
+          <w:b w:val="0"/>
+          <w:color w:val="000000"/>
+          <w:sz w:val="24"/>
+          <w:szCs w:val="24"/>
+        </w:rPr>
+        <w:t xml:space="preserve">Mutation testing </w:t>
+      </w:r>
+      <w:r>
+        <w:rPr>
+          <w:rFonts w:ascii="Iskoola Pota" w:hAnsi="Iskoola Pota" w:cs="Iskoola Pota" w:eastAsia="Iskoola Pota"/>
+          <w:b w:val="0"/>
+          <w:color w:val="000000"/>
+          <w:sz w:val="24"/>
+          <w:szCs w:val="24"/>
+        </w:rPr>
+        <w:t xml:space="preserve">පරීක්ෂණ කට්ටල ඵලදායීතාව තක්සේරු කරයි: ඉහළ </w:t>
+      </w:r>
+      <w:r>
+        <w:rPr>
+          <w:rFonts w:ascii="Times New Roman" w:hAnsi="Times New Roman" w:cs="Times New Roman" w:eastAsia="Times New Roman"/>
+          <w:b w:val="0"/>
+          <w:color w:val="000000"/>
+          <w:sz w:val="24"/>
+          <w:szCs w:val="24"/>
+        </w:rPr>
+        <w:t xml:space="preserve">mutation </w:t>
+      </w:r>
+      <w:r>
+        <w:rPr>
+          <w:rFonts w:ascii="Iskoola Pota" w:hAnsi="Iskoola Pota" w:cs="Iskoola Pota" w:eastAsia="Iskoola Pota"/>
+          <w:b w:val="0"/>
+          <w:color w:val="000000"/>
+          <w:sz w:val="24"/>
+          <w:szCs w:val="24"/>
+        </w:rPr>
+        <w:t xml:space="preserve">ලකුණු පරීක්ෂණ දෝෂ හඳුනා ගැනීමට හොඳින් ක්‍රියා කරන බව දක්වයි. </w:t>
+      </w:r>
+      <w:r>
+        <w:rPr>
+          <w:rFonts w:ascii="Times New Roman" w:hAnsi="Times New Roman" w:cs="Times New Roman" w:eastAsia="Times New Roman"/>
+          <w:b w:val="0"/>
+          <w:color w:val="000000"/>
+          <w:sz w:val="24"/>
+          <w:szCs w:val="24"/>
+        </w:rPr>
+        <w:t xml:space="preserve">Mutation testing Phase 6 </w:t>
+      </w:r>
+      <w:r>
+        <w:rPr>
+          <w:rFonts w:ascii="Iskoola Pota" w:hAnsi="Iskoola Pota" w:cs="Iskoola Pota" w:eastAsia="Iskoola Pota"/>
+          <w:b w:val="0"/>
+          <w:color w:val="000000"/>
+          <w:sz w:val="24"/>
+          <w:szCs w:val="24"/>
+        </w:rPr>
+        <w:t>පරීක්ෂණ වැඩිදියුණු කිරීමක් ලෙස නිර්දේශ කරයි.</w:t>
       </w:r>
     </w:p>
     <w:p>
@@ -14712,107 +14355,67 @@
           <w:sz w:val="24"/>
           <w:szCs w:val="24"/>
         </w:rPr>
-        <w:t xml:space="preserve">ස්වයංක්‍රීය පරීක්ෂණ සාධක සාරාංශය: 91 </w:t>
-      </w:r>
-      <w:r>
-        <w:rPr>
-          <w:rFonts w:ascii="Times New Roman" w:hAnsi="Times New Roman" w:cs="Times New Roman" w:eastAsia="Times New Roman"/>
-          <w:b w:val="0"/>
-          <w:color w:val="000000"/>
-          <w:sz w:val="24"/>
-          <w:szCs w:val="24"/>
-        </w:rPr>
-        <w:t xml:space="preserve">pytest </w:t>
-      </w:r>
-      <w:r>
-        <w:rPr>
-          <w:rFonts w:ascii="Iskoola Pota" w:hAnsi="Iskoola Pota" w:cs="Iskoola Pota" w:eastAsia="Iskoola Pota"/>
-          <w:b w:val="0"/>
-          <w:color w:val="000000"/>
-          <w:sz w:val="24"/>
-          <w:szCs w:val="24"/>
-        </w:rPr>
-        <w:t xml:space="preserve">සහ </w:t>
-      </w:r>
-      <w:r>
-        <w:rPr>
-          <w:rFonts w:ascii="Times New Roman" w:hAnsi="Times New Roman" w:cs="Times New Roman" w:eastAsia="Times New Roman"/>
-          <w:b w:val="0"/>
-          <w:color w:val="000000"/>
-          <w:sz w:val="24"/>
-          <w:szCs w:val="24"/>
-        </w:rPr>
-        <w:t xml:space="preserve">backend </w:t>
-      </w:r>
-      <w:r>
-        <w:rPr>
-          <w:rFonts w:ascii="Iskoola Pota" w:hAnsi="Iskoola Pota" w:cs="Iskoola Pota" w:eastAsia="Iskoola Pota"/>
-          <w:b w:val="0"/>
-          <w:color w:val="000000"/>
-          <w:sz w:val="24"/>
-          <w:szCs w:val="24"/>
-        </w:rPr>
-        <w:t xml:space="preserve">පරීක්ෂණ 13ක් එකතුවට ස්වයංක්‍රීය පරීක්ෂණ 104ක් සම්පූර්ණ පද්ධති සත්‍යාපනය සපයයි. පරීක්ෂණ ප්‍රතිඵල තක්සේරු සාධකයකි: </w:t>
-      </w:r>
-      <w:r>
-        <w:rPr>
-          <w:rFonts w:ascii="Times New Roman" w:hAnsi="Times New Roman" w:cs="Times New Roman" w:eastAsia="Times New Roman"/>
-          <w:b w:val="0"/>
-          <w:color w:val="000000"/>
-          <w:sz w:val="24"/>
-          <w:szCs w:val="24"/>
-        </w:rPr>
-        <w:t xml:space="preserve">guardrails </w:t>
-      </w:r>
-      <w:r>
-        <w:rPr>
-          <w:rFonts w:ascii="Iskoola Pota" w:hAnsi="Iskoola Pota" w:cs="Iskoola Pota" w:eastAsia="Iskoola Pota"/>
-          <w:b w:val="0"/>
-          <w:color w:val="000000"/>
-          <w:sz w:val="24"/>
-          <w:szCs w:val="24"/>
-        </w:rPr>
-        <w:t xml:space="preserve">සත්‍යාපනය කර ඇත, </w:t>
-      </w:r>
-      <w:r>
-        <w:rPr>
-          <w:rFonts w:ascii="Times New Roman" w:hAnsi="Times New Roman" w:cs="Times New Roman" w:eastAsia="Times New Roman"/>
-          <w:b w:val="0"/>
-          <w:color w:val="000000"/>
-          <w:sz w:val="24"/>
-          <w:szCs w:val="24"/>
-        </w:rPr>
-        <w:t xml:space="preserve">NER </w:t>
-      </w:r>
-      <w:r>
-        <w:rPr>
-          <w:rFonts w:ascii="Iskoola Pota" w:hAnsi="Iskoola Pota" w:cs="Iskoola Pota" w:eastAsia="Iskoola Pota"/>
-          <w:b w:val="0"/>
-          <w:color w:val="000000"/>
-          <w:sz w:val="24"/>
-          <w:szCs w:val="24"/>
-        </w:rPr>
-        <w:t xml:space="preserve">නිවැරදිය, </w:t>
-      </w:r>
-      <w:r>
-        <w:rPr>
-          <w:rFonts w:ascii="Times New Roman" w:hAnsi="Times New Roman" w:cs="Times New Roman" w:eastAsia="Times New Roman"/>
-          <w:b w:val="0"/>
-          <w:color w:val="000000"/>
-          <w:sz w:val="24"/>
-          <w:szCs w:val="24"/>
-        </w:rPr>
-        <w:t xml:space="preserve">API </w:t>
-      </w:r>
-      <w:r>
-        <w:rPr>
-          <w:rFonts w:ascii="Iskoola Pota" w:hAnsi="Iskoola Pota" w:cs="Iskoola Pota" w:eastAsia="Iskoola Pota"/>
-          <w:b w:val="0"/>
-          <w:color w:val="000000"/>
-          <w:sz w:val="24"/>
-          <w:szCs w:val="24"/>
-        </w:rPr>
-        <w:t>ගිවිසුම් පවත්වා ගෙන ඇත. ස්වයංක්‍රීය පරීක්ෂණ ගණන ගුණාත්මකභාව කැපවීම පෙන්වයි.</w:t>
+        <w:t xml:space="preserve">පරීක්ෂණ පරිසර හුදකලාව: </w:t>
+      </w:r>
+      <w:r>
+        <w:rPr>
+          <w:rFonts w:ascii="Times New Roman" w:hAnsi="Times New Roman" w:cs="Times New Roman" w:eastAsia="Times New Roman"/>
+          <w:b w:val="0"/>
+          <w:color w:val="000000"/>
+          <w:sz w:val="24"/>
+          <w:szCs w:val="24"/>
+        </w:rPr>
+        <w:t xml:space="preserve">pytest fixtures </w:t>
+      </w:r>
+      <w:r>
+        <w:rPr>
+          <w:rFonts w:ascii="Iskoola Pota" w:hAnsi="Iskoola Pota" w:cs="Iskoola Pota" w:eastAsia="Iskoola Pota"/>
+          <w:b w:val="0"/>
+          <w:color w:val="000000"/>
+          <w:sz w:val="24"/>
+          <w:szCs w:val="24"/>
+        </w:rPr>
+        <w:t xml:space="preserve">පරීක්ෂණ දත්ත සමුදාය සංවර්ධන දත්ත සමුදායෙන් වෙන් කරයි; </w:t>
+      </w:r>
+      <w:r>
+        <w:rPr>
+          <w:rFonts w:ascii="Times New Roman" w:hAnsi="Times New Roman" w:cs="Times New Roman" w:eastAsia="Times New Roman"/>
+          <w:b w:val="0"/>
+          <w:color w:val="000000"/>
+          <w:sz w:val="24"/>
+          <w:szCs w:val="24"/>
+        </w:rPr>
+        <w:t xml:space="preserve">mock </w:t>
+      </w:r>
+      <w:r>
+        <w:rPr>
+          <w:rFonts w:ascii="Iskoola Pota" w:hAnsi="Iskoola Pota" w:cs="Iskoola Pota" w:eastAsia="Iskoola Pota"/>
+          <w:b w:val="0"/>
+          <w:color w:val="000000"/>
+          <w:sz w:val="24"/>
+          <w:szCs w:val="24"/>
+        </w:rPr>
+        <w:t>වස්තු බාහිර සේවා (</w:t>
+      </w:r>
+      <w:r>
+        <w:rPr>
+          <w:rFonts w:ascii="Times New Roman" w:hAnsi="Times New Roman" w:cs="Times New Roman" w:eastAsia="Times New Roman"/>
+          <w:b w:val="0"/>
+          <w:color w:val="000000"/>
+          <w:sz w:val="24"/>
+          <w:szCs w:val="24"/>
+        </w:rPr>
+        <w:t xml:space="preserve">Ollama) </w:t>
+      </w:r>
+      <w:r>
+        <w:rPr>
+          <w:rFonts w:ascii="Iskoola Pota" w:hAnsi="Iskoola Pota" w:cs="Iskoola Pota" w:eastAsia="Iskoola Pota"/>
+          <w:b w:val="0"/>
+          <w:color w:val="000000"/>
+          <w:sz w:val="24"/>
+          <w:szCs w:val="24"/>
+        </w:rPr>
+        <w:t>යැපීම හුදකලා කරයි; තාවකාලික ගොනු පරීක්ෂණ ක්‍රියාත්මක කිරීමෙන් පසු පිරිසිදු කරයි. පරිසර හුදකලාව පරීක්ෂණ නැවත නිපදවිය හැකිබව සහ පැති බලපෑම් වළක්වයි.</w:t>
       </w:r>
     </w:p>
     <w:p>
@@ -14821,113 +14424,83 @@
       </w:pPr>
       <w:r>
         <w:rPr>
-          <w:rFonts w:ascii="Iskoola Pota" w:hAnsi="Iskoola Pota" w:cs="Iskoola Pota" w:eastAsia="Iskoola Pota"/>
-          <w:b w:val="0"/>
-          <w:color w:val="000000"/>
-          <w:sz w:val="24"/>
-          <w:szCs w:val="24"/>
-        </w:rPr>
-        <w:t>පරීක්ෂණ-පාදක සංවර්ධනය (</w:t>
-      </w:r>
-      <w:r>
-        <w:rPr>
-          <w:rFonts w:ascii="Times New Roman" w:hAnsi="Times New Roman" w:cs="Times New Roman" w:eastAsia="Times New Roman"/>
-          <w:b w:val="0"/>
-          <w:color w:val="000000"/>
-          <w:sz w:val="24"/>
-          <w:szCs w:val="24"/>
-        </w:rPr>
-        <w:t xml:space="preserve">TDD) </w:t>
-      </w:r>
-      <w:r>
-        <w:rPr>
-          <w:rFonts w:ascii="Iskoola Pota" w:hAnsi="Iskoola Pota" w:cs="Iskoola Pota" w:eastAsia="Iskoola Pota"/>
-          <w:b w:val="0"/>
-          <w:color w:val="000000"/>
-          <w:sz w:val="24"/>
-          <w:szCs w:val="24"/>
-        </w:rPr>
-        <w:t xml:space="preserve">අර්ධ අනුග්‍රහණය: </w:t>
-      </w:r>
-      <w:r>
-        <w:rPr>
-          <w:rFonts w:ascii="Times New Roman" w:hAnsi="Times New Roman" w:cs="Times New Roman" w:eastAsia="Times New Roman"/>
-          <w:b w:val="0"/>
-          <w:color w:val="000000"/>
-          <w:sz w:val="24"/>
-          <w:szCs w:val="24"/>
-        </w:rPr>
-        <w:t xml:space="preserve">guardrail </w:t>
-      </w:r>
-      <w:r>
-        <w:rPr>
-          <w:rFonts w:ascii="Iskoola Pota" w:hAnsi="Iskoola Pota" w:cs="Iskoola Pota" w:eastAsia="Iskoola Pota"/>
-          <w:b w:val="0"/>
-          <w:color w:val="000000"/>
-          <w:sz w:val="24"/>
-          <w:szCs w:val="24"/>
-        </w:rPr>
-        <w:t xml:space="preserve">ශ්‍රිත </w:t>
-      </w:r>
-      <w:r>
-        <w:rPr>
-          <w:rFonts w:ascii="Times New Roman" w:hAnsi="Times New Roman" w:cs="Times New Roman" w:eastAsia="Times New Roman"/>
-          <w:b w:val="0"/>
-          <w:color w:val="000000"/>
-          <w:sz w:val="24"/>
-          <w:szCs w:val="24"/>
-        </w:rPr>
-        <w:t xml:space="preserve">TDD </w:t>
-      </w:r>
-      <w:r>
-        <w:rPr>
-          <w:rFonts w:ascii="Iskoola Pota" w:hAnsi="Iskoola Pota" w:cs="Iskoola Pota" w:eastAsia="Iskoola Pota"/>
-          <w:b w:val="0"/>
-          <w:color w:val="000000"/>
-          <w:sz w:val="24"/>
-          <w:szCs w:val="24"/>
-        </w:rPr>
-        <w:t xml:space="preserve">ප්‍රවේශය අනුගමනය කළේය (පළමුව පරීක්ෂණ ලිවීම, පසුව ක්‍රියාත්මක කිරීම); අනෙකුත් සංරචක ක්‍රියාත්මක-කිරීම-පළමු පරීක්ෂණය. </w:t>
-      </w:r>
-      <w:r>
-        <w:rPr>
-          <w:rFonts w:ascii="Times New Roman" w:hAnsi="Times New Roman" w:cs="Times New Roman" w:eastAsia="Times New Roman"/>
-          <w:b w:val="0"/>
-          <w:color w:val="000000"/>
-          <w:sz w:val="24"/>
-          <w:szCs w:val="24"/>
-        </w:rPr>
-        <w:t xml:space="preserve">TDD guardrail </w:t>
-      </w:r>
-      <w:r>
-        <w:rPr>
-          <w:rFonts w:ascii="Iskoola Pota" w:hAnsi="Iskoola Pota" w:cs="Iskoola Pota" w:eastAsia="Iskoola Pota"/>
-          <w:b w:val="0"/>
-          <w:color w:val="000000"/>
-          <w:sz w:val="24"/>
-          <w:szCs w:val="24"/>
-        </w:rPr>
-        <w:t xml:space="preserve">සංවර්ධනයට විශේෂයෙන් ඵලදායී විය: අපේක්ෂිත හැසිරීම පැහැදිලිව නිර්වචනය විය. අර්ධ </w:t>
-      </w:r>
-      <w:r>
-        <w:rPr>
-          <w:rFonts w:ascii="Times New Roman" w:hAnsi="Times New Roman" w:cs="Times New Roman" w:eastAsia="Times New Roman"/>
-          <w:b w:val="0"/>
-          <w:color w:val="000000"/>
-          <w:sz w:val="24"/>
-          <w:szCs w:val="24"/>
-        </w:rPr>
-        <w:t xml:space="preserve">TDD </w:t>
-      </w:r>
-      <w:r>
-        <w:rPr>
-          <w:rFonts w:ascii="Iskoola Pota" w:hAnsi="Iskoola Pota" w:cs="Iskoola Pota" w:eastAsia="Iskoola Pota"/>
-          <w:b w:val="0"/>
-          <w:color w:val="000000"/>
-          <w:sz w:val="24"/>
-          <w:szCs w:val="24"/>
-        </w:rPr>
-        <w:t>ප්‍රායෝගික සමතුලිතතාවකි.</w:t>
+          <w:rFonts w:ascii="Times New Roman" w:hAnsi="Times New Roman" w:cs="Times New Roman" w:eastAsia="Times New Roman"/>
+          <w:b w:val="0"/>
+          <w:color w:val="000000"/>
+          <w:sz w:val="24"/>
+          <w:szCs w:val="24"/>
+        </w:rPr>
+        <w:t xml:space="preserve">Pytest suite guardrails </w:t>
+      </w:r>
+      <w:r>
+        <w:rPr>
+          <w:rFonts w:ascii="Iskoola Pota" w:hAnsi="Iskoola Pota" w:cs="Iskoola Pota" w:eastAsia="Iskoola Pota"/>
+          <w:b w:val="0"/>
+          <w:color w:val="000000"/>
+          <w:sz w:val="24"/>
+          <w:szCs w:val="24"/>
+        </w:rPr>
+        <w:t xml:space="preserve">සහ </w:t>
+      </w:r>
+      <w:r>
+        <w:rPr>
+          <w:rFonts w:ascii="Times New Roman" w:hAnsi="Times New Roman" w:cs="Times New Roman" w:eastAsia="Times New Roman"/>
+          <w:b w:val="0"/>
+          <w:color w:val="000000"/>
+          <w:sz w:val="24"/>
+          <w:szCs w:val="24"/>
+        </w:rPr>
+        <w:t xml:space="preserve">security paths </w:t>
+      </w:r>
+      <w:r>
+        <w:rPr>
+          <w:rFonts w:ascii="Iskoola Pota" w:hAnsi="Iskoola Pota" w:cs="Iskoola Pota" w:eastAsia="Iskoola Pota"/>
+          <w:b w:val="0"/>
+          <w:color w:val="000000"/>
+          <w:sz w:val="24"/>
+          <w:szCs w:val="24"/>
+        </w:rPr>
+        <w:t xml:space="preserve">ප්‍රමුඛ කරයි. </w:t>
+      </w:r>
+      <w:r>
+        <w:rPr>
+          <w:rFonts w:ascii="Times New Roman" w:hAnsi="Times New Roman" w:cs="Times New Roman" w:eastAsia="Times New Roman"/>
+          <w:b w:val="0"/>
+          <w:color w:val="000000"/>
+          <w:sz w:val="24"/>
+          <w:szCs w:val="24"/>
+        </w:rPr>
+        <w:t xml:space="preserve">Invented date rejection </w:t>
+      </w:r>
+      <w:r>
+        <w:rPr>
+          <w:rFonts w:ascii="Iskoola Pota" w:hAnsi="Iskoola Pota" w:cs="Iskoola Pota" w:eastAsia="Iskoola Pota"/>
+          <w:b w:val="0"/>
+          <w:color w:val="000000"/>
+          <w:sz w:val="24"/>
+          <w:szCs w:val="24"/>
+        </w:rPr>
+        <w:t xml:space="preserve">සහ </w:t>
+      </w:r>
+      <w:r>
+        <w:rPr>
+          <w:rFonts w:ascii="Times New Roman" w:hAnsi="Times New Roman" w:cs="Times New Roman" w:eastAsia="Times New Roman"/>
+          <w:b w:val="0"/>
+          <w:color w:val="000000"/>
+          <w:sz w:val="24"/>
+          <w:szCs w:val="24"/>
+        </w:rPr>
+        <w:t xml:space="preserve">auth 401 tests </w:t>
+      </w:r>
+      <w:r>
+        <w:rPr>
+          <w:rFonts w:ascii="Iskoola Pota" w:hAnsi="Iskoola Pota" w:cs="Iskoola Pota" w:eastAsia="Iskoola Pota"/>
+          <w:b w:val="0"/>
+          <w:color w:val="000000"/>
+          <w:sz w:val="24"/>
+          <w:szCs w:val="24"/>
+        </w:rPr>
+        <w:t>අත්‍යවශ්‍යය.</w:t>
       </w:r>
     </w:p>
     <w:p>
@@ -14936,133 +14509,63 @@
       </w:pPr>
       <w:r>
         <w:rPr>
-          <w:rFonts w:ascii="Iskoola Pota" w:hAnsi="Iskoola Pota" w:cs="Iskoola Pota" w:eastAsia="Iskoola Pota"/>
-          <w:b w:val="0"/>
-          <w:color w:val="000000"/>
-          <w:sz w:val="24"/>
-          <w:szCs w:val="24"/>
-        </w:rPr>
-        <w:t xml:space="preserve">අඛණ්ඩ ඒකාබද්ධ කිරීමේ පරීක්ෂණ ක්‍රියාත්මක කිරීම: </w:t>
-      </w:r>
-      <w:r>
-        <w:rPr>
-          <w:rFonts w:ascii="Times New Roman" w:hAnsi="Times New Roman" w:cs="Times New Roman" w:eastAsia="Times New Roman"/>
-          <w:b w:val="0"/>
-          <w:color w:val="000000"/>
-          <w:sz w:val="24"/>
-          <w:szCs w:val="24"/>
-        </w:rPr>
-        <w:t xml:space="preserve">GitHub Actions workflow </w:t>
-      </w:r>
-      <w:r>
-        <w:rPr>
-          <w:rFonts w:ascii="Iskoola Pota" w:hAnsi="Iskoola Pota" w:cs="Iskoola Pota" w:eastAsia="Iskoola Pota"/>
-          <w:b w:val="0"/>
-          <w:color w:val="000000"/>
-          <w:sz w:val="24"/>
-          <w:szCs w:val="24"/>
-        </w:rPr>
-        <w:t xml:space="preserve">එක එක් එක් </w:t>
-      </w:r>
-      <w:r>
-        <w:rPr>
-          <w:rFonts w:ascii="Times New Roman" w:hAnsi="Times New Roman" w:cs="Times New Roman" w:eastAsia="Times New Roman"/>
-          <w:b w:val="0"/>
-          <w:color w:val="000000"/>
-          <w:sz w:val="24"/>
-          <w:szCs w:val="24"/>
-        </w:rPr>
-        <w:t xml:space="preserve">push/pull request </w:t>
-      </w:r>
-      <w:r>
-        <w:rPr>
-          <w:rFonts w:ascii="Iskoola Pota" w:hAnsi="Iskoola Pota" w:cs="Iskoola Pota" w:eastAsia="Iskoola Pota"/>
-          <w:b w:val="0"/>
-          <w:color w:val="000000"/>
-          <w:sz w:val="24"/>
-          <w:szCs w:val="24"/>
-        </w:rPr>
-        <w:t xml:space="preserve">එකේදී ස්වයංක්‍රීය පරීක්ෂණ කට්ටලය ධාවනය කරයි. </w:t>
-      </w:r>
-      <w:r>
-        <w:rPr>
-          <w:rFonts w:ascii="Times New Roman" w:hAnsi="Times New Roman" w:cs="Times New Roman" w:eastAsia="Times New Roman"/>
-          <w:b w:val="0"/>
-          <w:color w:val="000000"/>
-          <w:sz w:val="24"/>
-          <w:szCs w:val="24"/>
-        </w:rPr>
-        <w:t xml:space="preserve">CI </w:t>
-      </w:r>
-      <w:r>
-        <w:rPr>
-          <w:rFonts w:ascii="Iskoola Pota" w:hAnsi="Iskoola Pota" w:cs="Iskoola Pota" w:eastAsia="Iskoola Pota"/>
-          <w:b w:val="0"/>
-          <w:color w:val="000000"/>
-          <w:sz w:val="24"/>
-          <w:szCs w:val="24"/>
-        </w:rPr>
-        <w:t xml:space="preserve">කොළ (සියලු පරීක්ෂණ සමත්) </w:t>
-      </w:r>
-      <w:r>
-        <w:rPr>
-          <w:rFonts w:ascii="Times New Roman" w:hAnsi="Times New Roman" w:cs="Times New Roman" w:eastAsia="Times New Roman"/>
-          <w:b w:val="0"/>
-          <w:color w:val="000000"/>
-          <w:sz w:val="24"/>
-          <w:szCs w:val="24"/>
-        </w:rPr>
-        <w:t xml:space="preserve">merge </w:t>
-      </w:r>
-      <w:r>
-        <w:rPr>
-          <w:rFonts w:ascii="Iskoola Pota" w:hAnsi="Iskoola Pota" w:cs="Iskoola Pota" w:eastAsia="Iskoola Pota"/>
-          <w:b w:val="0"/>
-          <w:color w:val="000000"/>
-          <w:sz w:val="24"/>
-          <w:szCs w:val="24"/>
-        </w:rPr>
-        <w:t xml:space="preserve">පූර්ව අවශ්‍යතාවයකි. </w:t>
-      </w:r>
-      <w:r>
-        <w:rPr>
-          <w:rFonts w:ascii="Times New Roman" w:hAnsi="Times New Roman" w:cs="Times New Roman" w:eastAsia="Times New Roman"/>
-          <w:b w:val="0"/>
-          <w:color w:val="000000"/>
-          <w:sz w:val="24"/>
-          <w:szCs w:val="24"/>
-        </w:rPr>
-        <w:t xml:space="preserve">CI </w:t>
-      </w:r>
-      <w:r>
-        <w:rPr>
-          <w:rFonts w:ascii="Iskoola Pota" w:hAnsi="Iskoola Pota" w:cs="Iskoola Pota" w:eastAsia="Iskoola Pota"/>
-          <w:b w:val="0"/>
-          <w:color w:val="000000"/>
-          <w:sz w:val="24"/>
-          <w:szCs w:val="24"/>
-        </w:rPr>
-        <w:t xml:space="preserve">රතු (ඕනෑම පරීක්ෂණයක් අසාර්ථක) වහාම අවධානය අවශ්‍ය කරයි. </w:t>
-      </w:r>
-      <w:r>
-        <w:rPr>
-          <w:rFonts w:ascii="Times New Roman" w:hAnsi="Times New Roman" w:cs="Times New Roman" w:eastAsia="Times New Roman"/>
-          <w:b w:val="0"/>
-          <w:color w:val="000000"/>
-          <w:sz w:val="24"/>
-          <w:szCs w:val="24"/>
-        </w:rPr>
-        <w:t xml:space="preserve">CI </w:t>
-      </w:r>
-      <w:r>
-        <w:rPr>
-          <w:rFonts w:ascii="Iskoola Pota" w:hAnsi="Iskoola Pota" w:cs="Iskoola Pota" w:eastAsia="Iskoola Pota"/>
-          <w:b w:val="0"/>
-          <w:color w:val="000000"/>
-          <w:sz w:val="24"/>
-          <w:szCs w:val="24"/>
-        </w:rPr>
-        <w:t>අඛණ්ඩ ගුණාත්මකභාව ප්‍රතිපෝෂණ ලූපය සපයයි.</w:t>
+          <w:rFonts w:ascii="Times New Roman" w:hAnsi="Times New Roman" w:cs="Times New Roman" w:eastAsia="Times New Roman"/>
+          <w:b w:val="0"/>
+          <w:color w:val="000000"/>
+          <w:sz w:val="24"/>
+          <w:szCs w:val="24"/>
+        </w:rPr>
+        <w:t xml:space="preserve">Backend tests JWT </w:t>
+      </w:r>
+      <w:r>
+        <w:rPr>
+          <w:rFonts w:ascii="Iskoola Pota" w:hAnsi="Iskoola Pota" w:cs="Iskoola Pota" w:eastAsia="Iskoola Pota"/>
+          <w:b w:val="0"/>
+          <w:color w:val="000000"/>
+          <w:sz w:val="24"/>
+          <w:szCs w:val="24"/>
+        </w:rPr>
+        <w:t xml:space="preserve">සහ </w:t>
+      </w:r>
+      <w:r>
+        <w:rPr>
+          <w:rFonts w:ascii="Times New Roman" w:hAnsi="Times New Roman" w:cs="Times New Roman" w:eastAsia="Times New Roman"/>
+          <w:b w:val="0"/>
+          <w:color w:val="000000"/>
+          <w:sz w:val="24"/>
+          <w:szCs w:val="24"/>
+        </w:rPr>
+        <w:t xml:space="preserve">upload validation </w:t>
+      </w:r>
+      <w:r>
+        <w:rPr>
+          <w:rFonts w:ascii="Iskoola Pota" w:hAnsi="Iskoola Pota" w:cs="Iskoola Pota" w:eastAsia="Iskoola Pota"/>
+          <w:b w:val="0"/>
+          <w:color w:val="000000"/>
+          <w:sz w:val="24"/>
+          <w:szCs w:val="24"/>
+        </w:rPr>
+        <w:t xml:space="preserve">ආවරණය කරයි. මෙය </w:t>
+      </w:r>
+      <w:r>
+        <w:rPr>
+          <w:rFonts w:ascii="Times New Roman" w:hAnsi="Times New Roman" w:cs="Times New Roman" w:eastAsia="Times New Roman"/>
+          <w:b w:val="0"/>
+          <w:color w:val="000000"/>
+          <w:sz w:val="24"/>
+          <w:szCs w:val="24"/>
+        </w:rPr>
+        <w:t xml:space="preserve">regression </w:t>
+      </w:r>
+      <w:r>
+        <w:rPr>
+          <w:rFonts w:ascii="Iskoola Pota" w:hAnsi="Iskoola Pota" w:cs="Iskoola Pota" w:eastAsia="Iskoola Pota"/>
+          <w:b w:val="0"/>
+          <w:color w:val="000000"/>
+          <w:sz w:val="24"/>
+          <w:szCs w:val="24"/>
+        </w:rPr>
+        <w:t>අවදානම අඩු කරයි.</w:t>
       </w:r>
     </w:p>
     <w:p>
@@ -15071,53 +14574,63 @@
       </w:pPr>
       <w:r>
         <w:rPr>
-          <w:rFonts w:ascii="Iskoola Pota" w:hAnsi="Iskoola Pota" w:cs="Iskoola Pota" w:eastAsia="Iskoola Pota"/>
-          <w:b w:val="0"/>
-          <w:color w:val="000000"/>
-          <w:sz w:val="24"/>
-          <w:szCs w:val="24"/>
-        </w:rPr>
-        <w:t>පරීක්ෂණ අවස්ථා ප්‍රමුඛතාකරණ උපාය: තීරණාත්මක ආරක්ෂක පරීක්ෂණ (</w:t>
-      </w:r>
-      <w:r>
-        <w:rPr>
-          <w:rFonts w:ascii="Times New Roman" w:hAnsi="Times New Roman" w:cs="Times New Roman" w:eastAsia="Times New Roman"/>
-          <w:b w:val="0"/>
-          <w:color w:val="000000"/>
-          <w:sz w:val="24"/>
-          <w:szCs w:val="24"/>
-        </w:rPr>
-        <w:t xml:space="preserve">guardrails) </w:t>
-      </w:r>
-      <w:r>
-        <w:rPr>
-          <w:rFonts w:ascii="Iskoola Pota" w:hAnsi="Iskoola Pota" w:cs="Iskoola Pota" w:eastAsia="Iskoola Pota"/>
-          <w:b w:val="0"/>
-          <w:color w:val="000000"/>
-          <w:sz w:val="24"/>
-          <w:szCs w:val="24"/>
-        </w:rPr>
-        <w:t>ඉහළම ප්‍රමුඛතාව, මූලික ක්‍රියාකාරීත්ව පරීක්ෂණ (</w:t>
-      </w:r>
-      <w:r>
-        <w:rPr>
-          <w:rFonts w:ascii="Times New Roman" w:hAnsi="Times New Roman" w:cs="Times New Roman" w:eastAsia="Times New Roman"/>
-          <w:b w:val="0"/>
-          <w:color w:val="000000"/>
-          <w:sz w:val="24"/>
-          <w:szCs w:val="24"/>
-        </w:rPr>
-        <w:t xml:space="preserve">NER, </w:t>
-      </w:r>
-      <w:r>
-        <w:rPr>
-          <w:rFonts w:ascii="Iskoola Pota" w:hAnsi="Iskoola Pota" w:cs="Iskoola Pota" w:eastAsia="Iskoola Pota"/>
-          <w:b w:val="0"/>
-          <w:color w:val="000000"/>
-          <w:sz w:val="24"/>
-          <w:szCs w:val="24"/>
-        </w:rPr>
-        <w:t>නිස්සාරණය) ඉහළ ප්‍රමුඛතාව, ආන්තික අවස්ථා පරීක්ෂණ මධ්‍යස්ථ ප්‍රමුඛතාව, අලංකාර පරීක්ෂණ අඩු ප්‍රමුඛතාව. ප්‍රමුඛතාකරණය සීමිත සංවර්ධන කාලය තුළ උපරිම අවදානම් ආවරණය සහතික කරයි.</w:t>
+          <w:rFonts w:ascii="Times New Roman" w:hAnsi="Times New Roman" w:cs="Times New Roman" w:eastAsia="Times New Roman"/>
+          <w:b w:val="0"/>
+          <w:color w:val="000000"/>
+          <w:sz w:val="24"/>
+          <w:szCs w:val="24"/>
+        </w:rPr>
+        <w:t xml:space="preserve">CI pipeline lint </w:t>
+      </w:r>
+      <w:r>
+        <w:rPr>
+          <w:rFonts w:ascii="Iskoola Pota" w:hAnsi="Iskoola Pota" w:cs="Iskoola Pota" w:eastAsia="Iskoola Pota"/>
+          <w:b w:val="0"/>
+          <w:color w:val="000000"/>
+          <w:sz w:val="24"/>
+          <w:szCs w:val="24"/>
+        </w:rPr>
+        <w:t xml:space="preserve">සහ </w:t>
+      </w:r>
+      <w:r>
+        <w:rPr>
+          <w:rFonts w:ascii="Times New Roman" w:hAnsi="Times New Roman" w:cs="Times New Roman" w:eastAsia="Times New Roman"/>
+          <w:b w:val="0"/>
+          <w:color w:val="000000"/>
+          <w:sz w:val="24"/>
+          <w:szCs w:val="24"/>
+        </w:rPr>
+        <w:t xml:space="preserve">unit tests </w:t>
+      </w:r>
+      <w:r>
+        <w:rPr>
+          <w:rFonts w:ascii="Iskoola Pota" w:hAnsi="Iskoola Pota" w:cs="Iskoola Pota" w:eastAsia="Iskoola Pota"/>
+          <w:b w:val="0"/>
+          <w:color w:val="000000"/>
+          <w:sz w:val="24"/>
+          <w:szCs w:val="24"/>
+        </w:rPr>
+        <w:t xml:space="preserve">ධාවනය කරන අතර </w:t>
+      </w:r>
+      <w:r>
+        <w:rPr>
+          <w:rFonts w:ascii="Times New Roman" w:hAnsi="Times New Roman" w:cs="Times New Roman" w:eastAsia="Times New Roman"/>
+          <w:b w:val="0"/>
+          <w:color w:val="000000"/>
+          <w:sz w:val="24"/>
+          <w:szCs w:val="24"/>
+        </w:rPr>
+        <w:t xml:space="preserve">Docker-based verifiers </w:t>
+      </w:r>
+      <w:r>
+        <w:rPr>
+          <w:rFonts w:ascii="Iskoola Pota" w:hAnsi="Iskoola Pota" w:cs="Iskoola Pota" w:eastAsia="Iskoola Pota"/>
+          <w:b w:val="0"/>
+          <w:color w:val="000000"/>
+          <w:sz w:val="24"/>
+          <w:szCs w:val="24"/>
+        </w:rPr>
+        <w:t>දේශීයව ධාවනය වේ.</w:t>
       </w:r>
     </w:p>
     <w:p>
@@ -15132,407 +14645,382 @@
           <w:sz w:val="24"/>
           <w:szCs w:val="24"/>
         </w:rPr>
-        <w:t xml:space="preserve">Mutation testing </w:t>
-      </w:r>
-      <w:r>
-        <w:rPr>
-          <w:rFonts w:ascii="Iskoola Pota" w:hAnsi="Iskoola Pota" w:cs="Iskoola Pota" w:eastAsia="Iskoola Pota"/>
-          <w:b w:val="0"/>
-          <w:color w:val="000000"/>
-          <w:sz w:val="24"/>
-          <w:szCs w:val="24"/>
-        </w:rPr>
-        <w:t>සංකල්පය: මූලාශ්‍ර කේතයට හිතාමතා දෝෂ ඇතුළත් කර (</w:t>
-      </w:r>
-      <w:r>
-        <w:rPr>
-          <w:rFonts w:ascii="Times New Roman" w:hAnsi="Times New Roman" w:cs="Times New Roman" w:eastAsia="Times New Roman"/>
-          <w:b w:val="0"/>
-          <w:color w:val="000000"/>
-          <w:sz w:val="24"/>
-          <w:szCs w:val="24"/>
-        </w:rPr>
-        <w:t xml:space="preserve">mutants) </w:t>
-      </w:r>
-      <w:r>
-        <w:rPr>
-          <w:rFonts w:ascii="Iskoola Pota" w:hAnsi="Iskoola Pota" w:cs="Iskoola Pota" w:eastAsia="Iskoola Pota"/>
-          <w:b w:val="0"/>
-          <w:color w:val="000000"/>
-          <w:sz w:val="24"/>
-          <w:szCs w:val="24"/>
-        </w:rPr>
-        <w:t xml:space="preserve">පරීක්ෂණ කට්ටලය </w:t>
-      </w:r>
-      <w:r>
-        <w:rPr>
-          <w:rFonts w:ascii="Times New Roman" w:hAnsi="Times New Roman" w:cs="Times New Roman" w:eastAsia="Times New Roman"/>
-          <w:b w:val="0"/>
-          <w:color w:val="000000"/>
-          <w:sz w:val="24"/>
-          <w:szCs w:val="24"/>
-        </w:rPr>
-        <w:t xml:space="preserve">mutant </w:t>
-      </w:r>
-      <w:r>
-        <w:rPr>
-          <w:rFonts w:ascii="Iskoola Pota" w:hAnsi="Iskoola Pota" w:cs="Iskoola Pota" w:eastAsia="Iskoola Pota"/>
-          <w:b w:val="0"/>
-          <w:color w:val="000000"/>
-          <w:sz w:val="24"/>
-          <w:szCs w:val="24"/>
-        </w:rPr>
-        <w:t xml:space="preserve">හඳුනා ගැනීමේ හැකියාව මනියි. </w:t>
-      </w:r>
-      <w:r>
-        <w:rPr>
-          <w:rFonts w:ascii="Times New Roman" w:hAnsi="Times New Roman" w:cs="Times New Roman" w:eastAsia="Times New Roman"/>
-          <w:b w:val="0"/>
-          <w:color w:val="000000"/>
-          <w:sz w:val="24"/>
-          <w:szCs w:val="24"/>
-        </w:rPr>
-        <w:t xml:space="preserve">Mutation testing </w:t>
-      </w:r>
-      <w:r>
-        <w:rPr>
-          <w:rFonts w:ascii="Iskoola Pota" w:hAnsi="Iskoola Pota" w:cs="Iskoola Pota" w:eastAsia="Iskoola Pota"/>
-          <w:b w:val="0"/>
-          <w:color w:val="000000"/>
-          <w:sz w:val="24"/>
-          <w:szCs w:val="24"/>
-        </w:rPr>
-        <w:t xml:space="preserve">පරීක්ෂණ කට්ටල ඵලදායීතාව තක්සේරු කරයි: ඉහළ </w:t>
-      </w:r>
-      <w:r>
-        <w:rPr>
-          <w:rFonts w:ascii="Times New Roman" w:hAnsi="Times New Roman" w:cs="Times New Roman" w:eastAsia="Times New Roman"/>
-          <w:b w:val="0"/>
-          <w:color w:val="000000"/>
-          <w:sz w:val="24"/>
-          <w:szCs w:val="24"/>
-        </w:rPr>
-        <w:t xml:space="preserve">mutation </w:t>
-      </w:r>
-      <w:r>
-        <w:rPr>
-          <w:rFonts w:ascii="Iskoola Pota" w:hAnsi="Iskoola Pota" w:cs="Iskoola Pota" w:eastAsia="Iskoola Pota"/>
-          <w:b w:val="0"/>
-          <w:color w:val="000000"/>
-          <w:sz w:val="24"/>
-          <w:szCs w:val="24"/>
-        </w:rPr>
-        <w:t xml:space="preserve">ලකුණු පරීක්ෂණ දෝෂ හඳුනා ගැනීමට හොඳින් ක්‍රියා කරන බව දක්වයි. </w:t>
-      </w:r>
-      <w:r>
-        <w:rPr>
-          <w:rFonts w:ascii="Times New Roman" w:hAnsi="Times New Roman" w:cs="Times New Roman" w:eastAsia="Times New Roman"/>
-          <w:b w:val="0"/>
-          <w:color w:val="000000"/>
-          <w:sz w:val="24"/>
-          <w:szCs w:val="24"/>
-        </w:rPr>
-        <w:t xml:space="preserve">Mutation testing Phase 6 </w:t>
-      </w:r>
-      <w:r>
-        <w:rPr>
-          <w:rFonts w:ascii="Iskoola Pota" w:hAnsi="Iskoola Pota" w:cs="Iskoola Pota" w:eastAsia="Iskoola Pota"/>
-          <w:b w:val="0"/>
-          <w:color w:val="000000"/>
-          <w:sz w:val="24"/>
-          <w:szCs w:val="24"/>
-        </w:rPr>
-        <w:t>පරීක්ෂණ වැඩිදියුණු කිරීමක් ලෙස නිර්දේශ කරයි.</w:t>
+        <w:t xml:space="preserve">UI critical path </w:t>
+      </w:r>
+      <w:r>
+        <w:rPr>
+          <w:rFonts w:ascii="Iskoola Pota" w:hAnsi="Iskoola Pota" w:cs="Iskoola Pota" w:eastAsia="Iskoola Pota"/>
+          <w:b w:val="0"/>
+          <w:color w:val="000000"/>
+          <w:sz w:val="24"/>
+          <w:szCs w:val="24"/>
+        </w:rPr>
+        <w:t xml:space="preserve">සඳහා </w:t>
+      </w:r>
+      <w:r>
+        <w:rPr>
+          <w:rFonts w:ascii="Times New Roman" w:hAnsi="Times New Roman" w:cs="Times New Roman" w:eastAsia="Times New Roman"/>
+          <w:b w:val="0"/>
+          <w:color w:val="000000"/>
+          <w:sz w:val="24"/>
+          <w:szCs w:val="24"/>
+        </w:rPr>
+        <w:t xml:space="preserve">Selenium IDE suite </w:t>
+      </w:r>
+      <w:r>
+        <w:rPr>
+          <w:rFonts w:ascii="Iskoola Pota" w:hAnsi="Iskoola Pota" w:cs="Iskoola Pota" w:eastAsia="Iskoola Pota"/>
+          <w:b w:val="0"/>
+          <w:color w:val="000000"/>
+          <w:sz w:val="24"/>
+          <w:szCs w:val="24"/>
+        </w:rPr>
+        <w:t>එකක්ද භාවිත කරන ලදී (</w:t>
+      </w:r>
+      <w:r>
+        <w:rPr>
+          <w:rFonts w:ascii="Times New Roman" w:hAnsi="Times New Roman" w:cs="Times New Roman" w:eastAsia="Times New Roman"/>
+          <w:b w:val="0"/>
+          <w:color w:val="000000"/>
+          <w:sz w:val="24"/>
+          <w:szCs w:val="24"/>
+        </w:rPr>
+        <w:t xml:space="preserve">docs/thesis/selenium/easycircular.side). </w:t>
+      </w:r>
+      <w:r>
+        <w:rPr>
+          <w:rFonts w:ascii="Iskoola Pota" w:hAnsi="Iskoola Pota" w:cs="Iskoola Pota" w:eastAsia="Iskoola Pota"/>
+          <w:b w:val="0"/>
+          <w:color w:val="000000"/>
+          <w:sz w:val="24"/>
+          <w:szCs w:val="24"/>
+        </w:rPr>
+        <w:t xml:space="preserve">එය </w:t>
+      </w:r>
+      <w:r>
+        <w:rPr>
+          <w:rFonts w:ascii="Times New Roman" w:hAnsi="Times New Roman" w:cs="Times New Roman" w:eastAsia="Times New Roman"/>
+          <w:b w:val="0"/>
+          <w:color w:val="000000"/>
+          <w:sz w:val="24"/>
+          <w:szCs w:val="24"/>
+        </w:rPr>
+        <w:t xml:space="preserve">pytest </w:t>
+      </w:r>
+      <w:r>
+        <w:rPr>
+          <w:rFonts w:ascii="Iskoola Pota" w:hAnsi="Iskoola Pota" w:cs="Iskoola Pota" w:eastAsia="Iskoola Pota"/>
+          <w:b w:val="0"/>
+          <w:color w:val="000000"/>
+          <w:sz w:val="24"/>
+          <w:szCs w:val="24"/>
+        </w:rPr>
+        <w:t xml:space="preserve">සහ </w:t>
+      </w:r>
+      <w:r>
+        <w:rPr>
+          <w:rFonts w:ascii="Times New Roman" w:hAnsi="Times New Roman" w:cs="Times New Roman" w:eastAsia="Times New Roman"/>
+          <w:b w:val="0"/>
+          <w:color w:val="000000"/>
+          <w:sz w:val="24"/>
+          <w:szCs w:val="24"/>
+        </w:rPr>
+        <w:t xml:space="preserve">backend </w:t>
+      </w:r>
+      <w:r>
+        <w:rPr>
+          <w:rFonts w:ascii="Iskoola Pota" w:hAnsi="Iskoola Pota" w:cs="Iskoola Pota" w:eastAsia="Iskoola Pota"/>
+          <w:b w:val="0"/>
+          <w:color w:val="000000"/>
+          <w:sz w:val="24"/>
+          <w:szCs w:val="24"/>
+        </w:rPr>
+        <w:t xml:space="preserve">ඒකක පරීක්ෂණවලට අමතරව </w:t>
+      </w:r>
+      <w:r>
+        <w:rPr>
+          <w:rFonts w:ascii="Times New Roman" w:hAnsi="Times New Roman" w:cs="Times New Roman" w:eastAsia="Times New Roman"/>
+          <w:b w:val="0"/>
+          <w:color w:val="000000"/>
+          <w:sz w:val="24"/>
+          <w:szCs w:val="24"/>
+        </w:rPr>
+        <w:t xml:space="preserve">sign-in, PDF </w:t>
+      </w:r>
+      <w:r>
+        <w:rPr>
+          <w:rFonts w:ascii="Iskoola Pota" w:hAnsi="Iskoola Pota" w:cs="Iskoola Pota" w:eastAsia="Iskoola Pota"/>
+          <w:b w:val="0"/>
+          <w:color w:val="000000"/>
+          <w:sz w:val="24"/>
+          <w:szCs w:val="24"/>
+        </w:rPr>
+        <w:t xml:space="preserve">උඩුගත කිරීම, පෙළ නිස්සාරණය, සාරාංශ ජනනය සහ </w:t>
+      </w:r>
+      <w:r>
+        <w:rPr>
+          <w:rFonts w:ascii="Times New Roman" w:hAnsi="Times New Roman" w:cs="Times New Roman" w:eastAsia="Times New Roman"/>
+          <w:b w:val="0"/>
+          <w:color w:val="000000"/>
+          <w:sz w:val="24"/>
+          <w:szCs w:val="24"/>
+        </w:rPr>
+        <w:t xml:space="preserve">non-PDF rejection (Table 4.4 TC 1) browser </w:t>
+      </w:r>
+      <w:r>
+        <w:rPr>
+          <w:rFonts w:ascii="Iskoola Pota" w:hAnsi="Iskoola Pota" w:cs="Iskoola Pota" w:eastAsia="Iskoola Pota"/>
+          <w:b w:val="0"/>
+          <w:color w:val="000000"/>
+          <w:sz w:val="24"/>
+          <w:szCs w:val="24"/>
+        </w:rPr>
+        <w:t xml:space="preserve">තුළ පරීක්ෂා කරයි. පහත රූප </w:t>
+      </w:r>
+      <w:r>
+        <w:rPr>
+          <w:rFonts w:ascii="Times New Roman" w:hAnsi="Times New Roman" w:cs="Times New Roman" w:eastAsia="Times New Roman"/>
+          <w:b w:val="0"/>
+          <w:color w:val="000000"/>
+          <w:sz w:val="24"/>
+          <w:szCs w:val="24"/>
+        </w:rPr>
+        <w:t xml:space="preserve">Selenium IDE 3.17.2 UI </w:t>
+      </w:r>
+      <w:r>
+        <w:rPr>
+          <w:rFonts w:ascii="Iskoola Pota" w:hAnsi="Iskoola Pota" w:cs="Iskoola Pota" w:eastAsia="Iskoola Pota"/>
+          <w:b w:val="0"/>
+          <w:color w:val="000000"/>
+          <w:sz w:val="24"/>
+          <w:szCs w:val="24"/>
+        </w:rPr>
+        <w:t xml:space="preserve">එකේ </w:t>
+      </w:r>
+      <w:r>
+        <w:rPr>
+          <w:rFonts w:ascii="Times New Roman" w:hAnsi="Times New Roman" w:cs="Times New Roman" w:eastAsia="Times New Roman"/>
+          <w:b w:val="0"/>
+          <w:color w:val="000000"/>
+          <w:sz w:val="24"/>
+          <w:szCs w:val="24"/>
+        </w:rPr>
+        <w:t xml:space="preserve">test </w:t>
+      </w:r>
+      <w:r>
+        <w:rPr>
+          <w:rFonts w:ascii="Iskoola Pota" w:hAnsi="Iskoola Pota" w:cs="Iskoola Pota" w:eastAsia="Iskoola Pota"/>
+          <w:b w:val="0"/>
+          <w:color w:val="000000"/>
+          <w:sz w:val="24"/>
+          <w:szCs w:val="24"/>
+        </w:rPr>
+        <w:t xml:space="preserve">ලැයිස්තුව, </w:t>
+      </w:r>
+      <w:r>
+        <w:rPr>
+          <w:rFonts w:ascii="Times New Roman" w:hAnsi="Times New Roman" w:cs="Times New Roman" w:eastAsia="Times New Roman"/>
+          <w:b w:val="0"/>
+          <w:color w:val="000000"/>
+          <w:sz w:val="24"/>
+          <w:szCs w:val="24"/>
+        </w:rPr>
+        <w:t xml:space="preserve">TC-UI-03 command table </w:t>
+      </w:r>
+      <w:r>
+        <w:rPr>
+          <w:rFonts w:ascii="Iskoola Pota" w:hAnsi="Iskoola Pota" w:cs="Iskoola Pota" w:eastAsia="Iskoola Pota"/>
+          <w:b w:val="0"/>
+          <w:color w:val="000000"/>
+          <w:sz w:val="24"/>
+          <w:szCs w:val="24"/>
+        </w:rPr>
+        <w:t xml:space="preserve">එක සහ </w:t>
+      </w:r>
+      <w:r>
+        <w:rPr>
+          <w:rFonts w:ascii="Times New Roman" w:hAnsi="Times New Roman" w:cs="Times New Roman" w:eastAsia="Times New Roman"/>
+          <w:b w:val="0"/>
+          <w:color w:val="000000"/>
+          <w:sz w:val="24"/>
+          <w:szCs w:val="24"/>
+        </w:rPr>
+        <w:t xml:space="preserve">TC-UI-04 Reject non-PDF </w:t>
+      </w:r>
+      <w:r>
+        <w:rPr>
+          <w:rFonts w:ascii="Iskoola Pota" w:hAnsi="Iskoola Pota" w:cs="Iskoola Pota" w:eastAsia="Iskoola Pota"/>
+          <w:b w:val="0"/>
+          <w:color w:val="000000"/>
+          <w:sz w:val="24"/>
+          <w:szCs w:val="24"/>
+        </w:rPr>
+        <w:t>පෙන්වයි.</w:t>
       </w:r>
     </w:p>
     <w:p>
       <w:pPr>
-        <w:spacing w:lineRule="auto" w:line="360" w:after="120"/>
+        <w:jc w:val="center"/>
       </w:pPr>
       <w:r>
-        <w:rPr>
-          <w:rFonts w:ascii="Iskoola Pota" w:hAnsi="Iskoola Pota" w:cs="Iskoola Pota" w:eastAsia="Iskoola Pota"/>
-          <w:b w:val="0"/>
-          <w:color w:val="000000"/>
-          <w:sz w:val="24"/>
-          <w:szCs w:val="24"/>
-        </w:rPr>
-        <w:t xml:space="preserve">පරීක්ෂණ පරිසර හුදකලාව: </w:t>
-      </w:r>
-      <w:r>
-        <w:rPr>
-          <w:rFonts w:ascii="Times New Roman" w:hAnsi="Times New Roman" w:cs="Times New Roman" w:eastAsia="Times New Roman"/>
-          <w:b w:val="0"/>
-          <w:color w:val="000000"/>
-          <w:sz w:val="24"/>
-          <w:szCs w:val="24"/>
-        </w:rPr>
-        <w:t xml:space="preserve">pytest fixtures </w:t>
-      </w:r>
-      <w:r>
-        <w:rPr>
-          <w:rFonts w:ascii="Iskoola Pota" w:hAnsi="Iskoola Pota" w:cs="Iskoola Pota" w:eastAsia="Iskoola Pota"/>
-          <w:b w:val="0"/>
-          <w:color w:val="000000"/>
-          <w:sz w:val="24"/>
-          <w:szCs w:val="24"/>
-        </w:rPr>
-        <w:t xml:space="preserve">පරීක්ෂණ දත්ත සමුදාය සංවර්ධන දත්ත සමුදායෙන් වෙන් කරයි; </w:t>
-      </w:r>
-      <w:r>
-        <w:rPr>
-          <w:rFonts w:ascii="Times New Roman" w:hAnsi="Times New Roman" w:cs="Times New Roman" w:eastAsia="Times New Roman"/>
-          <w:b w:val="0"/>
-          <w:color w:val="000000"/>
-          <w:sz w:val="24"/>
-          <w:szCs w:val="24"/>
-        </w:rPr>
-        <w:t xml:space="preserve">mock </w:t>
-      </w:r>
-      <w:r>
-        <w:rPr>
-          <w:rFonts w:ascii="Iskoola Pota" w:hAnsi="Iskoola Pota" w:cs="Iskoola Pota" w:eastAsia="Iskoola Pota"/>
-          <w:b w:val="0"/>
-          <w:color w:val="000000"/>
-          <w:sz w:val="24"/>
-          <w:szCs w:val="24"/>
-        </w:rPr>
-        <w:t>වස්තු බාහිර සේවා (</w:t>
-      </w:r>
-      <w:r>
-        <w:rPr>
-          <w:rFonts w:ascii="Times New Roman" w:hAnsi="Times New Roman" w:cs="Times New Roman" w:eastAsia="Times New Roman"/>
-          <w:b w:val="0"/>
-          <w:color w:val="000000"/>
-          <w:sz w:val="24"/>
-          <w:szCs w:val="24"/>
-        </w:rPr>
-        <w:t xml:space="preserve">Ollama) </w:t>
-      </w:r>
-      <w:r>
-        <w:rPr>
-          <w:rFonts w:ascii="Iskoola Pota" w:hAnsi="Iskoola Pota" w:cs="Iskoola Pota" w:eastAsia="Iskoola Pota"/>
-          <w:b w:val="0"/>
-          <w:color w:val="000000"/>
-          <w:sz w:val="24"/>
-          <w:szCs w:val="24"/>
-        </w:rPr>
-        <w:t>යැපීම හුදකලා කරයි; තාවකාලික ගොනු පරීක්ෂණ ක්‍රියාත්මක කිරීමෙන් පසු පිරිසිදු කරයි. පරිසර හුදකලාව පරීක්ෂණ නැවත නිපදවිය හැකිබව සහ පැති බලපෑම් වළක්වයි.</w:t>
+        <w:drawing>
+          <wp:inline xmlns:a="http://schemas.openxmlformats.org/drawingml/2006/main" xmlns:pic="http://schemas.openxmlformats.org/drawingml/2006/picture">
+            <wp:extent cx="5040000" cy="3150000"/>
+            <wp:docPr id="7" name="Picture 7"/>
+            <wp:cNvGraphicFramePr>
+              <a:graphicFrameLocks noChangeAspect="1"/>
+            </wp:cNvGraphicFramePr>
+            <a:graphic>
+              <a:graphicData uri="http://schemas.openxmlformats.org/drawingml/2006/picture">
+                <pic:pic>
+                  <pic:nvPicPr>
+                    <pic:cNvPr id="0" name="selenium-ide-suite.png"/>
+                    <pic:cNvPicPr/>
+                  </pic:nvPicPr>
+                  <pic:blipFill>
+                    <a:blip r:embed="rId15"/>
+                    <a:stretch>
+                      <a:fillRect/>
+                    </a:stretch>
+                  </pic:blipFill>
+                  <pic:spPr>
+                    <a:xfrm>
+                      <a:off x="0" y="0"/>
+                      <a:ext cx="5040000" cy="3150000"/>
+                    </a:xfrm>
+                    <a:prstGeom prst="rect"/>
+                  </pic:spPr>
+                </pic:pic>
+              </a:graphicData>
+            </a:graphic>
+          </wp:inline>
+        </w:drawing>
       </w:r>
     </w:p>
     <w:p>
       <w:pPr>
-        <w:spacing w:lineRule="auto" w:line="360" w:after="120"/>
+        <w:spacing w:after="200"/>
+        <w:jc w:val="center"/>
       </w:pPr>
       <w:r>
         <w:rPr>
           <w:rFonts w:ascii="Times New Roman" w:hAnsi="Times New Roman" w:cs="Times New Roman" w:eastAsia="Times New Roman"/>
           <w:b w:val="0"/>
           <w:color w:val="000000"/>
-          <w:sz w:val="24"/>
-          <w:szCs w:val="24"/>
-        </w:rPr>
-        <w:t xml:space="preserve">Pytest suite guardrails </w:t>
-      </w:r>
-      <w:r>
-        <w:rPr>
-          <w:rFonts w:ascii="Iskoola Pota" w:hAnsi="Iskoola Pota" w:cs="Iskoola Pota" w:eastAsia="Iskoola Pota"/>
-          <w:b w:val="0"/>
-          <w:color w:val="000000"/>
-          <w:sz w:val="24"/>
-          <w:szCs w:val="24"/>
-        </w:rPr>
-        <w:t xml:space="preserve">සහ </w:t>
-      </w:r>
-      <w:r>
-        <w:rPr>
-          <w:rFonts w:ascii="Times New Roman" w:hAnsi="Times New Roman" w:cs="Times New Roman" w:eastAsia="Times New Roman"/>
-          <w:b w:val="0"/>
-          <w:color w:val="000000"/>
-          <w:sz w:val="24"/>
-          <w:szCs w:val="24"/>
-        </w:rPr>
-        <w:t xml:space="preserve">security paths </w:t>
-      </w:r>
-      <w:r>
-        <w:rPr>
-          <w:rFonts w:ascii="Iskoola Pota" w:hAnsi="Iskoola Pota" w:cs="Iskoola Pota" w:eastAsia="Iskoola Pota"/>
-          <w:b w:val="0"/>
-          <w:color w:val="000000"/>
-          <w:sz w:val="24"/>
-          <w:szCs w:val="24"/>
-        </w:rPr>
-        <w:t xml:space="preserve">ප්‍රමුඛ කරයි. </w:t>
-      </w:r>
-      <w:r>
-        <w:rPr>
-          <w:rFonts w:ascii="Times New Roman" w:hAnsi="Times New Roman" w:cs="Times New Roman" w:eastAsia="Times New Roman"/>
-          <w:b w:val="0"/>
-          <w:color w:val="000000"/>
-          <w:sz w:val="24"/>
-          <w:szCs w:val="24"/>
-        </w:rPr>
-        <w:t xml:space="preserve">Invented date rejection </w:t>
-      </w:r>
-      <w:r>
-        <w:rPr>
-          <w:rFonts w:ascii="Iskoola Pota" w:hAnsi="Iskoola Pota" w:cs="Iskoola Pota" w:eastAsia="Iskoola Pota"/>
-          <w:b w:val="0"/>
-          <w:color w:val="000000"/>
-          <w:sz w:val="24"/>
-          <w:szCs w:val="24"/>
-        </w:rPr>
-        <w:t xml:space="preserve">සහ </w:t>
-      </w:r>
-      <w:r>
-        <w:rPr>
-          <w:rFonts w:ascii="Times New Roman" w:hAnsi="Times New Roman" w:cs="Times New Roman" w:eastAsia="Times New Roman"/>
-          <w:b w:val="0"/>
-          <w:color w:val="000000"/>
-          <w:sz w:val="24"/>
-          <w:szCs w:val="24"/>
-        </w:rPr>
-        <w:t xml:space="preserve">auth 401 tests </w:t>
-      </w:r>
-      <w:r>
-        <w:rPr>
-          <w:rFonts w:ascii="Iskoola Pota" w:hAnsi="Iskoola Pota" w:cs="Iskoola Pota" w:eastAsia="Iskoola Pota"/>
-          <w:b w:val="0"/>
-          <w:color w:val="000000"/>
-          <w:sz w:val="24"/>
-          <w:szCs w:val="24"/>
-        </w:rPr>
-        <w:t>අත්‍යවශ්‍යය.</w:t>
+          <w:sz w:val="22"/>
+          <w:szCs w:val="22"/>
+        </w:rPr>
+        <w:t>Figure: Selenium IDE 3.17.2  EasyCircular UI tests (TC-UI-01 Sign in)</w:t>
       </w:r>
     </w:p>
     <w:p>
       <w:pPr>
-        <w:spacing w:lineRule="auto" w:line="360" w:after="120"/>
+        <w:jc w:val="center"/>
       </w:pPr>
       <w:r>
-        <w:rPr>
-          <w:rFonts w:ascii="Times New Roman" w:hAnsi="Times New Roman" w:cs="Times New Roman" w:eastAsia="Times New Roman"/>
-          <w:b w:val="0"/>
-          <w:color w:val="000000"/>
-          <w:sz w:val="24"/>
-          <w:szCs w:val="24"/>
-        </w:rPr>
-        <w:t xml:space="preserve">Backend tests JWT </w:t>
-      </w:r>
-      <w:r>
-        <w:rPr>
-          <w:rFonts w:ascii="Iskoola Pota" w:hAnsi="Iskoola Pota" w:cs="Iskoola Pota" w:eastAsia="Iskoola Pota"/>
-          <w:b w:val="0"/>
-          <w:color w:val="000000"/>
-          <w:sz w:val="24"/>
-          <w:szCs w:val="24"/>
-        </w:rPr>
-        <w:t xml:space="preserve">සහ </w:t>
-      </w:r>
-      <w:r>
-        <w:rPr>
-          <w:rFonts w:ascii="Times New Roman" w:hAnsi="Times New Roman" w:cs="Times New Roman" w:eastAsia="Times New Roman"/>
-          <w:b w:val="0"/>
-          <w:color w:val="000000"/>
-          <w:sz w:val="24"/>
-          <w:szCs w:val="24"/>
-        </w:rPr>
-        <w:t xml:space="preserve">upload validation </w:t>
-      </w:r>
-      <w:r>
-        <w:rPr>
-          <w:rFonts w:ascii="Iskoola Pota" w:hAnsi="Iskoola Pota" w:cs="Iskoola Pota" w:eastAsia="Iskoola Pota"/>
-          <w:b w:val="0"/>
-          <w:color w:val="000000"/>
-          <w:sz w:val="24"/>
-          <w:szCs w:val="24"/>
-        </w:rPr>
-        <w:t xml:space="preserve">ආවරණය කරයි. මෙය </w:t>
-      </w:r>
-      <w:r>
-        <w:rPr>
-          <w:rFonts w:ascii="Times New Roman" w:hAnsi="Times New Roman" w:cs="Times New Roman" w:eastAsia="Times New Roman"/>
-          <w:b w:val="0"/>
-          <w:color w:val="000000"/>
-          <w:sz w:val="24"/>
-          <w:szCs w:val="24"/>
-        </w:rPr>
-        <w:t xml:space="preserve">regression </w:t>
-      </w:r>
-      <w:r>
-        <w:rPr>
-          <w:rFonts w:ascii="Iskoola Pota" w:hAnsi="Iskoola Pota" w:cs="Iskoola Pota" w:eastAsia="Iskoola Pota"/>
-          <w:b w:val="0"/>
-          <w:color w:val="000000"/>
-          <w:sz w:val="24"/>
-          <w:szCs w:val="24"/>
-        </w:rPr>
-        <w:t>අවදානම අඩු කරයි.</w:t>
+        <w:drawing>
+          <wp:inline xmlns:a="http://schemas.openxmlformats.org/drawingml/2006/main" xmlns:pic="http://schemas.openxmlformats.org/drawingml/2006/picture">
+            <wp:extent cx="5040000" cy="3150000"/>
+            <wp:docPr id="8" name="Picture 8"/>
+            <wp:cNvGraphicFramePr>
+              <a:graphicFrameLocks noChangeAspect="1"/>
+            </wp:cNvGraphicFramePr>
+            <a:graphic>
+              <a:graphicData uri="http://schemas.openxmlformats.org/drawingml/2006/picture">
+                <pic:pic>
+                  <pic:nvPicPr>
+                    <pic:cNvPr id="0" name="selenium-ide-commands.png"/>
+                    <pic:cNvPicPr/>
+                  </pic:nvPicPr>
+                  <pic:blipFill>
+                    <a:blip r:embed="rId16"/>
+                    <a:stretch>
+                      <a:fillRect/>
+                    </a:stretch>
+                  </pic:blipFill>
+                  <pic:spPr>
+                    <a:xfrm>
+                      <a:off x="0" y="0"/>
+                      <a:ext cx="5040000" cy="3150000"/>
+                    </a:xfrm>
+                    <a:prstGeom prst="rect"/>
+                  </pic:spPr>
+                </pic:pic>
+              </a:graphicData>
+            </a:graphic>
+          </wp:inline>
+        </w:drawing>
       </w:r>
     </w:p>
     <w:p>
       <w:pPr>
-        <w:spacing w:lineRule="auto" w:line="360" w:after="120"/>
+        <w:spacing w:after="200"/>
+        <w:jc w:val="center"/>
       </w:pPr>
       <w:r>
         <w:rPr>
           <w:rFonts w:ascii="Times New Roman" w:hAnsi="Times New Roman" w:cs="Times New Roman" w:eastAsia="Times New Roman"/>
           <w:b w:val="0"/>
           <w:color w:val="000000"/>
-          <w:sz w:val="24"/>
-          <w:szCs w:val="24"/>
-        </w:rPr>
-        <w:t xml:space="preserve">CI pipeline lint </w:t>
-      </w:r>
-      <w:r>
-        <w:rPr>
-          <w:rFonts w:ascii="Iskoola Pota" w:hAnsi="Iskoola Pota" w:cs="Iskoola Pota" w:eastAsia="Iskoola Pota"/>
-          <w:b w:val="0"/>
-          <w:color w:val="000000"/>
-          <w:sz w:val="24"/>
-          <w:szCs w:val="24"/>
-        </w:rPr>
-        <w:t xml:space="preserve">සහ </w:t>
-      </w:r>
-      <w:r>
-        <w:rPr>
-          <w:rFonts w:ascii="Times New Roman" w:hAnsi="Times New Roman" w:cs="Times New Roman" w:eastAsia="Times New Roman"/>
-          <w:b w:val="0"/>
-          <w:color w:val="000000"/>
-          <w:sz w:val="24"/>
-          <w:szCs w:val="24"/>
-        </w:rPr>
-        <w:t xml:space="preserve">unit tests </w:t>
-      </w:r>
-      <w:r>
-        <w:rPr>
-          <w:rFonts w:ascii="Iskoola Pota" w:hAnsi="Iskoola Pota" w:cs="Iskoola Pota" w:eastAsia="Iskoola Pota"/>
-          <w:b w:val="0"/>
-          <w:color w:val="000000"/>
-          <w:sz w:val="24"/>
-          <w:szCs w:val="24"/>
-        </w:rPr>
-        <w:t xml:space="preserve">ධාවනය කරන අතර </w:t>
-      </w:r>
-      <w:r>
-        <w:rPr>
-          <w:rFonts w:ascii="Times New Roman" w:hAnsi="Times New Roman" w:cs="Times New Roman" w:eastAsia="Times New Roman"/>
-          <w:b w:val="0"/>
-          <w:color w:val="000000"/>
-          <w:sz w:val="24"/>
-          <w:szCs w:val="24"/>
-        </w:rPr>
-        <w:t xml:space="preserve">Docker-based verifiers </w:t>
-      </w:r>
-      <w:r>
-        <w:rPr>
-          <w:rFonts w:ascii="Iskoola Pota" w:hAnsi="Iskoola Pota" w:cs="Iskoola Pota" w:eastAsia="Iskoola Pota"/>
-          <w:b w:val="0"/>
-          <w:color w:val="000000"/>
-          <w:sz w:val="24"/>
-          <w:szCs w:val="24"/>
-        </w:rPr>
-        <w:t>දේශීයව ධාවනය වේ.</w:t>
+          <w:sz w:val="22"/>
+          <w:szCs w:val="22"/>
+        </w:rPr>
+        <w:t>Figure: Selenium IDE command table  TC-UI-03 Extract and generate summary</w:t>
+      </w:r>
+    </w:p>
+    <w:p>
+      <w:pPr>
+        <w:jc w:val="center"/>
+      </w:pPr>
+      <w:r>
+        <w:drawing>
+          <wp:inline xmlns:a="http://schemas.openxmlformats.org/drawingml/2006/main" xmlns:pic="http://schemas.openxmlformats.org/drawingml/2006/picture">
+            <wp:extent cx="5040000" cy="3150000"/>
+            <wp:docPr id="9" name="Picture 9"/>
+            <wp:cNvGraphicFramePr>
+              <a:graphicFrameLocks noChangeAspect="1"/>
+            </wp:cNvGraphicFramePr>
+            <a:graphic>
+              <a:graphicData uri="http://schemas.openxmlformats.org/drawingml/2006/picture">
+                <pic:pic>
+                  <pic:nvPicPr>
+                    <pic:cNvPr id="0" name="selenium-ide-log.png"/>
+                    <pic:cNvPicPr/>
+                  </pic:nvPicPr>
+                  <pic:blipFill>
+                    <a:blip r:embed="rId17"/>
+                    <a:stretch>
+                      <a:fillRect/>
+                    </a:stretch>
+                  </pic:blipFill>
+                  <pic:spPr>
+                    <a:xfrm>
+                      <a:off x="0" y="0"/>
+                      <a:ext cx="5040000" cy="3150000"/>
+                    </a:xfrm>
+                    <a:prstGeom prst="rect"/>
+                  </pic:spPr>
+                </pic:pic>
+              </a:graphicData>
+            </a:graphic>
+          </wp:inline>
+        </w:drawing>
+      </w:r>
+    </w:p>
+    <w:p>
+      <w:pPr>
+        <w:spacing w:after="200"/>
+        <w:jc w:val="center"/>
+      </w:pPr>
+      <w:r>
+        <w:rPr>
+          <w:rFonts w:ascii="Times New Roman" w:hAnsi="Times New Roman" w:cs="Times New Roman" w:eastAsia="Times New Roman"/>
+          <w:b w:val="0"/>
+          <w:color w:val="000000"/>
+          <w:sz w:val="22"/>
+          <w:szCs w:val="22"/>
+        </w:rPr>
+        <w:t>Figure: Selenium IDE command table  TC-UI-04 Reject non-PDF</w:t>
       </w:r>
     </w:p>
     <w:p>
@@ -15840,67 +15328,147 @@
           <w:sz w:val="24"/>
           <w:szCs w:val="24"/>
         </w:rPr>
-        <w:t xml:space="preserve">අදියර සත්‍යාපන </w:t>
-      </w:r>
-      <w:r>
-        <w:rPr>
-          <w:rFonts w:ascii="Times New Roman" w:hAnsi="Times New Roman" w:cs="Times New Roman" w:eastAsia="Times New Roman"/>
-          <w:b w:val="0"/>
-          <w:color w:val="000000"/>
-          <w:sz w:val="24"/>
-          <w:szCs w:val="24"/>
-        </w:rPr>
-        <w:t xml:space="preserve">scripts </w:t>
-      </w:r>
-      <w:r>
-        <w:rPr>
-          <w:rFonts w:ascii="Iskoola Pota" w:hAnsi="Iskoola Pota" w:cs="Iskoola Pota" w:eastAsia="Iskoola Pota"/>
-          <w:b w:val="0"/>
-          <w:color w:val="000000"/>
-          <w:sz w:val="24"/>
-          <w:szCs w:val="24"/>
-        </w:rPr>
-        <w:t xml:space="preserve">ප්‍රධාන සන්ධිස්ථාන ජයග්‍රහණය තහවුරු කරන ඒකාබද්ධ පරීක්ෂණ ලකුණු වේ. </w:t>
-      </w:r>
-      <w:r>
-        <w:rPr>
-          <w:rFonts w:ascii="Times New Roman" w:hAnsi="Times New Roman" w:cs="Times New Roman" w:eastAsia="Times New Roman"/>
-          <w:b w:val="0"/>
-          <w:color w:val="000000"/>
-          <w:sz w:val="24"/>
-          <w:szCs w:val="24"/>
-        </w:rPr>
-        <w:t xml:space="preserve">npm run verify:phase1 Phase 1 Foundation </w:t>
-      </w:r>
-      <w:r>
-        <w:rPr>
-          <w:rFonts w:ascii="Iskoola Pota" w:hAnsi="Iskoola Pota" w:cs="Iskoola Pota" w:eastAsia="Iskoola Pota"/>
-          <w:b w:val="0"/>
-          <w:color w:val="000000"/>
-          <w:sz w:val="24"/>
-          <w:szCs w:val="24"/>
-        </w:rPr>
-        <w:t xml:space="preserve">සම්පූර්ණ වීම සත්‍යාපනය කරයි; </w:t>
-      </w:r>
-      <w:r>
-        <w:rPr>
-          <w:rFonts w:ascii="Times New Roman" w:hAnsi="Times New Roman" w:cs="Times New Roman" w:eastAsia="Times New Roman"/>
-          <w:b w:val="0"/>
-          <w:color w:val="000000"/>
-          <w:sz w:val="24"/>
-          <w:szCs w:val="24"/>
-        </w:rPr>
-        <w:t xml:space="preserve">npm run verify:phase4 Phase 4 MVP </w:t>
-      </w:r>
-      <w:r>
-        <w:rPr>
-          <w:rFonts w:ascii="Iskoola Pota" w:hAnsi="Iskoola Pota" w:cs="Iskoola Pota" w:eastAsia="Iskoola Pota"/>
-          <w:b w:val="0"/>
-          <w:color w:val="000000"/>
-          <w:sz w:val="24"/>
-          <w:szCs w:val="24"/>
-        </w:rPr>
-        <w:t>සම්පූර්ණ වීම සත්‍යාපනය කරයි. අදියර සත්‍යාපනය අදියර ගේට් නිර්ණායක ක්‍රියාත්මක කරයි.</w:t>
+        <w:t xml:space="preserve">පහත </w:t>
+      </w:r>
+      <w:r>
+        <w:rPr>
+          <w:rFonts w:ascii="Times New Roman" w:hAnsi="Times New Roman" w:cs="Times New Roman" w:eastAsia="Times New Roman"/>
+          <w:b w:val="0"/>
+          <w:color w:val="000000"/>
+          <w:sz w:val="24"/>
+          <w:szCs w:val="24"/>
+        </w:rPr>
+        <w:t xml:space="preserve">code screenshots </w:t>
+      </w:r>
+      <w:r>
+        <w:rPr>
+          <w:rFonts w:ascii="Iskoola Pota" w:hAnsi="Iskoola Pota" w:cs="Iskoola Pota" w:eastAsia="Iskoola Pota"/>
+          <w:b w:val="0"/>
+          <w:color w:val="000000"/>
+          <w:sz w:val="24"/>
+          <w:szCs w:val="24"/>
+        </w:rPr>
+        <w:t xml:space="preserve">මගින් </w:t>
+      </w:r>
+      <w:r>
+        <w:rPr>
+          <w:rFonts w:ascii="Times New Roman" w:hAnsi="Times New Roman" w:cs="Times New Roman" w:eastAsia="Times New Roman"/>
+          <w:b w:val="0"/>
+          <w:color w:val="000000"/>
+          <w:sz w:val="24"/>
+          <w:szCs w:val="24"/>
+        </w:rPr>
+        <w:t xml:space="preserve">Phase 1 health exit gate </w:t>
+      </w:r>
+      <w:r>
+        <w:rPr>
+          <w:rFonts w:ascii="Iskoola Pota" w:hAnsi="Iskoola Pota" w:cs="Iskoola Pota" w:eastAsia="Iskoola Pota"/>
+          <w:b w:val="0"/>
+          <w:color w:val="000000"/>
+          <w:sz w:val="24"/>
+          <w:szCs w:val="24"/>
+        </w:rPr>
+        <w:t xml:space="preserve">සහ </w:t>
+      </w:r>
+      <w:r>
+        <w:rPr>
+          <w:rFonts w:ascii="Times New Roman" w:hAnsi="Times New Roman" w:cs="Times New Roman" w:eastAsia="Times New Roman"/>
+          <w:b w:val="0"/>
+          <w:color w:val="000000"/>
+          <w:sz w:val="24"/>
+          <w:szCs w:val="24"/>
+        </w:rPr>
+        <w:t xml:space="preserve">Phase 4 MVP verifier </w:t>
+      </w:r>
+      <w:r>
+        <w:rPr>
+          <w:rFonts w:ascii="Iskoola Pota" w:hAnsi="Iskoola Pota" w:cs="Iskoola Pota" w:eastAsia="Iskoola Pota"/>
+          <w:b w:val="0"/>
+          <w:color w:val="000000"/>
+          <w:sz w:val="24"/>
+          <w:szCs w:val="24"/>
+        </w:rPr>
+        <w:t xml:space="preserve">හි තීරණාත්මක කොටස් පෙන්වා ඇත. පළමු රූපය </w:t>
+      </w:r>
+      <w:r>
+        <w:rPr>
+          <w:rFonts w:ascii="Times New Roman" w:hAnsi="Times New Roman" w:cs="Times New Roman" w:eastAsia="Times New Roman"/>
+          <w:b w:val="0"/>
+          <w:color w:val="000000"/>
+          <w:sz w:val="24"/>
+          <w:szCs w:val="24"/>
+        </w:rPr>
+        <w:t xml:space="preserve">verify-phase1.mjs (AI/backend/frontend /health); </w:t>
+      </w:r>
+      <w:r>
+        <w:rPr>
+          <w:rFonts w:ascii="Iskoola Pota" w:hAnsi="Iskoola Pota" w:cs="Iskoola Pota" w:eastAsia="Iskoola Pota"/>
+          <w:b w:val="0"/>
+          <w:color w:val="000000"/>
+          <w:sz w:val="24"/>
+          <w:szCs w:val="24"/>
+        </w:rPr>
+        <w:t xml:space="preserve">දෙවන රූපය </w:t>
+      </w:r>
+      <w:r>
+        <w:rPr>
+          <w:rFonts w:ascii="Times New Roman" w:hAnsi="Times New Roman" w:cs="Times New Roman" w:eastAsia="Times New Roman"/>
+          <w:b w:val="0"/>
+          <w:color w:val="000000"/>
+          <w:sz w:val="24"/>
+          <w:szCs w:val="24"/>
+        </w:rPr>
+        <w:t xml:space="preserve">verify-phase4.mjs </w:t>
+      </w:r>
+      <w:r>
+        <w:rPr>
+          <w:rFonts w:ascii="Iskoola Pota" w:hAnsi="Iskoola Pota" w:cs="Iskoola Pota" w:eastAsia="Iskoola Pota"/>
+          <w:b w:val="0"/>
+          <w:color w:val="000000"/>
+          <w:sz w:val="24"/>
+          <w:szCs w:val="24"/>
+        </w:rPr>
+        <w:t xml:space="preserve">හි </w:t>
+      </w:r>
+      <w:r>
+        <w:rPr>
+          <w:rFonts w:ascii="Times New Roman" w:hAnsi="Times New Roman" w:cs="Times New Roman" w:eastAsia="Times New Roman"/>
+          <w:b w:val="0"/>
+          <w:color w:val="000000"/>
+          <w:sz w:val="24"/>
+          <w:szCs w:val="24"/>
+        </w:rPr>
+        <w:t xml:space="preserve">upload 401 </w:t>
+      </w:r>
+      <w:r>
+        <w:rPr>
+          <w:rFonts w:ascii="Iskoola Pota" w:hAnsi="Iskoola Pota" w:cs="Iskoola Pota" w:eastAsia="Iskoola Pota"/>
+          <w:b w:val="0"/>
+          <w:color w:val="000000"/>
+          <w:sz w:val="24"/>
+          <w:szCs w:val="24"/>
+        </w:rPr>
+        <w:t xml:space="preserve">සහ </w:t>
+      </w:r>
+      <w:r>
+        <w:rPr>
+          <w:rFonts w:ascii="Times New Roman" w:hAnsi="Times New Roman" w:cs="Times New Roman" w:eastAsia="Times New Roman"/>
+          <w:b w:val="0"/>
+          <w:color w:val="000000"/>
+          <w:sz w:val="24"/>
+          <w:szCs w:val="24"/>
+        </w:rPr>
+        <w:t xml:space="preserve">upload-extract-process flow checks </w:t>
+      </w:r>
+      <w:r>
+        <w:rPr>
+          <w:rFonts w:ascii="Iskoola Pota" w:hAnsi="Iskoola Pota" w:cs="Iskoola Pota" w:eastAsia="Iskoola Pota"/>
+          <w:b w:val="0"/>
+          <w:color w:val="000000"/>
+          <w:sz w:val="24"/>
+          <w:szCs w:val="24"/>
+        </w:rPr>
+        <w:t>වේ.</w:t>
       </w:r>
     </w:p>
     <w:p>
@@ -15909,123 +15477,73 @@
       </w:pPr>
       <w:r>
         <w:rPr>
-          <w:rFonts w:ascii="Times New Roman" w:hAnsi="Times New Roman" w:cs="Times New Roman" w:eastAsia="Times New Roman"/>
-          <w:b w:val="0"/>
-          <w:color w:val="000000"/>
-          <w:sz w:val="24"/>
-          <w:szCs w:val="24"/>
-        </w:rPr>
-        <w:t xml:space="preserve">Phase 1 </w:t>
-      </w:r>
-      <w:r>
-        <w:rPr>
-          <w:rFonts w:ascii="Iskoola Pota" w:hAnsi="Iskoola Pota" w:cs="Iskoola Pota" w:eastAsia="Iskoola Pota"/>
-          <w:b w:val="0"/>
-          <w:color w:val="000000"/>
-          <w:sz w:val="24"/>
-          <w:szCs w:val="24"/>
-        </w:rPr>
-        <w:t xml:space="preserve">සත්‍යාපක පරීක්ෂා: </w:t>
-      </w:r>
-      <w:r>
-        <w:rPr>
-          <w:rFonts w:ascii="Times New Roman" w:hAnsi="Times New Roman" w:cs="Times New Roman" w:eastAsia="Times New Roman"/>
-          <w:b w:val="0"/>
-          <w:color w:val="000000"/>
-          <w:sz w:val="24"/>
-          <w:szCs w:val="24"/>
-        </w:rPr>
-        <w:t xml:space="preserve">Docker Compose </w:t>
-      </w:r>
-      <w:r>
-        <w:rPr>
-          <w:rFonts w:ascii="Iskoola Pota" w:hAnsi="Iskoola Pota" w:cs="Iskoola Pota" w:eastAsia="Iskoola Pota"/>
-          <w:b w:val="0"/>
-          <w:color w:val="000000"/>
-          <w:sz w:val="24"/>
-          <w:szCs w:val="24"/>
-        </w:rPr>
-        <w:t xml:space="preserve">සේවා ධාවනය වීම, </w:t>
-      </w:r>
-      <w:r>
-        <w:rPr>
-          <w:rFonts w:ascii="Times New Roman" w:hAnsi="Times New Roman" w:cs="Times New Roman" w:eastAsia="Times New Roman"/>
-          <w:b w:val="0"/>
-          <w:color w:val="000000"/>
-          <w:sz w:val="24"/>
-          <w:szCs w:val="24"/>
-        </w:rPr>
-        <w:t xml:space="preserve">health endpoints HTTP 200, MongoDB </w:t>
-      </w:r>
-      <w:r>
-        <w:rPr>
-          <w:rFonts w:ascii="Iskoola Pota" w:hAnsi="Iskoola Pota" w:cs="Iskoola Pota" w:eastAsia="Iskoola Pota"/>
-          <w:b w:val="0"/>
-          <w:color w:val="000000"/>
-          <w:sz w:val="24"/>
-          <w:szCs w:val="24"/>
-        </w:rPr>
-        <w:t xml:space="preserve">සම්බන්ධතාව ස්ථාපිත වීම (පරීක්ෂණ විමසුම ක්‍රියාත්මක කිරීම), </w:t>
-      </w:r>
-      <w:r>
-        <w:rPr>
-          <w:rFonts w:ascii="Times New Roman" w:hAnsi="Times New Roman" w:cs="Times New Roman" w:eastAsia="Times New Roman"/>
-          <w:b w:val="0"/>
-          <w:color w:val="000000"/>
-          <w:sz w:val="24"/>
-          <w:szCs w:val="24"/>
-        </w:rPr>
-        <w:t xml:space="preserve">JWT </w:t>
-      </w:r>
-      <w:r>
-        <w:rPr>
-          <w:rFonts w:ascii="Iskoola Pota" w:hAnsi="Iskoola Pota" w:cs="Iskoola Pota" w:eastAsia="Iskoola Pota"/>
-          <w:b w:val="0"/>
-          <w:color w:val="000000"/>
-          <w:sz w:val="24"/>
-          <w:szCs w:val="24"/>
-        </w:rPr>
-        <w:t xml:space="preserve">සත්‍යාපනය ක්‍රියාකාරී වීම (ලියාපදිංචිය, </w:t>
-      </w:r>
-      <w:r>
-        <w:rPr>
-          <w:rFonts w:ascii="Times New Roman" w:hAnsi="Times New Roman" w:cs="Times New Roman" w:eastAsia="Times New Roman"/>
-          <w:b w:val="0"/>
-          <w:color w:val="000000"/>
-          <w:sz w:val="24"/>
-          <w:szCs w:val="24"/>
-        </w:rPr>
-        <w:t xml:space="preserve">login, </w:t>
-      </w:r>
-      <w:r>
-        <w:rPr>
-          <w:rFonts w:ascii="Iskoola Pota" w:hAnsi="Iskoola Pota" w:cs="Iskoola Pota" w:eastAsia="Iskoola Pota"/>
-          <w:b w:val="0"/>
-          <w:color w:val="000000"/>
-          <w:sz w:val="24"/>
-          <w:szCs w:val="24"/>
-        </w:rPr>
-        <w:t xml:space="preserve">ටෝකන් වලංගුකරණය). </w:t>
-      </w:r>
-      <w:r>
-        <w:rPr>
-          <w:rFonts w:ascii="Times New Roman" w:hAnsi="Times New Roman" w:cs="Times New Roman" w:eastAsia="Times New Roman"/>
-          <w:b w:val="0"/>
-          <w:color w:val="000000"/>
-          <w:sz w:val="24"/>
-          <w:szCs w:val="24"/>
-        </w:rPr>
-        <w:t xml:space="preserve">Phase 1 </w:t>
-      </w:r>
-      <w:r>
-        <w:rPr>
-          <w:rFonts w:ascii="Iskoola Pota" w:hAnsi="Iskoola Pota" w:cs="Iskoola Pota" w:eastAsia="Iskoola Pota"/>
-          <w:b w:val="0"/>
-          <w:color w:val="000000"/>
-          <w:sz w:val="24"/>
-          <w:szCs w:val="24"/>
-        </w:rPr>
-        <w:t>සත්‍යාපකය මූලික යටිතල පහසුකම් සූදානම තහවුරු කරයි.</w:t>
+          <w:rFonts w:ascii="Iskoola Pota" w:hAnsi="Iskoola Pota" w:cs="Iskoola Pota" w:eastAsia="Iskoola Pota"/>
+          <w:b w:val="0"/>
+          <w:color w:val="000000"/>
+          <w:sz w:val="24"/>
+          <w:szCs w:val="24"/>
+        </w:rPr>
+        <w:t xml:space="preserve">අදියර සත්‍යාපන </w:t>
+      </w:r>
+      <w:r>
+        <w:rPr>
+          <w:rFonts w:ascii="Times New Roman" w:hAnsi="Times New Roman" w:cs="Times New Roman" w:eastAsia="Times New Roman"/>
+          <w:b w:val="0"/>
+          <w:color w:val="000000"/>
+          <w:sz w:val="24"/>
+          <w:szCs w:val="24"/>
+        </w:rPr>
+        <w:t xml:space="preserve">scripts </w:t>
+      </w:r>
+      <w:r>
+        <w:rPr>
+          <w:rFonts w:ascii="Iskoola Pota" w:hAnsi="Iskoola Pota" w:cs="Iskoola Pota" w:eastAsia="Iskoola Pota"/>
+          <w:b w:val="0"/>
+          <w:color w:val="000000"/>
+          <w:sz w:val="24"/>
+          <w:szCs w:val="24"/>
+        </w:rPr>
+        <w:t xml:space="preserve">ප්‍රධාන සන්ධිස්ථාන ජයග්‍රහණය තහවුරු කරන ඒකාබද්ධ පරීක්ෂණ ලකුණු වේ. </w:t>
+      </w:r>
+      <w:r>
+        <w:rPr>
+          <w:rFonts w:ascii="Times New Roman" w:hAnsi="Times New Roman" w:cs="Times New Roman" w:eastAsia="Times New Roman"/>
+          <w:b w:val="0"/>
+          <w:color w:val="000000"/>
+          <w:sz w:val="24"/>
+          <w:szCs w:val="24"/>
+        </w:rPr>
+        <w:t xml:space="preserve">npm run verify:phase1 Phase 1 Foundation </w:t>
+      </w:r>
+      <w:r>
+        <w:rPr>
+          <w:rFonts w:ascii="Iskoola Pota" w:hAnsi="Iskoola Pota" w:cs="Iskoola Pota" w:eastAsia="Iskoola Pota"/>
+          <w:b w:val="0"/>
+          <w:color w:val="000000"/>
+          <w:sz w:val="24"/>
+          <w:szCs w:val="24"/>
+        </w:rPr>
+        <w:t xml:space="preserve">සම්පූර්ණ වීම සත්‍යාපනය කරයි; </w:t>
+      </w:r>
+      <w:r>
+        <w:rPr>
+          <w:rFonts w:ascii="Times New Roman" w:hAnsi="Times New Roman" w:cs="Times New Roman" w:eastAsia="Times New Roman"/>
+          <w:b w:val="0"/>
+          <w:color w:val="000000"/>
+          <w:sz w:val="24"/>
+          <w:szCs w:val="24"/>
+        </w:rPr>
+        <w:t xml:space="preserve">npm run verify:phase4 Phase 4 MVP </w:t>
+      </w:r>
+      <w:r>
+        <w:rPr>
+          <w:rFonts w:ascii="Iskoola Pota" w:hAnsi="Iskoola Pota" w:cs="Iskoola Pota" w:eastAsia="Iskoola Pota"/>
+          <w:b w:val="0"/>
+          <w:color w:val="000000"/>
+          <w:sz w:val="24"/>
+          <w:szCs w:val="24"/>
+        </w:rPr>
+        <w:t>සම්පූර්ණ වීම සත්‍යාපනය කරයි. අදියර සත්‍යාපනය අදියර ගේට් නිර්ණායක ක්‍රියාත්මක කරයි.</w:t>
       </w:r>
     </w:p>
     <w:p>
@@ -16040,117 +15558,117 @@
           <w:sz w:val="24"/>
           <w:szCs w:val="24"/>
         </w:rPr>
-        <w:t xml:space="preserve">Phase 4 </w:t>
-      </w:r>
-      <w:r>
-        <w:rPr>
-          <w:rFonts w:ascii="Iskoola Pota" w:hAnsi="Iskoola Pota" w:cs="Iskoola Pota" w:eastAsia="Iskoola Pota"/>
-          <w:b w:val="0"/>
-          <w:color w:val="000000"/>
-          <w:sz w:val="24"/>
-          <w:szCs w:val="24"/>
-        </w:rPr>
-        <w:t>සත්‍යාපක පරීක්ෂා: අන්තයේ සිට අන්තයට කාර්යප්‍රවාහය ක්‍රියාකාරී වීම (</w:t>
-      </w:r>
-      <w:r>
-        <w:rPr>
-          <w:rFonts w:ascii="Times New Roman" w:hAnsi="Times New Roman" w:cs="Times New Roman" w:eastAsia="Times New Roman"/>
-          <w:b w:val="0"/>
-          <w:color w:val="000000"/>
-          <w:sz w:val="24"/>
-          <w:szCs w:val="24"/>
-        </w:rPr>
-        <w:t xml:space="preserve">PDF </w:t>
-      </w:r>
-      <w:r>
-        <w:rPr>
-          <w:rFonts w:ascii="Iskoola Pota" w:hAnsi="Iskoola Pota" w:cs="Iskoola Pota" w:eastAsia="Iskoola Pota"/>
-          <w:b w:val="0"/>
-          <w:color w:val="000000"/>
-          <w:sz w:val="24"/>
-          <w:szCs w:val="24"/>
-        </w:rPr>
-        <w:t xml:space="preserve">උඩුගත කිරීම, නිස්සාරණය ක්‍රියාත්මක කිරීම, පෙළ සංස්කරණය, සැකසීම, ප්‍රතිඵල බැලීම), </w:t>
-      </w:r>
-      <w:r>
-        <w:rPr>
-          <w:rFonts w:ascii="Times New Roman" w:hAnsi="Times New Roman" w:cs="Times New Roman" w:eastAsia="Times New Roman"/>
-          <w:b w:val="0"/>
-          <w:color w:val="000000"/>
-          <w:sz w:val="24"/>
-          <w:szCs w:val="24"/>
-        </w:rPr>
-        <w:t xml:space="preserve">frontend </w:t>
-      </w:r>
-      <w:r>
-        <w:rPr>
-          <w:rFonts w:ascii="Iskoola Pota" w:hAnsi="Iskoola Pota" w:cs="Iskoola Pota" w:eastAsia="Iskoola Pota"/>
-          <w:b w:val="0"/>
-          <w:color w:val="000000"/>
-          <w:sz w:val="24"/>
-          <w:szCs w:val="24"/>
-        </w:rPr>
-        <w:t xml:space="preserve">චක්‍රලේඛ ලැයිස්තු දර්ශනය, </w:t>
-      </w:r>
-      <w:r>
-        <w:rPr>
-          <w:rFonts w:ascii="Times New Roman" w:hAnsi="Times New Roman" w:cs="Times New Roman" w:eastAsia="Times New Roman"/>
-          <w:b w:val="0"/>
-          <w:color w:val="000000"/>
-          <w:sz w:val="24"/>
-          <w:szCs w:val="24"/>
-        </w:rPr>
-        <w:t xml:space="preserve">entity highlighting </w:t>
-      </w:r>
-      <w:r>
-        <w:rPr>
-          <w:rFonts w:ascii="Iskoola Pota" w:hAnsi="Iskoola Pota" w:cs="Iskoola Pota" w:eastAsia="Iskoola Pota"/>
-          <w:b w:val="0"/>
-          <w:color w:val="000000"/>
-          <w:sz w:val="24"/>
-          <w:szCs w:val="24"/>
-        </w:rPr>
-        <w:t xml:space="preserve">ක්‍රියාකාරී වීම, සාරාංශ දර්ශනය. </w:t>
-      </w:r>
-      <w:r>
-        <w:rPr>
-          <w:rFonts w:ascii="Times New Roman" w:hAnsi="Times New Roman" w:cs="Times New Roman" w:eastAsia="Times New Roman"/>
-          <w:b w:val="0"/>
-          <w:color w:val="000000"/>
-          <w:sz w:val="24"/>
-          <w:szCs w:val="24"/>
-        </w:rPr>
-        <w:t xml:space="preserve">Phase 4 </w:t>
-      </w:r>
-      <w:r>
-        <w:rPr>
-          <w:rFonts w:ascii="Iskoola Pota" w:hAnsi="Iskoola Pota" w:cs="Iskoola Pota" w:eastAsia="Iskoola Pota"/>
-          <w:b w:val="0"/>
-          <w:color w:val="000000"/>
-          <w:sz w:val="24"/>
-          <w:szCs w:val="24"/>
-        </w:rPr>
-        <w:t xml:space="preserve">සත්‍යාපකය ඒකාබද්ධ </w:t>
-      </w:r>
-      <w:r>
-        <w:rPr>
-          <w:rFonts w:ascii="Times New Roman" w:hAnsi="Times New Roman" w:cs="Times New Roman" w:eastAsia="Times New Roman"/>
-          <w:b w:val="0"/>
-          <w:color w:val="000000"/>
-          <w:sz w:val="24"/>
-          <w:szCs w:val="24"/>
-        </w:rPr>
-        <w:t xml:space="preserve">MVP </w:t>
-      </w:r>
-      <w:r>
-        <w:rPr>
-          <w:rFonts w:ascii="Iskoola Pota" w:hAnsi="Iskoola Pota" w:cs="Iskoola Pota" w:eastAsia="Iskoola Pota"/>
-          <w:b w:val="0"/>
-          <w:color w:val="000000"/>
-          <w:sz w:val="24"/>
-          <w:szCs w:val="24"/>
-        </w:rPr>
-        <w:t>සූදානම තහවුරු කරයි.</w:t>
+        <w:t xml:space="preserve">Phase 1 </w:t>
+      </w:r>
+      <w:r>
+        <w:rPr>
+          <w:rFonts w:ascii="Iskoola Pota" w:hAnsi="Iskoola Pota" w:cs="Iskoola Pota" w:eastAsia="Iskoola Pota"/>
+          <w:b w:val="0"/>
+          <w:color w:val="000000"/>
+          <w:sz w:val="24"/>
+          <w:szCs w:val="24"/>
+        </w:rPr>
+        <w:t xml:space="preserve">සත්‍යාපක පරීක්ෂා: </w:t>
+      </w:r>
+      <w:r>
+        <w:rPr>
+          <w:rFonts w:ascii="Times New Roman" w:hAnsi="Times New Roman" w:cs="Times New Roman" w:eastAsia="Times New Roman"/>
+          <w:b w:val="0"/>
+          <w:color w:val="000000"/>
+          <w:sz w:val="24"/>
+          <w:szCs w:val="24"/>
+        </w:rPr>
+        <w:t xml:space="preserve">Docker Compose </w:t>
+      </w:r>
+      <w:r>
+        <w:rPr>
+          <w:rFonts w:ascii="Iskoola Pota" w:hAnsi="Iskoola Pota" w:cs="Iskoola Pota" w:eastAsia="Iskoola Pota"/>
+          <w:b w:val="0"/>
+          <w:color w:val="000000"/>
+          <w:sz w:val="24"/>
+          <w:szCs w:val="24"/>
+        </w:rPr>
+        <w:t xml:space="preserve">සේවා ධාවනය වීම, </w:t>
+      </w:r>
+      <w:r>
+        <w:rPr>
+          <w:rFonts w:ascii="Times New Roman" w:hAnsi="Times New Roman" w:cs="Times New Roman" w:eastAsia="Times New Roman"/>
+          <w:b w:val="0"/>
+          <w:color w:val="000000"/>
+          <w:sz w:val="24"/>
+          <w:szCs w:val="24"/>
+        </w:rPr>
+        <w:t xml:space="preserve">health endpoints HTTP 200, MongoDB </w:t>
+      </w:r>
+      <w:r>
+        <w:rPr>
+          <w:rFonts w:ascii="Iskoola Pota" w:hAnsi="Iskoola Pota" w:cs="Iskoola Pota" w:eastAsia="Iskoola Pota"/>
+          <w:b w:val="0"/>
+          <w:color w:val="000000"/>
+          <w:sz w:val="24"/>
+          <w:szCs w:val="24"/>
+        </w:rPr>
+        <w:t xml:space="preserve">සම්බන්ධතාව ස්ථාපිත වීම (පරීක්ෂණ විමසුම ක්‍රියාත්මක කිරීම), </w:t>
+      </w:r>
+      <w:r>
+        <w:rPr>
+          <w:rFonts w:ascii="Times New Roman" w:hAnsi="Times New Roman" w:cs="Times New Roman" w:eastAsia="Times New Roman"/>
+          <w:b w:val="0"/>
+          <w:color w:val="000000"/>
+          <w:sz w:val="24"/>
+          <w:szCs w:val="24"/>
+        </w:rPr>
+        <w:t xml:space="preserve">JWT </w:t>
+      </w:r>
+      <w:r>
+        <w:rPr>
+          <w:rFonts w:ascii="Iskoola Pota" w:hAnsi="Iskoola Pota" w:cs="Iskoola Pota" w:eastAsia="Iskoola Pota"/>
+          <w:b w:val="0"/>
+          <w:color w:val="000000"/>
+          <w:sz w:val="24"/>
+          <w:szCs w:val="24"/>
+        </w:rPr>
+        <w:t xml:space="preserve">සත්‍යාපනය ක්‍රියාකාරී වීම (ලියාපදිංචිය, </w:t>
+      </w:r>
+      <w:r>
+        <w:rPr>
+          <w:rFonts w:ascii="Times New Roman" w:hAnsi="Times New Roman" w:cs="Times New Roman" w:eastAsia="Times New Roman"/>
+          <w:b w:val="0"/>
+          <w:color w:val="000000"/>
+          <w:sz w:val="24"/>
+          <w:szCs w:val="24"/>
+        </w:rPr>
+        <w:t xml:space="preserve">login, </w:t>
+      </w:r>
+      <w:r>
+        <w:rPr>
+          <w:rFonts w:ascii="Iskoola Pota" w:hAnsi="Iskoola Pota" w:cs="Iskoola Pota" w:eastAsia="Iskoola Pota"/>
+          <w:b w:val="0"/>
+          <w:color w:val="000000"/>
+          <w:sz w:val="24"/>
+          <w:szCs w:val="24"/>
+        </w:rPr>
+        <w:t xml:space="preserve">ටෝකන් වලංගුකරණය). </w:t>
+      </w:r>
+      <w:r>
+        <w:rPr>
+          <w:rFonts w:ascii="Times New Roman" w:hAnsi="Times New Roman" w:cs="Times New Roman" w:eastAsia="Times New Roman"/>
+          <w:b w:val="0"/>
+          <w:color w:val="000000"/>
+          <w:sz w:val="24"/>
+          <w:szCs w:val="24"/>
+        </w:rPr>
+        <w:t xml:space="preserve">Phase 1 </w:t>
+      </w:r>
+      <w:r>
+        <w:rPr>
+          <w:rFonts w:ascii="Iskoola Pota" w:hAnsi="Iskoola Pota" w:cs="Iskoola Pota" w:eastAsia="Iskoola Pota"/>
+          <w:b w:val="0"/>
+          <w:color w:val="000000"/>
+          <w:sz w:val="24"/>
+          <w:szCs w:val="24"/>
+        </w:rPr>
+        <w:t>සත්‍යාපකය මූලික යටිතල පහසුකම් සූදානම තහවුරු කරයි.</w:t>
       </w:r>
     </w:p>
     <w:p>
@@ -16159,113 +15677,123 @@
       </w:pPr>
       <w:r>
         <w:rPr>
-          <w:rFonts w:ascii="Iskoola Pota" w:hAnsi="Iskoola Pota" w:cs="Iskoola Pota" w:eastAsia="Iskoola Pota"/>
-          <w:b w:val="0"/>
-          <w:color w:val="000000"/>
-          <w:sz w:val="24"/>
-          <w:szCs w:val="24"/>
-        </w:rPr>
-        <w:t xml:space="preserve">සත්‍යාපන </w:t>
-      </w:r>
-      <w:r>
-        <w:rPr>
-          <w:rFonts w:ascii="Times New Roman" w:hAnsi="Times New Roman" w:cs="Times New Roman" w:eastAsia="Times New Roman"/>
-          <w:b w:val="0"/>
-          <w:color w:val="000000"/>
-          <w:sz w:val="24"/>
-          <w:szCs w:val="24"/>
-        </w:rPr>
-        <w:t xml:space="preserve">script </w:t>
-      </w:r>
-      <w:r>
-        <w:rPr>
-          <w:rFonts w:ascii="Iskoola Pota" w:hAnsi="Iskoola Pota" w:cs="Iskoola Pota" w:eastAsia="Iskoola Pota"/>
-          <w:b w:val="0"/>
-          <w:color w:val="000000"/>
-          <w:sz w:val="24"/>
-          <w:szCs w:val="24"/>
-        </w:rPr>
-        <w:t xml:space="preserve">ක්‍රියාත්මක කිරීම: </w:t>
-      </w:r>
-      <w:r>
-        <w:rPr>
-          <w:rFonts w:ascii="Times New Roman" w:hAnsi="Times New Roman" w:cs="Times New Roman" w:eastAsia="Times New Roman"/>
-          <w:b w:val="0"/>
-          <w:color w:val="000000"/>
-          <w:sz w:val="24"/>
-          <w:szCs w:val="24"/>
-        </w:rPr>
-        <w:t xml:space="preserve">Node.js scripts HTTP </w:t>
-      </w:r>
-      <w:r>
-        <w:rPr>
-          <w:rFonts w:ascii="Iskoola Pota" w:hAnsi="Iskoola Pota" w:cs="Iskoola Pota" w:eastAsia="Iskoola Pota"/>
-          <w:b w:val="0"/>
-          <w:color w:val="000000"/>
-          <w:sz w:val="24"/>
-          <w:szCs w:val="24"/>
-        </w:rPr>
-        <w:t xml:space="preserve">ඉල්ලීම් ක්‍රියාත්මක කරයි, ප්‍රතිචාර තත්ත්වය වලංගු කරයි, ප්‍රතිචාර ශරීර අන්තර්ගතය පරීක්ෂා කරයි, කාලය මනියි. </w:t>
-      </w:r>
-      <w:r>
-        <w:rPr>
-          <w:rFonts w:ascii="Times New Roman" w:hAnsi="Times New Roman" w:cs="Times New Roman" w:eastAsia="Times New Roman"/>
-          <w:b w:val="0"/>
-          <w:color w:val="000000"/>
-          <w:sz w:val="24"/>
-          <w:szCs w:val="24"/>
-        </w:rPr>
-        <w:t xml:space="preserve">Scripts npm run </w:t>
-      </w:r>
-      <w:r>
-        <w:rPr>
-          <w:rFonts w:ascii="Iskoola Pota" w:hAnsi="Iskoola Pota" w:cs="Iskoola Pota" w:eastAsia="Iskoola Pota"/>
-          <w:b w:val="0"/>
-          <w:color w:val="000000"/>
-          <w:sz w:val="24"/>
-          <w:szCs w:val="24"/>
-        </w:rPr>
-        <w:t xml:space="preserve">විධාන හරහා ක්‍රියාත්මක කළ හැකි අතර </w:t>
-      </w:r>
-      <w:r>
-        <w:rPr>
-          <w:rFonts w:ascii="Times New Roman" w:hAnsi="Times New Roman" w:cs="Times New Roman" w:eastAsia="Times New Roman"/>
-          <w:b w:val="0"/>
-          <w:color w:val="000000"/>
-          <w:sz w:val="24"/>
-          <w:szCs w:val="24"/>
-        </w:rPr>
-        <w:t xml:space="preserve">CI pipeline </w:t>
-      </w:r>
-      <w:r>
-        <w:rPr>
-          <w:rFonts w:ascii="Iskoola Pota" w:hAnsi="Iskoola Pota" w:cs="Iskoola Pota" w:eastAsia="Iskoola Pota"/>
-          <w:b w:val="0"/>
-          <w:color w:val="000000"/>
-          <w:sz w:val="24"/>
-          <w:szCs w:val="24"/>
-        </w:rPr>
-        <w:t xml:space="preserve">එකට ඒකාබද්ධ කළ හැක. </w:t>
-      </w:r>
-      <w:r>
-        <w:rPr>
-          <w:rFonts w:ascii="Times New Roman" w:hAnsi="Times New Roman" w:cs="Times New Roman" w:eastAsia="Times New Roman"/>
-          <w:b w:val="0"/>
-          <w:color w:val="000000"/>
-          <w:sz w:val="24"/>
-          <w:szCs w:val="24"/>
-        </w:rPr>
-        <w:t xml:space="preserve">Scripts </w:t>
-      </w:r>
-      <w:r>
-        <w:rPr>
-          <w:rFonts w:ascii="Iskoola Pota" w:hAnsi="Iskoola Pota" w:cs="Iskoola Pota" w:eastAsia="Iskoola Pota"/>
-          <w:b w:val="0"/>
-          <w:color w:val="000000"/>
-          <w:sz w:val="24"/>
-          <w:szCs w:val="24"/>
-        </w:rPr>
-        <w:t>නැවත නිපදවිය හැකි ගේට් පරීක්ෂා සපයයි.</w:t>
+          <w:rFonts w:ascii="Times New Roman" w:hAnsi="Times New Roman" w:cs="Times New Roman" w:eastAsia="Times New Roman"/>
+          <w:b w:val="0"/>
+          <w:color w:val="000000"/>
+          <w:sz w:val="24"/>
+          <w:szCs w:val="24"/>
+        </w:rPr>
+        <w:t xml:space="preserve">Phase 4 </w:t>
+      </w:r>
+      <w:r>
+        <w:rPr>
+          <w:rFonts w:ascii="Iskoola Pota" w:hAnsi="Iskoola Pota" w:cs="Iskoola Pota" w:eastAsia="Iskoola Pota"/>
+          <w:b w:val="0"/>
+          <w:color w:val="000000"/>
+          <w:sz w:val="24"/>
+          <w:szCs w:val="24"/>
+        </w:rPr>
+        <w:t>සත්‍යාපක පරීක්ෂා: අන්තයේ සිට අන්තයට කාර්යප්‍රවාහය ක්‍රියාකාරී වීම (</w:t>
+      </w:r>
+      <w:r>
+        <w:rPr>
+          <w:rFonts w:ascii="Times New Roman" w:hAnsi="Times New Roman" w:cs="Times New Roman" w:eastAsia="Times New Roman"/>
+          <w:b w:val="0"/>
+          <w:color w:val="000000"/>
+          <w:sz w:val="24"/>
+          <w:szCs w:val="24"/>
+        </w:rPr>
+        <w:t xml:space="preserve">PDF </w:t>
+      </w:r>
+      <w:r>
+        <w:rPr>
+          <w:rFonts w:ascii="Iskoola Pota" w:hAnsi="Iskoola Pota" w:cs="Iskoola Pota" w:eastAsia="Iskoola Pota"/>
+          <w:b w:val="0"/>
+          <w:color w:val="000000"/>
+          <w:sz w:val="24"/>
+          <w:szCs w:val="24"/>
+        </w:rPr>
+        <w:t xml:space="preserve">උඩුගත කිරීම, නිස්සාරණය ක්‍රියාත්මක කිරීම, පෙළ සංස්කරණය, සැකසීම, ප්‍රතිඵල බැලීම), </w:t>
+      </w:r>
+      <w:r>
+        <w:rPr>
+          <w:rFonts w:ascii="Times New Roman" w:hAnsi="Times New Roman" w:cs="Times New Roman" w:eastAsia="Times New Roman"/>
+          <w:b w:val="0"/>
+          <w:color w:val="000000"/>
+          <w:sz w:val="24"/>
+          <w:szCs w:val="24"/>
+        </w:rPr>
+        <w:t xml:space="preserve">frontend </w:t>
+      </w:r>
+      <w:r>
+        <w:rPr>
+          <w:rFonts w:ascii="Iskoola Pota" w:hAnsi="Iskoola Pota" w:cs="Iskoola Pota" w:eastAsia="Iskoola Pota"/>
+          <w:b w:val="0"/>
+          <w:color w:val="000000"/>
+          <w:sz w:val="24"/>
+          <w:szCs w:val="24"/>
+        </w:rPr>
+        <w:t xml:space="preserve">චක්‍රලේඛ ලැයිස්තු දර්ශනය, </w:t>
+      </w:r>
+      <w:r>
+        <w:rPr>
+          <w:rFonts w:ascii="Times New Roman" w:hAnsi="Times New Roman" w:cs="Times New Roman" w:eastAsia="Times New Roman"/>
+          <w:b w:val="0"/>
+          <w:color w:val="000000"/>
+          <w:sz w:val="24"/>
+          <w:szCs w:val="24"/>
+        </w:rPr>
+        <w:t xml:space="preserve">entity highlighting </w:t>
+      </w:r>
+      <w:r>
+        <w:rPr>
+          <w:rFonts w:ascii="Iskoola Pota" w:hAnsi="Iskoola Pota" w:cs="Iskoola Pota" w:eastAsia="Iskoola Pota"/>
+          <w:b w:val="0"/>
+          <w:color w:val="000000"/>
+          <w:sz w:val="24"/>
+          <w:szCs w:val="24"/>
+        </w:rPr>
+        <w:t xml:space="preserve">ක්‍රියාකාරී වීම, සාරාංශ දර්ශනය. </w:t>
+      </w:r>
+      <w:r>
+        <w:rPr>
+          <w:rFonts w:ascii="Times New Roman" w:hAnsi="Times New Roman" w:cs="Times New Roman" w:eastAsia="Times New Roman"/>
+          <w:b w:val="0"/>
+          <w:color w:val="000000"/>
+          <w:sz w:val="24"/>
+          <w:szCs w:val="24"/>
+        </w:rPr>
+        <w:t xml:space="preserve">Phase 4 </w:t>
+      </w:r>
+      <w:r>
+        <w:rPr>
+          <w:rFonts w:ascii="Iskoola Pota" w:hAnsi="Iskoola Pota" w:cs="Iskoola Pota" w:eastAsia="Iskoola Pota"/>
+          <w:b w:val="0"/>
+          <w:color w:val="000000"/>
+          <w:sz w:val="24"/>
+          <w:szCs w:val="24"/>
+        </w:rPr>
+        <w:t xml:space="preserve">සත්‍යාපකය ඒකාබද්ධ </w:t>
+      </w:r>
+      <w:r>
+        <w:rPr>
+          <w:rFonts w:ascii="Times New Roman" w:hAnsi="Times New Roman" w:cs="Times New Roman" w:eastAsia="Times New Roman"/>
+          <w:b w:val="0"/>
+          <w:color w:val="000000"/>
+          <w:sz w:val="24"/>
+          <w:szCs w:val="24"/>
+        </w:rPr>
+        <w:t xml:space="preserve">MVP </w:t>
+      </w:r>
+      <w:r>
+        <w:rPr>
+          <w:rFonts w:ascii="Iskoola Pota" w:hAnsi="Iskoola Pota" w:cs="Iskoola Pota" w:eastAsia="Iskoola Pota"/>
+          <w:b w:val="0"/>
+          <w:color w:val="000000"/>
+          <w:sz w:val="24"/>
+          <w:szCs w:val="24"/>
+        </w:rPr>
+        <w:t>සූදානම තහවුරු කරයි.</w:t>
       </w:r>
     </w:p>
     <w:p>
@@ -16274,183 +15802,113 @@
       </w:pPr>
       <w:r>
         <w:rPr>
-          <w:rFonts w:ascii="Times New Roman" w:hAnsi="Times New Roman" w:cs="Times New Roman" w:eastAsia="Times New Roman"/>
-          <w:b w:val="0"/>
-          <w:color w:val="000000"/>
-          <w:sz w:val="24"/>
-          <w:szCs w:val="24"/>
-        </w:rPr>
-        <w:t xml:space="preserve">Phase 2 </w:t>
-      </w:r>
-      <w:r>
-        <w:rPr>
-          <w:rFonts w:ascii="Iskoola Pota" w:hAnsi="Iskoola Pota" w:cs="Iskoola Pota" w:eastAsia="Iskoola Pota"/>
-          <w:b w:val="0"/>
-          <w:color w:val="000000"/>
-          <w:sz w:val="24"/>
-          <w:szCs w:val="24"/>
-        </w:rPr>
-        <w:t xml:space="preserve">සහ </w:t>
-      </w:r>
-      <w:r>
-        <w:rPr>
-          <w:rFonts w:ascii="Times New Roman" w:hAnsi="Times New Roman" w:cs="Times New Roman" w:eastAsia="Times New Roman"/>
-          <w:b w:val="0"/>
-          <w:color w:val="000000"/>
-          <w:sz w:val="24"/>
-          <w:szCs w:val="24"/>
-        </w:rPr>
-        <w:t xml:space="preserve">Phase 3 </w:t>
-      </w:r>
-      <w:r>
-        <w:rPr>
-          <w:rFonts w:ascii="Iskoola Pota" w:hAnsi="Iskoola Pota" w:cs="Iskoola Pota" w:eastAsia="Iskoola Pota"/>
-          <w:b w:val="0"/>
-          <w:color w:val="000000"/>
-          <w:sz w:val="24"/>
-          <w:szCs w:val="24"/>
-        </w:rPr>
-        <w:t xml:space="preserve">සත්‍යාපනය අනිත්‍ය විය: අතින් පරීක්ෂණ </w:t>
-      </w:r>
-      <w:r>
-        <w:rPr>
-          <w:rFonts w:ascii="Times New Roman" w:hAnsi="Times New Roman" w:cs="Times New Roman" w:eastAsia="Times New Roman"/>
-          <w:b w:val="0"/>
-          <w:color w:val="000000"/>
-          <w:sz w:val="24"/>
-          <w:szCs w:val="24"/>
-        </w:rPr>
-        <w:t xml:space="preserve">PDF </w:t>
-      </w:r>
-      <w:r>
-        <w:rPr>
-          <w:rFonts w:ascii="Iskoola Pota" w:hAnsi="Iskoola Pota" w:cs="Iskoola Pota" w:eastAsia="Iskoola Pota"/>
-          <w:b w:val="0"/>
-          <w:color w:val="000000"/>
-          <w:sz w:val="24"/>
-          <w:szCs w:val="24"/>
-        </w:rPr>
-        <w:t xml:space="preserve">නිස්සාරණය විවිධ ලේඛන මත, අතින් </w:t>
-      </w:r>
-      <w:r>
-        <w:rPr>
-          <w:rFonts w:ascii="Times New Roman" w:hAnsi="Times New Roman" w:cs="Times New Roman" w:eastAsia="Times New Roman"/>
-          <w:b w:val="0"/>
-          <w:color w:val="000000"/>
-          <w:sz w:val="24"/>
-          <w:szCs w:val="24"/>
-        </w:rPr>
-        <w:t xml:space="preserve">NER </w:t>
-      </w:r>
-      <w:r>
-        <w:rPr>
-          <w:rFonts w:ascii="Iskoola Pota" w:hAnsi="Iskoola Pota" w:cs="Iskoola Pota" w:eastAsia="Iskoola Pota"/>
-          <w:b w:val="0"/>
-          <w:color w:val="000000"/>
-          <w:sz w:val="24"/>
-          <w:szCs w:val="24"/>
-        </w:rPr>
-        <w:t xml:space="preserve">ප්‍රතිදාන සමාලෝචනය, </w:t>
-      </w:r>
-      <w:r>
-        <w:rPr>
-          <w:rFonts w:ascii="Times New Roman" w:hAnsi="Times New Roman" w:cs="Times New Roman" w:eastAsia="Times New Roman"/>
-          <w:b w:val="0"/>
-          <w:color w:val="000000"/>
-          <w:sz w:val="24"/>
-          <w:szCs w:val="24"/>
-        </w:rPr>
-        <w:t xml:space="preserve">guardrail </w:t>
-      </w:r>
-      <w:r>
-        <w:rPr>
-          <w:rFonts w:ascii="Iskoola Pota" w:hAnsi="Iskoola Pota" w:cs="Iskoola Pota" w:eastAsia="Iskoola Pota"/>
-          <w:b w:val="0"/>
-          <w:color w:val="000000"/>
-          <w:sz w:val="24"/>
-          <w:szCs w:val="24"/>
-        </w:rPr>
-        <w:t xml:space="preserve">පරීක්ෂණ කට්ටලය </w:t>
-      </w:r>
-      <w:r>
-        <w:rPr>
-          <w:rFonts w:ascii="Times New Roman" w:hAnsi="Times New Roman" w:cs="Times New Roman" w:eastAsia="Times New Roman"/>
-          <w:b w:val="0"/>
-          <w:color w:val="000000"/>
-          <w:sz w:val="24"/>
-          <w:szCs w:val="24"/>
-        </w:rPr>
-        <w:t xml:space="preserve">pytest </w:t>
-      </w:r>
-      <w:r>
-        <w:rPr>
-          <w:rFonts w:ascii="Iskoola Pota" w:hAnsi="Iskoola Pota" w:cs="Iskoola Pota" w:eastAsia="Iskoola Pota"/>
-          <w:b w:val="0"/>
-          <w:color w:val="000000"/>
-          <w:sz w:val="24"/>
-          <w:szCs w:val="24"/>
-        </w:rPr>
-        <w:t xml:space="preserve">ක්‍රියාත්මක කිරීම. විධිමත් සත්‍යාපන </w:t>
-      </w:r>
-      <w:r>
-        <w:rPr>
-          <w:rFonts w:ascii="Times New Roman" w:hAnsi="Times New Roman" w:cs="Times New Roman" w:eastAsia="Times New Roman"/>
-          <w:b w:val="0"/>
-          <w:color w:val="000000"/>
-          <w:sz w:val="24"/>
-          <w:szCs w:val="24"/>
-        </w:rPr>
-        <w:t xml:space="preserve">scripts Phases 1 </w:t>
-      </w:r>
-      <w:r>
-        <w:rPr>
-          <w:rFonts w:ascii="Iskoola Pota" w:hAnsi="Iskoola Pota" w:cs="Iskoola Pota" w:eastAsia="Iskoola Pota"/>
-          <w:b w:val="0"/>
-          <w:color w:val="000000"/>
-          <w:sz w:val="24"/>
-          <w:szCs w:val="24"/>
-        </w:rPr>
-        <w:t xml:space="preserve">සහ 4 සඳහා ප්‍රමුඛතා දෙන ලදී මන්ද ඒවා ප්‍රධාන ඒකාබද්ධ සන්ධිස්ථාන වේ. අනාගත වැඩිදියුණු කිරීම </w:t>
-      </w:r>
-      <w:r>
-        <w:rPr>
-          <w:rFonts w:ascii="Times New Roman" w:hAnsi="Times New Roman" w:cs="Times New Roman" w:eastAsia="Times New Roman"/>
-          <w:b w:val="0"/>
-          <w:color w:val="000000"/>
-          <w:sz w:val="24"/>
-          <w:szCs w:val="24"/>
-        </w:rPr>
-        <w:t xml:space="preserve">Phases 2 </w:t>
-      </w:r>
-      <w:r>
-        <w:rPr>
-          <w:rFonts w:ascii="Iskoola Pota" w:hAnsi="Iskoola Pota" w:cs="Iskoola Pota" w:eastAsia="Iskoola Pota"/>
-          <w:b w:val="0"/>
-          <w:color w:val="000000"/>
-          <w:sz w:val="24"/>
-          <w:szCs w:val="24"/>
-        </w:rPr>
-        <w:t xml:space="preserve">සහ 3 සඳහාත් විධිමත් </w:t>
-      </w:r>
-      <w:r>
-        <w:rPr>
-          <w:rFonts w:ascii="Times New Roman" w:hAnsi="Times New Roman" w:cs="Times New Roman" w:eastAsia="Times New Roman"/>
-          <w:b w:val="0"/>
-          <w:color w:val="000000"/>
-          <w:sz w:val="24"/>
-          <w:szCs w:val="24"/>
-        </w:rPr>
-        <w:t xml:space="preserve">scripts </w:t>
-      </w:r>
-      <w:r>
-        <w:rPr>
-          <w:rFonts w:ascii="Iskoola Pota" w:hAnsi="Iskoola Pota" w:cs="Iskoola Pota" w:eastAsia="Iskoola Pota"/>
-          <w:b w:val="0"/>
-          <w:color w:val="000000"/>
-          <w:sz w:val="24"/>
-          <w:szCs w:val="24"/>
-        </w:rPr>
-        <w:t>එකතු කළ හැක.</w:t>
+          <w:rFonts w:ascii="Iskoola Pota" w:hAnsi="Iskoola Pota" w:cs="Iskoola Pota" w:eastAsia="Iskoola Pota"/>
+          <w:b w:val="0"/>
+          <w:color w:val="000000"/>
+          <w:sz w:val="24"/>
+          <w:szCs w:val="24"/>
+        </w:rPr>
+        <w:t xml:space="preserve">සත්‍යාපන </w:t>
+      </w:r>
+      <w:r>
+        <w:rPr>
+          <w:rFonts w:ascii="Times New Roman" w:hAnsi="Times New Roman" w:cs="Times New Roman" w:eastAsia="Times New Roman"/>
+          <w:b w:val="0"/>
+          <w:color w:val="000000"/>
+          <w:sz w:val="24"/>
+          <w:szCs w:val="24"/>
+        </w:rPr>
+        <w:t xml:space="preserve">script </w:t>
+      </w:r>
+      <w:r>
+        <w:rPr>
+          <w:rFonts w:ascii="Iskoola Pota" w:hAnsi="Iskoola Pota" w:cs="Iskoola Pota" w:eastAsia="Iskoola Pota"/>
+          <w:b w:val="0"/>
+          <w:color w:val="000000"/>
+          <w:sz w:val="24"/>
+          <w:szCs w:val="24"/>
+        </w:rPr>
+        <w:t xml:space="preserve">ක්‍රියාත්මක කිරීම: </w:t>
+      </w:r>
+      <w:r>
+        <w:rPr>
+          <w:rFonts w:ascii="Times New Roman" w:hAnsi="Times New Roman" w:cs="Times New Roman" w:eastAsia="Times New Roman"/>
+          <w:b w:val="0"/>
+          <w:color w:val="000000"/>
+          <w:sz w:val="24"/>
+          <w:szCs w:val="24"/>
+        </w:rPr>
+        <w:t xml:space="preserve">Node.js scripts HTTP </w:t>
+      </w:r>
+      <w:r>
+        <w:rPr>
+          <w:rFonts w:ascii="Iskoola Pota" w:hAnsi="Iskoola Pota" w:cs="Iskoola Pota" w:eastAsia="Iskoola Pota"/>
+          <w:b w:val="0"/>
+          <w:color w:val="000000"/>
+          <w:sz w:val="24"/>
+          <w:szCs w:val="24"/>
+        </w:rPr>
+        <w:t xml:space="preserve">ඉල්ලීම් ක්‍රියාත්මක කරයි, ප්‍රතිචාර තත්ත්වය වලංගු කරයි, ප්‍රතිචාර ශරීර අන්තර්ගතය පරීක්ෂා කරයි, කාලය මනියි. </w:t>
+      </w:r>
+      <w:r>
+        <w:rPr>
+          <w:rFonts w:ascii="Times New Roman" w:hAnsi="Times New Roman" w:cs="Times New Roman" w:eastAsia="Times New Roman"/>
+          <w:b w:val="0"/>
+          <w:color w:val="000000"/>
+          <w:sz w:val="24"/>
+          <w:szCs w:val="24"/>
+        </w:rPr>
+        <w:t xml:space="preserve">Scripts npm run </w:t>
+      </w:r>
+      <w:r>
+        <w:rPr>
+          <w:rFonts w:ascii="Iskoola Pota" w:hAnsi="Iskoola Pota" w:cs="Iskoola Pota" w:eastAsia="Iskoola Pota"/>
+          <w:b w:val="0"/>
+          <w:color w:val="000000"/>
+          <w:sz w:val="24"/>
+          <w:szCs w:val="24"/>
+        </w:rPr>
+        <w:t xml:space="preserve">විධාන හරහා ක්‍රියාත්මක කළ හැකි අතර </w:t>
+      </w:r>
+      <w:r>
+        <w:rPr>
+          <w:rFonts w:ascii="Times New Roman" w:hAnsi="Times New Roman" w:cs="Times New Roman" w:eastAsia="Times New Roman"/>
+          <w:b w:val="0"/>
+          <w:color w:val="000000"/>
+          <w:sz w:val="24"/>
+          <w:szCs w:val="24"/>
+        </w:rPr>
+        <w:t xml:space="preserve">CI pipeline </w:t>
+      </w:r>
+      <w:r>
+        <w:rPr>
+          <w:rFonts w:ascii="Iskoola Pota" w:hAnsi="Iskoola Pota" w:cs="Iskoola Pota" w:eastAsia="Iskoola Pota"/>
+          <w:b w:val="0"/>
+          <w:color w:val="000000"/>
+          <w:sz w:val="24"/>
+          <w:szCs w:val="24"/>
+        </w:rPr>
+        <w:t xml:space="preserve">එකට ඒකාබද්ධ කළ හැක. </w:t>
+      </w:r>
+      <w:r>
+        <w:rPr>
+          <w:rFonts w:ascii="Times New Roman" w:hAnsi="Times New Roman" w:cs="Times New Roman" w:eastAsia="Times New Roman"/>
+          <w:b w:val="0"/>
+          <w:color w:val="000000"/>
+          <w:sz w:val="24"/>
+          <w:szCs w:val="24"/>
+        </w:rPr>
+        <w:t xml:space="preserve">Scripts </w:t>
+      </w:r>
+      <w:r>
+        <w:rPr>
+          <w:rFonts w:ascii="Iskoola Pota" w:hAnsi="Iskoola Pota" w:cs="Iskoola Pota" w:eastAsia="Iskoola Pota"/>
+          <w:b w:val="0"/>
+          <w:color w:val="000000"/>
+          <w:sz w:val="24"/>
+          <w:szCs w:val="24"/>
+        </w:rPr>
+        <w:t>නැවත නිපදවිය හැකි ගේට් පරීක්ෂා සපයයි.</w:t>
       </w:r>
     </w:p>
     <w:p>
@@ -16459,93 +15917,183 @@
       </w:pPr>
       <w:r>
         <w:rPr>
-          <w:rFonts w:ascii="Iskoola Pota" w:hAnsi="Iskoola Pota" w:cs="Iskoola Pota" w:eastAsia="Iskoola Pota"/>
-          <w:b w:val="0"/>
-          <w:color w:val="000000"/>
-          <w:sz w:val="24"/>
-          <w:szCs w:val="24"/>
-        </w:rPr>
-        <w:t xml:space="preserve">අදියර සත්‍යාපන කාලය: </w:t>
-      </w:r>
-      <w:r>
-        <w:rPr>
-          <w:rFonts w:ascii="Times New Roman" w:hAnsi="Times New Roman" w:cs="Times New Roman" w:eastAsia="Times New Roman"/>
-          <w:b w:val="0"/>
-          <w:color w:val="000000"/>
-          <w:sz w:val="24"/>
-          <w:szCs w:val="24"/>
-        </w:rPr>
-        <w:t xml:space="preserve">Phase 1 </w:t>
-      </w:r>
-      <w:r>
-        <w:rPr>
-          <w:rFonts w:ascii="Iskoola Pota" w:hAnsi="Iskoola Pota" w:cs="Iskoola Pota" w:eastAsia="Iskoola Pota"/>
-          <w:b w:val="0"/>
-          <w:color w:val="000000"/>
-          <w:sz w:val="24"/>
-          <w:szCs w:val="24"/>
-        </w:rPr>
-        <w:t>සත්‍යාපකය තත්පර ~10කින් ක්‍රියාත්මක වේ (</w:t>
-      </w:r>
-      <w:r>
-        <w:rPr>
-          <w:rFonts w:ascii="Times New Roman" w:hAnsi="Times New Roman" w:cs="Times New Roman" w:eastAsia="Times New Roman"/>
-          <w:b w:val="0"/>
-          <w:color w:val="000000"/>
-          <w:sz w:val="24"/>
-          <w:szCs w:val="24"/>
-        </w:rPr>
-        <w:t xml:space="preserve">health checks, </w:t>
-      </w:r>
-      <w:r>
-        <w:rPr>
-          <w:rFonts w:ascii="Iskoola Pota" w:hAnsi="Iskoola Pota" w:cs="Iskoola Pota" w:eastAsia="Iskoola Pota"/>
-          <w:b w:val="0"/>
-          <w:color w:val="000000"/>
-          <w:sz w:val="24"/>
-          <w:szCs w:val="24"/>
-        </w:rPr>
-        <w:t xml:space="preserve">සත්‍යාපන කාර්යප්‍රවාහය); </w:t>
-      </w:r>
-      <w:r>
-        <w:rPr>
-          <w:rFonts w:ascii="Times New Roman" w:hAnsi="Times New Roman" w:cs="Times New Roman" w:eastAsia="Times New Roman"/>
-          <w:b w:val="0"/>
-          <w:color w:val="000000"/>
-          <w:sz w:val="24"/>
-          <w:szCs w:val="24"/>
-        </w:rPr>
-        <w:t xml:space="preserve">Phase 4 </w:t>
-      </w:r>
-      <w:r>
-        <w:rPr>
-          <w:rFonts w:ascii="Iskoola Pota" w:hAnsi="Iskoola Pota" w:cs="Iskoola Pota" w:eastAsia="Iskoola Pota"/>
-          <w:b w:val="0"/>
-          <w:color w:val="000000"/>
-          <w:sz w:val="24"/>
-          <w:szCs w:val="24"/>
-        </w:rPr>
-        <w:t xml:space="preserve">සත්‍යාපකය තත්පර ~30කින් ක්‍රියාත්මක වේ (ගොනු උඩුගත කිරීම සහ </w:t>
-      </w:r>
-      <w:r>
-        <w:rPr>
-          <w:rFonts w:ascii="Times New Roman" w:hAnsi="Times New Roman" w:cs="Times New Roman" w:eastAsia="Times New Roman"/>
-          <w:b w:val="0"/>
-          <w:color w:val="000000"/>
-          <w:sz w:val="24"/>
-          <w:szCs w:val="24"/>
-        </w:rPr>
-        <w:t xml:space="preserve">AI </w:t>
-      </w:r>
-      <w:r>
-        <w:rPr>
-          <w:rFonts w:ascii="Iskoola Pota" w:hAnsi="Iskoola Pota" w:cs="Iskoola Pota" w:eastAsia="Iskoola Pota"/>
-          <w:b w:val="0"/>
-          <w:color w:val="000000"/>
-          <w:sz w:val="24"/>
-          <w:szCs w:val="24"/>
-        </w:rPr>
-        <w:t>සැකසීම ඇතුළු සම්පූර්ණ කාර්යප්‍රවාහය). කෙටි ක්‍රියාත්මක කාලය නිතර සත්‍යාපනය ප්‍රායෝගික කරයි.</w:t>
+          <w:rFonts w:ascii="Times New Roman" w:hAnsi="Times New Roman" w:cs="Times New Roman" w:eastAsia="Times New Roman"/>
+          <w:b w:val="0"/>
+          <w:color w:val="000000"/>
+          <w:sz w:val="24"/>
+          <w:szCs w:val="24"/>
+        </w:rPr>
+        <w:t xml:space="preserve">Phase 2 </w:t>
+      </w:r>
+      <w:r>
+        <w:rPr>
+          <w:rFonts w:ascii="Iskoola Pota" w:hAnsi="Iskoola Pota" w:cs="Iskoola Pota" w:eastAsia="Iskoola Pota"/>
+          <w:b w:val="0"/>
+          <w:color w:val="000000"/>
+          <w:sz w:val="24"/>
+          <w:szCs w:val="24"/>
+        </w:rPr>
+        <w:t xml:space="preserve">සහ </w:t>
+      </w:r>
+      <w:r>
+        <w:rPr>
+          <w:rFonts w:ascii="Times New Roman" w:hAnsi="Times New Roman" w:cs="Times New Roman" w:eastAsia="Times New Roman"/>
+          <w:b w:val="0"/>
+          <w:color w:val="000000"/>
+          <w:sz w:val="24"/>
+          <w:szCs w:val="24"/>
+        </w:rPr>
+        <w:t xml:space="preserve">Phase 3 </w:t>
+      </w:r>
+      <w:r>
+        <w:rPr>
+          <w:rFonts w:ascii="Iskoola Pota" w:hAnsi="Iskoola Pota" w:cs="Iskoola Pota" w:eastAsia="Iskoola Pota"/>
+          <w:b w:val="0"/>
+          <w:color w:val="000000"/>
+          <w:sz w:val="24"/>
+          <w:szCs w:val="24"/>
+        </w:rPr>
+        <w:t xml:space="preserve">සත්‍යාපනය අනිත්‍ය විය: අතින් පරීක්ෂණ </w:t>
+      </w:r>
+      <w:r>
+        <w:rPr>
+          <w:rFonts w:ascii="Times New Roman" w:hAnsi="Times New Roman" w:cs="Times New Roman" w:eastAsia="Times New Roman"/>
+          <w:b w:val="0"/>
+          <w:color w:val="000000"/>
+          <w:sz w:val="24"/>
+          <w:szCs w:val="24"/>
+        </w:rPr>
+        <w:t xml:space="preserve">PDF </w:t>
+      </w:r>
+      <w:r>
+        <w:rPr>
+          <w:rFonts w:ascii="Iskoola Pota" w:hAnsi="Iskoola Pota" w:cs="Iskoola Pota" w:eastAsia="Iskoola Pota"/>
+          <w:b w:val="0"/>
+          <w:color w:val="000000"/>
+          <w:sz w:val="24"/>
+          <w:szCs w:val="24"/>
+        </w:rPr>
+        <w:t xml:space="preserve">නිස්සාරණය විවිධ ලේඛන මත, අතින් </w:t>
+      </w:r>
+      <w:r>
+        <w:rPr>
+          <w:rFonts w:ascii="Times New Roman" w:hAnsi="Times New Roman" w:cs="Times New Roman" w:eastAsia="Times New Roman"/>
+          <w:b w:val="0"/>
+          <w:color w:val="000000"/>
+          <w:sz w:val="24"/>
+          <w:szCs w:val="24"/>
+        </w:rPr>
+        <w:t xml:space="preserve">NER </w:t>
+      </w:r>
+      <w:r>
+        <w:rPr>
+          <w:rFonts w:ascii="Iskoola Pota" w:hAnsi="Iskoola Pota" w:cs="Iskoola Pota" w:eastAsia="Iskoola Pota"/>
+          <w:b w:val="0"/>
+          <w:color w:val="000000"/>
+          <w:sz w:val="24"/>
+          <w:szCs w:val="24"/>
+        </w:rPr>
+        <w:t xml:space="preserve">ප්‍රතිදාන සමාලෝචනය, </w:t>
+      </w:r>
+      <w:r>
+        <w:rPr>
+          <w:rFonts w:ascii="Times New Roman" w:hAnsi="Times New Roman" w:cs="Times New Roman" w:eastAsia="Times New Roman"/>
+          <w:b w:val="0"/>
+          <w:color w:val="000000"/>
+          <w:sz w:val="24"/>
+          <w:szCs w:val="24"/>
+        </w:rPr>
+        <w:t xml:space="preserve">guardrail </w:t>
+      </w:r>
+      <w:r>
+        <w:rPr>
+          <w:rFonts w:ascii="Iskoola Pota" w:hAnsi="Iskoola Pota" w:cs="Iskoola Pota" w:eastAsia="Iskoola Pota"/>
+          <w:b w:val="0"/>
+          <w:color w:val="000000"/>
+          <w:sz w:val="24"/>
+          <w:szCs w:val="24"/>
+        </w:rPr>
+        <w:t xml:space="preserve">පරීක්ෂණ කට්ටලය </w:t>
+      </w:r>
+      <w:r>
+        <w:rPr>
+          <w:rFonts w:ascii="Times New Roman" w:hAnsi="Times New Roman" w:cs="Times New Roman" w:eastAsia="Times New Roman"/>
+          <w:b w:val="0"/>
+          <w:color w:val="000000"/>
+          <w:sz w:val="24"/>
+          <w:szCs w:val="24"/>
+        </w:rPr>
+        <w:t xml:space="preserve">pytest </w:t>
+      </w:r>
+      <w:r>
+        <w:rPr>
+          <w:rFonts w:ascii="Iskoola Pota" w:hAnsi="Iskoola Pota" w:cs="Iskoola Pota" w:eastAsia="Iskoola Pota"/>
+          <w:b w:val="0"/>
+          <w:color w:val="000000"/>
+          <w:sz w:val="24"/>
+          <w:szCs w:val="24"/>
+        </w:rPr>
+        <w:t xml:space="preserve">ක්‍රියාත්මක කිරීම. විධිමත් සත්‍යාපන </w:t>
+      </w:r>
+      <w:r>
+        <w:rPr>
+          <w:rFonts w:ascii="Times New Roman" w:hAnsi="Times New Roman" w:cs="Times New Roman" w:eastAsia="Times New Roman"/>
+          <w:b w:val="0"/>
+          <w:color w:val="000000"/>
+          <w:sz w:val="24"/>
+          <w:szCs w:val="24"/>
+        </w:rPr>
+        <w:t xml:space="preserve">scripts Phases 1 </w:t>
+      </w:r>
+      <w:r>
+        <w:rPr>
+          <w:rFonts w:ascii="Iskoola Pota" w:hAnsi="Iskoola Pota" w:cs="Iskoola Pota" w:eastAsia="Iskoola Pota"/>
+          <w:b w:val="0"/>
+          <w:color w:val="000000"/>
+          <w:sz w:val="24"/>
+          <w:szCs w:val="24"/>
+        </w:rPr>
+        <w:t xml:space="preserve">සහ 4 සඳහා ප්‍රමුඛතා දෙන ලදී මන්ද ඒවා ප්‍රධාන ඒකාබද්ධ සන්ධිස්ථාන වේ. අනාගත වැඩිදියුණු කිරීම </w:t>
+      </w:r>
+      <w:r>
+        <w:rPr>
+          <w:rFonts w:ascii="Times New Roman" w:hAnsi="Times New Roman" w:cs="Times New Roman" w:eastAsia="Times New Roman"/>
+          <w:b w:val="0"/>
+          <w:color w:val="000000"/>
+          <w:sz w:val="24"/>
+          <w:szCs w:val="24"/>
+        </w:rPr>
+        <w:t xml:space="preserve">Phases 2 </w:t>
+      </w:r>
+      <w:r>
+        <w:rPr>
+          <w:rFonts w:ascii="Iskoola Pota" w:hAnsi="Iskoola Pota" w:cs="Iskoola Pota" w:eastAsia="Iskoola Pota"/>
+          <w:b w:val="0"/>
+          <w:color w:val="000000"/>
+          <w:sz w:val="24"/>
+          <w:szCs w:val="24"/>
+        </w:rPr>
+        <w:t xml:space="preserve">සහ 3 සඳහාත් විධිමත් </w:t>
+      </w:r>
+      <w:r>
+        <w:rPr>
+          <w:rFonts w:ascii="Times New Roman" w:hAnsi="Times New Roman" w:cs="Times New Roman" w:eastAsia="Times New Roman"/>
+          <w:b w:val="0"/>
+          <w:color w:val="000000"/>
+          <w:sz w:val="24"/>
+          <w:szCs w:val="24"/>
+        </w:rPr>
+        <w:t xml:space="preserve">scripts </w:t>
+      </w:r>
+      <w:r>
+        <w:rPr>
+          <w:rFonts w:ascii="Iskoola Pota" w:hAnsi="Iskoola Pota" w:cs="Iskoola Pota" w:eastAsia="Iskoola Pota"/>
+          <w:b w:val="0"/>
+          <w:color w:val="000000"/>
+          <w:sz w:val="24"/>
+          <w:szCs w:val="24"/>
+        </w:rPr>
+        <w:t>එකතු කළ හැක.</w:t>
       </w:r>
     </w:p>
     <w:p>
@@ -16560,7 +16108,7 @@
           <w:sz w:val="24"/>
           <w:szCs w:val="24"/>
         </w:rPr>
-        <w:t xml:space="preserve">අදියර ගේට් බලාත්මක කිරීම: </w:t>
+        <w:t xml:space="preserve">අදියර සත්‍යාපන කාලය: </w:t>
       </w:r>
       <w:r>
         <w:rPr>
@@ -16580,27 +16128,27 @@
           <w:sz w:val="24"/>
           <w:szCs w:val="24"/>
         </w:rPr>
-        <w:t xml:space="preserve">ගේට් සමත් වීම </w:t>
-      </w:r>
-      <w:r>
-        <w:rPr>
-          <w:rFonts w:ascii="Times New Roman" w:hAnsi="Times New Roman" w:cs="Times New Roman" w:eastAsia="Times New Roman"/>
-          <w:b w:val="0"/>
-          <w:color w:val="000000"/>
-          <w:sz w:val="24"/>
-          <w:szCs w:val="24"/>
-        </w:rPr>
-        <w:t xml:space="preserve">Phase 2 </w:t>
-      </w:r>
-      <w:r>
-        <w:rPr>
-          <w:rFonts w:ascii="Iskoola Pota" w:hAnsi="Iskoola Pota" w:cs="Iskoola Pota" w:eastAsia="Iskoola Pota"/>
-          <w:b w:val="0"/>
-          <w:color w:val="000000"/>
-          <w:sz w:val="24"/>
-          <w:szCs w:val="24"/>
-        </w:rPr>
-        <w:t xml:space="preserve">සංවර්ධනය ආරම්භ කිරීමට පෙර අවශ්‍ය වේ; </w:t>
+        <w:t>සත්‍යාපකය තත්පර ~10කින් ක්‍රියාත්මක වේ (</w:t>
+      </w:r>
+      <w:r>
+        <w:rPr>
+          <w:rFonts w:ascii="Times New Roman" w:hAnsi="Times New Roman" w:cs="Times New Roman" w:eastAsia="Times New Roman"/>
+          <w:b w:val="0"/>
+          <w:color w:val="000000"/>
+          <w:sz w:val="24"/>
+          <w:szCs w:val="24"/>
+        </w:rPr>
+        <w:t xml:space="preserve">health checks, </w:t>
+      </w:r>
+      <w:r>
+        <w:rPr>
+          <w:rFonts w:ascii="Iskoola Pota" w:hAnsi="Iskoola Pota" w:cs="Iskoola Pota" w:eastAsia="Iskoola Pota"/>
+          <w:b w:val="0"/>
+          <w:color w:val="000000"/>
+          <w:sz w:val="24"/>
+          <w:szCs w:val="24"/>
+        </w:rPr>
+        <w:t xml:space="preserve">සත්‍යාපන කාර්යප්‍රවාහය); </w:t>
       </w:r>
       <w:r>
         <w:rPr>
@@ -16620,27 +16168,27 @@
           <w:sz w:val="24"/>
           <w:szCs w:val="24"/>
         </w:rPr>
-        <w:t xml:space="preserve">ගේට් සමත් වීම </w:t>
-      </w:r>
-      <w:r>
-        <w:rPr>
-          <w:rFonts w:ascii="Times New Roman" w:hAnsi="Times New Roman" w:cs="Times New Roman" w:eastAsia="Times New Roman"/>
-          <w:b w:val="0"/>
-          <w:color w:val="000000"/>
-          <w:sz w:val="24"/>
-          <w:szCs w:val="24"/>
-        </w:rPr>
-        <w:t xml:space="preserve">Phase 5 </w:t>
-      </w:r>
-      <w:r>
-        <w:rPr>
-          <w:rFonts w:ascii="Iskoola Pota" w:hAnsi="Iskoola Pota" w:cs="Iskoola Pota" w:eastAsia="Iskoola Pota"/>
-          <w:b w:val="0"/>
-          <w:color w:val="000000"/>
-          <w:sz w:val="24"/>
-          <w:szCs w:val="24"/>
-        </w:rPr>
-        <w:t>තක්සේරුව සිදු කිරීමට පෙර අවශ්‍ය වේ. ගේට් විනය අසම්පූර්ණ කාර්ය ඊළඟ අදියරට පැතිරීම වළක්වයි. ගේට් බලාත්මක කිරීම ව්‍යාපෘති කළමනාකරණ විනය පෙන්වයි.</w:t>
+        <w:t xml:space="preserve">සත්‍යාපකය තත්පර ~30කින් ක්‍රියාත්මක වේ (ගොනු උඩුගත කිරීම සහ </w:t>
+      </w:r>
+      <w:r>
+        <w:rPr>
+          <w:rFonts w:ascii="Times New Roman" w:hAnsi="Times New Roman" w:cs="Times New Roman" w:eastAsia="Times New Roman"/>
+          <w:b w:val="0"/>
+          <w:color w:val="000000"/>
+          <w:sz w:val="24"/>
+          <w:szCs w:val="24"/>
+        </w:rPr>
+        <w:t xml:space="preserve">AI </w:t>
+      </w:r>
+      <w:r>
+        <w:rPr>
+          <w:rFonts w:ascii="Iskoola Pota" w:hAnsi="Iskoola Pota" w:cs="Iskoola Pota" w:eastAsia="Iskoola Pota"/>
+          <w:b w:val="0"/>
+          <w:color w:val="000000"/>
+          <w:sz w:val="24"/>
+          <w:szCs w:val="24"/>
+        </w:rPr>
+        <w:t>සැකසීම ඇතුළු සම්පූර්ණ කාර්යප්‍රවාහය). කෙටි ක්‍රියාත්මක කාලය නිතර සත්‍යාපනය ප්‍රායෝගික කරයි.</w:t>
       </w:r>
     </w:p>
     <w:p>
@@ -16655,127 +16203,87 @@
           <w:sz w:val="24"/>
           <w:szCs w:val="24"/>
         </w:rPr>
-        <w:t xml:space="preserve">සත්‍යාපන </w:t>
-      </w:r>
-      <w:r>
-        <w:rPr>
-          <w:rFonts w:ascii="Times New Roman" w:hAnsi="Times New Roman" w:cs="Times New Roman" w:eastAsia="Times New Roman"/>
-          <w:b w:val="0"/>
-          <w:color w:val="000000"/>
-          <w:sz w:val="24"/>
-          <w:szCs w:val="24"/>
-        </w:rPr>
-        <w:t xml:space="preserve">script </w:t>
-      </w:r>
-      <w:r>
-        <w:rPr>
-          <w:rFonts w:ascii="Iskoola Pota" w:hAnsi="Iskoola Pota" w:cs="Iskoola Pota" w:eastAsia="Iskoola Pota"/>
-          <w:b w:val="0"/>
-          <w:color w:val="000000"/>
-          <w:sz w:val="24"/>
-          <w:szCs w:val="24"/>
-        </w:rPr>
-        <w:t xml:space="preserve">නඩත්තුව: </w:t>
-      </w:r>
-      <w:r>
-        <w:rPr>
-          <w:rFonts w:ascii="Times New Roman" w:hAnsi="Times New Roman" w:cs="Times New Roman" w:eastAsia="Times New Roman"/>
-          <w:b w:val="0"/>
-          <w:color w:val="000000"/>
-          <w:sz w:val="24"/>
-          <w:szCs w:val="24"/>
-        </w:rPr>
-        <w:t xml:space="preserve">scripts repository </w:t>
-      </w:r>
-      <w:r>
-        <w:rPr>
-          <w:rFonts w:ascii="Iskoola Pota" w:hAnsi="Iskoola Pota" w:cs="Iskoola Pota" w:eastAsia="Iskoola Pota"/>
-          <w:b w:val="0"/>
-          <w:color w:val="000000"/>
-          <w:sz w:val="24"/>
-          <w:szCs w:val="24"/>
-        </w:rPr>
-        <w:t xml:space="preserve">එකේ අනුවාද-පාලිතය; සේවා </w:t>
-      </w:r>
-      <w:r>
-        <w:rPr>
-          <w:rFonts w:ascii="Times New Roman" w:hAnsi="Times New Roman" w:cs="Times New Roman" w:eastAsia="Times New Roman"/>
-          <w:b w:val="0"/>
-          <w:color w:val="000000"/>
-          <w:sz w:val="24"/>
-          <w:szCs w:val="24"/>
-        </w:rPr>
-        <w:t xml:space="preserve">endpoint </w:t>
-      </w:r>
-      <w:r>
-        <w:rPr>
-          <w:rFonts w:ascii="Iskoola Pota" w:hAnsi="Iskoola Pota" w:cs="Iskoola Pota" w:eastAsia="Iskoola Pota"/>
-          <w:b w:val="0"/>
-          <w:color w:val="000000"/>
-          <w:sz w:val="24"/>
-          <w:szCs w:val="24"/>
-        </w:rPr>
-        <w:t xml:space="preserve">වෙනස්කම්වලදී </w:t>
-      </w:r>
-      <w:r>
-        <w:rPr>
-          <w:rFonts w:ascii="Times New Roman" w:hAnsi="Times New Roman" w:cs="Times New Roman" w:eastAsia="Times New Roman"/>
-          <w:b w:val="0"/>
-          <w:color w:val="000000"/>
-          <w:sz w:val="24"/>
-          <w:szCs w:val="24"/>
-        </w:rPr>
-        <w:t xml:space="preserve">script </w:t>
-      </w:r>
-      <w:r>
-        <w:rPr>
-          <w:rFonts w:ascii="Iskoola Pota" w:hAnsi="Iskoola Pota" w:cs="Iskoola Pota" w:eastAsia="Iskoola Pota"/>
-          <w:b w:val="0"/>
-          <w:color w:val="000000"/>
-          <w:sz w:val="24"/>
-          <w:szCs w:val="24"/>
-        </w:rPr>
-        <w:t xml:space="preserve">යාවත්කාලීන අවශ්‍ය වේ. සත්‍යාපන </w:t>
-      </w:r>
-      <w:r>
-        <w:rPr>
-          <w:rFonts w:ascii="Times New Roman" w:hAnsi="Times New Roman" w:cs="Times New Roman" w:eastAsia="Times New Roman"/>
-          <w:b w:val="0"/>
-          <w:color w:val="000000"/>
-          <w:sz w:val="24"/>
-          <w:szCs w:val="24"/>
-        </w:rPr>
-        <w:t xml:space="preserve">scripts </w:t>
-      </w:r>
-      <w:r>
-        <w:rPr>
-          <w:rFonts w:ascii="Iskoola Pota" w:hAnsi="Iskoola Pota" w:cs="Iskoola Pota" w:eastAsia="Iskoola Pota"/>
-          <w:b w:val="0"/>
-          <w:color w:val="000000"/>
-          <w:sz w:val="24"/>
-          <w:szCs w:val="24"/>
-        </w:rPr>
-        <w:t xml:space="preserve">ජීවමාන ලේඛනගත කිරීමකි: පද්ධතියේ අපේක්ෂිත හැසිරීම ක්‍රියාත්මක කළ හැකි ආකාරයෙන් නියම කරයි. අනාගත සත්‍යාපන </w:t>
-      </w:r>
-      <w:r>
-        <w:rPr>
-          <w:rFonts w:ascii="Times New Roman" w:hAnsi="Times New Roman" w:cs="Times New Roman" w:eastAsia="Times New Roman"/>
-          <w:b w:val="0"/>
-          <w:color w:val="000000"/>
-          <w:sz w:val="24"/>
-          <w:szCs w:val="24"/>
-        </w:rPr>
-        <w:t xml:space="preserve">scripts </w:t>
-      </w:r>
-      <w:r>
-        <w:rPr>
-          <w:rFonts w:ascii="Iskoola Pota" w:hAnsi="Iskoola Pota" w:cs="Iskoola Pota" w:eastAsia="Iskoola Pota"/>
-          <w:b w:val="0"/>
-          <w:color w:val="000000"/>
-          <w:sz w:val="24"/>
-          <w:szCs w:val="24"/>
-        </w:rPr>
-        <w:t>අමතර පරීක්ෂා (කාර්ය සාධන මිනුම්කෝදණ්ඩ) එකතු කළ හැක.</w:t>
+        <w:t xml:space="preserve">අදියර ගේට් බලාත්මක කිරීම: </w:t>
+      </w:r>
+      <w:r>
+        <w:rPr>
+          <w:rFonts w:ascii="Times New Roman" w:hAnsi="Times New Roman" w:cs="Times New Roman" w:eastAsia="Times New Roman"/>
+          <w:b w:val="0"/>
+          <w:color w:val="000000"/>
+          <w:sz w:val="24"/>
+          <w:szCs w:val="24"/>
+        </w:rPr>
+        <w:t xml:space="preserve">Phase 1 </w:t>
+      </w:r>
+      <w:r>
+        <w:rPr>
+          <w:rFonts w:ascii="Iskoola Pota" w:hAnsi="Iskoola Pota" w:cs="Iskoola Pota" w:eastAsia="Iskoola Pota"/>
+          <w:b w:val="0"/>
+          <w:color w:val="000000"/>
+          <w:sz w:val="24"/>
+          <w:szCs w:val="24"/>
+        </w:rPr>
+        <w:t xml:space="preserve">ගේට් සමත් වීම </w:t>
+      </w:r>
+      <w:r>
+        <w:rPr>
+          <w:rFonts w:ascii="Times New Roman" w:hAnsi="Times New Roman" w:cs="Times New Roman" w:eastAsia="Times New Roman"/>
+          <w:b w:val="0"/>
+          <w:color w:val="000000"/>
+          <w:sz w:val="24"/>
+          <w:szCs w:val="24"/>
+        </w:rPr>
+        <w:t xml:space="preserve">Phase 2 </w:t>
+      </w:r>
+      <w:r>
+        <w:rPr>
+          <w:rFonts w:ascii="Iskoola Pota" w:hAnsi="Iskoola Pota" w:cs="Iskoola Pota" w:eastAsia="Iskoola Pota"/>
+          <w:b w:val="0"/>
+          <w:color w:val="000000"/>
+          <w:sz w:val="24"/>
+          <w:szCs w:val="24"/>
+        </w:rPr>
+        <w:t xml:space="preserve">සංවර්ධනය ආරම්භ කිරීමට පෙර අවශ්‍ය වේ; </w:t>
+      </w:r>
+      <w:r>
+        <w:rPr>
+          <w:rFonts w:ascii="Times New Roman" w:hAnsi="Times New Roman" w:cs="Times New Roman" w:eastAsia="Times New Roman"/>
+          <w:b w:val="0"/>
+          <w:color w:val="000000"/>
+          <w:sz w:val="24"/>
+          <w:szCs w:val="24"/>
+        </w:rPr>
+        <w:t xml:space="preserve">Phase 4 </w:t>
+      </w:r>
+      <w:r>
+        <w:rPr>
+          <w:rFonts w:ascii="Iskoola Pota" w:hAnsi="Iskoola Pota" w:cs="Iskoola Pota" w:eastAsia="Iskoola Pota"/>
+          <w:b w:val="0"/>
+          <w:color w:val="000000"/>
+          <w:sz w:val="24"/>
+          <w:szCs w:val="24"/>
+        </w:rPr>
+        <w:t xml:space="preserve">ගේට් සමත් වීම </w:t>
+      </w:r>
+      <w:r>
+        <w:rPr>
+          <w:rFonts w:ascii="Times New Roman" w:hAnsi="Times New Roman" w:cs="Times New Roman" w:eastAsia="Times New Roman"/>
+          <w:b w:val="0"/>
+          <w:color w:val="000000"/>
+          <w:sz w:val="24"/>
+          <w:szCs w:val="24"/>
+        </w:rPr>
+        <w:t xml:space="preserve">Phase 5 </w:t>
+      </w:r>
+      <w:r>
+        <w:rPr>
+          <w:rFonts w:ascii="Iskoola Pota" w:hAnsi="Iskoola Pota" w:cs="Iskoola Pota" w:eastAsia="Iskoola Pota"/>
+          <w:b w:val="0"/>
+          <w:color w:val="000000"/>
+          <w:sz w:val="24"/>
+          <w:szCs w:val="24"/>
+        </w:rPr>
+        <w:t>තක්සේරුව සිදු කිරීමට පෙර අවශ්‍ය වේ. ගේට් විනය අසම්පූර්ණ කාර්ය ඊළඟ අදියරට පැතිරීම වළක්වයි. ගේට් බලාත්මක කිරීම ව්‍යාපෘති කළමනාකරණ විනය පෙන්වයි.</w:t>
       </w:r>
     </w:p>
     <w:p>
@@ -16790,47 +16298,127 @@
           <w:sz w:val="24"/>
           <w:szCs w:val="24"/>
         </w:rPr>
-        <w:t>අදියර සත්‍යාපනයේ ශාස්ත්‍රීය වටිනාකම: අදියර ගේට් සාධක ව්‍යාපෘති කළමනාකරණ විනය පෙන්වයි. තක්සේරු නිර්ණායක: පද්ධතිමය සංවර්ධන ප්‍රවේශය (</w:t>
-      </w:r>
-      <w:r>
-        <w:rPr>
-          <w:rFonts w:ascii="Times New Roman" w:hAnsi="Times New Roman" w:cs="Times New Roman" w:eastAsia="Times New Roman"/>
-          <w:b w:val="0"/>
-          <w:color w:val="000000"/>
-          <w:sz w:val="24"/>
-          <w:szCs w:val="24"/>
-        </w:rPr>
-        <w:t xml:space="preserve">ad hoc </w:t>
-      </w:r>
-      <w:r>
-        <w:rPr>
-          <w:rFonts w:ascii="Iskoola Pota" w:hAnsi="Iskoola Pota" w:cs="Iskoola Pota" w:eastAsia="Iskoola Pota"/>
-          <w:b w:val="0"/>
-          <w:color w:val="000000"/>
-          <w:sz w:val="24"/>
-          <w:szCs w:val="24"/>
-        </w:rPr>
-        <w:t xml:space="preserve">නොවේ), ගුණාත්මක පරීක්ෂණ ලකුණු (අවසාන මොහොතේ පරීක්ෂණ නොවේ), වර්ධක බෙදාහැරීම. අදියර සත්‍යාපනය </w:t>
-      </w:r>
-      <w:r>
-        <w:rPr>
-          <w:rFonts w:ascii="Times New Roman" w:hAnsi="Times New Roman" w:cs="Times New Roman" w:eastAsia="Times New Roman"/>
-          <w:b w:val="0"/>
-          <w:color w:val="000000"/>
-          <w:sz w:val="24"/>
-          <w:szCs w:val="24"/>
-        </w:rPr>
-        <w:t xml:space="preserve">Agile </w:t>
-      </w:r>
-      <w:r>
-        <w:rPr>
-          <w:rFonts w:ascii="Iskoola Pota" w:hAnsi="Iskoola Pota" w:cs="Iskoola Pota" w:eastAsia="Iskoola Pota"/>
-          <w:b w:val="0"/>
-          <w:color w:val="000000"/>
-          <w:sz w:val="24"/>
-          <w:szCs w:val="24"/>
-        </w:rPr>
-        <w:t>ක්‍රමවේදයේ ප්‍රායෝගික සාධකයකි.</w:t>
+        <w:t xml:space="preserve">සත්‍යාපන </w:t>
+      </w:r>
+      <w:r>
+        <w:rPr>
+          <w:rFonts w:ascii="Times New Roman" w:hAnsi="Times New Roman" w:cs="Times New Roman" w:eastAsia="Times New Roman"/>
+          <w:b w:val="0"/>
+          <w:color w:val="000000"/>
+          <w:sz w:val="24"/>
+          <w:szCs w:val="24"/>
+        </w:rPr>
+        <w:t xml:space="preserve">script </w:t>
+      </w:r>
+      <w:r>
+        <w:rPr>
+          <w:rFonts w:ascii="Iskoola Pota" w:hAnsi="Iskoola Pota" w:cs="Iskoola Pota" w:eastAsia="Iskoola Pota"/>
+          <w:b w:val="0"/>
+          <w:color w:val="000000"/>
+          <w:sz w:val="24"/>
+          <w:szCs w:val="24"/>
+        </w:rPr>
+        <w:t xml:space="preserve">නඩත්තුව: </w:t>
+      </w:r>
+      <w:r>
+        <w:rPr>
+          <w:rFonts w:ascii="Times New Roman" w:hAnsi="Times New Roman" w:cs="Times New Roman" w:eastAsia="Times New Roman"/>
+          <w:b w:val="0"/>
+          <w:color w:val="000000"/>
+          <w:sz w:val="24"/>
+          <w:szCs w:val="24"/>
+        </w:rPr>
+        <w:t xml:space="preserve">scripts repository </w:t>
+      </w:r>
+      <w:r>
+        <w:rPr>
+          <w:rFonts w:ascii="Iskoola Pota" w:hAnsi="Iskoola Pota" w:cs="Iskoola Pota" w:eastAsia="Iskoola Pota"/>
+          <w:b w:val="0"/>
+          <w:color w:val="000000"/>
+          <w:sz w:val="24"/>
+          <w:szCs w:val="24"/>
+        </w:rPr>
+        <w:t xml:space="preserve">එකේ අනුවාද-පාලිතය; සේවා </w:t>
+      </w:r>
+      <w:r>
+        <w:rPr>
+          <w:rFonts w:ascii="Times New Roman" w:hAnsi="Times New Roman" w:cs="Times New Roman" w:eastAsia="Times New Roman"/>
+          <w:b w:val="0"/>
+          <w:color w:val="000000"/>
+          <w:sz w:val="24"/>
+          <w:szCs w:val="24"/>
+        </w:rPr>
+        <w:t xml:space="preserve">endpoint </w:t>
+      </w:r>
+      <w:r>
+        <w:rPr>
+          <w:rFonts w:ascii="Iskoola Pota" w:hAnsi="Iskoola Pota" w:cs="Iskoola Pota" w:eastAsia="Iskoola Pota"/>
+          <w:b w:val="0"/>
+          <w:color w:val="000000"/>
+          <w:sz w:val="24"/>
+          <w:szCs w:val="24"/>
+        </w:rPr>
+        <w:t xml:space="preserve">වෙනස්කම්වලදී </w:t>
+      </w:r>
+      <w:r>
+        <w:rPr>
+          <w:rFonts w:ascii="Times New Roman" w:hAnsi="Times New Roman" w:cs="Times New Roman" w:eastAsia="Times New Roman"/>
+          <w:b w:val="0"/>
+          <w:color w:val="000000"/>
+          <w:sz w:val="24"/>
+          <w:szCs w:val="24"/>
+        </w:rPr>
+        <w:t xml:space="preserve">script </w:t>
+      </w:r>
+      <w:r>
+        <w:rPr>
+          <w:rFonts w:ascii="Iskoola Pota" w:hAnsi="Iskoola Pota" w:cs="Iskoola Pota" w:eastAsia="Iskoola Pota"/>
+          <w:b w:val="0"/>
+          <w:color w:val="000000"/>
+          <w:sz w:val="24"/>
+          <w:szCs w:val="24"/>
+        </w:rPr>
+        <w:t xml:space="preserve">යාවත්කාලීන අවශ්‍ය වේ. සත්‍යාපන </w:t>
+      </w:r>
+      <w:r>
+        <w:rPr>
+          <w:rFonts w:ascii="Times New Roman" w:hAnsi="Times New Roman" w:cs="Times New Roman" w:eastAsia="Times New Roman"/>
+          <w:b w:val="0"/>
+          <w:color w:val="000000"/>
+          <w:sz w:val="24"/>
+          <w:szCs w:val="24"/>
+        </w:rPr>
+        <w:t xml:space="preserve">scripts </w:t>
+      </w:r>
+      <w:r>
+        <w:rPr>
+          <w:rFonts w:ascii="Iskoola Pota" w:hAnsi="Iskoola Pota" w:cs="Iskoola Pota" w:eastAsia="Iskoola Pota"/>
+          <w:b w:val="0"/>
+          <w:color w:val="000000"/>
+          <w:sz w:val="24"/>
+          <w:szCs w:val="24"/>
+        </w:rPr>
+        <w:t xml:space="preserve">ජීවමාන ලේඛනගත කිරීමකි: පද්ධතියේ අපේක්ෂිත හැසිරීම ක්‍රියාත්මක කළ හැකි ආකාරයෙන් නියම කරයි. අනාගත සත්‍යාපන </w:t>
+      </w:r>
+      <w:r>
+        <w:rPr>
+          <w:rFonts w:ascii="Times New Roman" w:hAnsi="Times New Roman" w:cs="Times New Roman" w:eastAsia="Times New Roman"/>
+          <w:b w:val="0"/>
+          <w:color w:val="000000"/>
+          <w:sz w:val="24"/>
+          <w:szCs w:val="24"/>
+        </w:rPr>
+        <w:t xml:space="preserve">scripts </w:t>
+      </w:r>
+      <w:r>
+        <w:rPr>
+          <w:rFonts w:ascii="Iskoola Pota" w:hAnsi="Iskoola Pota" w:cs="Iskoola Pota" w:eastAsia="Iskoola Pota"/>
+          <w:b w:val="0"/>
+          <w:color w:val="000000"/>
+          <w:sz w:val="24"/>
+          <w:szCs w:val="24"/>
+        </w:rPr>
+        <w:t>අමතර පරීක්ෂා (කාර්ය සාධන මිනුම්කෝදණ්ඩ) එකතු කළ හැක.</w:t>
       </w:r>
     </w:p>
     <w:p>
@@ -16845,127 +16433,47 @@
           <w:sz w:val="24"/>
           <w:szCs w:val="24"/>
         </w:rPr>
-        <w:t xml:space="preserve">අදියර සත්‍යාපන </w:t>
-      </w:r>
-      <w:r>
-        <w:rPr>
-          <w:rFonts w:ascii="Times New Roman" w:hAnsi="Times New Roman" w:cs="Times New Roman" w:eastAsia="Times New Roman"/>
-          <w:b w:val="0"/>
-          <w:color w:val="000000"/>
-          <w:sz w:val="24"/>
-          <w:szCs w:val="24"/>
-        </w:rPr>
-        <w:t xml:space="preserve">regression </w:t>
-      </w:r>
-      <w:r>
-        <w:rPr>
-          <w:rFonts w:ascii="Iskoola Pota" w:hAnsi="Iskoola Pota" w:cs="Iskoola Pota" w:eastAsia="Iskoola Pota"/>
-          <w:b w:val="0"/>
-          <w:color w:val="000000"/>
-          <w:sz w:val="24"/>
-          <w:szCs w:val="24"/>
-        </w:rPr>
-        <w:t xml:space="preserve">හඳුනා ගැනීම: </w:t>
-      </w:r>
-      <w:r>
-        <w:rPr>
-          <w:rFonts w:ascii="Times New Roman" w:hAnsi="Times New Roman" w:cs="Times New Roman" w:eastAsia="Times New Roman"/>
-          <w:b w:val="0"/>
-          <w:color w:val="000000"/>
-          <w:sz w:val="24"/>
-          <w:szCs w:val="24"/>
-        </w:rPr>
-        <w:t xml:space="preserve">Phase 4 </w:t>
-      </w:r>
-      <w:r>
-        <w:rPr>
-          <w:rFonts w:ascii="Iskoola Pota" w:hAnsi="Iskoola Pota" w:cs="Iskoola Pota" w:eastAsia="Iskoola Pota"/>
-          <w:b w:val="0"/>
-          <w:color w:val="000000"/>
-          <w:sz w:val="24"/>
-          <w:szCs w:val="24"/>
-        </w:rPr>
-        <w:t xml:space="preserve">සත්‍යාපකය </w:t>
-      </w:r>
-      <w:r>
-        <w:rPr>
-          <w:rFonts w:ascii="Times New Roman" w:hAnsi="Times New Roman" w:cs="Times New Roman" w:eastAsia="Times New Roman"/>
-          <w:b w:val="0"/>
-          <w:color w:val="000000"/>
-          <w:sz w:val="24"/>
-          <w:szCs w:val="24"/>
-        </w:rPr>
-        <w:t xml:space="preserve">Phase 1 </w:t>
-      </w:r>
-      <w:r>
-        <w:rPr>
-          <w:rFonts w:ascii="Iskoola Pota" w:hAnsi="Iskoola Pota" w:cs="Iskoola Pota" w:eastAsia="Iskoola Pota"/>
-          <w:b w:val="0"/>
-          <w:color w:val="000000"/>
-          <w:sz w:val="24"/>
-          <w:szCs w:val="24"/>
-        </w:rPr>
-        <w:t>පරීක්ෂා ද ඇතුළත් කරයි (</w:t>
-      </w:r>
-      <w:r>
-        <w:rPr>
-          <w:rFonts w:ascii="Times New Roman" w:hAnsi="Times New Roman" w:cs="Times New Roman" w:eastAsia="Times New Roman"/>
-          <w:b w:val="0"/>
-          <w:color w:val="000000"/>
-          <w:sz w:val="24"/>
-          <w:szCs w:val="24"/>
-        </w:rPr>
-        <w:t xml:space="preserve">health endpoints </w:t>
-      </w:r>
-      <w:r>
-        <w:rPr>
-          <w:rFonts w:ascii="Iskoola Pota" w:hAnsi="Iskoola Pota" w:cs="Iskoola Pota" w:eastAsia="Iskoola Pota"/>
-          <w:b w:val="0"/>
-          <w:color w:val="000000"/>
-          <w:sz w:val="24"/>
-          <w:szCs w:val="24"/>
-        </w:rPr>
-        <w:t xml:space="preserve">ඒකාබද්ධ කිරීමෙන් පසුත් ක්‍රියාකාරීද). </w:t>
-      </w:r>
-      <w:r>
-        <w:rPr>
-          <w:rFonts w:ascii="Times New Roman" w:hAnsi="Times New Roman" w:cs="Times New Roman" w:eastAsia="Times New Roman"/>
-          <w:b w:val="0"/>
-          <w:color w:val="000000"/>
-          <w:sz w:val="24"/>
-          <w:szCs w:val="24"/>
-        </w:rPr>
-        <w:t xml:space="preserve">Regression </w:t>
-      </w:r>
-      <w:r>
-        <w:rPr>
-          <w:rFonts w:ascii="Iskoola Pota" w:hAnsi="Iskoola Pota" w:cs="Iskoola Pota" w:eastAsia="Iskoola Pota"/>
-          <w:b w:val="0"/>
-          <w:color w:val="000000"/>
-          <w:sz w:val="24"/>
-          <w:szCs w:val="24"/>
-        </w:rPr>
-        <w:t xml:space="preserve">හඳුනා ගැනීම ඒකාබද්ධ පැති බලපෑම් හඳුනා ගනියි: නව සංරචකයක් පවතින ක්‍රියාකාරීත්වය කඩාකප්පල් කළහොත් සත්‍යාපකය අසාර්ථක වේ. </w:t>
-      </w:r>
-      <w:r>
-        <w:rPr>
-          <w:rFonts w:ascii="Times New Roman" w:hAnsi="Times New Roman" w:cs="Times New Roman" w:eastAsia="Times New Roman"/>
-          <w:b w:val="0"/>
-          <w:color w:val="000000"/>
-          <w:sz w:val="24"/>
-          <w:szCs w:val="24"/>
-        </w:rPr>
-        <w:t xml:space="preserve">Regression </w:t>
-      </w:r>
-      <w:r>
-        <w:rPr>
-          <w:rFonts w:ascii="Iskoola Pota" w:hAnsi="Iskoola Pota" w:cs="Iskoola Pota" w:eastAsia="Iskoola Pota"/>
-          <w:b w:val="0"/>
-          <w:color w:val="000000"/>
-          <w:sz w:val="24"/>
-          <w:szCs w:val="24"/>
-        </w:rPr>
-        <w:t>ආරක්ෂාව ඒකාබද්ධ කිරීමේ අවදානම අඩු කරයි.</w:t>
+        <w:t>අදියර සත්‍යාපනයේ ශාස්ත්‍රීය වටිනාකම: අදියර ගේට් සාධක ව්‍යාපෘති කළමනාකරණ විනය පෙන්වයි. තක්සේරු නිර්ණායක: පද්ධතිමය සංවර්ධන ප්‍රවේශය (</w:t>
+      </w:r>
+      <w:r>
+        <w:rPr>
+          <w:rFonts w:ascii="Times New Roman" w:hAnsi="Times New Roman" w:cs="Times New Roman" w:eastAsia="Times New Roman"/>
+          <w:b w:val="0"/>
+          <w:color w:val="000000"/>
+          <w:sz w:val="24"/>
+          <w:szCs w:val="24"/>
+        </w:rPr>
+        <w:t xml:space="preserve">ad hoc </w:t>
+      </w:r>
+      <w:r>
+        <w:rPr>
+          <w:rFonts w:ascii="Iskoola Pota" w:hAnsi="Iskoola Pota" w:cs="Iskoola Pota" w:eastAsia="Iskoola Pota"/>
+          <w:b w:val="0"/>
+          <w:color w:val="000000"/>
+          <w:sz w:val="24"/>
+          <w:szCs w:val="24"/>
+        </w:rPr>
+        <w:t xml:space="preserve">නොවේ), ගුණාත්මක පරීක්ෂණ ලකුණු (අවසාන මොහොතේ පරීක්ෂණ නොවේ), වර්ධක බෙදාහැරීම. අදියර සත්‍යාපනය </w:t>
+      </w:r>
+      <w:r>
+        <w:rPr>
+          <w:rFonts w:ascii="Times New Roman" w:hAnsi="Times New Roman" w:cs="Times New Roman" w:eastAsia="Times New Roman"/>
+          <w:b w:val="0"/>
+          <w:color w:val="000000"/>
+          <w:sz w:val="24"/>
+          <w:szCs w:val="24"/>
+        </w:rPr>
+        <w:t xml:space="preserve">Agile </w:t>
+      </w:r>
+      <w:r>
+        <w:rPr>
+          <w:rFonts w:ascii="Iskoola Pota" w:hAnsi="Iskoola Pota" w:cs="Iskoola Pota" w:eastAsia="Iskoola Pota"/>
+          <w:b w:val="0"/>
+          <w:color w:val="000000"/>
+          <w:sz w:val="24"/>
+          <w:szCs w:val="24"/>
+        </w:rPr>
+        <w:t>ක්‍රමවේදයේ ප්‍රායෝගික සාධකයකි.</w:t>
       </w:r>
     </w:p>
     <w:p>
@@ -16980,27 +16488,127 @@
           <w:sz w:val="24"/>
           <w:szCs w:val="24"/>
         </w:rPr>
-        <w:t xml:space="preserve">අදියර සත්‍යාපන ලේඛනගත කිරීම: එක් එක් සත්‍යාපන ධාවනයේ </w:t>
-      </w:r>
-      <w:r>
-        <w:rPr>
-          <w:rFonts w:ascii="Times New Roman" w:hAnsi="Times New Roman" w:cs="Times New Roman" w:eastAsia="Times New Roman"/>
-          <w:b w:val="0"/>
-          <w:color w:val="000000"/>
-          <w:sz w:val="24"/>
-          <w:szCs w:val="24"/>
-        </w:rPr>
-        <w:t xml:space="preserve">timestamp, </w:t>
-      </w:r>
-      <w:r>
-        <w:rPr>
-          <w:rFonts w:ascii="Iskoola Pota" w:hAnsi="Iskoola Pota" w:cs="Iskoola Pota" w:eastAsia="Iskoola Pota"/>
-          <w:b w:val="0"/>
-          <w:color w:val="000000"/>
-          <w:sz w:val="24"/>
-          <w:szCs w:val="24"/>
-        </w:rPr>
-        <w:t>කාලසීමාව, සමත්/අසාර්ථක ගණන සහ අසාර්ථක පරීක්ෂා විස්තර වාර්තා කරයි. සත්‍යාපන ඉතිහාසය සංවර්ධන කාලරේඛා සාධකයකි: අදියර කවදා සම්පූර්ණ වූයේද සහ කී උත්සාහයන් අවශ්‍ය වූයේද. ලේඛනගත කිරීම ශාස්ත්‍රීය තක්සේරුවට සහාය දෙයි.</w:t>
+        <w:t xml:space="preserve">අදියර සත්‍යාපන </w:t>
+      </w:r>
+      <w:r>
+        <w:rPr>
+          <w:rFonts w:ascii="Times New Roman" w:hAnsi="Times New Roman" w:cs="Times New Roman" w:eastAsia="Times New Roman"/>
+          <w:b w:val="0"/>
+          <w:color w:val="000000"/>
+          <w:sz w:val="24"/>
+          <w:szCs w:val="24"/>
+        </w:rPr>
+        <w:t xml:space="preserve">regression </w:t>
+      </w:r>
+      <w:r>
+        <w:rPr>
+          <w:rFonts w:ascii="Iskoola Pota" w:hAnsi="Iskoola Pota" w:cs="Iskoola Pota" w:eastAsia="Iskoola Pota"/>
+          <w:b w:val="0"/>
+          <w:color w:val="000000"/>
+          <w:sz w:val="24"/>
+          <w:szCs w:val="24"/>
+        </w:rPr>
+        <w:t xml:space="preserve">හඳුනා ගැනීම: </w:t>
+      </w:r>
+      <w:r>
+        <w:rPr>
+          <w:rFonts w:ascii="Times New Roman" w:hAnsi="Times New Roman" w:cs="Times New Roman" w:eastAsia="Times New Roman"/>
+          <w:b w:val="0"/>
+          <w:color w:val="000000"/>
+          <w:sz w:val="24"/>
+          <w:szCs w:val="24"/>
+        </w:rPr>
+        <w:t xml:space="preserve">Phase 4 </w:t>
+      </w:r>
+      <w:r>
+        <w:rPr>
+          <w:rFonts w:ascii="Iskoola Pota" w:hAnsi="Iskoola Pota" w:cs="Iskoola Pota" w:eastAsia="Iskoola Pota"/>
+          <w:b w:val="0"/>
+          <w:color w:val="000000"/>
+          <w:sz w:val="24"/>
+          <w:szCs w:val="24"/>
+        </w:rPr>
+        <w:t xml:space="preserve">සත්‍යාපකය </w:t>
+      </w:r>
+      <w:r>
+        <w:rPr>
+          <w:rFonts w:ascii="Times New Roman" w:hAnsi="Times New Roman" w:cs="Times New Roman" w:eastAsia="Times New Roman"/>
+          <w:b w:val="0"/>
+          <w:color w:val="000000"/>
+          <w:sz w:val="24"/>
+          <w:szCs w:val="24"/>
+        </w:rPr>
+        <w:t xml:space="preserve">Phase 1 </w:t>
+      </w:r>
+      <w:r>
+        <w:rPr>
+          <w:rFonts w:ascii="Iskoola Pota" w:hAnsi="Iskoola Pota" w:cs="Iskoola Pota" w:eastAsia="Iskoola Pota"/>
+          <w:b w:val="0"/>
+          <w:color w:val="000000"/>
+          <w:sz w:val="24"/>
+          <w:szCs w:val="24"/>
+        </w:rPr>
+        <w:t>පරීක්ෂා ද ඇතුළත් කරයි (</w:t>
+      </w:r>
+      <w:r>
+        <w:rPr>
+          <w:rFonts w:ascii="Times New Roman" w:hAnsi="Times New Roman" w:cs="Times New Roman" w:eastAsia="Times New Roman"/>
+          <w:b w:val="0"/>
+          <w:color w:val="000000"/>
+          <w:sz w:val="24"/>
+          <w:szCs w:val="24"/>
+        </w:rPr>
+        <w:t xml:space="preserve">health endpoints </w:t>
+      </w:r>
+      <w:r>
+        <w:rPr>
+          <w:rFonts w:ascii="Iskoola Pota" w:hAnsi="Iskoola Pota" w:cs="Iskoola Pota" w:eastAsia="Iskoola Pota"/>
+          <w:b w:val="0"/>
+          <w:color w:val="000000"/>
+          <w:sz w:val="24"/>
+          <w:szCs w:val="24"/>
+        </w:rPr>
+        <w:t xml:space="preserve">ඒකාබද්ධ කිරීමෙන් පසුත් ක්‍රියාකාරීද). </w:t>
+      </w:r>
+      <w:r>
+        <w:rPr>
+          <w:rFonts w:ascii="Times New Roman" w:hAnsi="Times New Roman" w:cs="Times New Roman" w:eastAsia="Times New Roman"/>
+          <w:b w:val="0"/>
+          <w:color w:val="000000"/>
+          <w:sz w:val="24"/>
+          <w:szCs w:val="24"/>
+        </w:rPr>
+        <w:t xml:space="preserve">Regression </w:t>
+      </w:r>
+      <w:r>
+        <w:rPr>
+          <w:rFonts w:ascii="Iskoola Pota" w:hAnsi="Iskoola Pota" w:cs="Iskoola Pota" w:eastAsia="Iskoola Pota"/>
+          <w:b w:val="0"/>
+          <w:color w:val="000000"/>
+          <w:sz w:val="24"/>
+          <w:szCs w:val="24"/>
+        </w:rPr>
+        <w:t xml:space="preserve">හඳුනා ගැනීම ඒකාබද්ධ පැති බලපෑම් හඳුනා ගනියි: නව සංරචකයක් පවතින ක්‍රියාකාරීත්වය කඩාකප්පල් කළහොත් සත්‍යාපකය අසාර්ථක වේ. </w:t>
+      </w:r>
+      <w:r>
+        <w:rPr>
+          <w:rFonts w:ascii="Times New Roman" w:hAnsi="Times New Roman" w:cs="Times New Roman" w:eastAsia="Times New Roman"/>
+          <w:b w:val="0"/>
+          <w:color w:val="000000"/>
+          <w:sz w:val="24"/>
+          <w:szCs w:val="24"/>
+        </w:rPr>
+        <w:t xml:space="preserve">Regression </w:t>
+      </w:r>
+      <w:r>
+        <w:rPr>
+          <w:rFonts w:ascii="Iskoola Pota" w:hAnsi="Iskoola Pota" w:cs="Iskoola Pota" w:eastAsia="Iskoola Pota"/>
+          <w:b w:val="0"/>
+          <w:color w:val="000000"/>
+          <w:sz w:val="24"/>
+          <w:szCs w:val="24"/>
+        </w:rPr>
+        <w:t>ආරක්ෂාව ඒකාබද්ධ කිරීමේ අවදානම අඩු කරයි.</w:t>
       </w:r>
     </w:p>
     <w:p>
@@ -17015,6 +16623,41 @@
           <w:sz w:val="24"/>
           <w:szCs w:val="24"/>
         </w:rPr>
+        <w:t xml:space="preserve">අදියර සත්‍යාපන ලේඛනගත කිරීම: එක් එක් සත්‍යාපන ධාවනයේ </w:t>
+      </w:r>
+      <w:r>
+        <w:rPr>
+          <w:rFonts w:ascii="Times New Roman" w:hAnsi="Times New Roman" w:cs="Times New Roman" w:eastAsia="Times New Roman"/>
+          <w:b w:val="0"/>
+          <w:color w:val="000000"/>
+          <w:sz w:val="24"/>
+          <w:szCs w:val="24"/>
+        </w:rPr>
+        <w:t xml:space="preserve">timestamp, </w:t>
+      </w:r>
+      <w:r>
+        <w:rPr>
+          <w:rFonts w:ascii="Iskoola Pota" w:hAnsi="Iskoola Pota" w:cs="Iskoola Pota" w:eastAsia="Iskoola Pota"/>
+          <w:b w:val="0"/>
+          <w:color w:val="000000"/>
+          <w:sz w:val="24"/>
+          <w:szCs w:val="24"/>
+        </w:rPr>
+        <w:t>කාලසීමාව, සමත්/අසාර්ථක ගණන සහ අසාර්ථක පරීක්ෂා විස්තර වාර්තා කරයි. සත්‍යාපන ඉතිහාසය සංවර්ධන කාලරේඛා සාධකයකි: අදියර කවදා සම්පූර්ණ වූයේද සහ කී උත්සාහයන් අවශ්‍ය වූයේද. ලේඛනගත කිරීම ශාස්ත්‍රීය තක්සේරුවට සහාය දෙයි.</w:t>
+      </w:r>
+    </w:p>
+    <w:p>
+      <w:pPr>
+        <w:spacing w:lineRule="auto" w:line="360" w:after="120"/>
+      </w:pPr>
+      <w:r>
+        <w:rPr>
+          <w:rFonts w:ascii="Iskoola Pota" w:hAnsi="Iskoola Pota" w:cs="Iskoola Pota" w:eastAsia="Iskoola Pota"/>
+          <w:b w:val="0"/>
+          <w:color w:val="000000"/>
+          <w:sz w:val="24"/>
+          <w:szCs w:val="24"/>
+        </w:rPr>
         <w:t xml:space="preserve">සත්‍යාපන </w:t>
       </w:r>
       <w:r>
@@ -17076,6 +16719,156 @@
           <w:szCs w:val="24"/>
         </w:rPr>
         <w:t>සපයයි. දෝෂ වාර්තාකරණය සංවර්ධක ඵලදායිතාව වැඩි දියුණු කර නිදොස්කරණ කාලය අඩු කරයි.</w:t>
+      </w:r>
+    </w:p>
+    <w:p>
+      <w:pPr>
+        <w:jc w:val="center"/>
+      </w:pPr>
+      <w:r>
+        <w:drawing>
+          <wp:inline xmlns:a="http://schemas.openxmlformats.org/drawingml/2006/main" xmlns:pic="http://schemas.openxmlformats.org/drawingml/2006/picture">
+            <wp:extent cx="5040000" cy="7192678"/>
+            <wp:docPr id="10" name="Picture 10"/>
+            <wp:cNvGraphicFramePr>
+              <a:graphicFrameLocks noChangeAspect="1"/>
+            </wp:cNvGraphicFramePr>
+            <a:graphic>
+              <a:graphicData uri="http://schemas.openxmlformats.org/drawingml/2006/picture">
+                <pic:pic>
+                  <pic:nvPicPr>
+                    <pic:cNvPr id="0" name="code-verify-phase1.png"/>
+                    <pic:cNvPicPr/>
+                  </pic:nvPicPr>
+                  <pic:blipFill>
+                    <a:blip r:embed="rId18"/>
+                    <a:stretch>
+                      <a:fillRect/>
+                    </a:stretch>
+                  </pic:blipFill>
+                  <pic:spPr>
+                    <a:xfrm>
+                      <a:off x="0" y="0"/>
+                      <a:ext cx="5040000" cy="7192678"/>
+                    </a:xfrm>
+                    <a:prstGeom prst="rect"/>
+                  </pic:spPr>
+                </pic:pic>
+              </a:graphicData>
+            </a:graphic>
+          </wp:inline>
+        </w:drawing>
+      </w:r>
+    </w:p>
+    <w:p>
+      <w:pPr>
+        <w:spacing w:after="200"/>
+        <w:jc w:val="center"/>
+      </w:pPr>
+      <w:r>
+        <w:rPr>
+          <w:rFonts w:ascii="Times New Roman" w:hAnsi="Times New Roman" w:cs="Times New Roman" w:eastAsia="Times New Roman"/>
+          <w:b w:val="0"/>
+          <w:color w:val="000000"/>
+          <w:sz w:val="22"/>
+          <w:szCs w:val="22"/>
+        </w:rPr>
+        <w:t xml:space="preserve">Figure: verify-phase1.mjs  AI, backend </w:t>
+      </w:r>
+      <w:r>
+        <w:rPr>
+          <w:rFonts w:ascii="Iskoola Pota" w:hAnsi="Iskoola Pota" w:cs="Iskoola Pota" w:eastAsia="Iskoola Pota"/>
+          <w:b w:val="0"/>
+          <w:color w:val="000000"/>
+          <w:sz w:val="22"/>
+          <w:szCs w:val="22"/>
+        </w:rPr>
+        <w:t xml:space="preserve">සහ </w:t>
+      </w:r>
+      <w:r>
+        <w:rPr>
+          <w:rFonts w:ascii="Times New Roman" w:hAnsi="Times New Roman" w:cs="Times New Roman" w:eastAsia="Times New Roman"/>
+          <w:b w:val="0"/>
+          <w:color w:val="000000"/>
+          <w:sz w:val="22"/>
+          <w:szCs w:val="22"/>
+        </w:rPr>
+        <w:t>frontend health exit gate</w:t>
+      </w:r>
+    </w:p>
+    <w:p>
+      <w:pPr>
+        <w:jc w:val="center"/>
+      </w:pPr>
+      <w:r>
+        <w:drawing>
+          <wp:inline xmlns:a="http://schemas.openxmlformats.org/drawingml/2006/main" xmlns:pic="http://schemas.openxmlformats.org/drawingml/2006/picture">
+            <wp:extent cx="5040000" cy="12634169"/>
+            <wp:docPr id="11" name="Picture 11"/>
+            <wp:cNvGraphicFramePr>
+              <a:graphicFrameLocks noChangeAspect="1"/>
+            </wp:cNvGraphicFramePr>
+            <a:graphic>
+              <a:graphicData uri="http://schemas.openxmlformats.org/drawingml/2006/picture">
+                <pic:pic>
+                  <pic:nvPicPr>
+                    <pic:cNvPr id="0" name="code-verify-phase4.png"/>
+                    <pic:cNvPicPr/>
+                  </pic:nvPicPr>
+                  <pic:blipFill>
+                    <a:blip r:embed="rId19"/>
+                    <a:stretch>
+                      <a:fillRect/>
+                    </a:stretch>
+                  </pic:blipFill>
+                  <pic:spPr>
+                    <a:xfrm>
+                      <a:off x="0" y="0"/>
+                      <a:ext cx="5040000" cy="12634169"/>
+                    </a:xfrm>
+                    <a:prstGeom prst="rect"/>
+                  </pic:spPr>
+                </pic:pic>
+              </a:graphicData>
+            </a:graphic>
+          </wp:inline>
+        </w:drawing>
+      </w:r>
+    </w:p>
+    <w:p>
+      <w:pPr>
+        <w:spacing w:after="200"/>
+        <w:jc w:val="center"/>
+      </w:pPr>
+      <w:r>
+        <w:rPr>
+          <w:rFonts w:ascii="Times New Roman" w:hAnsi="Times New Roman" w:cs="Times New Roman" w:eastAsia="Times New Roman"/>
+          <w:b w:val="0"/>
+          <w:color w:val="000000"/>
+          <w:sz w:val="22"/>
+          <w:szCs w:val="22"/>
+        </w:rPr>
+        <w:t xml:space="preserve">Figure: verify-phase4.mjs  upload 401 </w:t>
+      </w:r>
+      <w:r>
+        <w:rPr>
+          <w:rFonts w:ascii="Iskoola Pota" w:hAnsi="Iskoola Pota" w:cs="Iskoola Pota" w:eastAsia="Iskoola Pota"/>
+          <w:b w:val="0"/>
+          <w:color w:val="000000"/>
+          <w:sz w:val="22"/>
+          <w:szCs w:val="22"/>
+        </w:rPr>
+        <w:t xml:space="preserve">සහ </w:t>
+      </w:r>
+      <w:r>
+        <w:rPr>
+          <w:rFonts w:ascii="Times New Roman" w:hAnsi="Times New Roman" w:cs="Times New Roman" w:eastAsia="Times New Roman"/>
+          <w:b w:val="0"/>
+          <w:color w:val="000000"/>
+          <w:sz w:val="22"/>
+          <w:szCs w:val="22"/>
+        </w:rPr>
+        <w:t>MVP upload-extract-process flow</w:t>
       </w:r>
     </w:p>
     <w:p>
@@ -17293,6 +17086,161 @@
           <w:szCs w:val="24"/>
         </w:rPr>
         <w:t>සමාලෝචනය කිරීමේ අවශ්‍යතාව මෙය පැහැදිලිව පෙන්වයි.</w:t>
+      </w:r>
+    </w:p>
+    <w:p>
+      <w:pPr>
+        <w:spacing w:lineRule="auto" w:line="360" w:after="120"/>
+      </w:pPr>
+      <w:r>
+        <w:rPr>
+          <w:rFonts w:ascii="Iskoola Pota" w:hAnsi="Iskoola Pota" w:cs="Iskoola Pota" w:eastAsia="Iskoola Pota"/>
+          <w:b w:val="0"/>
+          <w:color w:val="000000"/>
+          <w:sz w:val="24"/>
+          <w:szCs w:val="24"/>
+        </w:rPr>
+        <w:t xml:space="preserve">වගුවෙන් පසු රූප තුනකින් තීරණාත්මක </w:t>
+      </w:r>
+      <w:r>
+        <w:rPr>
+          <w:rFonts w:ascii="Times New Roman" w:hAnsi="Times New Roman" w:cs="Times New Roman" w:eastAsia="Times New Roman"/>
+          <w:b w:val="0"/>
+          <w:color w:val="000000"/>
+          <w:sz w:val="24"/>
+          <w:szCs w:val="24"/>
+        </w:rPr>
+        <w:t xml:space="preserve">test cases </w:t>
+      </w:r>
+      <w:r>
+        <w:rPr>
+          <w:rFonts w:ascii="Iskoola Pota" w:hAnsi="Iskoola Pota" w:cs="Iskoola Pota" w:eastAsia="Iskoola Pota"/>
+          <w:b w:val="0"/>
+          <w:color w:val="000000"/>
+          <w:sz w:val="24"/>
+          <w:szCs w:val="24"/>
+        </w:rPr>
+        <w:t>දෙකක ක්‍රියාත්මක කිරීම පෙන්වයි: (</w:t>
+      </w:r>
+      <w:r>
+        <w:rPr>
+          <w:rFonts w:ascii="Times New Roman" w:hAnsi="Times New Roman" w:cs="Times New Roman" w:eastAsia="Times New Roman"/>
+          <w:b w:val="0"/>
+          <w:color w:val="000000"/>
+          <w:sz w:val="24"/>
+          <w:szCs w:val="24"/>
+        </w:rPr>
+        <w:t xml:space="preserve">i) TC #1 </w:t>
+      </w:r>
+      <w:r>
+        <w:rPr>
+          <w:rFonts w:ascii="Iskoola Pota" w:hAnsi="Iskoola Pota" w:cs="Iskoola Pota" w:eastAsia="Iskoola Pota"/>
+          <w:b w:val="0"/>
+          <w:color w:val="000000"/>
+          <w:sz w:val="24"/>
+          <w:szCs w:val="24"/>
+        </w:rPr>
+        <w:t xml:space="preserve">සඳහා </w:t>
+      </w:r>
+      <w:r>
+        <w:rPr>
+          <w:rFonts w:ascii="Times New Roman" w:hAnsi="Times New Roman" w:cs="Times New Roman" w:eastAsia="Times New Roman"/>
+          <w:b w:val="0"/>
+          <w:color w:val="000000"/>
+          <w:sz w:val="24"/>
+          <w:szCs w:val="24"/>
+        </w:rPr>
+        <w:t xml:space="preserve">pdf.js magic-byte validation </w:t>
+      </w:r>
+      <w:r>
+        <w:rPr>
+          <w:rFonts w:ascii="Iskoola Pota" w:hAnsi="Iskoola Pota" w:cs="Iskoola Pota" w:eastAsia="Iskoola Pota"/>
+          <w:b w:val="0"/>
+          <w:color w:val="000000"/>
+          <w:sz w:val="24"/>
+          <w:szCs w:val="24"/>
+        </w:rPr>
+        <w:t xml:space="preserve">සහ ඊට අදාළ </w:t>
+      </w:r>
+      <w:r>
+        <w:rPr>
+          <w:rFonts w:ascii="Times New Roman" w:hAnsi="Times New Roman" w:cs="Times New Roman" w:eastAsia="Times New Roman"/>
+          <w:b w:val="0"/>
+          <w:color w:val="000000"/>
+          <w:sz w:val="24"/>
+          <w:szCs w:val="24"/>
+        </w:rPr>
+        <w:t xml:space="preserve">backend unit test; (ii) TC #2 </w:t>
+      </w:r>
+      <w:r>
+        <w:rPr>
+          <w:rFonts w:ascii="Iskoola Pota" w:hAnsi="Iskoola Pota" w:cs="Iskoola Pota" w:eastAsia="Iskoola Pota"/>
+          <w:b w:val="0"/>
+          <w:color w:val="000000"/>
+          <w:sz w:val="24"/>
+          <w:szCs w:val="24"/>
+        </w:rPr>
+        <w:t xml:space="preserve">සඳහා </w:t>
+      </w:r>
+      <w:r>
+        <w:rPr>
+          <w:rFonts w:ascii="Times New Roman" w:hAnsi="Times New Roman" w:cs="Times New Roman" w:eastAsia="Times New Roman"/>
+          <w:b w:val="0"/>
+          <w:color w:val="000000"/>
+          <w:sz w:val="24"/>
+          <w:szCs w:val="24"/>
+        </w:rPr>
+        <w:t xml:space="preserve">invented date 2099 </w:t>
+      </w:r>
+      <w:r>
+        <w:rPr>
+          <w:rFonts w:ascii="Iskoola Pota" w:hAnsi="Iskoola Pota" w:cs="Iskoola Pota" w:eastAsia="Iskoola Pota"/>
+          <w:b w:val="0"/>
+          <w:color w:val="000000"/>
+          <w:sz w:val="24"/>
+          <w:szCs w:val="24"/>
+        </w:rPr>
+        <w:t xml:space="preserve">ප්‍රතික්ෂේප කර </w:t>
+      </w:r>
+      <w:r>
+        <w:rPr>
+          <w:rFonts w:ascii="Times New Roman" w:hAnsi="Times New Roman" w:cs="Times New Roman" w:eastAsia="Times New Roman"/>
+          <w:b w:val="0"/>
+          <w:color w:val="000000"/>
+          <w:sz w:val="24"/>
+          <w:szCs w:val="24"/>
+        </w:rPr>
+        <w:t xml:space="preserve">extractive fallback </w:t>
+      </w:r>
+      <w:r>
+        <w:rPr>
+          <w:rFonts w:ascii="Iskoola Pota" w:hAnsi="Iskoola Pota" w:cs="Iskoola Pota" w:eastAsia="Iskoola Pota"/>
+          <w:b w:val="0"/>
+          <w:color w:val="000000"/>
+          <w:sz w:val="24"/>
+          <w:szCs w:val="24"/>
+        </w:rPr>
+        <w:t xml:space="preserve">භාවිත කරන </w:t>
+      </w:r>
+      <w:r>
+        <w:rPr>
+          <w:rFonts w:ascii="Times New Roman" w:hAnsi="Times New Roman" w:cs="Times New Roman" w:eastAsia="Times New Roman"/>
+          <w:b w:val="0"/>
+          <w:color w:val="000000"/>
+          <w:sz w:val="24"/>
+          <w:szCs w:val="24"/>
+        </w:rPr>
+        <w:t xml:space="preserve">pytest </w:t>
+      </w:r>
+      <w:r>
+        <w:rPr>
+          <w:rFonts w:ascii="Iskoola Pota" w:hAnsi="Iskoola Pota" w:cs="Iskoola Pota" w:eastAsia="Iskoola Pota"/>
+          <w:b w:val="0"/>
+          <w:color w:val="000000"/>
+          <w:sz w:val="24"/>
+          <w:szCs w:val="24"/>
+        </w:rPr>
+        <w:t>අවස්ථා.</w:t>
       </w:r>
     </w:p>
     <w:p>
@@ -19424,6 +19372,191 @@
       </w:tr>
     </w:tbl>
     <w:p/>
+    <w:p>
+      <w:pPr>
+        <w:jc w:val="center"/>
+      </w:pPr>
+      <w:r>
+        <w:drawing>
+          <wp:inline xmlns:a="http://schemas.openxmlformats.org/drawingml/2006/main" xmlns:pic="http://schemas.openxmlformats.org/drawingml/2006/picture">
+            <wp:extent cx="5040000" cy="5082712"/>
+            <wp:docPr id="12" name="Picture 12"/>
+            <wp:cNvGraphicFramePr>
+              <a:graphicFrameLocks noChangeAspect="1"/>
+            </wp:cNvGraphicFramePr>
+            <a:graphic>
+              <a:graphicData uri="http://schemas.openxmlformats.org/drawingml/2006/picture">
+                <pic:pic>
+                  <pic:nvPicPr>
+                    <pic:cNvPr id="0" name="code-tc-pdf-magic.png"/>
+                    <pic:cNvPicPr/>
+                  </pic:nvPicPr>
+                  <pic:blipFill>
+                    <a:blip r:embed="rId20"/>
+                    <a:stretch>
+                      <a:fillRect/>
+                    </a:stretch>
+                  </pic:blipFill>
+                  <pic:spPr>
+                    <a:xfrm>
+                      <a:off x="0" y="0"/>
+                      <a:ext cx="5040000" cy="5082712"/>
+                    </a:xfrm>
+                    <a:prstGeom prst="rect"/>
+                  </pic:spPr>
+                </pic:pic>
+              </a:graphicData>
+            </a:graphic>
+          </wp:inline>
+        </w:drawing>
+      </w:r>
+    </w:p>
+    <w:p>
+      <w:pPr>
+        <w:spacing w:after="200"/>
+        <w:jc w:val="center"/>
+      </w:pPr>
+      <w:r>
+        <w:rPr>
+          <w:rFonts w:ascii="Times New Roman" w:hAnsi="Times New Roman" w:cs="Times New Roman" w:eastAsia="Times New Roman"/>
+          <w:b w:val="0"/>
+          <w:color w:val="000000"/>
+          <w:sz w:val="22"/>
+          <w:szCs w:val="22"/>
+        </w:rPr>
+        <w:t>Figure: TC #1  pdf.js  %PDF- magic-byte validation (assertUploadedPdf)</w:t>
+      </w:r>
+    </w:p>
+    <w:p>
+      <w:pPr>
+        <w:jc w:val="center"/>
+      </w:pPr>
+      <w:r>
+        <w:drawing>
+          <wp:inline xmlns:a="http://schemas.openxmlformats.org/drawingml/2006/main" xmlns:pic="http://schemas.openxmlformats.org/drawingml/2006/picture">
+            <wp:extent cx="5040000" cy="3416949"/>
+            <wp:docPr id="13" name="Picture 13"/>
+            <wp:cNvGraphicFramePr>
+              <a:graphicFrameLocks noChangeAspect="1"/>
+            </wp:cNvGraphicFramePr>
+            <a:graphic>
+              <a:graphicData uri="http://schemas.openxmlformats.org/drawingml/2006/picture">
+                <pic:pic>
+                  <pic:nvPicPr>
+                    <pic:cNvPr id="0" name="code-tc-pdf-test.png"/>
+                    <pic:cNvPicPr/>
+                  </pic:nvPicPr>
+                  <pic:blipFill>
+                    <a:blip r:embed="rId21"/>
+                    <a:stretch>
+                      <a:fillRect/>
+                    </a:stretch>
+                  </pic:blipFill>
+                  <pic:spPr>
+                    <a:xfrm>
+                      <a:off x="0" y="0"/>
+                      <a:ext cx="5040000" cy="3416949"/>
+                    </a:xfrm>
+                    <a:prstGeom prst="rect"/>
+                  </pic:spPr>
+                </pic:pic>
+              </a:graphicData>
+            </a:graphic>
+          </wp:inline>
+        </w:drawing>
+      </w:r>
+    </w:p>
+    <w:p>
+      <w:pPr>
+        <w:spacing w:after="200"/>
+        <w:jc w:val="center"/>
+      </w:pPr>
+      <w:r>
+        <w:rPr>
+          <w:rFonts w:ascii="Times New Roman" w:hAnsi="Times New Roman" w:cs="Times New Roman" w:eastAsia="Times New Roman"/>
+          <w:b w:val="0"/>
+          <w:color w:val="000000"/>
+          <w:sz w:val="22"/>
+          <w:szCs w:val="22"/>
+        </w:rPr>
+        <w:t>Figure: TC #1  backend/test/pdf.test.js  non-PDF upload rejection unit tests</w:t>
+      </w:r>
+    </w:p>
+    <w:p>
+      <w:pPr>
+        <w:jc w:val="center"/>
+      </w:pPr>
+      <w:r>
+        <w:drawing>
+          <wp:inline xmlns:a="http://schemas.openxmlformats.org/drawingml/2006/main" xmlns:pic="http://schemas.openxmlformats.org/drawingml/2006/picture">
+            <wp:extent cx="5040000" cy="4971661"/>
+            <wp:docPr id="14" name="Picture 14"/>
+            <wp:cNvGraphicFramePr>
+              <a:graphicFrameLocks noChangeAspect="1"/>
+            </wp:cNvGraphicFramePr>
+            <a:graphic>
+              <a:graphicData uri="http://schemas.openxmlformats.org/drawingml/2006/picture">
+                <pic:pic>
+                  <pic:nvPicPr>
+                    <pic:cNvPr id="0" name="code-tc-date-guardrail.png"/>
+                    <pic:cNvPicPr/>
+                  </pic:nvPicPr>
+                  <pic:blipFill>
+                    <a:blip r:embed="rId22"/>
+                    <a:stretch>
+                      <a:fillRect/>
+                    </a:stretch>
+                  </pic:blipFill>
+                  <pic:spPr>
+                    <a:xfrm>
+                      <a:off x="0" y="0"/>
+                      <a:ext cx="5040000" cy="4971661"/>
+                    </a:xfrm>
+                    <a:prstGeom prst="rect"/>
+                  </pic:spPr>
+                </pic:pic>
+              </a:graphicData>
+            </a:graphic>
+          </wp:inline>
+        </w:drawing>
+      </w:r>
+    </w:p>
+    <w:p>
+      <w:pPr>
+        <w:spacing w:after="200"/>
+        <w:jc w:val="center"/>
+      </w:pPr>
+      <w:r>
+        <w:rPr>
+          <w:rFonts w:ascii="Times New Roman" w:hAnsi="Times New Roman" w:cs="Times New Roman" w:eastAsia="Times New Roman"/>
+          <w:b w:val="0"/>
+          <w:color w:val="000000"/>
+          <w:sz w:val="22"/>
+          <w:szCs w:val="22"/>
+        </w:rPr>
+        <w:t xml:space="preserve">Figure: TC #2  test_guardrails.py  invented date 2099 rejection </w:t>
+      </w:r>
+      <w:r>
+        <w:rPr>
+          <w:rFonts w:ascii="Iskoola Pota" w:hAnsi="Iskoola Pota" w:cs="Iskoola Pota" w:eastAsia="Iskoola Pota"/>
+          <w:b w:val="0"/>
+          <w:color w:val="000000"/>
+          <w:sz w:val="22"/>
+          <w:szCs w:val="22"/>
+        </w:rPr>
+        <w:t xml:space="preserve">සහ </w:t>
+      </w:r>
+      <w:r>
+        <w:rPr>
+          <w:rFonts w:ascii="Times New Roman" w:hAnsi="Times New Roman" w:cs="Times New Roman" w:eastAsia="Times New Roman"/>
+          <w:b w:val="0"/>
+          <w:color w:val="000000"/>
+          <w:sz w:val="22"/>
+          <w:szCs w:val="22"/>
+        </w:rPr>
+        <w:t>fallback</w:t>
+      </w:r>
+    </w:p>
     <w:sectPr>
       <w:pgSz w:w="11906" w:h="16838"/>
       <w:pgMar w:top="1440" w:right="1440" w:bottom="1440" w:left="2268" w:header="720" w:footer="720" w:gutter="0"/>
